--- a/JavaCollectionsInterviewQ&A.docx
+++ b/JavaCollectionsInterviewQ&A.docx
@@ -67,16 +67,6 @@
           <w:szCs w:val="24"/>
           <w:lang w:val="en-IN"/>
         </w:rPr>
-        <w:t xml:space="preserve">1. </w:t>
-      </w:r>
-      <w:r>
-        <w:rPr>
-          <w:rFonts w:ascii="Times New Roman" w:hAnsi="Times New Roman" w:cs="Times New Roman"/>
-          <w:b/>
-          <w:sz w:val="24"/>
-          <w:szCs w:val="24"/>
-          <w:lang w:val="en-IN"/>
-        </w:rPr>
         <w:t>Why Iterable interface is root class for Collections instead of Collection interface?</w:t>
       </w:r>
     </w:p>
@@ -168,7 +158,37 @@
           <w:szCs w:val="24"/>
           <w:lang w:val="en-IN"/>
         </w:rPr>
-        <w:t>2. What is the difference between Collection and Collections?</w:t>
+        <w:t>What are</w:t>
+      </w:r>
+      <w:r>
+        <w:rPr>
+          <w:rFonts w:ascii="Times New Roman" w:hAnsi="Times New Roman" w:cs="Times New Roman"/>
+          <w:b/>
+          <w:sz w:val="24"/>
+          <w:szCs w:val="24"/>
+          <w:lang w:val="en-IN"/>
+        </w:rPr>
+        <w:t xml:space="preserve"> the difference</w:t>
+      </w:r>
+      <w:r>
+        <w:rPr>
+          <w:rFonts w:ascii="Times New Roman" w:hAnsi="Times New Roman" w:cs="Times New Roman"/>
+          <w:b/>
+          <w:sz w:val="24"/>
+          <w:szCs w:val="24"/>
+          <w:lang w:val="en-IN"/>
+        </w:rPr>
+        <w:t>s</w:t>
+      </w:r>
+      <w:r>
+        <w:rPr>
+          <w:rFonts w:ascii="Times New Roman" w:hAnsi="Times New Roman" w:cs="Times New Roman"/>
+          <w:b/>
+          <w:sz w:val="24"/>
+          <w:szCs w:val="24"/>
+          <w:lang w:val="en-IN"/>
+        </w:rPr>
+        <w:t xml:space="preserve"> between Collection and Collections?</w:t>
       </w:r>
     </w:p>
     <w:p>
@@ -552,7 +572,47 @@
           <w:szCs w:val="24"/>
           <w:lang w:val="en-IN"/>
         </w:rPr>
-        <w:t xml:space="preserve">3. Difference between </w:t>
+        <w:t>What are</w:t>
+      </w:r>
+      <w:r>
+        <w:rPr>
+          <w:rFonts w:ascii="Times New Roman" w:hAnsi="Times New Roman" w:cs="Times New Roman"/>
+          <w:b/>
+          <w:sz w:val="24"/>
+          <w:szCs w:val="24"/>
+          <w:lang w:val="en-IN"/>
+        </w:rPr>
+        <w:t xml:space="preserve"> the d</w:t>
+      </w:r>
+      <w:r>
+        <w:rPr>
+          <w:rFonts w:ascii="Times New Roman" w:hAnsi="Times New Roman" w:cs="Times New Roman"/>
+          <w:b/>
+          <w:sz w:val="24"/>
+          <w:szCs w:val="24"/>
+          <w:lang w:val="en-IN"/>
+        </w:rPr>
+        <w:t>ifference</w:t>
+      </w:r>
+      <w:r>
+        <w:rPr>
+          <w:rFonts w:ascii="Times New Roman" w:hAnsi="Times New Roman" w:cs="Times New Roman"/>
+          <w:b/>
+          <w:sz w:val="24"/>
+          <w:szCs w:val="24"/>
+          <w:lang w:val="en-IN"/>
+        </w:rPr>
+        <w:t>s</w:t>
+      </w:r>
+      <w:r>
+        <w:rPr>
+          <w:rFonts w:ascii="Times New Roman" w:hAnsi="Times New Roman" w:cs="Times New Roman"/>
+          <w:b/>
+          <w:sz w:val="24"/>
+          <w:szCs w:val="24"/>
+          <w:lang w:val="en-IN"/>
+        </w:rPr>
+        <w:t xml:space="preserve"> between </w:t>
       </w:r>
       <w:proofErr w:type="spellStart"/>
       <w:r>
@@ -653,7 +713,28 @@
           <w:szCs w:val="24"/>
           <w:lang w:val="en-IN"/>
         </w:rPr>
-        <w:t xml:space="preserve">1. This class uses a dynamic or </w:t>
+        <w:t>1. This class uses a dynamic or growable array to store the elements in it.</w:t>
+      </w:r>
+    </w:p>
+    <w:p>
+      <w:pPr>
+        <w:spacing w:after="0"/>
+        <w:ind w:left="720"/>
+        <w:rPr>
+          <w:rFonts w:ascii="Times New Roman" w:hAnsi="Times New Roman" w:cs="Times New Roman"/>
+          <w:sz w:val="24"/>
+          <w:szCs w:val="24"/>
+          <w:lang w:val="en-IN"/>
+        </w:rPr>
+      </w:pPr>
+      <w:r>
+        <w:rPr>
+          <w:rFonts w:ascii="Times New Roman" w:hAnsi="Times New Roman" w:cs="Times New Roman"/>
+          <w:sz w:val="24"/>
+          <w:szCs w:val="24"/>
+          <w:lang w:val="en-IN"/>
+        </w:rPr>
+        <w:t xml:space="preserve">2. Manipulating </w:t>
       </w:r>
       <w:proofErr w:type="spellStart"/>
       <w:r>
@@ -663,7 +744,7 @@
           <w:szCs w:val="24"/>
           <w:lang w:val="en-IN"/>
         </w:rPr>
-        <w:t>growable</w:t>
+        <w:t>ArrayList</w:t>
       </w:r>
       <w:proofErr w:type="spellEnd"/>
       <w:r>
@@ -673,7 +754,7 @@
           <w:szCs w:val="24"/>
           <w:lang w:val="en-IN"/>
         </w:rPr>
-        <w:t xml:space="preserve"> array to store the elements in it.</w:t>
+        <w:t xml:space="preserve"> takes more time due to the internal implementation. Whenever we remove an element, internally, the array is traversed and the memory bits are shifted.</w:t>
       </w:r>
     </w:p>
     <w:p>
@@ -694,27 +775,7 @@
           <w:szCs w:val="24"/>
           <w:lang w:val="en-IN"/>
         </w:rPr>
-        <w:t xml:space="preserve">2. Manipulating </w:t>
-      </w:r>
-      <w:proofErr w:type="spellStart"/>
-      <w:r>
-        <w:rPr>
-          <w:rFonts w:ascii="Times New Roman" w:hAnsi="Times New Roman" w:cs="Times New Roman"/>
-          <w:sz w:val="24"/>
-          <w:szCs w:val="24"/>
-          <w:lang w:val="en-IN"/>
-        </w:rPr>
-        <w:t>ArrayList</w:t>
-      </w:r>
-      <w:proofErr w:type="spellEnd"/>
-      <w:r>
-        <w:rPr>
-          <w:rFonts w:ascii="Times New Roman" w:hAnsi="Times New Roman" w:cs="Times New Roman"/>
-          <w:sz w:val="24"/>
-          <w:szCs w:val="24"/>
-          <w:lang w:val="en-IN"/>
-        </w:rPr>
-        <w:t xml:space="preserve"> takes more time due to the internal implementation. Whenever we remove an element, internally, the array is traversed and the memory bits are shifted.</w:t>
+        <w:t>3. This class implements a List interface.</w:t>
       </w:r>
     </w:p>
     <w:p>
@@ -735,48 +796,25 @@
           <w:szCs w:val="24"/>
           <w:lang w:val="en-IN"/>
         </w:rPr>
-        <w:t>3. This class implements a List interface.</w:t>
-      </w:r>
-    </w:p>
-    <w:p>
-      <w:pPr>
-        <w:spacing w:after="0"/>
-        <w:ind w:left="720"/>
-        <w:rPr>
-          <w:rFonts w:ascii="Times New Roman" w:hAnsi="Times New Roman" w:cs="Times New Roman"/>
-          <w:sz w:val="24"/>
-          <w:szCs w:val="24"/>
-          <w:lang w:val="en-IN"/>
-        </w:rPr>
-      </w:pPr>
-      <w:r>
-        <w:rPr>
-          <w:rFonts w:ascii="Times New Roman" w:hAnsi="Times New Roman" w:cs="Times New Roman"/>
-          <w:sz w:val="24"/>
-          <w:szCs w:val="24"/>
-          <w:lang w:val="en-IN"/>
-        </w:rPr>
-        <w:t xml:space="preserve">4. This class works better when the application </w:t>
-      </w:r>
-      <w:proofErr w:type="spellStart"/>
-      <w:r>
-        <w:rPr>
-          <w:rFonts w:ascii="Times New Roman" w:hAnsi="Times New Roman" w:cs="Times New Roman"/>
-          <w:sz w:val="24"/>
-          <w:szCs w:val="24"/>
-          <w:lang w:val="en-IN"/>
-        </w:rPr>
-        <w:t>damands</w:t>
-      </w:r>
-      <w:proofErr w:type="spellEnd"/>
-      <w:r>
-        <w:rPr>
-          <w:rFonts w:ascii="Times New Roman" w:hAnsi="Times New Roman" w:cs="Times New Roman"/>
-          <w:sz w:val="24"/>
-          <w:szCs w:val="24"/>
-          <w:lang w:val="en-IN"/>
-        </w:rPr>
-        <w:t xml:space="preserve"> storing the data and accessing it.</w:t>
+        <w:t>4. This class work</w:t>
+      </w:r>
+      <w:r>
+        <w:rPr>
+          <w:rFonts w:ascii="Times New Roman" w:hAnsi="Times New Roman" w:cs="Times New Roman"/>
+          <w:sz w:val="24"/>
+          <w:szCs w:val="24"/>
+          <w:lang w:val="en-IN"/>
+        </w:rPr>
+        <w:t>s better when the application de</w:t>
+      </w:r>
+      <w:r>
+        <w:rPr>
+          <w:rFonts w:ascii="Times New Roman" w:hAnsi="Times New Roman" w:cs="Times New Roman"/>
+          <w:sz w:val="24"/>
+          <w:szCs w:val="24"/>
+          <w:lang w:val="en-IN"/>
+        </w:rPr>
+        <w:t>mands storing the data and accessing it.</w:t>
       </w:r>
     </w:p>
     <w:p>
@@ -1059,7 +1097,38 @@
           <w:szCs w:val="24"/>
           <w:lang w:val="en-IN"/>
         </w:rPr>
-        <w:t>4. What is the difference between List and Set in Java?</w:t>
+        <w:lastRenderedPageBreak/>
+        <w:t>What are</w:t>
+      </w:r>
+      <w:r>
+        <w:rPr>
+          <w:rFonts w:ascii="Times New Roman" w:hAnsi="Times New Roman" w:cs="Times New Roman"/>
+          <w:b/>
+          <w:sz w:val="24"/>
+          <w:szCs w:val="24"/>
+          <w:lang w:val="en-IN"/>
+        </w:rPr>
+        <w:t xml:space="preserve"> the difference</w:t>
+      </w:r>
+      <w:r>
+        <w:rPr>
+          <w:rFonts w:ascii="Times New Roman" w:hAnsi="Times New Roman" w:cs="Times New Roman"/>
+          <w:b/>
+          <w:sz w:val="24"/>
+          <w:szCs w:val="24"/>
+          <w:lang w:val="en-IN"/>
+        </w:rPr>
+        <w:t>s</w:t>
+      </w:r>
+      <w:r>
+        <w:rPr>
+          <w:rFonts w:ascii="Times New Roman" w:hAnsi="Times New Roman" w:cs="Times New Roman"/>
+          <w:b/>
+          <w:sz w:val="24"/>
+          <w:szCs w:val="24"/>
+          <w:lang w:val="en-IN"/>
+        </w:rPr>
+        <w:t xml:space="preserve"> between List and Set in Java?</w:t>
       </w:r>
     </w:p>
     <w:p>
@@ -1084,7 +1153,6 @@
           <w:szCs w:val="24"/>
           <w:lang w:val="en-IN"/>
         </w:rPr>
-        <w:lastRenderedPageBreak/>
         <w:t>List:</w:t>
       </w:r>
     </w:p>
@@ -1591,7 +1659,37 @@
           <w:szCs w:val="24"/>
           <w:lang w:val="en-IN"/>
         </w:rPr>
-        <w:t>5. What is the difference between Queue and Stack?</w:t>
+        <w:t xml:space="preserve"> What are</w:t>
+      </w:r>
+      <w:r>
+        <w:rPr>
+          <w:rFonts w:ascii="Times New Roman" w:hAnsi="Times New Roman" w:cs="Times New Roman"/>
+          <w:b/>
+          <w:sz w:val="24"/>
+          <w:szCs w:val="24"/>
+          <w:lang w:val="en-IN"/>
+        </w:rPr>
+        <w:t xml:space="preserve"> the difference</w:t>
+      </w:r>
+      <w:r>
+        <w:rPr>
+          <w:rFonts w:ascii="Times New Roman" w:hAnsi="Times New Roman" w:cs="Times New Roman"/>
+          <w:b/>
+          <w:sz w:val="24"/>
+          <w:szCs w:val="24"/>
+          <w:lang w:val="en-IN"/>
+        </w:rPr>
+        <w:t>s</w:t>
+      </w:r>
+      <w:r>
+        <w:rPr>
+          <w:rFonts w:ascii="Times New Roman" w:hAnsi="Times New Roman" w:cs="Times New Roman"/>
+          <w:b/>
+          <w:sz w:val="24"/>
+          <w:szCs w:val="24"/>
+          <w:lang w:val="en-IN"/>
+        </w:rPr>
+        <w:t xml:space="preserve"> between Queue and Stack?</w:t>
       </w:r>
     </w:p>
     <w:p>
@@ -1892,7 +1990,17 @@
           <w:szCs w:val="24"/>
           <w:lang w:val="en-IN"/>
         </w:rPr>
-        <w:t xml:space="preserve">6. What is </w:t>
+        <w:t>What are</w:t>
+      </w:r>
+      <w:r>
+        <w:rPr>
+          <w:rFonts w:ascii="Times New Roman" w:hAnsi="Times New Roman" w:cs="Times New Roman"/>
+          <w:b/>
+          <w:sz w:val="24"/>
+          <w:szCs w:val="24"/>
+          <w:lang w:val="en-IN"/>
+        </w:rPr>
+        <w:t xml:space="preserve"> </w:t>
       </w:r>
       <w:proofErr w:type="spellStart"/>
       <w:r>
@@ -1984,7 +2092,34 @@
           <w:szCs w:val="24"/>
           <w:lang w:val="en-IN"/>
         </w:rPr>
-        <w:t>It eliminates the need for manual synchronization and is commonly used to implement the Producer-Consumer pattern where one thread produces data and another consumes it.</w:t>
+        <w:t>It eliminates the need of</w:t>
+      </w:r>
+      <w:r>
+        <w:rPr>
+          <w:rFonts w:ascii="Times New Roman" w:hAnsi="Times New Roman" w:cs="Times New Roman"/>
+          <w:sz w:val="24"/>
+          <w:szCs w:val="24"/>
+          <w:lang w:val="en-IN"/>
+        </w:rPr>
+        <w:t xml:space="preserve"> manual synchronization and</w:t>
+      </w:r>
+      <w:r>
+        <w:rPr>
+          <w:rFonts w:ascii="Times New Roman" w:hAnsi="Times New Roman" w:cs="Times New Roman"/>
+          <w:sz w:val="24"/>
+          <w:szCs w:val="24"/>
+          <w:lang w:val="en-IN"/>
+        </w:rPr>
+        <w:t xml:space="preserve"> it</w:t>
+      </w:r>
+      <w:r>
+        <w:rPr>
+          <w:rFonts w:ascii="Times New Roman" w:hAnsi="Times New Roman" w:cs="Times New Roman"/>
+          <w:sz w:val="24"/>
+          <w:szCs w:val="24"/>
+          <w:lang w:val="en-IN"/>
+        </w:rPr>
+        <w:t xml:space="preserve"> is commonly used to implement the Producer-Consumer pattern where one thread produces data and another consumes it.</w:t>
       </w:r>
     </w:p>
     <w:p>
@@ -2124,6 +2259,7 @@
           <w:szCs w:val="24"/>
           <w:lang w:val="en-IN"/>
         </w:rPr>
+        <w:lastRenderedPageBreak/>
         <w:t>Insert methods are:</w:t>
       </w:r>
     </w:p>
@@ -2145,7 +2281,6 @@
           <w:szCs w:val="24"/>
           <w:lang w:val="en-IN"/>
         </w:rPr>
-        <w:lastRenderedPageBreak/>
         <w:t xml:space="preserve">1. </w:t>
       </w:r>
       <w:proofErr w:type="gramStart"/>
@@ -2610,7 +2745,6 @@
     </w:p>
     <w:p>
       <w:pPr>
-        <w:spacing w:after="0"/>
         <w:ind w:firstLine="720"/>
         <w:rPr>
           <w:rFonts w:ascii="Times New Roman" w:hAnsi="Times New Roman" w:cs="Times New Roman"/>
@@ -2648,6 +2782,3846 @@
         </w:rPr>
         <w:t>: Elements in the queue becomes available after a delay.</w:t>
       </w:r>
+    </w:p>
+    <w:p>
+      <w:pPr>
+        <w:spacing w:after="0"/>
+        <w:rPr>
+          <w:rFonts w:ascii="Times New Roman" w:hAnsi="Times New Roman" w:cs="Times New Roman"/>
+          <w:b/>
+          <w:sz w:val="24"/>
+          <w:szCs w:val="24"/>
+          <w:lang w:val="en-IN"/>
+        </w:rPr>
+      </w:pPr>
+      <w:r>
+        <w:rPr>
+          <w:rFonts w:ascii="Times New Roman" w:hAnsi="Times New Roman" w:cs="Times New Roman"/>
+          <w:b/>
+          <w:sz w:val="24"/>
+          <w:szCs w:val="24"/>
+          <w:lang w:val="en-IN"/>
+        </w:rPr>
+        <w:t>What are</w:t>
+      </w:r>
+      <w:r>
+        <w:rPr>
+          <w:rFonts w:ascii="Times New Roman" w:hAnsi="Times New Roman" w:cs="Times New Roman"/>
+          <w:b/>
+          <w:sz w:val="24"/>
+          <w:szCs w:val="24"/>
+          <w:lang w:val="en-IN"/>
+        </w:rPr>
+        <w:t xml:space="preserve"> the d</w:t>
+      </w:r>
+      <w:r>
+        <w:rPr>
+          <w:rFonts w:ascii="Times New Roman" w:hAnsi="Times New Roman" w:cs="Times New Roman"/>
+          <w:b/>
+          <w:sz w:val="24"/>
+          <w:szCs w:val="24"/>
+          <w:lang w:val="en-IN"/>
+        </w:rPr>
+        <w:t>ifference</w:t>
+      </w:r>
+      <w:r>
+        <w:rPr>
+          <w:rFonts w:ascii="Times New Roman" w:hAnsi="Times New Roman" w:cs="Times New Roman"/>
+          <w:b/>
+          <w:sz w:val="24"/>
+          <w:szCs w:val="24"/>
+          <w:lang w:val="en-IN"/>
+        </w:rPr>
+        <w:t>s</w:t>
+      </w:r>
+      <w:r>
+        <w:rPr>
+          <w:rFonts w:ascii="Times New Roman" w:hAnsi="Times New Roman" w:cs="Times New Roman"/>
+          <w:b/>
+          <w:sz w:val="24"/>
+          <w:szCs w:val="24"/>
+          <w:lang w:val="en-IN"/>
+        </w:rPr>
+        <w:t xml:space="preserve"> between </w:t>
+      </w:r>
+      <w:proofErr w:type="spellStart"/>
+      <w:r>
+        <w:rPr>
+          <w:rFonts w:ascii="Times New Roman" w:hAnsi="Times New Roman" w:cs="Times New Roman"/>
+          <w:b/>
+          <w:sz w:val="24"/>
+          <w:szCs w:val="24"/>
+          <w:lang w:val="en-IN"/>
+        </w:rPr>
+        <w:t>ArrayList</w:t>
+      </w:r>
+      <w:proofErr w:type="spellEnd"/>
+      <w:r>
+        <w:rPr>
+          <w:rFonts w:ascii="Times New Roman" w:hAnsi="Times New Roman" w:cs="Times New Roman"/>
+          <w:b/>
+          <w:sz w:val="24"/>
+          <w:szCs w:val="24"/>
+          <w:lang w:val="en-IN"/>
+        </w:rPr>
+        <w:t xml:space="preserve"> and Vector in the Java Collection Framework?</w:t>
+      </w:r>
+    </w:p>
+    <w:p>
+      <w:pPr>
+        <w:pStyle w:val="ListParagraph"/>
+        <w:numPr>
+          <w:ilvl w:val="0"/>
+          <w:numId w:val="12"/>
+        </w:numPr>
+        <w:spacing w:after="0"/>
+        <w:rPr>
+          <w:rFonts w:ascii="Times New Roman" w:hAnsi="Times New Roman" w:cs="Times New Roman"/>
+          <w:sz w:val="24"/>
+          <w:szCs w:val="24"/>
+          <w:lang w:val="en-IN"/>
+        </w:rPr>
+      </w:pPr>
+      <w:proofErr w:type="spellStart"/>
+      <w:r>
+        <w:rPr>
+          <w:rFonts w:ascii="Times New Roman" w:hAnsi="Times New Roman" w:cs="Times New Roman"/>
+          <w:sz w:val="24"/>
+          <w:szCs w:val="24"/>
+          <w:lang w:val="en-IN"/>
+        </w:rPr>
+        <w:t>ArrayList</w:t>
+      </w:r>
+      <w:proofErr w:type="spellEnd"/>
+      <w:r>
+        <w:rPr>
+          <w:rFonts w:ascii="Times New Roman" w:hAnsi="Times New Roman" w:cs="Times New Roman"/>
+          <w:sz w:val="24"/>
+          <w:szCs w:val="24"/>
+          <w:lang w:val="en-IN"/>
+        </w:rPr>
+        <w:t>:</w:t>
+      </w:r>
+    </w:p>
+    <w:p>
+      <w:pPr>
+        <w:spacing w:after="0"/>
+        <w:ind w:left="720"/>
+        <w:rPr>
+          <w:rFonts w:ascii="Times New Roman" w:hAnsi="Times New Roman" w:cs="Times New Roman"/>
+          <w:sz w:val="24"/>
+          <w:szCs w:val="24"/>
+          <w:lang w:val="en-IN"/>
+        </w:rPr>
+      </w:pPr>
+      <w:r>
+        <w:rPr>
+          <w:rFonts w:ascii="Times New Roman" w:hAnsi="Times New Roman" w:cs="Times New Roman"/>
+          <w:sz w:val="24"/>
+          <w:szCs w:val="24"/>
+          <w:lang w:val="en-IN"/>
+        </w:rPr>
+        <w:t>1. It is not synchronized.</w:t>
+      </w:r>
+    </w:p>
+    <w:p>
+      <w:pPr>
+        <w:spacing w:after="0"/>
+        <w:ind w:left="720"/>
+        <w:rPr>
+          <w:rFonts w:ascii="Times New Roman" w:hAnsi="Times New Roman" w:cs="Times New Roman"/>
+          <w:sz w:val="24"/>
+          <w:szCs w:val="24"/>
+          <w:lang w:val="en-IN"/>
+        </w:rPr>
+      </w:pPr>
+      <w:r>
+        <w:rPr>
+          <w:rFonts w:ascii="Times New Roman" w:hAnsi="Times New Roman" w:cs="Times New Roman"/>
+          <w:sz w:val="24"/>
+          <w:szCs w:val="24"/>
+          <w:lang w:val="en-IN"/>
+        </w:rPr>
+        <w:t>2. It is not thread safe.</w:t>
+      </w:r>
+    </w:p>
+    <w:p>
+      <w:pPr>
+        <w:spacing w:after="0"/>
+        <w:ind w:left="720"/>
+        <w:rPr>
+          <w:rFonts w:ascii="Times New Roman" w:hAnsi="Times New Roman" w:cs="Times New Roman"/>
+          <w:sz w:val="24"/>
+          <w:szCs w:val="24"/>
+          <w:lang w:val="en-IN"/>
+        </w:rPr>
+      </w:pPr>
+      <w:r>
+        <w:rPr>
+          <w:rFonts w:ascii="Times New Roman" w:hAnsi="Times New Roman" w:cs="Times New Roman"/>
+          <w:sz w:val="24"/>
+          <w:szCs w:val="24"/>
+          <w:lang w:val="en-IN"/>
+        </w:rPr>
+        <w:t>3. It very fast compared to Vector.</w:t>
+      </w:r>
+    </w:p>
+    <w:p>
+      <w:pPr>
+        <w:spacing w:after="0"/>
+        <w:ind w:left="720"/>
+        <w:rPr>
+          <w:rFonts w:ascii="Times New Roman" w:hAnsi="Times New Roman" w:cs="Times New Roman"/>
+          <w:sz w:val="24"/>
+          <w:szCs w:val="24"/>
+          <w:lang w:val="en-IN"/>
+        </w:rPr>
+      </w:pPr>
+      <w:r>
+        <w:rPr>
+          <w:rFonts w:ascii="Times New Roman" w:hAnsi="Times New Roman" w:cs="Times New Roman"/>
+          <w:sz w:val="24"/>
+          <w:szCs w:val="24"/>
+          <w:lang w:val="en-IN"/>
+        </w:rPr>
+        <w:t>4. It is introduced in Java 1.2</w:t>
+      </w:r>
+    </w:p>
+    <w:p>
+      <w:pPr>
+        <w:spacing w:after="0"/>
+        <w:ind w:left="720"/>
+        <w:rPr>
+          <w:rFonts w:ascii="Times New Roman" w:hAnsi="Times New Roman" w:cs="Times New Roman"/>
+          <w:sz w:val="24"/>
+          <w:szCs w:val="24"/>
+          <w:lang w:val="en-IN"/>
+        </w:rPr>
+      </w:pPr>
+      <w:r>
+        <w:rPr>
+          <w:rFonts w:ascii="Times New Roman" w:hAnsi="Times New Roman" w:cs="Times New Roman"/>
+          <w:sz w:val="24"/>
+          <w:szCs w:val="24"/>
+          <w:lang w:val="en-IN"/>
+        </w:rPr>
+        <w:t>5. It is recommended in single threaded applications.</w:t>
+      </w:r>
+    </w:p>
+    <w:p>
+      <w:pPr>
+        <w:spacing w:after="0"/>
+        <w:ind w:left="720"/>
+        <w:rPr>
+          <w:rFonts w:ascii="Times New Roman" w:hAnsi="Times New Roman" w:cs="Times New Roman"/>
+          <w:sz w:val="24"/>
+          <w:szCs w:val="24"/>
+          <w:lang w:val="en-IN"/>
+        </w:rPr>
+      </w:pPr>
+      <w:r>
+        <w:rPr>
+          <w:rFonts w:ascii="Times New Roman" w:hAnsi="Times New Roman" w:cs="Times New Roman"/>
+          <w:sz w:val="24"/>
+          <w:szCs w:val="24"/>
+          <w:lang w:val="en-IN"/>
+        </w:rPr>
+        <w:t xml:space="preserve">6. When </w:t>
+      </w:r>
+      <w:proofErr w:type="gramStart"/>
+      <w:r>
+        <w:rPr>
+          <w:rFonts w:ascii="Times New Roman" w:hAnsi="Times New Roman" w:cs="Times New Roman"/>
+          <w:sz w:val="24"/>
+          <w:szCs w:val="24"/>
+          <w:lang w:val="en-IN"/>
+        </w:rPr>
+        <w:t>it's</w:t>
+      </w:r>
+      <w:proofErr w:type="gramEnd"/>
+      <w:r>
+        <w:rPr>
+          <w:rFonts w:ascii="Times New Roman" w:hAnsi="Times New Roman" w:cs="Times New Roman"/>
+          <w:sz w:val="24"/>
+          <w:szCs w:val="24"/>
+          <w:lang w:val="en-IN"/>
+        </w:rPr>
+        <w:t xml:space="preserve"> capacity exceeded, it's capacity increases to 50% of current size.</w:t>
+      </w:r>
+    </w:p>
+    <w:p>
+      <w:pPr>
+        <w:spacing w:after="0"/>
+        <w:ind w:left="720"/>
+        <w:rPr>
+          <w:rFonts w:ascii="Times New Roman" w:hAnsi="Times New Roman" w:cs="Times New Roman"/>
+          <w:sz w:val="24"/>
+          <w:szCs w:val="24"/>
+          <w:lang w:val="en-IN"/>
+        </w:rPr>
+      </w:pPr>
+      <w:r>
+        <w:rPr>
+          <w:rFonts w:ascii="Times New Roman" w:hAnsi="Times New Roman" w:cs="Times New Roman"/>
+          <w:sz w:val="24"/>
+          <w:szCs w:val="24"/>
+          <w:lang w:val="en-IN"/>
+        </w:rPr>
+        <w:t xml:space="preserve">7. </w:t>
+      </w:r>
+      <w:r>
+        <w:rPr>
+          <w:rFonts w:ascii="Times New Roman" w:hAnsi="Times New Roman" w:cs="Times New Roman"/>
+          <w:sz w:val="24"/>
+          <w:szCs w:val="24"/>
+          <w:lang w:val="en-IN"/>
+        </w:rPr>
+        <w:t xml:space="preserve">It uses the </w:t>
+      </w:r>
+      <w:proofErr w:type="spellStart"/>
+      <w:r>
+        <w:rPr>
+          <w:rFonts w:ascii="Times New Roman" w:hAnsi="Times New Roman" w:cs="Times New Roman"/>
+          <w:sz w:val="24"/>
+          <w:szCs w:val="24"/>
+          <w:lang w:val="en-IN"/>
+        </w:rPr>
+        <w:t>Iterator</w:t>
+      </w:r>
+      <w:proofErr w:type="spellEnd"/>
+      <w:r>
+        <w:rPr>
+          <w:rFonts w:ascii="Times New Roman" w:hAnsi="Times New Roman" w:cs="Times New Roman"/>
+          <w:sz w:val="24"/>
+          <w:szCs w:val="24"/>
+          <w:lang w:val="en-IN"/>
+        </w:rPr>
+        <w:t xml:space="preserve"> interface for element traversal.</w:t>
+      </w:r>
+    </w:p>
+    <w:p>
+      <w:pPr>
+        <w:pStyle w:val="ListParagraph"/>
+        <w:numPr>
+          <w:ilvl w:val="0"/>
+          <w:numId w:val="12"/>
+        </w:numPr>
+        <w:spacing w:after="0"/>
+        <w:rPr>
+          <w:rFonts w:ascii="Times New Roman" w:hAnsi="Times New Roman" w:cs="Times New Roman"/>
+          <w:sz w:val="24"/>
+          <w:szCs w:val="24"/>
+          <w:lang w:val="en-IN"/>
+        </w:rPr>
+      </w:pPr>
+      <w:r>
+        <w:rPr>
+          <w:rFonts w:ascii="Times New Roman" w:hAnsi="Times New Roman" w:cs="Times New Roman"/>
+          <w:sz w:val="24"/>
+          <w:szCs w:val="24"/>
+          <w:lang w:val="en-IN"/>
+        </w:rPr>
+        <w:t>Vector:</w:t>
+      </w:r>
+    </w:p>
+    <w:p>
+      <w:pPr>
+        <w:pStyle w:val="ListParagraph"/>
+        <w:spacing w:after="0"/>
+        <w:rPr>
+          <w:rFonts w:ascii="Times New Roman" w:hAnsi="Times New Roman" w:cs="Times New Roman"/>
+          <w:sz w:val="24"/>
+          <w:szCs w:val="24"/>
+          <w:lang w:val="en-IN"/>
+        </w:rPr>
+      </w:pPr>
+      <w:r>
+        <w:rPr>
+          <w:rFonts w:ascii="Times New Roman" w:hAnsi="Times New Roman" w:cs="Times New Roman"/>
+          <w:sz w:val="24"/>
+          <w:szCs w:val="24"/>
+          <w:lang w:val="en-IN"/>
+        </w:rPr>
+        <w:t>1. It is synchronized.</w:t>
+      </w:r>
+    </w:p>
+    <w:p>
+      <w:pPr>
+        <w:pStyle w:val="ListParagraph"/>
+        <w:spacing w:after="0"/>
+        <w:rPr>
+          <w:rFonts w:ascii="Times New Roman" w:hAnsi="Times New Roman" w:cs="Times New Roman"/>
+          <w:sz w:val="24"/>
+          <w:szCs w:val="24"/>
+          <w:lang w:val="en-IN"/>
+        </w:rPr>
+      </w:pPr>
+      <w:r>
+        <w:rPr>
+          <w:rFonts w:ascii="Times New Roman" w:hAnsi="Times New Roman" w:cs="Times New Roman"/>
+          <w:sz w:val="24"/>
+          <w:szCs w:val="24"/>
+          <w:lang w:val="en-IN"/>
+        </w:rPr>
+        <w:t xml:space="preserve">2. It is </w:t>
+      </w:r>
+      <w:proofErr w:type="gramStart"/>
+      <w:r>
+        <w:rPr>
+          <w:rFonts w:ascii="Times New Roman" w:hAnsi="Times New Roman" w:cs="Times New Roman"/>
+          <w:sz w:val="24"/>
+          <w:szCs w:val="24"/>
+          <w:lang w:val="en-IN"/>
+        </w:rPr>
+        <w:t>thread</w:t>
+      </w:r>
+      <w:proofErr w:type="gramEnd"/>
+      <w:r>
+        <w:rPr>
+          <w:rFonts w:ascii="Times New Roman" w:hAnsi="Times New Roman" w:cs="Times New Roman"/>
+          <w:sz w:val="24"/>
+          <w:szCs w:val="24"/>
+          <w:lang w:val="en-IN"/>
+        </w:rPr>
+        <w:t xml:space="preserve"> safe because its methods are synchronized.</w:t>
+      </w:r>
+    </w:p>
+    <w:p>
+      <w:pPr>
+        <w:pStyle w:val="ListParagraph"/>
+        <w:spacing w:after="0"/>
+        <w:rPr>
+          <w:rFonts w:ascii="Times New Roman" w:hAnsi="Times New Roman" w:cs="Times New Roman"/>
+          <w:sz w:val="24"/>
+          <w:szCs w:val="24"/>
+          <w:lang w:val="en-IN"/>
+        </w:rPr>
+      </w:pPr>
+      <w:r>
+        <w:rPr>
+          <w:rFonts w:ascii="Times New Roman" w:hAnsi="Times New Roman" w:cs="Times New Roman"/>
+          <w:sz w:val="24"/>
+          <w:szCs w:val="24"/>
+          <w:lang w:val="en-IN"/>
+        </w:rPr>
+        <w:t>3. It is slower due lock overheads.</w:t>
+      </w:r>
+    </w:p>
+    <w:p>
+      <w:pPr>
+        <w:pStyle w:val="ListParagraph"/>
+        <w:spacing w:after="0"/>
+        <w:rPr>
+          <w:rFonts w:ascii="Times New Roman" w:hAnsi="Times New Roman" w:cs="Times New Roman"/>
+          <w:sz w:val="24"/>
+          <w:szCs w:val="24"/>
+          <w:lang w:val="en-IN"/>
+        </w:rPr>
+      </w:pPr>
+      <w:r>
+        <w:rPr>
+          <w:rFonts w:ascii="Times New Roman" w:hAnsi="Times New Roman" w:cs="Times New Roman"/>
+          <w:sz w:val="24"/>
+          <w:szCs w:val="24"/>
+          <w:lang w:val="en-IN"/>
+        </w:rPr>
+        <w:t>4. It is introduced in Java 1.0 (Legacy class)</w:t>
+      </w:r>
+    </w:p>
+    <w:p>
+      <w:pPr>
+        <w:pStyle w:val="ListParagraph"/>
+        <w:spacing w:after="0"/>
+        <w:rPr>
+          <w:rFonts w:ascii="Times New Roman" w:hAnsi="Times New Roman" w:cs="Times New Roman"/>
+          <w:sz w:val="24"/>
+          <w:szCs w:val="24"/>
+          <w:lang w:val="en-IN"/>
+        </w:rPr>
+      </w:pPr>
+      <w:r>
+        <w:rPr>
+          <w:rFonts w:ascii="Times New Roman" w:hAnsi="Times New Roman" w:cs="Times New Roman"/>
+          <w:sz w:val="24"/>
+          <w:szCs w:val="24"/>
+          <w:lang w:val="en-IN"/>
+        </w:rPr>
+        <w:t>5. It is recommended in multi threaded applications.</w:t>
+      </w:r>
+    </w:p>
+    <w:p>
+      <w:pPr>
+        <w:pStyle w:val="ListParagraph"/>
+        <w:rPr>
+          <w:rFonts w:ascii="Times New Roman" w:hAnsi="Times New Roman" w:cs="Times New Roman"/>
+          <w:sz w:val="24"/>
+          <w:szCs w:val="24"/>
+          <w:lang w:val="en-IN"/>
+        </w:rPr>
+      </w:pPr>
+      <w:r>
+        <w:rPr>
+          <w:rFonts w:ascii="Times New Roman" w:hAnsi="Times New Roman" w:cs="Times New Roman"/>
+          <w:sz w:val="24"/>
+          <w:szCs w:val="24"/>
+          <w:lang w:val="en-IN"/>
+        </w:rPr>
+        <w:t xml:space="preserve">6. When it's capacity exceeded, it's capacity increases to </w:t>
+      </w:r>
+      <w:proofErr w:type="gramStart"/>
+      <w:r>
+        <w:rPr>
+          <w:rFonts w:ascii="Times New Roman" w:hAnsi="Times New Roman" w:cs="Times New Roman"/>
+          <w:sz w:val="24"/>
+          <w:szCs w:val="24"/>
+          <w:lang w:val="en-IN"/>
+        </w:rPr>
+        <w:t>100%</w:t>
+      </w:r>
+      <w:proofErr w:type="gramEnd"/>
+      <w:r>
+        <w:rPr>
+          <w:rFonts w:ascii="Times New Roman" w:hAnsi="Times New Roman" w:cs="Times New Roman"/>
+          <w:sz w:val="24"/>
+          <w:szCs w:val="24"/>
+          <w:lang w:val="en-IN"/>
+        </w:rPr>
+        <w:t>(double) of current size.</w:t>
+      </w:r>
+    </w:p>
+    <w:p>
+      <w:pPr>
+        <w:pStyle w:val="ListParagraph"/>
+        <w:rPr>
+          <w:rFonts w:ascii="Times New Roman" w:hAnsi="Times New Roman" w:cs="Times New Roman"/>
+          <w:sz w:val="24"/>
+          <w:szCs w:val="24"/>
+          <w:lang w:val="en-IN"/>
+        </w:rPr>
+      </w:pPr>
+      <w:r>
+        <w:rPr>
+          <w:rFonts w:ascii="Times New Roman" w:hAnsi="Times New Roman" w:cs="Times New Roman"/>
+          <w:sz w:val="24"/>
+          <w:szCs w:val="24"/>
+          <w:lang w:val="en-IN"/>
+        </w:rPr>
+        <w:t xml:space="preserve">7. </w:t>
+      </w:r>
+      <w:r>
+        <w:rPr>
+          <w:rFonts w:ascii="Times New Roman" w:hAnsi="Times New Roman" w:cs="Times New Roman"/>
+          <w:sz w:val="24"/>
+          <w:szCs w:val="24"/>
+          <w:lang w:val="en-IN"/>
+        </w:rPr>
+        <w:t xml:space="preserve">It can use either the </w:t>
+      </w:r>
+      <w:proofErr w:type="spellStart"/>
+      <w:r>
+        <w:rPr>
+          <w:rFonts w:ascii="Times New Roman" w:hAnsi="Times New Roman" w:cs="Times New Roman"/>
+          <w:sz w:val="24"/>
+          <w:szCs w:val="24"/>
+          <w:lang w:val="en-IN"/>
+        </w:rPr>
+        <w:t>Iterator</w:t>
+      </w:r>
+      <w:proofErr w:type="spellEnd"/>
+      <w:r>
+        <w:rPr>
+          <w:rFonts w:ascii="Times New Roman" w:hAnsi="Times New Roman" w:cs="Times New Roman"/>
+          <w:sz w:val="24"/>
+          <w:szCs w:val="24"/>
+          <w:lang w:val="en-IN"/>
+        </w:rPr>
+        <w:t xml:space="preserve"> interface or the older Enumeration interface for element traversal.</w:t>
+      </w:r>
+    </w:p>
+    <w:p>
+      <w:pPr>
+        <w:spacing w:after="0"/>
+        <w:rPr>
+          <w:rFonts w:ascii="Times New Roman" w:hAnsi="Times New Roman" w:cs="Times New Roman"/>
+          <w:b/>
+          <w:sz w:val="24"/>
+          <w:szCs w:val="24"/>
+          <w:lang w:val="en-IN"/>
+        </w:rPr>
+      </w:pPr>
+      <w:r>
+        <w:rPr>
+          <w:rFonts w:ascii="Times New Roman" w:hAnsi="Times New Roman" w:cs="Times New Roman"/>
+          <w:b/>
+          <w:sz w:val="24"/>
+          <w:szCs w:val="24"/>
+          <w:lang w:val="en-IN"/>
+        </w:rPr>
+        <w:t>What are</w:t>
+      </w:r>
+      <w:r>
+        <w:rPr>
+          <w:rFonts w:ascii="Times New Roman" w:hAnsi="Times New Roman" w:cs="Times New Roman"/>
+          <w:b/>
+          <w:sz w:val="24"/>
+          <w:szCs w:val="24"/>
+          <w:lang w:val="en-IN"/>
+        </w:rPr>
+        <w:t xml:space="preserve"> the d</w:t>
+      </w:r>
+      <w:r>
+        <w:rPr>
+          <w:rFonts w:ascii="Times New Roman" w:hAnsi="Times New Roman" w:cs="Times New Roman"/>
+          <w:b/>
+          <w:sz w:val="24"/>
+          <w:szCs w:val="24"/>
+          <w:lang w:val="en-IN"/>
+        </w:rPr>
+        <w:t>ifference</w:t>
+      </w:r>
+      <w:r>
+        <w:rPr>
+          <w:rFonts w:ascii="Times New Roman" w:hAnsi="Times New Roman" w:cs="Times New Roman"/>
+          <w:b/>
+          <w:sz w:val="24"/>
+          <w:szCs w:val="24"/>
+          <w:lang w:val="en-IN"/>
+        </w:rPr>
+        <w:t>s</w:t>
+      </w:r>
+      <w:r>
+        <w:rPr>
+          <w:rFonts w:ascii="Times New Roman" w:hAnsi="Times New Roman" w:cs="Times New Roman"/>
+          <w:b/>
+          <w:sz w:val="24"/>
+          <w:szCs w:val="24"/>
+          <w:lang w:val="en-IN"/>
+        </w:rPr>
+        <w:t xml:space="preserve"> between </w:t>
+      </w:r>
+      <w:proofErr w:type="spellStart"/>
+      <w:r>
+        <w:rPr>
+          <w:rFonts w:ascii="Times New Roman" w:hAnsi="Times New Roman" w:cs="Times New Roman"/>
+          <w:b/>
+          <w:sz w:val="24"/>
+          <w:szCs w:val="24"/>
+          <w:lang w:val="en-IN"/>
+        </w:rPr>
+        <w:t>Iterator</w:t>
+      </w:r>
+      <w:proofErr w:type="spellEnd"/>
+      <w:r>
+        <w:rPr>
+          <w:rFonts w:ascii="Times New Roman" w:hAnsi="Times New Roman" w:cs="Times New Roman"/>
+          <w:b/>
+          <w:sz w:val="24"/>
+          <w:szCs w:val="24"/>
+          <w:lang w:val="en-IN"/>
+        </w:rPr>
+        <w:t xml:space="preserve"> and </w:t>
+      </w:r>
+      <w:proofErr w:type="spellStart"/>
+      <w:r>
+        <w:rPr>
+          <w:rFonts w:ascii="Times New Roman" w:hAnsi="Times New Roman" w:cs="Times New Roman"/>
+          <w:b/>
+          <w:sz w:val="24"/>
+          <w:szCs w:val="24"/>
+          <w:lang w:val="en-IN"/>
+        </w:rPr>
+        <w:t>ListIterator</w:t>
+      </w:r>
+      <w:proofErr w:type="spellEnd"/>
+      <w:r>
+        <w:rPr>
+          <w:rFonts w:ascii="Times New Roman" w:hAnsi="Times New Roman" w:cs="Times New Roman"/>
+          <w:b/>
+          <w:sz w:val="24"/>
+          <w:szCs w:val="24"/>
+          <w:lang w:val="en-IN"/>
+        </w:rPr>
+        <w:t>?</w:t>
+      </w:r>
+    </w:p>
+    <w:p>
+      <w:pPr>
+        <w:pStyle w:val="ListParagraph"/>
+        <w:numPr>
+          <w:ilvl w:val="0"/>
+          <w:numId w:val="12"/>
+        </w:numPr>
+        <w:spacing w:after="0"/>
+        <w:rPr>
+          <w:rFonts w:ascii="Times New Roman" w:hAnsi="Times New Roman" w:cs="Times New Roman"/>
+          <w:sz w:val="24"/>
+          <w:szCs w:val="24"/>
+          <w:lang w:val="en-IN"/>
+        </w:rPr>
+      </w:pPr>
+      <w:proofErr w:type="spellStart"/>
+      <w:r>
+        <w:rPr>
+          <w:rFonts w:ascii="Times New Roman" w:hAnsi="Times New Roman" w:cs="Times New Roman"/>
+          <w:sz w:val="24"/>
+          <w:szCs w:val="24"/>
+          <w:lang w:val="en-IN"/>
+        </w:rPr>
+        <w:lastRenderedPageBreak/>
+        <w:t>Iterator</w:t>
+      </w:r>
+      <w:proofErr w:type="spellEnd"/>
+      <w:r>
+        <w:rPr>
+          <w:rFonts w:ascii="Times New Roman" w:hAnsi="Times New Roman" w:cs="Times New Roman"/>
+          <w:sz w:val="24"/>
+          <w:szCs w:val="24"/>
+          <w:lang w:val="en-IN"/>
+        </w:rPr>
+        <w:t>:</w:t>
+      </w:r>
+    </w:p>
+    <w:p>
+      <w:pPr>
+        <w:spacing w:after="0"/>
+        <w:ind w:left="720"/>
+        <w:rPr>
+          <w:rFonts w:ascii="Times New Roman" w:hAnsi="Times New Roman" w:cs="Times New Roman"/>
+          <w:sz w:val="24"/>
+          <w:szCs w:val="24"/>
+          <w:lang w:val="en-IN"/>
+        </w:rPr>
+      </w:pPr>
+      <w:r>
+        <w:rPr>
+          <w:rFonts w:ascii="Times New Roman" w:hAnsi="Times New Roman" w:cs="Times New Roman"/>
+          <w:sz w:val="24"/>
+          <w:szCs w:val="24"/>
+          <w:lang w:val="en-IN"/>
+        </w:rPr>
+        <w:t xml:space="preserve">1. It can traverse the elements in </w:t>
+      </w:r>
+      <w:proofErr w:type="gramStart"/>
+      <w:r>
+        <w:rPr>
+          <w:rFonts w:ascii="Times New Roman" w:hAnsi="Times New Roman" w:cs="Times New Roman"/>
+          <w:sz w:val="24"/>
+          <w:szCs w:val="24"/>
+          <w:lang w:val="en-IN"/>
+        </w:rPr>
+        <w:t>unidirectional(</w:t>
+      </w:r>
+      <w:proofErr w:type="gramEnd"/>
+      <w:r>
+        <w:rPr>
+          <w:rFonts w:ascii="Times New Roman" w:hAnsi="Times New Roman" w:cs="Times New Roman"/>
+          <w:sz w:val="24"/>
+          <w:szCs w:val="24"/>
+          <w:lang w:val="en-IN"/>
+        </w:rPr>
+        <w:t>forward), from the first element to last element.</w:t>
+      </w:r>
+    </w:p>
+    <w:p>
+      <w:pPr>
+        <w:spacing w:after="0"/>
+        <w:ind w:left="720"/>
+        <w:rPr>
+          <w:rFonts w:ascii="Times New Roman" w:hAnsi="Times New Roman" w:cs="Times New Roman"/>
+          <w:sz w:val="24"/>
+          <w:szCs w:val="24"/>
+          <w:lang w:val="en-IN"/>
+        </w:rPr>
+      </w:pPr>
+      <w:r>
+        <w:rPr>
+          <w:rFonts w:ascii="Times New Roman" w:hAnsi="Times New Roman" w:cs="Times New Roman"/>
+          <w:sz w:val="24"/>
+          <w:szCs w:val="24"/>
+          <w:lang w:val="en-IN"/>
+        </w:rPr>
+        <w:t xml:space="preserve">2. Concurrent modification is not possible, </w:t>
+      </w:r>
+      <w:proofErr w:type="gramStart"/>
+      <w:r>
+        <w:rPr>
+          <w:rFonts w:ascii="Times New Roman" w:hAnsi="Times New Roman" w:cs="Times New Roman"/>
+          <w:sz w:val="24"/>
+          <w:szCs w:val="24"/>
+          <w:lang w:val="en-IN"/>
+        </w:rPr>
+        <w:t>It</w:t>
+      </w:r>
+      <w:proofErr w:type="gramEnd"/>
+      <w:r>
+        <w:rPr>
+          <w:rFonts w:ascii="Times New Roman" w:hAnsi="Times New Roman" w:cs="Times New Roman"/>
+          <w:sz w:val="24"/>
+          <w:szCs w:val="24"/>
+          <w:lang w:val="en-IN"/>
+        </w:rPr>
+        <w:t xml:space="preserve"> will throw </w:t>
+      </w:r>
+      <w:proofErr w:type="spellStart"/>
+      <w:r>
+        <w:rPr>
+          <w:rFonts w:ascii="Times New Roman" w:hAnsi="Times New Roman" w:cs="Times New Roman"/>
+          <w:sz w:val="24"/>
+          <w:szCs w:val="24"/>
+          <w:lang w:val="en-IN"/>
+        </w:rPr>
+        <w:t>java.util.ConcurrentModificationException</w:t>
+      </w:r>
+      <w:proofErr w:type="spellEnd"/>
+      <w:r>
+        <w:rPr>
+          <w:rFonts w:ascii="Times New Roman" w:hAnsi="Times New Roman" w:cs="Times New Roman"/>
+          <w:sz w:val="24"/>
+          <w:szCs w:val="24"/>
+          <w:lang w:val="en-IN"/>
+        </w:rPr>
+        <w:t>.</w:t>
+      </w:r>
+    </w:p>
+    <w:p>
+      <w:pPr>
+        <w:spacing w:after="0"/>
+        <w:ind w:firstLine="720"/>
+        <w:rPr>
+          <w:rFonts w:ascii="Times New Roman" w:hAnsi="Times New Roman" w:cs="Times New Roman"/>
+          <w:sz w:val="24"/>
+          <w:szCs w:val="24"/>
+          <w:lang w:val="en-IN"/>
+        </w:rPr>
+      </w:pPr>
+      <w:r>
+        <w:rPr>
+          <w:rFonts w:ascii="Times New Roman" w:hAnsi="Times New Roman" w:cs="Times New Roman"/>
+          <w:sz w:val="24"/>
+          <w:szCs w:val="24"/>
+          <w:lang w:val="en-IN"/>
+        </w:rPr>
+        <w:t>3. Index access is not possible.</w:t>
+      </w:r>
+    </w:p>
+    <w:p>
+      <w:pPr>
+        <w:spacing w:after="0"/>
+        <w:ind w:firstLine="720"/>
+        <w:rPr>
+          <w:rFonts w:ascii="Times New Roman" w:hAnsi="Times New Roman" w:cs="Times New Roman"/>
+          <w:sz w:val="24"/>
+          <w:szCs w:val="24"/>
+          <w:lang w:val="en-IN"/>
+        </w:rPr>
+      </w:pPr>
+      <w:r>
+        <w:rPr>
+          <w:rFonts w:ascii="Times New Roman" w:hAnsi="Times New Roman" w:cs="Times New Roman"/>
+          <w:sz w:val="24"/>
+          <w:szCs w:val="24"/>
+          <w:lang w:val="en-IN"/>
+        </w:rPr>
+        <w:t>4. It will always traverse the elements from the starting index.</w:t>
+      </w:r>
+    </w:p>
+    <w:p>
+      <w:pPr>
+        <w:spacing w:after="0"/>
+        <w:ind w:firstLine="720"/>
+        <w:rPr>
+          <w:rFonts w:ascii="Times New Roman" w:hAnsi="Times New Roman" w:cs="Times New Roman"/>
+          <w:sz w:val="24"/>
+          <w:szCs w:val="24"/>
+          <w:lang w:val="en-IN"/>
+        </w:rPr>
+      </w:pPr>
+      <w:r>
+        <w:rPr>
+          <w:rFonts w:ascii="Times New Roman" w:hAnsi="Times New Roman" w:cs="Times New Roman"/>
+          <w:sz w:val="24"/>
+          <w:szCs w:val="24"/>
+          <w:lang w:val="en-IN"/>
+        </w:rPr>
+        <w:t>5. Supported for all Collection implementation classes.</w:t>
+      </w:r>
+    </w:p>
+    <w:p>
+      <w:pPr>
+        <w:pStyle w:val="ListParagraph"/>
+        <w:numPr>
+          <w:ilvl w:val="0"/>
+          <w:numId w:val="12"/>
+        </w:numPr>
+        <w:spacing w:after="0"/>
+        <w:rPr>
+          <w:rFonts w:ascii="Times New Roman" w:hAnsi="Times New Roman" w:cs="Times New Roman"/>
+          <w:sz w:val="24"/>
+          <w:szCs w:val="24"/>
+          <w:lang w:val="en-IN"/>
+        </w:rPr>
+      </w:pPr>
+      <w:proofErr w:type="spellStart"/>
+      <w:r>
+        <w:rPr>
+          <w:rFonts w:ascii="Times New Roman" w:hAnsi="Times New Roman" w:cs="Times New Roman"/>
+          <w:sz w:val="24"/>
+          <w:szCs w:val="24"/>
+          <w:lang w:val="en-IN"/>
+        </w:rPr>
+        <w:t>ListIterator</w:t>
+      </w:r>
+      <w:proofErr w:type="spellEnd"/>
+      <w:r>
+        <w:rPr>
+          <w:rFonts w:ascii="Times New Roman" w:hAnsi="Times New Roman" w:cs="Times New Roman"/>
+          <w:sz w:val="24"/>
+          <w:szCs w:val="24"/>
+          <w:lang w:val="en-IN"/>
+        </w:rPr>
+        <w:t>:</w:t>
+      </w:r>
+    </w:p>
+    <w:p>
+      <w:pPr>
+        <w:pStyle w:val="ListParagraph"/>
+        <w:spacing w:after="0"/>
+        <w:rPr>
+          <w:rFonts w:ascii="Times New Roman" w:hAnsi="Times New Roman" w:cs="Times New Roman"/>
+          <w:sz w:val="24"/>
+          <w:szCs w:val="24"/>
+          <w:lang w:val="en-IN"/>
+        </w:rPr>
+      </w:pPr>
+      <w:r>
+        <w:rPr>
+          <w:rFonts w:ascii="Times New Roman" w:hAnsi="Times New Roman" w:cs="Times New Roman"/>
+          <w:sz w:val="24"/>
+          <w:szCs w:val="24"/>
+          <w:lang w:val="en-IN"/>
+        </w:rPr>
+        <w:t xml:space="preserve">1. It can traverse the elements in </w:t>
+      </w:r>
+      <w:proofErr w:type="gramStart"/>
+      <w:r>
+        <w:rPr>
+          <w:rFonts w:ascii="Times New Roman" w:hAnsi="Times New Roman" w:cs="Times New Roman"/>
+          <w:sz w:val="24"/>
+          <w:szCs w:val="24"/>
+          <w:lang w:val="en-IN"/>
+        </w:rPr>
+        <w:t>bidirectional(</w:t>
+      </w:r>
+      <w:proofErr w:type="gramEnd"/>
+      <w:r>
+        <w:rPr>
+          <w:rFonts w:ascii="Times New Roman" w:hAnsi="Times New Roman" w:cs="Times New Roman"/>
+          <w:sz w:val="24"/>
+          <w:szCs w:val="24"/>
+          <w:lang w:val="en-IN"/>
+        </w:rPr>
+        <w:t>forward &amp; backward), from the first element to last element and vice versa.</w:t>
+      </w:r>
+    </w:p>
+    <w:p>
+      <w:pPr>
+        <w:pStyle w:val="ListParagraph"/>
+        <w:spacing w:after="0"/>
+        <w:rPr>
+          <w:rFonts w:ascii="Times New Roman" w:hAnsi="Times New Roman" w:cs="Times New Roman"/>
+          <w:sz w:val="24"/>
+          <w:szCs w:val="24"/>
+          <w:lang w:val="en-IN"/>
+        </w:rPr>
+      </w:pPr>
+      <w:r>
+        <w:rPr>
+          <w:rFonts w:ascii="Times New Roman" w:hAnsi="Times New Roman" w:cs="Times New Roman"/>
+          <w:sz w:val="24"/>
+          <w:szCs w:val="24"/>
+          <w:lang w:val="en-IN"/>
+        </w:rPr>
+        <w:t xml:space="preserve">2. Concurrent modification is possible, By using </w:t>
+      </w:r>
+      <w:proofErr w:type="gramStart"/>
+      <w:r>
+        <w:rPr>
+          <w:rFonts w:ascii="Times New Roman" w:hAnsi="Times New Roman" w:cs="Times New Roman"/>
+          <w:sz w:val="24"/>
+          <w:szCs w:val="24"/>
+          <w:lang w:val="en-IN"/>
+        </w:rPr>
+        <w:t>add(</w:t>
+      </w:r>
+      <w:proofErr w:type="gramEnd"/>
+      <w:r>
+        <w:rPr>
+          <w:rFonts w:ascii="Times New Roman" w:hAnsi="Times New Roman" w:cs="Times New Roman"/>
+          <w:sz w:val="24"/>
+          <w:szCs w:val="24"/>
+          <w:lang w:val="en-IN"/>
+        </w:rPr>
+        <w:t>e), set(e) and remove() methods.</w:t>
+      </w:r>
+    </w:p>
+    <w:p>
+      <w:pPr>
+        <w:pStyle w:val="ListParagraph"/>
+        <w:spacing w:after="0"/>
+        <w:rPr>
+          <w:rFonts w:ascii="Times New Roman" w:hAnsi="Times New Roman" w:cs="Times New Roman"/>
+          <w:sz w:val="24"/>
+          <w:szCs w:val="24"/>
+          <w:lang w:val="en-IN"/>
+        </w:rPr>
+      </w:pPr>
+      <w:r>
+        <w:rPr>
+          <w:rFonts w:ascii="Times New Roman" w:hAnsi="Times New Roman" w:cs="Times New Roman"/>
+          <w:sz w:val="24"/>
+          <w:szCs w:val="24"/>
+          <w:lang w:val="en-IN"/>
+        </w:rPr>
+        <w:t xml:space="preserve">3. Index access is possible by </w:t>
+      </w:r>
+      <w:proofErr w:type="spellStart"/>
+      <w:proofErr w:type="gramStart"/>
+      <w:r>
+        <w:rPr>
+          <w:rFonts w:ascii="Times New Roman" w:hAnsi="Times New Roman" w:cs="Times New Roman"/>
+          <w:sz w:val="24"/>
+          <w:szCs w:val="24"/>
+          <w:lang w:val="en-IN"/>
+        </w:rPr>
+        <w:t>nextIndex</w:t>
+      </w:r>
+      <w:proofErr w:type="spellEnd"/>
+      <w:r>
+        <w:rPr>
+          <w:rFonts w:ascii="Times New Roman" w:hAnsi="Times New Roman" w:cs="Times New Roman"/>
+          <w:sz w:val="24"/>
+          <w:szCs w:val="24"/>
+          <w:lang w:val="en-IN"/>
+        </w:rPr>
+        <w:t>(</w:t>
+      </w:r>
+      <w:proofErr w:type="gramEnd"/>
+      <w:r>
+        <w:rPr>
+          <w:rFonts w:ascii="Times New Roman" w:hAnsi="Times New Roman" w:cs="Times New Roman"/>
+          <w:sz w:val="24"/>
+          <w:szCs w:val="24"/>
+          <w:lang w:val="en-IN"/>
+        </w:rPr>
+        <w:t xml:space="preserve">), </w:t>
+      </w:r>
+      <w:proofErr w:type="spellStart"/>
+      <w:r>
+        <w:rPr>
+          <w:rFonts w:ascii="Times New Roman" w:hAnsi="Times New Roman" w:cs="Times New Roman"/>
+          <w:sz w:val="24"/>
+          <w:szCs w:val="24"/>
+          <w:lang w:val="en-IN"/>
+        </w:rPr>
+        <w:t>previousIndex</w:t>
+      </w:r>
+      <w:proofErr w:type="spellEnd"/>
+      <w:r>
+        <w:rPr>
+          <w:rFonts w:ascii="Times New Roman" w:hAnsi="Times New Roman" w:cs="Times New Roman"/>
+          <w:sz w:val="24"/>
+          <w:szCs w:val="24"/>
+          <w:lang w:val="en-IN"/>
+        </w:rPr>
+        <w:t>() methods.</w:t>
+      </w:r>
+    </w:p>
+    <w:p>
+      <w:pPr>
+        <w:pStyle w:val="ListParagraph"/>
+        <w:spacing w:after="0"/>
+        <w:rPr>
+          <w:rFonts w:ascii="Times New Roman" w:hAnsi="Times New Roman" w:cs="Times New Roman"/>
+          <w:sz w:val="24"/>
+          <w:szCs w:val="24"/>
+          <w:lang w:val="en-IN"/>
+        </w:rPr>
+      </w:pPr>
+      <w:r>
+        <w:rPr>
+          <w:rFonts w:ascii="Times New Roman" w:hAnsi="Times New Roman" w:cs="Times New Roman"/>
+          <w:sz w:val="24"/>
+          <w:szCs w:val="24"/>
+          <w:lang w:val="en-IN"/>
+        </w:rPr>
+        <w:t xml:space="preserve">4. It will traverse the elements from any index by using </w:t>
+      </w:r>
+      <w:proofErr w:type="spellStart"/>
+      <w:proofErr w:type="gramStart"/>
+      <w:r>
+        <w:rPr>
+          <w:rFonts w:ascii="Times New Roman" w:hAnsi="Times New Roman" w:cs="Times New Roman"/>
+          <w:sz w:val="24"/>
+          <w:szCs w:val="24"/>
+          <w:lang w:val="en-IN"/>
+        </w:rPr>
+        <w:t>listIterator</w:t>
+      </w:r>
+      <w:proofErr w:type="spellEnd"/>
+      <w:r>
+        <w:rPr>
+          <w:rFonts w:ascii="Times New Roman" w:hAnsi="Times New Roman" w:cs="Times New Roman"/>
+          <w:sz w:val="24"/>
+          <w:szCs w:val="24"/>
+          <w:lang w:val="en-IN"/>
+        </w:rPr>
+        <w:t>(</w:t>
+      </w:r>
+      <w:proofErr w:type="gramEnd"/>
+      <w:r>
+        <w:rPr>
+          <w:rFonts w:ascii="Times New Roman" w:hAnsi="Times New Roman" w:cs="Times New Roman"/>
+          <w:sz w:val="24"/>
+          <w:szCs w:val="24"/>
+          <w:lang w:val="en-IN"/>
+        </w:rPr>
+        <w:t>index) overloaded method.</w:t>
+      </w:r>
+    </w:p>
+    <w:p>
+      <w:pPr>
+        <w:pStyle w:val="ListParagraph"/>
+        <w:rPr>
+          <w:rFonts w:ascii="Times New Roman" w:hAnsi="Times New Roman" w:cs="Times New Roman"/>
+          <w:sz w:val="24"/>
+          <w:szCs w:val="24"/>
+          <w:lang w:val="en-IN"/>
+        </w:rPr>
+      </w:pPr>
+      <w:r>
+        <w:rPr>
+          <w:rFonts w:ascii="Times New Roman" w:hAnsi="Times New Roman" w:cs="Times New Roman"/>
+          <w:sz w:val="24"/>
+          <w:szCs w:val="24"/>
+          <w:lang w:val="en-IN"/>
+        </w:rPr>
+        <w:t>5. Supported for List implementation classes only.</w:t>
+      </w:r>
+    </w:p>
+    <w:p>
+      <w:pPr>
+        <w:spacing w:after="0"/>
+        <w:rPr>
+          <w:rFonts w:ascii="Times New Roman" w:hAnsi="Times New Roman" w:cs="Times New Roman"/>
+          <w:b/>
+          <w:sz w:val="24"/>
+          <w:szCs w:val="24"/>
+          <w:lang w:val="en-IN"/>
+        </w:rPr>
+      </w:pPr>
+      <w:r>
+        <w:rPr>
+          <w:rFonts w:ascii="Times New Roman" w:hAnsi="Times New Roman" w:cs="Times New Roman"/>
+          <w:b/>
+          <w:sz w:val="24"/>
+          <w:szCs w:val="24"/>
+          <w:lang w:val="en-IN"/>
+        </w:rPr>
+        <w:t xml:space="preserve">What are the features of Java </w:t>
+      </w:r>
+      <w:proofErr w:type="spellStart"/>
+      <w:r>
+        <w:rPr>
+          <w:rFonts w:ascii="Times New Roman" w:hAnsi="Times New Roman" w:cs="Times New Roman"/>
+          <w:b/>
+          <w:sz w:val="24"/>
+          <w:szCs w:val="24"/>
+          <w:lang w:val="en-IN"/>
+        </w:rPr>
+        <w:t>HashMap</w:t>
+      </w:r>
+      <w:proofErr w:type="spellEnd"/>
+      <w:r>
+        <w:rPr>
+          <w:rFonts w:ascii="Times New Roman" w:hAnsi="Times New Roman" w:cs="Times New Roman"/>
+          <w:b/>
+          <w:sz w:val="24"/>
+          <w:szCs w:val="24"/>
+          <w:lang w:val="en-IN"/>
+        </w:rPr>
+        <w:t>?</w:t>
+      </w:r>
+    </w:p>
+    <w:p>
+      <w:pPr>
+        <w:pStyle w:val="ListParagraph"/>
+        <w:numPr>
+          <w:ilvl w:val="0"/>
+          <w:numId w:val="13"/>
+        </w:numPr>
+        <w:spacing w:after="0"/>
+        <w:rPr>
+          <w:rFonts w:ascii="Times New Roman" w:hAnsi="Times New Roman" w:cs="Times New Roman"/>
+          <w:sz w:val="24"/>
+          <w:szCs w:val="24"/>
+          <w:lang w:val="en-IN"/>
+        </w:rPr>
+      </w:pPr>
+      <w:proofErr w:type="spellStart"/>
+      <w:r>
+        <w:rPr>
+          <w:rFonts w:ascii="Times New Roman" w:hAnsi="Times New Roman" w:cs="Times New Roman"/>
+          <w:sz w:val="24"/>
+          <w:szCs w:val="24"/>
+          <w:lang w:val="en-IN"/>
+        </w:rPr>
+        <w:t>HashMap</w:t>
+      </w:r>
+      <w:proofErr w:type="spellEnd"/>
+      <w:r>
+        <w:rPr>
+          <w:rFonts w:ascii="Times New Roman" w:hAnsi="Times New Roman" w:cs="Times New Roman"/>
+          <w:sz w:val="24"/>
+          <w:szCs w:val="24"/>
+          <w:lang w:val="en-IN"/>
+        </w:rPr>
+        <w:t xml:space="preserve"> is a class in the Java Collection Framework that stores data in the form of key-value pairs. </w:t>
+      </w:r>
+    </w:p>
+    <w:p>
+      <w:pPr>
+        <w:pStyle w:val="ListParagraph"/>
+        <w:numPr>
+          <w:ilvl w:val="0"/>
+          <w:numId w:val="13"/>
+        </w:numPr>
+        <w:spacing w:after="0"/>
+        <w:rPr>
+          <w:rFonts w:ascii="Times New Roman" w:hAnsi="Times New Roman" w:cs="Times New Roman"/>
+          <w:sz w:val="24"/>
+          <w:szCs w:val="24"/>
+          <w:lang w:val="en-IN"/>
+        </w:rPr>
+      </w:pPr>
+      <w:r>
+        <w:rPr>
+          <w:rFonts w:ascii="Times New Roman" w:hAnsi="Times New Roman" w:cs="Times New Roman"/>
+          <w:sz w:val="24"/>
+          <w:szCs w:val="24"/>
+          <w:lang w:val="en-IN"/>
+        </w:rPr>
+        <w:t xml:space="preserve">It uses a hashing mechanism to provide fast insertion, deletion, and retrieval of data. </w:t>
+      </w:r>
+    </w:p>
+    <w:p>
+      <w:pPr>
+        <w:pStyle w:val="ListParagraph"/>
+        <w:numPr>
+          <w:ilvl w:val="0"/>
+          <w:numId w:val="13"/>
+        </w:numPr>
+        <w:spacing w:after="0"/>
+        <w:rPr>
+          <w:rFonts w:ascii="Times New Roman" w:hAnsi="Times New Roman" w:cs="Times New Roman"/>
+          <w:sz w:val="24"/>
+          <w:szCs w:val="24"/>
+          <w:lang w:val="en-IN"/>
+        </w:rPr>
+      </w:pPr>
+      <w:proofErr w:type="spellStart"/>
+      <w:r>
+        <w:rPr>
+          <w:rFonts w:ascii="Times New Roman" w:hAnsi="Times New Roman" w:cs="Times New Roman"/>
+          <w:sz w:val="24"/>
+          <w:szCs w:val="24"/>
+          <w:lang w:val="en-IN"/>
+        </w:rPr>
+        <w:t>HashMap</w:t>
+      </w:r>
+      <w:proofErr w:type="spellEnd"/>
+      <w:r>
+        <w:rPr>
+          <w:rFonts w:ascii="Times New Roman" w:hAnsi="Times New Roman" w:cs="Times New Roman"/>
+          <w:sz w:val="24"/>
+          <w:szCs w:val="24"/>
+          <w:lang w:val="en-IN"/>
+        </w:rPr>
+        <w:t xml:space="preserve"> is a part of the </w:t>
+      </w:r>
+      <w:proofErr w:type="spellStart"/>
+      <w:r>
+        <w:rPr>
+          <w:rFonts w:ascii="Times New Roman" w:hAnsi="Times New Roman" w:cs="Times New Roman"/>
+          <w:sz w:val="24"/>
+          <w:szCs w:val="24"/>
+          <w:lang w:val="en-IN"/>
+        </w:rPr>
+        <w:t>java.util</w:t>
+      </w:r>
+      <w:proofErr w:type="spellEnd"/>
+      <w:r>
+        <w:rPr>
+          <w:rFonts w:ascii="Times New Roman" w:hAnsi="Times New Roman" w:cs="Times New Roman"/>
+          <w:sz w:val="24"/>
+          <w:szCs w:val="24"/>
+          <w:lang w:val="en-IN"/>
+        </w:rPr>
+        <w:t xml:space="preserve"> package and implements the Map interface.</w:t>
+      </w:r>
+    </w:p>
+    <w:p>
+      <w:pPr>
+        <w:pStyle w:val="ListParagraph"/>
+        <w:numPr>
+          <w:ilvl w:val="0"/>
+          <w:numId w:val="13"/>
+        </w:numPr>
+        <w:spacing w:after="0"/>
+        <w:rPr>
+          <w:rFonts w:ascii="Times New Roman" w:hAnsi="Times New Roman" w:cs="Times New Roman"/>
+          <w:sz w:val="24"/>
+          <w:szCs w:val="24"/>
+          <w:lang w:val="en-IN"/>
+        </w:rPr>
+      </w:pPr>
+      <w:r>
+        <w:rPr>
+          <w:rFonts w:ascii="Times New Roman" w:hAnsi="Times New Roman" w:cs="Times New Roman"/>
+          <w:sz w:val="24"/>
+          <w:szCs w:val="24"/>
+          <w:lang w:val="en-IN"/>
+        </w:rPr>
+        <w:t xml:space="preserve">Features of </w:t>
+      </w:r>
+      <w:proofErr w:type="spellStart"/>
+      <w:r>
+        <w:rPr>
+          <w:rFonts w:ascii="Times New Roman" w:hAnsi="Times New Roman" w:cs="Times New Roman"/>
+          <w:sz w:val="24"/>
+          <w:szCs w:val="24"/>
+          <w:lang w:val="en-IN"/>
+        </w:rPr>
+        <w:t>HashMap</w:t>
+      </w:r>
+      <w:proofErr w:type="spellEnd"/>
+      <w:r>
+        <w:rPr>
+          <w:rFonts w:ascii="Times New Roman" w:hAnsi="Times New Roman" w:cs="Times New Roman"/>
+          <w:sz w:val="24"/>
+          <w:szCs w:val="24"/>
+          <w:lang w:val="en-IN"/>
+        </w:rPr>
+        <w:t>:</w:t>
+      </w:r>
+    </w:p>
+    <w:p>
+      <w:pPr>
+        <w:spacing w:after="0"/>
+        <w:ind w:left="720"/>
+        <w:rPr>
+          <w:rFonts w:ascii="Times New Roman" w:hAnsi="Times New Roman" w:cs="Times New Roman"/>
+          <w:sz w:val="24"/>
+          <w:szCs w:val="24"/>
+          <w:lang w:val="en-IN"/>
+        </w:rPr>
+      </w:pPr>
+      <w:r>
+        <w:rPr>
+          <w:rFonts w:ascii="Times New Roman" w:hAnsi="Times New Roman" w:cs="Times New Roman"/>
+          <w:sz w:val="24"/>
+          <w:szCs w:val="24"/>
+          <w:lang w:val="en-IN"/>
+        </w:rPr>
+        <w:t>1 It stores data as key-value pairs, Keys must be unique, but duplicate values are allowed.</w:t>
+      </w:r>
+    </w:p>
+    <w:p>
+      <w:pPr>
+        <w:spacing w:after="0"/>
+        <w:ind w:left="720"/>
+        <w:rPr>
+          <w:rFonts w:ascii="Times New Roman" w:hAnsi="Times New Roman" w:cs="Times New Roman"/>
+          <w:sz w:val="24"/>
+          <w:szCs w:val="24"/>
+          <w:lang w:val="en-IN"/>
+        </w:rPr>
+      </w:pPr>
+      <w:r>
+        <w:rPr>
+          <w:rFonts w:ascii="Times New Roman" w:hAnsi="Times New Roman" w:cs="Times New Roman"/>
+          <w:sz w:val="24"/>
+          <w:szCs w:val="24"/>
+          <w:lang w:val="en-IN"/>
+        </w:rPr>
+        <w:t>2. Allows one null key and multiple null values.</w:t>
+      </w:r>
+    </w:p>
+    <w:p>
+      <w:pPr>
+        <w:spacing w:after="0"/>
+        <w:ind w:left="720"/>
+        <w:rPr>
+          <w:rFonts w:ascii="Times New Roman" w:hAnsi="Times New Roman" w:cs="Times New Roman"/>
+          <w:sz w:val="24"/>
+          <w:szCs w:val="24"/>
+          <w:lang w:val="en-IN"/>
+        </w:rPr>
+      </w:pPr>
+      <w:r>
+        <w:rPr>
+          <w:rFonts w:ascii="Times New Roman" w:hAnsi="Times New Roman" w:cs="Times New Roman"/>
+          <w:sz w:val="24"/>
+          <w:szCs w:val="24"/>
+          <w:lang w:val="en-IN"/>
+        </w:rPr>
+        <w:t xml:space="preserve">3. It </w:t>
+      </w:r>
+      <w:proofErr w:type="gramStart"/>
+      <w:r>
+        <w:rPr>
+          <w:rFonts w:ascii="Times New Roman" w:hAnsi="Times New Roman" w:cs="Times New Roman"/>
+          <w:sz w:val="24"/>
+          <w:szCs w:val="24"/>
+          <w:lang w:val="en-IN"/>
+        </w:rPr>
+        <w:t>Does</w:t>
+      </w:r>
+      <w:proofErr w:type="gramEnd"/>
+      <w:r>
+        <w:rPr>
+          <w:rFonts w:ascii="Times New Roman" w:hAnsi="Times New Roman" w:cs="Times New Roman"/>
+          <w:sz w:val="24"/>
+          <w:szCs w:val="24"/>
+          <w:lang w:val="en-IN"/>
+        </w:rPr>
+        <w:t xml:space="preserve"> not maintain insertion order.</w:t>
+      </w:r>
+    </w:p>
+    <w:p>
+      <w:pPr>
+        <w:spacing w:after="0"/>
+        <w:ind w:left="720"/>
+        <w:rPr>
+          <w:rFonts w:ascii="Times New Roman" w:hAnsi="Times New Roman" w:cs="Times New Roman"/>
+          <w:sz w:val="24"/>
+          <w:szCs w:val="24"/>
+          <w:lang w:val="en-IN"/>
+        </w:rPr>
+      </w:pPr>
+      <w:r>
+        <w:rPr>
+          <w:rFonts w:ascii="Times New Roman" w:hAnsi="Times New Roman" w:cs="Times New Roman"/>
+          <w:sz w:val="24"/>
+          <w:szCs w:val="24"/>
+          <w:lang w:val="en-IN"/>
+        </w:rPr>
+        <w:t xml:space="preserve">4. Provides very fast insert, search, and delete operations (average </w:t>
+      </w:r>
+      <w:proofErr w:type="gramStart"/>
+      <w:r>
+        <w:rPr>
+          <w:rFonts w:ascii="Times New Roman" w:hAnsi="Times New Roman" w:cs="Times New Roman"/>
+          <w:sz w:val="24"/>
+          <w:szCs w:val="24"/>
+          <w:lang w:val="en-IN"/>
+        </w:rPr>
+        <w:t>O(</w:t>
+      </w:r>
+      <w:proofErr w:type="gramEnd"/>
+      <w:r>
+        <w:rPr>
+          <w:rFonts w:ascii="Times New Roman" w:hAnsi="Times New Roman" w:cs="Times New Roman"/>
+          <w:sz w:val="24"/>
+          <w:szCs w:val="24"/>
+          <w:lang w:val="en-IN"/>
+        </w:rPr>
+        <w:t>1)).</w:t>
+      </w:r>
+    </w:p>
+    <w:p>
+      <w:pPr>
+        <w:spacing w:after="0"/>
+        <w:ind w:left="720"/>
+        <w:rPr>
+          <w:rFonts w:ascii="Times New Roman" w:hAnsi="Times New Roman" w:cs="Times New Roman"/>
+          <w:sz w:val="24"/>
+          <w:szCs w:val="24"/>
+          <w:lang w:val="en-IN"/>
+        </w:rPr>
+      </w:pPr>
+      <w:r>
+        <w:rPr>
+          <w:rFonts w:ascii="Times New Roman" w:hAnsi="Times New Roman" w:cs="Times New Roman"/>
+          <w:sz w:val="24"/>
+          <w:szCs w:val="24"/>
+          <w:lang w:val="en-IN"/>
+        </w:rPr>
+        <w:t xml:space="preserve">5. It uses </w:t>
+      </w:r>
+      <w:proofErr w:type="spellStart"/>
+      <w:proofErr w:type="gramStart"/>
+      <w:r>
+        <w:rPr>
+          <w:rFonts w:ascii="Times New Roman" w:hAnsi="Times New Roman" w:cs="Times New Roman"/>
+          <w:sz w:val="24"/>
+          <w:szCs w:val="24"/>
+          <w:lang w:val="en-IN"/>
+        </w:rPr>
+        <w:t>hashCode</w:t>
+      </w:r>
+      <w:proofErr w:type="spellEnd"/>
+      <w:r>
+        <w:rPr>
+          <w:rFonts w:ascii="Times New Roman" w:hAnsi="Times New Roman" w:cs="Times New Roman"/>
+          <w:sz w:val="24"/>
+          <w:szCs w:val="24"/>
+          <w:lang w:val="en-IN"/>
+        </w:rPr>
+        <w:t>(</w:t>
+      </w:r>
+      <w:proofErr w:type="gramEnd"/>
+      <w:r>
+        <w:rPr>
+          <w:rFonts w:ascii="Times New Roman" w:hAnsi="Times New Roman" w:cs="Times New Roman"/>
+          <w:sz w:val="24"/>
+          <w:szCs w:val="24"/>
+          <w:lang w:val="en-IN"/>
+        </w:rPr>
+        <w:t xml:space="preserve">) and equals() methods internally to store data in the </w:t>
+      </w:r>
+      <w:proofErr w:type="spellStart"/>
+      <w:r>
+        <w:rPr>
+          <w:rFonts w:ascii="Times New Roman" w:hAnsi="Times New Roman" w:cs="Times New Roman"/>
+          <w:sz w:val="24"/>
+          <w:szCs w:val="24"/>
+          <w:lang w:val="en-IN"/>
+        </w:rPr>
+        <w:t>HashMap</w:t>
+      </w:r>
+      <w:proofErr w:type="spellEnd"/>
+      <w:r>
+        <w:rPr>
+          <w:rFonts w:ascii="Times New Roman" w:hAnsi="Times New Roman" w:cs="Times New Roman"/>
+          <w:sz w:val="24"/>
+          <w:szCs w:val="24"/>
+          <w:lang w:val="en-IN"/>
+        </w:rPr>
+        <w:t>.</w:t>
+      </w:r>
+    </w:p>
+    <w:p>
+      <w:pPr>
+        <w:spacing w:after="0"/>
+        <w:ind w:left="720"/>
+        <w:rPr>
+          <w:rFonts w:ascii="Times New Roman" w:hAnsi="Times New Roman" w:cs="Times New Roman"/>
+          <w:sz w:val="24"/>
+          <w:szCs w:val="24"/>
+          <w:lang w:val="en-IN"/>
+        </w:rPr>
+      </w:pPr>
+      <w:r>
+        <w:rPr>
+          <w:rFonts w:ascii="Times New Roman" w:hAnsi="Times New Roman" w:cs="Times New Roman"/>
+          <w:sz w:val="24"/>
+          <w:szCs w:val="24"/>
+          <w:lang w:val="en-IN"/>
+        </w:rPr>
+        <w:t>6. It is not synchronized, so it is not thread-safe.</w:t>
+      </w:r>
+    </w:p>
+    <w:p>
+      <w:pPr>
+        <w:spacing w:after="0"/>
+        <w:ind w:left="720"/>
+        <w:rPr>
+          <w:rFonts w:ascii="Times New Roman" w:hAnsi="Times New Roman" w:cs="Times New Roman"/>
+          <w:sz w:val="24"/>
+          <w:szCs w:val="24"/>
+          <w:lang w:val="en-IN"/>
+        </w:rPr>
+      </w:pPr>
+      <w:r>
+        <w:rPr>
+          <w:rFonts w:ascii="Times New Roman" w:hAnsi="Times New Roman" w:cs="Times New Roman"/>
+          <w:sz w:val="24"/>
+          <w:szCs w:val="24"/>
+          <w:lang w:val="en-IN"/>
+        </w:rPr>
+        <w:t xml:space="preserve">7. </w:t>
+      </w:r>
+      <w:proofErr w:type="spellStart"/>
+      <w:r>
+        <w:rPr>
+          <w:rFonts w:ascii="Times New Roman" w:hAnsi="Times New Roman" w:cs="Times New Roman"/>
+          <w:sz w:val="24"/>
+          <w:szCs w:val="24"/>
+          <w:lang w:val="en-IN"/>
+        </w:rPr>
+        <w:t>HashMap</w:t>
+      </w:r>
+      <w:proofErr w:type="spellEnd"/>
+      <w:r>
+        <w:rPr>
+          <w:rFonts w:ascii="Times New Roman" w:hAnsi="Times New Roman" w:cs="Times New Roman"/>
+          <w:sz w:val="24"/>
+          <w:szCs w:val="24"/>
+          <w:lang w:val="en-IN"/>
+        </w:rPr>
+        <w:t xml:space="preserve"> initial capacity is 16, and load factor is 0.75.</w:t>
+      </w:r>
+    </w:p>
+    <w:p>
+      <w:pPr>
+        <w:ind w:left="720"/>
+        <w:rPr>
+          <w:rFonts w:ascii="Times New Roman" w:hAnsi="Times New Roman" w:cs="Times New Roman"/>
+          <w:sz w:val="24"/>
+          <w:szCs w:val="24"/>
+          <w:lang w:val="en-IN"/>
+        </w:rPr>
+      </w:pPr>
+      <w:r>
+        <w:rPr>
+          <w:rFonts w:ascii="Times New Roman" w:hAnsi="Times New Roman" w:cs="Times New Roman"/>
+          <w:sz w:val="24"/>
+          <w:szCs w:val="24"/>
+          <w:lang w:val="en-IN"/>
+        </w:rPr>
+        <w:t xml:space="preserve">8. </w:t>
+      </w:r>
+      <w:proofErr w:type="spellStart"/>
+      <w:r>
+        <w:rPr>
+          <w:rFonts w:ascii="Times New Roman" w:hAnsi="Times New Roman" w:cs="Times New Roman"/>
+          <w:sz w:val="24"/>
+          <w:szCs w:val="24"/>
+          <w:lang w:val="en-IN"/>
+        </w:rPr>
+        <w:t>HashMap</w:t>
+      </w:r>
+      <w:proofErr w:type="spellEnd"/>
+      <w:r>
+        <w:rPr>
+          <w:rFonts w:ascii="Times New Roman" w:hAnsi="Times New Roman" w:cs="Times New Roman"/>
+          <w:sz w:val="24"/>
+          <w:szCs w:val="24"/>
+          <w:lang w:val="en-IN"/>
+        </w:rPr>
+        <w:t xml:space="preserve"> doubles its capacity when the threshold is reached.</w:t>
+      </w:r>
+    </w:p>
+    <w:p>
+      <w:pPr>
+        <w:spacing w:after="0"/>
+        <w:rPr>
+          <w:rFonts w:ascii="Times New Roman" w:hAnsi="Times New Roman" w:cs="Times New Roman"/>
+          <w:b/>
+          <w:sz w:val="24"/>
+          <w:szCs w:val="24"/>
+          <w:lang w:val="en-IN"/>
+        </w:rPr>
+      </w:pPr>
+      <w:r>
+        <w:rPr>
+          <w:rFonts w:ascii="Times New Roman" w:hAnsi="Times New Roman" w:cs="Times New Roman"/>
+          <w:b/>
+          <w:sz w:val="24"/>
+          <w:szCs w:val="24"/>
+          <w:lang w:val="en-IN"/>
+        </w:rPr>
+        <w:t>What is Collection Interface</w:t>
+      </w:r>
+      <w:r>
+        <w:rPr>
+          <w:rFonts w:ascii="Times New Roman" w:hAnsi="Times New Roman" w:cs="Times New Roman"/>
+          <w:b/>
+          <w:sz w:val="24"/>
+          <w:szCs w:val="24"/>
+          <w:lang w:val="en-IN"/>
+        </w:rPr>
+        <w:t>?</w:t>
+      </w:r>
+    </w:p>
+    <w:p>
+      <w:pPr>
+        <w:pStyle w:val="ListParagraph"/>
+        <w:numPr>
+          <w:ilvl w:val="0"/>
+          <w:numId w:val="14"/>
+        </w:numPr>
+        <w:spacing w:after="0"/>
+        <w:rPr>
+          <w:rFonts w:ascii="Times New Roman" w:hAnsi="Times New Roman" w:cs="Times New Roman"/>
+          <w:sz w:val="24"/>
+          <w:szCs w:val="24"/>
+          <w:lang w:val="en-IN"/>
+        </w:rPr>
+      </w:pPr>
+      <w:r>
+        <w:rPr>
+          <w:rFonts w:ascii="Times New Roman" w:hAnsi="Times New Roman" w:cs="Times New Roman"/>
+          <w:sz w:val="24"/>
+          <w:szCs w:val="24"/>
+          <w:lang w:val="en-IN"/>
+        </w:rPr>
+        <w:t>Collection Interface is the root interface of the Java Collection Framework and is used to represent a group of objects as a single unit.</w:t>
+      </w:r>
+    </w:p>
+    <w:p>
+      <w:pPr>
+        <w:pStyle w:val="ListParagraph"/>
+        <w:numPr>
+          <w:ilvl w:val="0"/>
+          <w:numId w:val="14"/>
+        </w:numPr>
+        <w:spacing w:after="0"/>
+        <w:rPr>
+          <w:rFonts w:ascii="Times New Roman" w:hAnsi="Times New Roman" w:cs="Times New Roman"/>
+          <w:sz w:val="24"/>
+          <w:szCs w:val="24"/>
+          <w:lang w:val="en-IN"/>
+        </w:rPr>
+      </w:pPr>
+      <w:r>
+        <w:rPr>
+          <w:rFonts w:ascii="Times New Roman" w:hAnsi="Times New Roman" w:cs="Times New Roman"/>
+          <w:sz w:val="24"/>
+          <w:szCs w:val="24"/>
+          <w:lang w:val="en-IN"/>
+        </w:rPr>
+        <w:t xml:space="preserve">It is present in the </w:t>
+      </w:r>
+      <w:proofErr w:type="spellStart"/>
+      <w:r>
+        <w:rPr>
+          <w:rFonts w:ascii="Times New Roman" w:hAnsi="Times New Roman" w:cs="Times New Roman"/>
+          <w:sz w:val="24"/>
+          <w:szCs w:val="24"/>
+          <w:lang w:val="en-IN"/>
+        </w:rPr>
+        <w:t>java.util</w:t>
+      </w:r>
+      <w:proofErr w:type="spellEnd"/>
+      <w:r>
+        <w:rPr>
+          <w:rFonts w:ascii="Times New Roman" w:hAnsi="Times New Roman" w:cs="Times New Roman"/>
+          <w:sz w:val="24"/>
+          <w:szCs w:val="24"/>
+          <w:lang w:val="en-IN"/>
+        </w:rPr>
+        <w:t xml:space="preserve"> package and is indirectly implemented by collection classes through </w:t>
+      </w:r>
+      <w:proofErr w:type="spellStart"/>
+      <w:r>
+        <w:rPr>
+          <w:rFonts w:ascii="Times New Roman" w:hAnsi="Times New Roman" w:cs="Times New Roman"/>
+          <w:sz w:val="24"/>
+          <w:szCs w:val="24"/>
+          <w:lang w:val="en-IN"/>
+        </w:rPr>
+        <w:t>subinterfaces</w:t>
+      </w:r>
+      <w:proofErr w:type="spellEnd"/>
+      <w:r>
+        <w:rPr>
+          <w:rFonts w:ascii="Times New Roman" w:hAnsi="Times New Roman" w:cs="Times New Roman"/>
+          <w:sz w:val="24"/>
+          <w:szCs w:val="24"/>
+          <w:lang w:val="en-IN"/>
+        </w:rPr>
+        <w:t xml:space="preserve"> such as List, Set, and Queue.</w:t>
+      </w:r>
+    </w:p>
+    <w:p>
+      <w:pPr>
+        <w:pStyle w:val="ListParagraph"/>
+        <w:numPr>
+          <w:ilvl w:val="0"/>
+          <w:numId w:val="14"/>
+        </w:numPr>
+        <w:rPr>
+          <w:rFonts w:ascii="Times New Roman" w:hAnsi="Times New Roman" w:cs="Times New Roman"/>
+          <w:sz w:val="24"/>
+          <w:szCs w:val="24"/>
+          <w:lang w:val="en-IN"/>
+        </w:rPr>
+      </w:pPr>
+      <w:r>
+        <w:rPr>
+          <w:rFonts w:ascii="Times New Roman" w:hAnsi="Times New Roman" w:cs="Times New Roman"/>
+          <w:sz w:val="24"/>
+          <w:szCs w:val="24"/>
+          <w:lang w:val="en-IN"/>
+        </w:rPr>
+        <w:t xml:space="preserve">Provides common methods like </w:t>
+      </w:r>
+      <w:proofErr w:type="gramStart"/>
+      <w:r>
+        <w:rPr>
+          <w:rFonts w:ascii="Times New Roman" w:hAnsi="Times New Roman" w:cs="Times New Roman"/>
+          <w:sz w:val="24"/>
+          <w:szCs w:val="24"/>
+          <w:lang w:val="en-IN"/>
+        </w:rPr>
+        <w:t>add(</w:t>
+      </w:r>
+      <w:proofErr w:type="gramEnd"/>
+      <w:r>
+        <w:rPr>
+          <w:rFonts w:ascii="Times New Roman" w:hAnsi="Times New Roman" w:cs="Times New Roman"/>
+          <w:sz w:val="24"/>
+          <w:szCs w:val="24"/>
+          <w:lang w:val="en-IN"/>
+        </w:rPr>
+        <w:t>), remove(), contains(), size(), and clear().</w:t>
+      </w:r>
+    </w:p>
+    <w:p>
+      <w:pPr>
+        <w:spacing w:after="0"/>
+        <w:rPr>
+          <w:rFonts w:ascii="Times New Roman" w:hAnsi="Times New Roman" w:cs="Times New Roman"/>
+          <w:b/>
+          <w:sz w:val="24"/>
+          <w:szCs w:val="24"/>
+          <w:lang w:val="en-IN"/>
+        </w:rPr>
+      </w:pPr>
+      <w:r>
+        <w:rPr>
+          <w:rFonts w:ascii="Times New Roman" w:hAnsi="Times New Roman" w:cs="Times New Roman"/>
+          <w:b/>
+          <w:sz w:val="24"/>
+          <w:szCs w:val="24"/>
+          <w:lang w:val="en-IN"/>
+        </w:rPr>
+        <w:t>What are the difference</w:t>
+      </w:r>
+      <w:r>
+        <w:rPr>
+          <w:rFonts w:ascii="Times New Roman" w:hAnsi="Times New Roman" w:cs="Times New Roman"/>
+          <w:b/>
+          <w:sz w:val="24"/>
+          <w:szCs w:val="24"/>
+          <w:lang w:val="en-IN"/>
+        </w:rPr>
+        <w:t>s</w:t>
+      </w:r>
+      <w:r>
+        <w:rPr>
+          <w:rFonts w:ascii="Times New Roman" w:hAnsi="Times New Roman" w:cs="Times New Roman"/>
+          <w:b/>
+          <w:sz w:val="24"/>
+          <w:szCs w:val="24"/>
+          <w:lang w:val="en-IN"/>
+        </w:rPr>
+        <w:t xml:space="preserve"> between </w:t>
+      </w:r>
+      <w:proofErr w:type="spellStart"/>
+      <w:r>
+        <w:rPr>
+          <w:rFonts w:ascii="Times New Roman" w:hAnsi="Times New Roman" w:cs="Times New Roman"/>
+          <w:b/>
+          <w:sz w:val="24"/>
+          <w:szCs w:val="24"/>
+          <w:lang w:val="en-IN"/>
+        </w:rPr>
+        <w:t>HashSet</w:t>
+      </w:r>
+      <w:proofErr w:type="spellEnd"/>
+      <w:r>
+        <w:rPr>
+          <w:rFonts w:ascii="Times New Roman" w:hAnsi="Times New Roman" w:cs="Times New Roman"/>
+          <w:b/>
+          <w:sz w:val="24"/>
+          <w:szCs w:val="24"/>
+          <w:lang w:val="en-IN"/>
+        </w:rPr>
+        <w:t xml:space="preserve"> and </w:t>
+      </w:r>
+      <w:proofErr w:type="spellStart"/>
+      <w:r>
+        <w:rPr>
+          <w:rFonts w:ascii="Times New Roman" w:hAnsi="Times New Roman" w:cs="Times New Roman"/>
+          <w:b/>
+          <w:sz w:val="24"/>
+          <w:szCs w:val="24"/>
+          <w:lang w:val="en-IN"/>
+        </w:rPr>
+        <w:t>HashMap</w:t>
+      </w:r>
+      <w:proofErr w:type="spellEnd"/>
+      <w:r>
+        <w:rPr>
+          <w:rFonts w:ascii="Times New Roman" w:hAnsi="Times New Roman" w:cs="Times New Roman"/>
+          <w:b/>
+          <w:sz w:val="24"/>
+          <w:szCs w:val="24"/>
+          <w:lang w:val="en-IN"/>
+        </w:rPr>
+        <w:t>?</w:t>
+      </w:r>
+    </w:p>
+    <w:p>
+      <w:pPr>
+        <w:pStyle w:val="ListParagraph"/>
+        <w:numPr>
+          <w:ilvl w:val="0"/>
+          <w:numId w:val="15"/>
+        </w:numPr>
+        <w:spacing w:after="0"/>
+        <w:rPr>
+          <w:rFonts w:ascii="Times New Roman" w:hAnsi="Times New Roman" w:cs="Times New Roman"/>
+          <w:sz w:val="24"/>
+          <w:szCs w:val="24"/>
+          <w:lang w:val="en-IN"/>
+        </w:rPr>
+      </w:pPr>
+      <w:proofErr w:type="spellStart"/>
+      <w:r>
+        <w:rPr>
+          <w:rFonts w:ascii="Times New Roman" w:hAnsi="Times New Roman" w:cs="Times New Roman"/>
+          <w:sz w:val="24"/>
+          <w:szCs w:val="24"/>
+          <w:lang w:val="en-IN"/>
+        </w:rPr>
+        <w:t>HashSet</w:t>
+      </w:r>
+      <w:proofErr w:type="spellEnd"/>
+      <w:r>
+        <w:rPr>
+          <w:rFonts w:ascii="Times New Roman" w:hAnsi="Times New Roman" w:cs="Times New Roman"/>
+          <w:sz w:val="24"/>
+          <w:szCs w:val="24"/>
+          <w:lang w:val="en-IN"/>
+        </w:rPr>
+        <w:t>:</w:t>
+      </w:r>
+    </w:p>
+    <w:p>
+      <w:pPr>
+        <w:pStyle w:val="ListParagraph"/>
+        <w:spacing w:after="0"/>
+        <w:rPr>
+          <w:rFonts w:ascii="Times New Roman" w:hAnsi="Times New Roman" w:cs="Times New Roman"/>
+          <w:sz w:val="24"/>
+          <w:szCs w:val="24"/>
+          <w:lang w:val="en-IN"/>
+        </w:rPr>
+      </w:pPr>
+      <w:r>
+        <w:rPr>
+          <w:rFonts w:ascii="Times New Roman" w:hAnsi="Times New Roman" w:cs="Times New Roman"/>
+          <w:sz w:val="24"/>
+          <w:szCs w:val="24"/>
+          <w:lang w:val="en-IN"/>
+        </w:rPr>
+        <w:lastRenderedPageBreak/>
+        <w:t>1. It stores the data in the form of objects or elements.</w:t>
+      </w:r>
+    </w:p>
+    <w:p>
+      <w:pPr>
+        <w:pStyle w:val="ListParagraph"/>
+        <w:spacing w:after="0"/>
+        <w:rPr>
+          <w:rFonts w:ascii="Times New Roman" w:hAnsi="Times New Roman" w:cs="Times New Roman"/>
+          <w:sz w:val="24"/>
+          <w:szCs w:val="24"/>
+          <w:lang w:val="en-IN"/>
+        </w:rPr>
+      </w:pPr>
+      <w:r>
+        <w:rPr>
+          <w:rFonts w:ascii="Times New Roman" w:hAnsi="Times New Roman" w:cs="Times New Roman"/>
+          <w:sz w:val="24"/>
+          <w:szCs w:val="24"/>
+          <w:lang w:val="en-IN"/>
+        </w:rPr>
+        <w:t xml:space="preserve">2. It will not </w:t>
+      </w:r>
+      <w:proofErr w:type="gramStart"/>
+      <w:r>
+        <w:rPr>
+          <w:rFonts w:ascii="Times New Roman" w:hAnsi="Times New Roman" w:cs="Times New Roman"/>
+          <w:sz w:val="24"/>
+          <w:szCs w:val="24"/>
+          <w:lang w:val="en-IN"/>
+        </w:rPr>
+        <w:t>allows</w:t>
+      </w:r>
+      <w:proofErr w:type="gramEnd"/>
+      <w:r>
+        <w:rPr>
+          <w:rFonts w:ascii="Times New Roman" w:hAnsi="Times New Roman" w:cs="Times New Roman"/>
+          <w:sz w:val="24"/>
+          <w:szCs w:val="24"/>
+          <w:lang w:val="en-IN"/>
+        </w:rPr>
+        <w:t xml:space="preserve"> duplicate elements.</w:t>
+      </w:r>
+    </w:p>
+    <w:p>
+      <w:pPr>
+        <w:pStyle w:val="ListParagraph"/>
+        <w:spacing w:after="0"/>
+        <w:rPr>
+          <w:rFonts w:ascii="Times New Roman" w:hAnsi="Times New Roman" w:cs="Times New Roman"/>
+          <w:sz w:val="24"/>
+          <w:szCs w:val="24"/>
+          <w:lang w:val="en-IN"/>
+        </w:rPr>
+      </w:pPr>
+      <w:r>
+        <w:rPr>
+          <w:rFonts w:ascii="Times New Roman" w:hAnsi="Times New Roman" w:cs="Times New Roman"/>
+          <w:sz w:val="24"/>
+          <w:szCs w:val="24"/>
+          <w:lang w:val="en-IN"/>
+        </w:rPr>
+        <w:t xml:space="preserve">3. It will </w:t>
+      </w:r>
+      <w:proofErr w:type="gramStart"/>
+      <w:r>
+        <w:rPr>
+          <w:rFonts w:ascii="Times New Roman" w:hAnsi="Times New Roman" w:cs="Times New Roman"/>
+          <w:sz w:val="24"/>
+          <w:szCs w:val="24"/>
+          <w:lang w:val="en-IN"/>
+        </w:rPr>
+        <w:t>allows</w:t>
+      </w:r>
+      <w:proofErr w:type="gramEnd"/>
+      <w:r>
+        <w:rPr>
+          <w:rFonts w:ascii="Times New Roman" w:hAnsi="Times New Roman" w:cs="Times New Roman"/>
+          <w:sz w:val="24"/>
+          <w:szCs w:val="24"/>
+          <w:lang w:val="en-IN"/>
+        </w:rPr>
+        <w:t xml:space="preserve"> only one null element.</w:t>
+      </w:r>
+    </w:p>
+    <w:p>
+      <w:pPr>
+        <w:pStyle w:val="ListParagraph"/>
+        <w:spacing w:after="0"/>
+        <w:rPr>
+          <w:rFonts w:ascii="Times New Roman" w:hAnsi="Times New Roman" w:cs="Times New Roman"/>
+          <w:sz w:val="24"/>
+          <w:szCs w:val="24"/>
+          <w:lang w:val="en-IN"/>
+        </w:rPr>
+      </w:pPr>
+      <w:r>
+        <w:rPr>
+          <w:rFonts w:ascii="Times New Roman" w:hAnsi="Times New Roman" w:cs="Times New Roman"/>
+          <w:sz w:val="24"/>
+          <w:szCs w:val="24"/>
+          <w:lang w:val="en-IN"/>
+        </w:rPr>
+        <w:t>4. It is a one of the implementation class of Set interface.</w:t>
+      </w:r>
+    </w:p>
+    <w:p>
+      <w:pPr>
+        <w:pStyle w:val="ListParagraph"/>
+        <w:spacing w:after="0"/>
+        <w:rPr>
+          <w:rFonts w:ascii="Times New Roman" w:hAnsi="Times New Roman" w:cs="Times New Roman"/>
+          <w:sz w:val="24"/>
+          <w:szCs w:val="24"/>
+          <w:lang w:val="en-IN"/>
+        </w:rPr>
+      </w:pPr>
+      <w:r>
+        <w:rPr>
+          <w:rFonts w:ascii="Times New Roman" w:hAnsi="Times New Roman" w:cs="Times New Roman"/>
+          <w:sz w:val="24"/>
+          <w:szCs w:val="24"/>
+          <w:lang w:val="en-IN"/>
+        </w:rPr>
+        <w:t xml:space="preserve">5. Objects or elements are inserted by using </w:t>
+      </w:r>
+      <w:proofErr w:type="gramStart"/>
+      <w:r>
+        <w:rPr>
+          <w:rFonts w:ascii="Times New Roman" w:hAnsi="Times New Roman" w:cs="Times New Roman"/>
+          <w:sz w:val="24"/>
+          <w:szCs w:val="24"/>
+          <w:lang w:val="en-IN"/>
+        </w:rPr>
+        <w:t>add(</w:t>
+      </w:r>
+      <w:proofErr w:type="gramEnd"/>
+      <w:r>
+        <w:rPr>
+          <w:rFonts w:ascii="Times New Roman" w:hAnsi="Times New Roman" w:cs="Times New Roman"/>
+          <w:sz w:val="24"/>
+          <w:szCs w:val="24"/>
+          <w:lang w:val="en-IN"/>
+        </w:rPr>
+        <w:t>e) method.</w:t>
+      </w:r>
+    </w:p>
+    <w:p>
+      <w:pPr>
+        <w:pStyle w:val="ListParagraph"/>
+        <w:spacing w:after="0"/>
+        <w:rPr>
+          <w:rFonts w:ascii="Times New Roman" w:hAnsi="Times New Roman" w:cs="Times New Roman"/>
+          <w:sz w:val="24"/>
+          <w:szCs w:val="24"/>
+          <w:lang w:val="en-IN"/>
+        </w:rPr>
+      </w:pPr>
+      <w:r>
+        <w:rPr>
+          <w:rFonts w:ascii="Times New Roman" w:hAnsi="Times New Roman" w:cs="Times New Roman"/>
+          <w:sz w:val="24"/>
+          <w:szCs w:val="24"/>
+          <w:lang w:val="en-IN"/>
+        </w:rPr>
+        <w:t>6. Objects or elements are retrieved by object or element.</w:t>
+      </w:r>
+    </w:p>
+    <w:p>
+      <w:pPr>
+        <w:pStyle w:val="ListParagraph"/>
+        <w:spacing w:after="0"/>
+        <w:rPr>
+          <w:rFonts w:ascii="Times New Roman" w:hAnsi="Times New Roman" w:cs="Times New Roman"/>
+          <w:sz w:val="24"/>
+          <w:szCs w:val="24"/>
+          <w:lang w:val="en-IN"/>
+        </w:rPr>
+      </w:pPr>
+      <w:r>
+        <w:rPr>
+          <w:rFonts w:ascii="Times New Roman" w:hAnsi="Times New Roman" w:cs="Times New Roman"/>
+          <w:sz w:val="24"/>
+          <w:szCs w:val="24"/>
+          <w:lang w:val="en-IN"/>
+        </w:rPr>
+        <w:t xml:space="preserve">7. Internally it is uses </w:t>
+      </w:r>
+      <w:proofErr w:type="spellStart"/>
+      <w:r>
+        <w:rPr>
+          <w:rFonts w:ascii="Times New Roman" w:hAnsi="Times New Roman" w:cs="Times New Roman"/>
+          <w:sz w:val="24"/>
+          <w:szCs w:val="24"/>
+          <w:lang w:val="en-IN"/>
+        </w:rPr>
+        <w:t>HashMap</w:t>
+      </w:r>
+      <w:proofErr w:type="spellEnd"/>
+      <w:r>
+        <w:rPr>
+          <w:rFonts w:ascii="Times New Roman" w:hAnsi="Times New Roman" w:cs="Times New Roman"/>
+          <w:sz w:val="24"/>
+          <w:szCs w:val="24"/>
+          <w:lang w:val="en-IN"/>
+        </w:rPr>
+        <w:t>.</w:t>
+      </w:r>
+    </w:p>
+    <w:p>
+      <w:pPr>
+        <w:pStyle w:val="ListParagraph"/>
+        <w:numPr>
+          <w:ilvl w:val="0"/>
+          <w:numId w:val="15"/>
+        </w:numPr>
+        <w:spacing w:after="0"/>
+        <w:rPr>
+          <w:rFonts w:ascii="Times New Roman" w:hAnsi="Times New Roman" w:cs="Times New Roman"/>
+          <w:sz w:val="24"/>
+          <w:szCs w:val="24"/>
+          <w:lang w:val="en-IN"/>
+        </w:rPr>
+      </w:pPr>
+      <w:proofErr w:type="spellStart"/>
+      <w:r>
+        <w:rPr>
+          <w:rFonts w:ascii="Times New Roman" w:hAnsi="Times New Roman" w:cs="Times New Roman"/>
+          <w:sz w:val="24"/>
+          <w:szCs w:val="24"/>
+          <w:lang w:val="en-IN"/>
+        </w:rPr>
+        <w:t>HashMap</w:t>
+      </w:r>
+      <w:proofErr w:type="spellEnd"/>
+      <w:r>
+        <w:rPr>
+          <w:rFonts w:ascii="Times New Roman" w:hAnsi="Times New Roman" w:cs="Times New Roman"/>
+          <w:sz w:val="24"/>
+          <w:szCs w:val="24"/>
+          <w:lang w:val="en-IN"/>
+        </w:rPr>
+        <w:t>:</w:t>
+      </w:r>
+    </w:p>
+    <w:p>
+      <w:pPr>
+        <w:pStyle w:val="ListParagraph"/>
+        <w:spacing w:after="0"/>
+        <w:rPr>
+          <w:rFonts w:ascii="Times New Roman" w:hAnsi="Times New Roman" w:cs="Times New Roman"/>
+          <w:sz w:val="24"/>
+          <w:szCs w:val="24"/>
+          <w:lang w:val="en-IN"/>
+        </w:rPr>
+      </w:pPr>
+      <w:r>
+        <w:rPr>
+          <w:rFonts w:ascii="Times New Roman" w:hAnsi="Times New Roman" w:cs="Times New Roman"/>
+          <w:sz w:val="24"/>
+          <w:szCs w:val="24"/>
+          <w:lang w:val="en-IN"/>
+        </w:rPr>
+        <w:t>1. It stores the data in the form key-value pairs.</w:t>
+      </w:r>
+    </w:p>
+    <w:p>
+      <w:pPr>
+        <w:pStyle w:val="ListParagraph"/>
+        <w:spacing w:after="0"/>
+        <w:rPr>
+          <w:rFonts w:ascii="Times New Roman" w:hAnsi="Times New Roman" w:cs="Times New Roman"/>
+          <w:sz w:val="24"/>
+          <w:szCs w:val="24"/>
+          <w:lang w:val="en-IN"/>
+        </w:rPr>
+      </w:pPr>
+      <w:r>
+        <w:rPr>
+          <w:rFonts w:ascii="Times New Roman" w:hAnsi="Times New Roman" w:cs="Times New Roman"/>
+          <w:sz w:val="24"/>
+          <w:szCs w:val="24"/>
+          <w:lang w:val="en-IN"/>
+        </w:rPr>
+        <w:t xml:space="preserve">2. It will not </w:t>
+      </w:r>
+      <w:proofErr w:type="gramStart"/>
+      <w:r>
+        <w:rPr>
+          <w:rFonts w:ascii="Times New Roman" w:hAnsi="Times New Roman" w:cs="Times New Roman"/>
+          <w:sz w:val="24"/>
+          <w:szCs w:val="24"/>
+          <w:lang w:val="en-IN"/>
+        </w:rPr>
+        <w:t>allows</w:t>
+      </w:r>
+      <w:proofErr w:type="gramEnd"/>
+      <w:r>
+        <w:rPr>
+          <w:rFonts w:ascii="Times New Roman" w:hAnsi="Times New Roman" w:cs="Times New Roman"/>
+          <w:sz w:val="24"/>
+          <w:szCs w:val="24"/>
+          <w:lang w:val="en-IN"/>
+        </w:rPr>
+        <w:t xml:space="preserve"> duplicate keys, but it will allows duplicate values.</w:t>
+      </w:r>
+    </w:p>
+    <w:p>
+      <w:pPr>
+        <w:pStyle w:val="ListParagraph"/>
+        <w:spacing w:after="0"/>
+        <w:rPr>
+          <w:rFonts w:ascii="Times New Roman" w:hAnsi="Times New Roman" w:cs="Times New Roman"/>
+          <w:sz w:val="24"/>
+          <w:szCs w:val="24"/>
+          <w:lang w:val="en-IN"/>
+        </w:rPr>
+      </w:pPr>
+      <w:r>
+        <w:rPr>
+          <w:rFonts w:ascii="Times New Roman" w:hAnsi="Times New Roman" w:cs="Times New Roman"/>
+          <w:sz w:val="24"/>
+          <w:szCs w:val="24"/>
+          <w:lang w:val="en-IN"/>
+        </w:rPr>
+        <w:t xml:space="preserve">3. </w:t>
+      </w:r>
+      <w:proofErr w:type="gramStart"/>
+      <w:r>
+        <w:rPr>
+          <w:rFonts w:ascii="Times New Roman" w:hAnsi="Times New Roman" w:cs="Times New Roman"/>
+          <w:sz w:val="24"/>
+          <w:szCs w:val="24"/>
+          <w:lang w:val="en-IN"/>
+        </w:rPr>
+        <w:t>it</w:t>
+      </w:r>
+      <w:proofErr w:type="gramEnd"/>
+      <w:r>
+        <w:rPr>
+          <w:rFonts w:ascii="Times New Roman" w:hAnsi="Times New Roman" w:cs="Times New Roman"/>
+          <w:sz w:val="24"/>
+          <w:szCs w:val="24"/>
+          <w:lang w:val="en-IN"/>
+        </w:rPr>
+        <w:t xml:space="preserve"> will allows only one null key and allows multiple null values.</w:t>
+      </w:r>
+    </w:p>
+    <w:p>
+      <w:pPr>
+        <w:pStyle w:val="ListParagraph"/>
+        <w:spacing w:after="0"/>
+        <w:rPr>
+          <w:rFonts w:ascii="Times New Roman" w:hAnsi="Times New Roman" w:cs="Times New Roman"/>
+          <w:sz w:val="24"/>
+          <w:szCs w:val="24"/>
+          <w:lang w:val="en-IN"/>
+        </w:rPr>
+      </w:pPr>
+      <w:r>
+        <w:rPr>
+          <w:rFonts w:ascii="Times New Roman" w:hAnsi="Times New Roman" w:cs="Times New Roman"/>
+          <w:sz w:val="24"/>
+          <w:szCs w:val="24"/>
+          <w:lang w:val="en-IN"/>
+        </w:rPr>
+        <w:t>4. It is a one of the implementation class of Map interface.</w:t>
+      </w:r>
+    </w:p>
+    <w:p>
+      <w:pPr>
+        <w:pStyle w:val="ListParagraph"/>
+        <w:spacing w:after="0"/>
+        <w:rPr>
+          <w:rFonts w:ascii="Times New Roman" w:hAnsi="Times New Roman" w:cs="Times New Roman"/>
+          <w:sz w:val="24"/>
+          <w:szCs w:val="24"/>
+          <w:lang w:val="en-IN"/>
+        </w:rPr>
+      </w:pPr>
+      <w:r>
+        <w:rPr>
+          <w:rFonts w:ascii="Times New Roman" w:hAnsi="Times New Roman" w:cs="Times New Roman"/>
+          <w:sz w:val="24"/>
+          <w:szCs w:val="24"/>
+          <w:lang w:val="en-IN"/>
+        </w:rPr>
+        <w:t xml:space="preserve">5. Key-value pairs are inserted by </w:t>
+      </w:r>
+      <w:proofErr w:type="gramStart"/>
+      <w:r>
+        <w:rPr>
+          <w:rFonts w:ascii="Times New Roman" w:hAnsi="Times New Roman" w:cs="Times New Roman"/>
+          <w:sz w:val="24"/>
+          <w:szCs w:val="24"/>
+          <w:lang w:val="en-IN"/>
+        </w:rPr>
+        <w:t>put(</w:t>
+      </w:r>
+      <w:proofErr w:type="gramEnd"/>
+      <w:r>
+        <w:rPr>
+          <w:rFonts w:ascii="Times New Roman" w:hAnsi="Times New Roman" w:cs="Times New Roman"/>
+          <w:sz w:val="24"/>
+          <w:szCs w:val="24"/>
+          <w:lang w:val="en-IN"/>
+        </w:rPr>
+        <w:t>k, v) method.</w:t>
+      </w:r>
+    </w:p>
+    <w:p>
+      <w:pPr>
+        <w:pStyle w:val="ListParagraph"/>
+        <w:spacing w:after="0"/>
+        <w:rPr>
+          <w:rFonts w:ascii="Times New Roman" w:hAnsi="Times New Roman" w:cs="Times New Roman"/>
+          <w:sz w:val="24"/>
+          <w:szCs w:val="24"/>
+          <w:lang w:val="en-IN"/>
+        </w:rPr>
+      </w:pPr>
+      <w:r>
+        <w:rPr>
+          <w:rFonts w:ascii="Times New Roman" w:hAnsi="Times New Roman" w:cs="Times New Roman"/>
+          <w:sz w:val="24"/>
+          <w:szCs w:val="24"/>
+          <w:lang w:val="en-IN"/>
+        </w:rPr>
+        <w:t>6. Values are retrieved by key.</w:t>
+      </w:r>
+    </w:p>
+    <w:p>
+      <w:pPr>
+        <w:pStyle w:val="ListParagraph"/>
+        <w:rPr>
+          <w:rFonts w:ascii="Times New Roman" w:hAnsi="Times New Roman" w:cs="Times New Roman"/>
+          <w:sz w:val="24"/>
+          <w:szCs w:val="24"/>
+          <w:lang w:val="en-IN"/>
+        </w:rPr>
+      </w:pPr>
+      <w:r>
+        <w:rPr>
+          <w:rFonts w:ascii="Times New Roman" w:hAnsi="Times New Roman" w:cs="Times New Roman"/>
+          <w:sz w:val="24"/>
+          <w:szCs w:val="24"/>
+          <w:lang w:val="en-IN"/>
+        </w:rPr>
+        <w:t>7. Internally it is uses array of Entry.</w:t>
+      </w:r>
+    </w:p>
+    <w:p>
+      <w:pPr>
+        <w:spacing w:after="0"/>
+        <w:rPr>
+          <w:rFonts w:ascii="Times New Roman" w:hAnsi="Times New Roman" w:cs="Times New Roman"/>
+          <w:b/>
+          <w:sz w:val="24"/>
+          <w:szCs w:val="24"/>
+          <w:lang w:val="en-IN"/>
+        </w:rPr>
+      </w:pPr>
+      <w:r>
+        <w:rPr>
+          <w:rFonts w:ascii="Times New Roman" w:hAnsi="Times New Roman" w:cs="Times New Roman"/>
+          <w:b/>
+          <w:sz w:val="24"/>
+          <w:szCs w:val="24"/>
+          <w:lang w:val="en-IN"/>
+        </w:rPr>
+        <w:t>What are the difference</w:t>
+      </w:r>
+      <w:r>
+        <w:rPr>
+          <w:rFonts w:ascii="Times New Roman" w:hAnsi="Times New Roman" w:cs="Times New Roman"/>
+          <w:b/>
+          <w:sz w:val="24"/>
+          <w:szCs w:val="24"/>
+          <w:lang w:val="en-IN"/>
+        </w:rPr>
+        <w:t>s</w:t>
+      </w:r>
+      <w:r>
+        <w:rPr>
+          <w:rFonts w:ascii="Times New Roman" w:hAnsi="Times New Roman" w:cs="Times New Roman"/>
+          <w:b/>
+          <w:sz w:val="24"/>
+          <w:szCs w:val="24"/>
+          <w:lang w:val="en-IN"/>
+        </w:rPr>
+        <w:t xml:space="preserve"> between </w:t>
+      </w:r>
+      <w:proofErr w:type="spellStart"/>
+      <w:r>
+        <w:rPr>
+          <w:rFonts w:ascii="Times New Roman" w:hAnsi="Times New Roman" w:cs="Times New Roman"/>
+          <w:b/>
+          <w:sz w:val="24"/>
+          <w:szCs w:val="24"/>
+          <w:lang w:val="en-IN"/>
+        </w:rPr>
+        <w:t>HashMap</w:t>
+      </w:r>
+      <w:proofErr w:type="spellEnd"/>
+      <w:r>
+        <w:rPr>
+          <w:rFonts w:ascii="Times New Roman" w:hAnsi="Times New Roman" w:cs="Times New Roman"/>
+          <w:b/>
+          <w:sz w:val="24"/>
+          <w:szCs w:val="24"/>
+          <w:lang w:val="en-IN"/>
+        </w:rPr>
+        <w:t xml:space="preserve"> and </w:t>
+      </w:r>
+      <w:proofErr w:type="spellStart"/>
+      <w:r>
+        <w:rPr>
+          <w:rFonts w:ascii="Times New Roman" w:hAnsi="Times New Roman" w:cs="Times New Roman"/>
+          <w:b/>
+          <w:sz w:val="24"/>
+          <w:szCs w:val="24"/>
+          <w:lang w:val="en-IN"/>
+        </w:rPr>
+        <w:t>HashTable</w:t>
+      </w:r>
+      <w:proofErr w:type="spellEnd"/>
+      <w:r>
+        <w:rPr>
+          <w:rFonts w:ascii="Times New Roman" w:hAnsi="Times New Roman" w:cs="Times New Roman"/>
+          <w:b/>
+          <w:sz w:val="24"/>
+          <w:szCs w:val="24"/>
+          <w:lang w:val="en-IN"/>
+        </w:rPr>
+        <w:t>?</w:t>
+      </w:r>
+    </w:p>
+    <w:p>
+      <w:pPr>
+        <w:pStyle w:val="ListParagraph"/>
+        <w:numPr>
+          <w:ilvl w:val="0"/>
+          <w:numId w:val="16"/>
+        </w:numPr>
+        <w:spacing w:after="0"/>
+        <w:rPr>
+          <w:rFonts w:ascii="Times New Roman" w:hAnsi="Times New Roman" w:cs="Times New Roman"/>
+          <w:sz w:val="24"/>
+          <w:szCs w:val="24"/>
+          <w:lang w:val="en-IN"/>
+        </w:rPr>
+      </w:pPr>
+      <w:proofErr w:type="spellStart"/>
+      <w:r>
+        <w:rPr>
+          <w:rFonts w:ascii="Times New Roman" w:hAnsi="Times New Roman" w:cs="Times New Roman"/>
+          <w:sz w:val="24"/>
+          <w:szCs w:val="24"/>
+          <w:lang w:val="en-IN"/>
+        </w:rPr>
+        <w:t>HashMap</w:t>
+      </w:r>
+      <w:proofErr w:type="spellEnd"/>
+      <w:r>
+        <w:rPr>
+          <w:rFonts w:ascii="Times New Roman" w:hAnsi="Times New Roman" w:cs="Times New Roman"/>
+          <w:sz w:val="24"/>
+          <w:szCs w:val="24"/>
+          <w:lang w:val="en-IN"/>
+        </w:rPr>
+        <w:t>:</w:t>
+      </w:r>
+    </w:p>
+    <w:p>
+      <w:pPr>
+        <w:pStyle w:val="ListParagraph"/>
+        <w:spacing w:after="0"/>
+        <w:rPr>
+          <w:rFonts w:ascii="Times New Roman" w:hAnsi="Times New Roman" w:cs="Times New Roman"/>
+          <w:sz w:val="24"/>
+          <w:szCs w:val="24"/>
+          <w:lang w:val="en-IN"/>
+        </w:rPr>
+      </w:pPr>
+      <w:r>
+        <w:rPr>
+          <w:rFonts w:ascii="Times New Roman" w:hAnsi="Times New Roman" w:cs="Times New Roman"/>
+          <w:sz w:val="24"/>
+          <w:szCs w:val="24"/>
+          <w:lang w:val="en-IN"/>
+        </w:rPr>
+        <w:t xml:space="preserve">1. </w:t>
+      </w:r>
+      <w:proofErr w:type="spellStart"/>
+      <w:r>
+        <w:rPr>
+          <w:rFonts w:ascii="Times New Roman" w:hAnsi="Times New Roman" w:cs="Times New Roman"/>
+          <w:sz w:val="24"/>
+          <w:szCs w:val="24"/>
+          <w:lang w:val="en-IN"/>
+        </w:rPr>
+        <w:t>HashMap</w:t>
+      </w:r>
+      <w:proofErr w:type="spellEnd"/>
+      <w:r>
+        <w:rPr>
+          <w:rFonts w:ascii="Times New Roman" w:hAnsi="Times New Roman" w:cs="Times New Roman"/>
+          <w:sz w:val="24"/>
+          <w:szCs w:val="24"/>
+          <w:lang w:val="en-IN"/>
+        </w:rPr>
+        <w:t xml:space="preserve"> methods are not synchronized.</w:t>
+      </w:r>
+    </w:p>
+    <w:p>
+      <w:pPr>
+        <w:pStyle w:val="ListParagraph"/>
+        <w:spacing w:after="0"/>
+        <w:rPr>
+          <w:rFonts w:ascii="Times New Roman" w:hAnsi="Times New Roman" w:cs="Times New Roman"/>
+          <w:sz w:val="24"/>
+          <w:szCs w:val="24"/>
+          <w:lang w:val="en-IN"/>
+        </w:rPr>
+      </w:pPr>
+      <w:r>
+        <w:rPr>
+          <w:rFonts w:ascii="Times New Roman" w:hAnsi="Times New Roman" w:cs="Times New Roman"/>
+          <w:sz w:val="24"/>
+          <w:szCs w:val="24"/>
+          <w:lang w:val="en-IN"/>
+        </w:rPr>
+        <w:t xml:space="preserve">2. It is not thread safe, multiple threads can access </w:t>
+      </w:r>
+      <w:proofErr w:type="spellStart"/>
+      <w:r>
+        <w:rPr>
+          <w:rFonts w:ascii="Times New Roman" w:hAnsi="Times New Roman" w:cs="Times New Roman"/>
+          <w:sz w:val="24"/>
+          <w:szCs w:val="24"/>
+          <w:lang w:val="en-IN"/>
+        </w:rPr>
+        <w:t>hashmap</w:t>
+      </w:r>
+      <w:proofErr w:type="spellEnd"/>
+      <w:r>
+        <w:rPr>
+          <w:rFonts w:ascii="Times New Roman" w:hAnsi="Times New Roman" w:cs="Times New Roman"/>
+          <w:sz w:val="24"/>
+          <w:szCs w:val="24"/>
+          <w:lang w:val="en-IN"/>
+        </w:rPr>
+        <w:t xml:space="preserve"> object simultaneously. </w:t>
+      </w:r>
+    </w:p>
+    <w:p>
+      <w:pPr>
+        <w:pStyle w:val="ListParagraph"/>
+        <w:spacing w:after="0"/>
+        <w:rPr>
+          <w:rFonts w:ascii="Times New Roman" w:hAnsi="Times New Roman" w:cs="Times New Roman"/>
+          <w:sz w:val="24"/>
+          <w:szCs w:val="24"/>
+          <w:lang w:val="en-IN"/>
+        </w:rPr>
+      </w:pPr>
+      <w:r>
+        <w:rPr>
+          <w:rFonts w:ascii="Times New Roman" w:hAnsi="Times New Roman" w:cs="Times New Roman"/>
+          <w:sz w:val="24"/>
+          <w:szCs w:val="24"/>
+          <w:lang w:val="en-IN"/>
+        </w:rPr>
+        <w:t>3. Its performance is very high due to lacks synchronization.</w:t>
+      </w:r>
+    </w:p>
+    <w:p>
+      <w:pPr>
+        <w:pStyle w:val="ListParagraph"/>
+        <w:spacing w:after="0"/>
+        <w:rPr>
+          <w:rFonts w:ascii="Times New Roman" w:hAnsi="Times New Roman" w:cs="Times New Roman"/>
+          <w:sz w:val="24"/>
+          <w:szCs w:val="24"/>
+          <w:lang w:val="en-IN"/>
+        </w:rPr>
+      </w:pPr>
+      <w:r>
+        <w:rPr>
+          <w:rFonts w:ascii="Times New Roman" w:hAnsi="Times New Roman" w:cs="Times New Roman"/>
+          <w:sz w:val="24"/>
+          <w:szCs w:val="24"/>
+          <w:lang w:val="en-IN"/>
+        </w:rPr>
+        <w:t xml:space="preserve">4. It will </w:t>
+      </w:r>
+      <w:proofErr w:type="gramStart"/>
+      <w:r>
+        <w:rPr>
+          <w:rFonts w:ascii="Times New Roman" w:hAnsi="Times New Roman" w:cs="Times New Roman"/>
+          <w:sz w:val="24"/>
+          <w:szCs w:val="24"/>
+          <w:lang w:val="en-IN"/>
+        </w:rPr>
+        <w:t>allows</w:t>
+      </w:r>
+      <w:proofErr w:type="gramEnd"/>
+      <w:r>
+        <w:rPr>
+          <w:rFonts w:ascii="Times New Roman" w:hAnsi="Times New Roman" w:cs="Times New Roman"/>
+          <w:sz w:val="24"/>
+          <w:szCs w:val="24"/>
+          <w:lang w:val="en-IN"/>
+        </w:rPr>
+        <w:t xml:space="preserve"> null for both the key and value.</w:t>
+      </w:r>
+    </w:p>
+    <w:p>
+      <w:pPr>
+        <w:pStyle w:val="ListParagraph"/>
+        <w:spacing w:after="0"/>
+        <w:rPr>
+          <w:rFonts w:ascii="Times New Roman" w:hAnsi="Times New Roman" w:cs="Times New Roman"/>
+          <w:sz w:val="24"/>
+          <w:szCs w:val="24"/>
+          <w:lang w:val="en-IN"/>
+        </w:rPr>
+      </w:pPr>
+      <w:r>
+        <w:rPr>
+          <w:rFonts w:ascii="Times New Roman" w:hAnsi="Times New Roman" w:cs="Times New Roman"/>
+          <w:sz w:val="24"/>
+          <w:szCs w:val="24"/>
+          <w:lang w:val="en-IN"/>
+        </w:rPr>
+        <w:t>5. Its iteration is Fail-Fast</w:t>
+      </w:r>
+    </w:p>
+    <w:p>
+      <w:pPr>
+        <w:pStyle w:val="ListParagraph"/>
+        <w:spacing w:after="0"/>
+        <w:rPr>
+          <w:rFonts w:ascii="Times New Roman" w:hAnsi="Times New Roman" w:cs="Times New Roman"/>
+          <w:sz w:val="24"/>
+          <w:szCs w:val="24"/>
+          <w:lang w:val="en-IN"/>
+        </w:rPr>
+      </w:pPr>
+      <w:r>
+        <w:rPr>
+          <w:rFonts w:ascii="Times New Roman" w:hAnsi="Times New Roman" w:cs="Times New Roman"/>
+          <w:sz w:val="24"/>
+          <w:szCs w:val="24"/>
+          <w:lang w:val="en-IN"/>
+        </w:rPr>
+        <w:t>6. It is introduced in the Java 1.2(non-legacy) version.</w:t>
+      </w:r>
+    </w:p>
+    <w:p>
+      <w:pPr>
+        <w:pStyle w:val="ListParagraph"/>
+        <w:spacing w:after="0"/>
+        <w:rPr>
+          <w:rFonts w:ascii="Times New Roman" w:hAnsi="Times New Roman" w:cs="Times New Roman"/>
+          <w:sz w:val="24"/>
+          <w:szCs w:val="24"/>
+          <w:lang w:val="en-IN"/>
+        </w:rPr>
+      </w:pPr>
+      <w:r>
+        <w:rPr>
+          <w:rFonts w:ascii="Times New Roman" w:hAnsi="Times New Roman" w:cs="Times New Roman"/>
+          <w:sz w:val="24"/>
+          <w:szCs w:val="24"/>
+          <w:lang w:val="en-IN"/>
+        </w:rPr>
+        <w:t xml:space="preserve">7. It extends the </w:t>
+      </w:r>
+      <w:proofErr w:type="spellStart"/>
+      <w:r>
+        <w:rPr>
+          <w:rFonts w:ascii="Times New Roman" w:hAnsi="Times New Roman" w:cs="Times New Roman"/>
+          <w:sz w:val="24"/>
+          <w:szCs w:val="24"/>
+          <w:lang w:val="en-IN"/>
+        </w:rPr>
+        <w:t>AbtractMap</w:t>
+      </w:r>
+      <w:proofErr w:type="spellEnd"/>
+      <w:r>
+        <w:rPr>
+          <w:rFonts w:ascii="Times New Roman" w:hAnsi="Times New Roman" w:cs="Times New Roman"/>
+          <w:sz w:val="24"/>
+          <w:szCs w:val="24"/>
+          <w:lang w:val="en-IN"/>
+        </w:rPr>
+        <w:t xml:space="preserve"> class, implements the Map interface.</w:t>
+      </w:r>
+    </w:p>
+    <w:p>
+      <w:pPr>
+        <w:pStyle w:val="ListParagraph"/>
+        <w:spacing w:after="0"/>
+        <w:rPr>
+          <w:rFonts w:ascii="Times New Roman" w:hAnsi="Times New Roman" w:cs="Times New Roman"/>
+          <w:sz w:val="24"/>
+          <w:szCs w:val="24"/>
+          <w:lang w:val="en-IN"/>
+        </w:rPr>
+      </w:pPr>
+      <w:r>
+        <w:rPr>
+          <w:rFonts w:ascii="Times New Roman" w:hAnsi="Times New Roman" w:cs="Times New Roman"/>
+          <w:sz w:val="24"/>
+          <w:szCs w:val="24"/>
+          <w:lang w:val="en-IN"/>
+        </w:rPr>
+        <w:t xml:space="preserve">8. Class signature: public class </w:t>
+      </w:r>
+      <w:proofErr w:type="spellStart"/>
+      <w:r>
+        <w:rPr>
+          <w:rFonts w:ascii="Times New Roman" w:hAnsi="Times New Roman" w:cs="Times New Roman"/>
+          <w:sz w:val="24"/>
+          <w:szCs w:val="24"/>
+          <w:lang w:val="en-IN"/>
+        </w:rPr>
+        <w:t>HashMap</w:t>
+      </w:r>
+      <w:proofErr w:type="spellEnd"/>
+      <w:r>
+        <w:rPr>
+          <w:rFonts w:ascii="Times New Roman" w:hAnsi="Times New Roman" w:cs="Times New Roman"/>
+          <w:sz w:val="24"/>
+          <w:szCs w:val="24"/>
+          <w:lang w:val="en-IN"/>
+        </w:rPr>
+        <w:t>&lt;K</w:t>
+      </w:r>
+      <w:proofErr w:type="gramStart"/>
+      <w:r>
+        <w:rPr>
+          <w:rFonts w:ascii="Times New Roman" w:hAnsi="Times New Roman" w:cs="Times New Roman"/>
+          <w:sz w:val="24"/>
+          <w:szCs w:val="24"/>
+          <w:lang w:val="en-IN"/>
+        </w:rPr>
+        <w:t>,V</w:t>
+      </w:r>
+      <w:proofErr w:type="gramEnd"/>
+      <w:r>
+        <w:rPr>
+          <w:rFonts w:ascii="Times New Roman" w:hAnsi="Times New Roman" w:cs="Times New Roman"/>
+          <w:sz w:val="24"/>
+          <w:szCs w:val="24"/>
+          <w:lang w:val="en-IN"/>
+        </w:rPr>
+        <w:t xml:space="preserve">&gt; extends </w:t>
+      </w:r>
+      <w:proofErr w:type="spellStart"/>
+      <w:r>
+        <w:rPr>
+          <w:rFonts w:ascii="Times New Roman" w:hAnsi="Times New Roman" w:cs="Times New Roman"/>
+          <w:sz w:val="24"/>
+          <w:szCs w:val="24"/>
+          <w:lang w:val="en-IN"/>
+        </w:rPr>
+        <w:t>AbstractMap</w:t>
+      </w:r>
+      <w:proofErr w:type="spellEnd"/>
+      <w:r>
+        <w:rPr>
+          <w:rFonts w:ascii="Times New Roman" w:hAnsi="Times New Roman" w:cs="Times New Roman"/>
+          <w:sz w:val="24"/>
+          <w:szCs w:val="24"/>
+          <w:lang w:val="en-IN"/>
+        </w:rPr>
+        <w:t xml:space="preserve">&lt;K,V&gt; implements Map&lt;K,V&gt;, </w:t>
+      </w:r>
+      <w:proofErr w:type="spellStart"/>
+      <w:r>
+        <w:rPr>
+          <w:rFonts w:ascii="Times New Roman" w:hAnsi="Times New Roman" w:cs="Times New Roman"/>
+          <w:sz w:val="24"/>
+          <w:szCs w:val="24"/>
+          <w:lang w:val="en-IN"/>
+        </w:rPr>
+        <w:t>Cloneable</w:t>
+      </w:r>
+      <w:proofErr w:type="spellEnd"/>
+      <w:r>
+        <w:rPr>
+          <w:rFonts w:ascii="Times New Roman" w:hAnsi="Times New Roman" w:cs="Times New Roman"/>
+          <w:sz w:val="24"/>
+          <w:szCs w:val="24"/>
+          <w:lang w:val="en-IN"/>
+        </w:rPr>
+        <w:t xml:space="preserve">, </w:t>
+      </w:r>
+      <w:proofErr w:type="spellStart"/>
+      <w:r>
+        <w:rPr>
+          <w:rFonts w:ascii="Times New Roman" w:hAnsi="Times New Roman" w:cs="Times New Roman"/>
+          <w:sz w:val="24"/>
+          <w:szCs w:val="24"/>
+          <w:lang w:val="en-IN"/>
+        </w:rPr>
+        <w:t>Serializable</w:t>
+      </w:r>
+      <w:proofErr w:type="spellEnd"/>
+    </w:p>
+    <w:p>
+      <w:pPr>
+        <w:pStyle w:val="ListParagraph"/>
+        <w:numPr>
+          <w:ilvl w:val="0"/>
+          <w:numId w:val="16"/>
+        </w:numPr>
+        <w:spacing w:after="0"/>
+        <w:rPr>
+          <w:rFonts w:ascii="Times New Roman" w:hAnsi="Times New Roman" w:cs="Times New Roman"/>
+          <w:sz w:val="24"/>
+          <w:szCs w:val="24"/>
+          <w:lang w:val="en-IN"/>
+        </w:rPr>
+      </w:pPr>
+      <w:proofErr w:type="spellStart"/>
+      <w:r>
+        <w:rPr>
+          <w:rFonts w:ascii="Times New Roman" w:hAnsi="Times New Roman" w:cs="Times New Roman"/>
+          <w:sz w:val="24"/>
+          <w:szCs w:val="24"/>
+          <w:lang w:val="en-IN"/>
+        </w:rPr>
+        <w:t>HashTable</w:t>
+      </w:r>
+      <w:proofErr w:type="spellEnd"/>
+      <w:r>
+        <w:rPr>
+          <w:rFonts w:ascii="Times New Roman" w:hAnsi="Times New Roman" w:cs="Times New Roman"/>
+          <w:sz w:val="24"/>
+          <w:szCs w:val="24"/>
+          <w:lang w:val="en-IN"/>
+        </w:rPr>
+        <w:t>:</w:t>
+      </w:r>
+    </w:p>
+    <w:p>
+      <w:pPr>
+        <w:pStyle w:val="ListParagraph"/>
+        <w:spacing w:after="0"/>
+        <w:rPr>
+          <w:rFonts w:ascii="Times New Roman" w:hAnsi="Times New Roman" w:cs="Times New Roman"/>
+          <w:sz w:val="24"/>
+          <w:szCs w:val="24"/>
+          <w:lang w:val="en-IN"/>
+        </w:rPr>
+      </w:pPr>
+      <w:r>
+        <w:rPr>
+          <w:rFonts w:ascii="Times New Roman" w:hAnsi="Times New Roman" w:cs="Times New Roman"/>
+          <w:sz w:val="24"/>
+          <w:szCs w:val="24"/>
+          <w:lang w:val="en-IN"/>
+        </w:rPr>
+        <w:t xml:space="preserve">1. </w:t>
+      </w:r>
+      <w:proofErr w:type="spellStart"/>
+      <w:r>
+        <w:rPr>
+          <w:rFonts w:ascii="Times New Roman" w:hAnsi="Times New Roman" w:cs="Times New Roman"/>
+          <w:sz w:val="24"/>
+          <w:szCs w:val="24"/>
+          <w:lang w:val="en-IN"/>
+        </w:rPr>
+        <w:t>HashTable</w:t>
+      </w:r>
+      <w:proofErr w:type="spellEnd"/>
+      <w:r>
+        <w:rPr>
+          <w:rFonts w:ascii="Times New Roman" w:hAnsi="Times New Roman" w:cs="Times New Roman"/>
+          <w:sz w:val="24"/>
+          <w:szCs w:val="24"/>
+          <w:lang w:val="en-IN"/>
+        </w:rPr>
+        <w:t xml:space="preserve"> all methods are synchronized.</w:t>
+      </w:r>
+    </w:p>
+    <w:p>
+      <w:pPr>
+        <w:pStyle w:val="ListParagraph"/>
+        <w:spacing w:after="0"/>
+        <w:rPr>
+          <w:rFonts w:ascii="Times New Roman" w:hAnsi="Times New Roman" w:cs="Times New Roman"/>
+          <w:sz w:val="24"/>
+          <w:szCs w:val="24"/>
+          <w:lang w:val="en-IN"/>
+        </w:rPr>
+      </w:pPr>
+      <w:r>
+        <w:rPr>
+          <w:rFonts w:ascii="Times New Roman" w:hAnsi="Times New Roman" w:cs="Times New Roman"/>
+          <w:sz w:val="24"/>
+          <w:szCs w:val="24"/>
+          <w:lang w:val="en-IN"/>
+        </w:rPr>
+        <w:t xml:space="preserve">2. It is thread safe, only single thread can access </w:t>
+      </w:r>
+      <w:proofErr w:type="spellStart"/>
+      <w:r>
+        <w:rPr>
+          <w:rFonts w:ascii="Times New Roman" w:hAnsi="Times New Roman" w:cs="Times New Roman"/>
+          <w:sz w:val="24"/>
+          <w:szCs w:val="24"/>
+          <w:lang w:val="en-IN"/>
+        </w:rPr>
+        <w:t>hastable</w:t>
+      </w:r>
+      <w:proofErr w:type="spellEnd"/>
+      <w:r>
+        <w:rPr>
+          <w:rFonts w:ascii="Times New Roman" w:hAnsi="Times New Roman" w:cs="Times New Roman"/>
+          <w:sz w:val="24"/>
+          <w:szCs w:val="24"/>
+          <w:lang w:val="en-IN"/>
+        </w:rPr>
+        <w:t xml:space="preserve"> object simultaneously.</w:t>
+      </w:r>
+    </w:p>
+    <w:p>
+      <w:pPr>
+        <w:pStyle w:val="ListParagraph"/>
+        <w:spacing w:after="0"/>
+        <w:rPr>
+          <w:rFonts w:ascii="Times New Roman" w:hAnsi="Times New Roman" w:cs="Times New Roman"/>
+          <w:sz w:val="24"/>
+          <w:szCs w:val="24"/>
+          <w:lang w:val="en-IN"/>
+        </w:rPr>
+      </w:pPr>
+      <w:r>
+        <w:rPr>
+          <w:rFonts w:ascii="Times New Roman" w:hAnsi="Times New Roman" w:cs="Times New Roman"/>
+          <w:sz w:val="24"/>
+          <w:szCs w:val="24"/>
+          <w:lang w:val="en-IN"/>
+        </w:rPr>
+        <w:t>3. Its performance is low due to locking overhead.</w:t>
+      </w:r>
+    </w:p>
+    <w:p>
+      <w:pPr>
+        <w:pStyle w:val="ListParagraph"/>
+        <w:spacing w:after="0"/>
+        <w:rPr>
+          <w:rFonts w:ascii="Times New Roman" w:hAnsi="Times New Roman" w:cs="Times New Roman"/>
+          <w:sz w:val="24"/>
+          <w:szCs w:val="24"/>
+          <w:lang w:val="en-IN"/>
+        </w:rPr>
+      </w:pPr>
+      <w:r>
+        <w:rPr>
+          <w:rFonts w:ascii="Times New Roman" w:hAnsi="Times New Roman" w:cs="Times New Roman"/>
+          <w:sz w:val="24"/>
+          <w:szCs w:val="24"/>
+          <w:lang w:val="en-IN"/>
+        </w:rPr>
+        <w:t xml:space="preserve">4. It will not </w:t>
+      </w:r>
+      <w:proofErr w:type="gramStart"/>
+      <w:r>
+        <w:rPr>
+          <w:rFonts w:ascii="Times New Roman" w:hAnsi="Times New Roman" w:cs="Times New Roman"/>
+          <w:sz w:val="24"/>
+          <w:szCs w:val="24"/>
+          <w:lang w:val="en-IN"/>
+        </w:rPr>
+        <w:t>allows</w:t>
+      </w:r>
+      <w:proofErr w:type="gramEnd"/>
+      <w:r>
+        <w:rPr>
+          <w:rFonts w:ascii="Times New Roman" w:hAnsi="Times New Roman" w:cs="Times New Roman"/>
+          <w:sz w:val="24"/>
+          <w:szCs w:val="24"/>
+          <w:lang w:val="en-IN"/>
+        </w:rPr>
+        <w:t xml:space="preserve"> null for both the key and value.</w:t>
+      </w:r>
+    </w:p>
+    <w:p>
+      <w:pPr>
+        <w:pStyle w:val="ListParagraph"/>
+        <w:spacing w:after="0"/>
+        <w:rPr>
+          <w:rFonts w:ascii="Times New Roman" w:hAnsi="Times New Roman" w:cs="Times New Roman"/>
+          <w:sz w:val="24"/>
+          <w:szCs w:val="24"/>
+          <w:lang w:val="en-IN"/>
+        </w:rPr>
+      </w:pPr>
+      <w:r>
+        <w:rPr>
+          <w:rFonts w:ascii="Times New Roman" w:hAnsi="Times New Roman" w:cs="Times New Roman"/>
+          <w:sz w:val="24"/>
+          <w:szCs w:val="24"/>
+          <w:lang w:val="en-IN"/>
+        </w:rPr>
+        <w:t>5. Its iteration is Fail-Safe</w:t>
+      </w:r>
+    </w:p>
+    <w:p>
+      <w:pPr>
+        <w:pStyle w:val="ListParagraph"/>
+        <w:spacing w:after="0"/>
+        <w:rPr>
+          <w:rFonts w:ascii="Times New Roman" w:hAnsi="Times New Roman" w:cs="Times New Roman"/>
+          <w:sz w:val="24"/>
+          <w:szCs w:val="24"/>
+          <w:lang w:val="en-IN"/>
+        </w:rPr>
+      </w:pPr>
+      <w:r>
+        <w:rPr>
+          <w:rFonts w:ascii="Times New Roman" w:hAnsi="Times New Roman" w:cs="Times New Roman"/>
+          <w:sz w:val="24"/>
+          <w:szCs w:val="24"/>
+          <w:lang w:val="en-IN"/>
+        </w:rPr>
+        <w:t>6. It is introduced in the Java 1.0(legacy) version.</w:t>
+      </w:r>
+    </w:p>
+    <w:p>
+      <w:pPr>
+        <w:pStyle w:val="ListParagraph"/>
+        <w:spacing w:after="0"/>
+        <w:rPr>
+          <w:rFonts w:ascii="Times New Roman" w:hAnsi="Times New Roman" w:cs="Times New Roman"/>
+          <w:sz w:val="24"/>
+          <w:szCs w:val="24"/>
+          <w:lang w:val="en-IN"/>
+        </w:rPr>
+      </w:pPr>
+      <w:r>
+        <w:rPr>
+          <w:rFonts w:ascii="Times New Roman" w:hAnsi="Times New Roman" w:cs="Times New Roman"/>
+          <w:sz w:val="24"/>
+          <w:szCs w:val="24"/>
+          <w:lang w:val="en-IN"/>
+        </w:rPr>
+        <w:t>7. It extends the Dictionary class, implements the Map interface.</w:t>
+      </w:r>
+    </w:p>
+    <w:p>
+      <w:pPr>
+        <w:pStyle w:val="ListParagraph"/>
+        <w:rPr>
+          <w:rFonts w:ascii="Times New Roman" w:hAnsi="Times New Roman" w:cs="Times New Roman"/>
+          <w:sz w:val="24"/>
+          <w:szCs w:val="24"/>
+          <w:lang w:val="en-IN"/>
+        </w:rPr>
+      </w:pPr>
+      <w:r>
+        <w:rPr>
+          <w:rFonts w:ascii="Times New Roman" w:hAnsi="Times New Roman" w:cs="Times New Roman"/>
+          <w:sz w:val="24"/>
+          <w:szCs w:val="24"/>
+          <w:lang w:val="en-IN"/>
+        </w:rPr>
+        <w:t xml:space="preserve">8. Class signature: public class </w:t>
+      </w:r>
+      <w:proofErr w:type="spellStart"/>
+      <w:r>
+        <w:rPr>
+          <w:rFonts w:ascii="Times New Roman" w:hAnsi="Times New Roman" w:cs="Times New Roman"/>
+          <w:sz w:val="24"/>
+          <w:szCs w:val="24"/>
+          <w:lang w:val="en-IN"/>
+        </w:rPr>
+        <w:t>Hashtable</w:t>
+      </w:r>
+      <w:proofErr w:type="spellEnd"/>
+      <w:r>
+        <w:rPr>
+          <w:rFonts w:ascii="Times New Roman" w:hAnsi="Times New Roman" w:cs="Times New Roman"/>
+          <w:sz w:val="24"/>
+          <w:szCs w:val="24"/>
+          <w:lang w:val="en-IN"/>
+        </w:rPr>
+        <w:t>&lt;K</w:t>
+      </w:r>
+      <w:proofErr w:type="gramStart"/>
+      <w:r>
+        <w:rPr>
+          <w:rFonts w:ascii="Times New Roman" w:hAnsi="Times New Roman" w:cs="Times New Roman"/>
+          <w:sz w:val="24"/>
+          <w:szCs w:val="24"/>
+          <w:lang w:val="en-IN"/>
+        </w:rPr>
+        <w:t>,V</w:t>
+      </w:r>
+      <w:proofErr w:type="gramEnd"/>
+      <w:r>
+        <w:rPr>
+          <w:rFonts w:ascii="Times New Roman" w:hAnsi="Times New Roman" w:cs="Times New Roman"/>
+          <w:sz w:val="24"/>
+          <w:szCs w:val="24"/>
+          <w:lang w:val="en-IN"/>
+        </w:rPr>
+        <w:t xml:space="preserve">&gt; extends Dictionary&lt;K,V&gt; implements Map&lt;K,V&gt;, </w:t>
+      </w:r>
+      <w:proofErr w:type="spellStart"/>
+      <w:r>
+        <w:rPr>
+          <w:rFonts w:ascii="Times New Roman" w:hAnsi="Times New Roman" w:cs="Times New Roman"/>
+          <w:sz w:val="24"/>
+          <w:szCs w:val="24"/>
+          <w:lang w:val="en-IN"/>
+        </w:rPr>
+        <w:t>Cloneable</w:t>
+      </w:r>
+      <w:proofErr w:type="spellEnd"/>
+      <w:r>
+        <w:rPr>
+          <w:rFonts w:ascii="Times New Roman" w:hAnsi="Times New Roman" w:cs="Times New Roman"/>
+          <w:sz w:val="24"/>
+          <w:szCs w:val="24"/>
+          <w:lang w:val="en-IN"/>
+        </w:rPr>
+        <w:t xml:space="preserve">, </w:t>
+      </w:r>
+      <w:proofErr w:type="spellStart"/>
+      <w:r>
+        <w:rPr>
+          <w:rFonts w:ascii="Times New Roman" w:hAnsi="Times New Roman" w:cs="Times New Roman"/>
+          <w:sz w:val="24"/>
+          <w:szCs w:val="24"/>
+          <w:lang w:val="en-IN"/>
+        </w:rPr>
+        <w:t>java.io.Serializable</w:t>
+      </w:r>
+      <w:proofErr w:type="spellEnd"/>
+    </w:p>
+    <w:p>
+      <w:pPr>
+        <w:spacing w:after="0"/>
+        <w:rPr>
+          <w:rFonts w:ascii="Times New Roman" w:hAnsi="Times New Roman" w:cs="Times New Roman"/>
+          <w:b/>
+          <w:sz w:val="24"/>
+          <w:szCs w:val="24"/>
+          <w:lang w:val="en-IN"/>
+        </w:rPr>
+      </w:pPr>
+      <w:r>
+        <w:rPr>
+          <w:rFonts w:ascii="Times New Roman" w:hAnsi="Times New Roman" w:cs="Times New Roman"/>
+          <w:b/>
+          <w:sz w:val="24"/>
+          <w:szCs w:val="24"/>
+          <w:lang w:val="en-IN"/>
+        </w:rPr>
+        <w:t>What are the differences between Comparable and Comparator interfaces?</w:t>
+      </w:r>
+    </w:p>
+    <w:p>
+      <w:pPr>
+        <w:pStyle w:val="ListParagraph"/>
+        <w:numPr>
+          <w:ilvl w:val="0"/>
+          <w:numId w:val="16"/>
+        </w:numPr>
+        <w:rPr>
+          <w:rFonts w:ascii="Times New Roman" w:hAnsi="Times New Roman" w:cs="Times New Roman"/>
+          <w:sz w:val="24"/>
+          <w:szCs w:val="24"/>
+          <w:lang w:val="en-IN"/>
+        </w:rPr>
+      </w:pPr>
+      <w:r>
+        <w:rPr>
+          <w:rFonts w:ascii="Times New Roman" w:hAnsi="Times New Roman" w:cs="Times New Roman"/>
+          <w:sz w:val="24"/>
+          <w:szCs w:val="24"/>
+          <w:lang w:val="en-IN"/>
+        </w:rPr>
+        <w:t>Comparable:</w:t>
+      </w:r>
+    </w:p>
+    <w:p>
+      <w:pPr>
+        <w:pStyle w:val="ListParagraph"/>
+        <w:rPr>
+          <w:rFonts w:ascii="Times New Roman" w:hAnsi="Times New Roman" w:cs="Times New Roman"/>
+          <w:sz w:val="24"/>
+          <w:szCs w:val="24"/>
+          <w:lang w:val="en-IN"/>
+        </w:rPr>
+      </w:pPr>
+      <w:r>
+        <w:rPr>
+          <w:rFonts w:ascii="Times New Roman" w:hAnsi="Times New Roman" w:cs="Times New Roman"/>
+          <w:sz w:val="24"/>
+          <w:szCs w:val="24"/>
+          <w:lang w:val="en-IN"/>
+        </w:rPr>
+        <w:t xml:space="preserve">1. Comparable interface is belongs to the </w:t>
+      </w:r>
+      <w:proofErr w:type="spellStart"/>
+      <w:r>
+        <w:rPr>
+          <w:rFonts w:ascii="Times New Roman" w:hAnsi="Times New Roman" w:cs="Times New Roman"/>
+          <w:sz w:val="24"/>
+          <w:szCs w:val="24"/>
+          <w:lang w:val="en-IN"/>
+        </w:rPr>
+        <w:t>java.lang</w:t>
+      </w:r>
+      <w:proofErr w:type="spellEnd"/>
+      <w:r>
+        <w:rPr>
+          <w:rFonts w:ascii="Times New Roman" w:hAnsi="Times New Roman" w:cs="Times New Roman"/>
+          <w:sz w:val="24"/>
+          <w:szCs w:val="24"/>
+          <w:lang w:val="en-IN"/>
+        </w:rPr>
+        <w:t xml:space="preserve"> package.</w:t>
+      </w:r>
+    </w:p>
+    <w:p>
+      <w:pPr>
+        <w:pStyle w:val="ListParagraph"/>
+        <w:rPr>
+          <w:rFonts w:ascii="Times New Roman" w:hAnsi="Times New Roman" w:cs="Times New Roman"/>
+          <w:sz w:val="24"/>
+          <w:szCs w:val="24"/>
+          <w:lang w:val="en-IN"/>
+        </w:rPr>
+      </w:pPr>
+      <w:r>
+        <w:rPr>
+          <w:rFonts w:ascii="Times New Roman" w:hAnsi="Times New Roman" w:cs="Times New Roman"/>
+          <w:sz w:val="24"/>
+          <w:szCs w:val="24"/>
+          <w:lang w:val="en-IN"/>
+        </w:rPr>
+        <w:lastRenderedPageBreak/>
+        <w:t xml:space="preserve">2. It is used to define only one </w:t>
+      </w:r>
+      <w:proofErr w:type="gramStart"/>
+      <w:r>
+        <w:rPr>
+          <w:rFonts w:ascii="Times New Roman" w:hAnsi="Times New Roman" w:cs="Times New Roman"/>
+          <w:sz w:val="24"/>
+          <w:szCs w:val="24"/>
+          <w:lang w:val="en-IN"/>
+        </w:rPr>
+        <w:t>sorting(</w:t>
+      </w:r>
+      <w:proofErr w:type="gramEnd"/>
+      <w:r>
+        <w:rPr>
+          <w:rFonts w:ascii="Times New Roman" w:hAnsi="Times New Roman" w:cs="Times New Roman"/>
+          <w:sz w:val="24"/>
+          <w:szCs w:val="24"/>
+          <w:lang w:val="en-IN"/>
+        </w:rPr>
+        <w:t>natural) order, inside the class.</w:t>
+      </w:r>
+    </w:p>
+    <w:p>
+      <w:pPr>
+        <w:pStyle w:val="ListParagraph"/>
+        <w:rPr>
+          <w:rFonts w:ascii="Times New Roman" w:hAnsi="Times New Roman" w:cs="Times New Roman"/>
+          <w:sz w:val="24"/>
+          <w:szCs w:val="24"/>
+          <w:lang w:val="en-IN"/>
+        </w:rPr>
+      </w:pPr>
+      <w:r>
+        <w:rPr>
+          <w:rFonts w:ascii="Times New Roman" w:hAnsi="Times New Roman" w:cs="Times New Roman"/>
+          <w:sz w:val="24"/>
+          <w:szCs w:val="24"/>
+          <w:lang w:val="en-IN"/>
+        </w:rPr>
+        <w:t>3. It provides only one sorting sequence.</w:t>
+      </w:r>
+    </w:p>
+    <w:p>
+      <w:pPr>
+        <w:pStyle w:val="ListParagraph"/>
+        <w:rPr>
+          <w:rFonts w:ascii="Times New Roman" w:hAnsi="Times New Roman" w:cs="Times New Roman"/>
+          <w:sz w:val="24"/>
+          <w:szCs w:val="24"/>
+          <w:lang w:val="en-IN"/>
+        </w:rPr>
+      </w:pPr>
+      <w:r>
+        <w:rPr>
+          <w:rFonts w:ascii="Times New Roman" w:hAnsi="Times New Roman" w:cs="Times New Roman"/>
+          <w:sz w:val="24"/>
+          <w:szCs w:val="24"/>
+          <w:lang w:val="en-IN"/>
+        </w:rPr>
+        <w:t>4. Target class modification is required.</w:t>
+      </w:r>
+    </w:p>
+    <w:p>
+      <w:pPr>
+        <w:pStyle w:val="ListParagraph"/>
+        <w:rPr>
+          <w:rFonts w:ascii="Times New Roman" w:hAnsi="Times New Roman" w:cs="Times New Roman"/>
+          <w:sz w:val="24"/>
+          <w:szCs w:val="24"/>
+          <w:lang w:val="en-IN"/>
+        </w:rPr>
+      </w:pPr>
+      <w:r>
+        <w:rPr>
+          <w:rFonts w:ascii="Times New Roman" w:hAnsi="Times New Roman" w:cs="Times New Roman"/>
+          <w:sz w:val="24"/>
+          <w:szCs w:val="24"/>
+          <w:lang w:val="en-IN"/>
+        </w:rPr>
+        <w:t xml:space="preserve">5. Override method is </w:t>
+      </w:r>
+      <w:proofErr w:type="spellStart"/>
+      <w:proofErr w:type="gramStart"/>
+      <w:r>
+        <w:rPr>
+          <w:rFonts w:ascii="Times New Roman" w:hAnsi="Times New Roman" w:cs="Times New Roman"/>
+          <w:sz w:val="24"/>
+          <w:szCs w:val="24"/>
+          <w:lang w:val="en-IN"/>
+        </w:rPr>
+        <w:t>compareTo</w:t>
+      </w:r>
+      <w:proofErr w:type="spellEnd"/>
+      <w:r>
+        <w:rPr>
+          <w:rFonts w:ascii="Times New Roman" w:hAnsi="Times New Roman" w:cs="Times New Roman"/>
+          <w:sz w:val="24"/>
+          <w:szCs w:val="24"/>
+          <w:lang w:val="en-IN"/>
+        </w:rPr>
+        <w:t>(</w:t>
+      </w:r>
+      <w:proofErr w:type="gramEnd"/>
+      <w:r>
+        <w:rPr>
+          <w:rFonts w:ascii="Times New Roman" w:hAnsi="Times New Roman" w:cs="Times New Roman"/>
+          <w:sz w:val="24"/>
+          <w:szCs w:val="24"/>
+          <w:lang w:val="en-IN"/>
+        </w:rPr>
+        <w:t xml:space="preserve">Object </w:t>
+      </w:r>
+      <w:proofErr w:type="spellStart"/>
+      <w:r>
+        <w:rPr>
+          <w:rFonts w:ascii="Times New Roman" w:hAnsi="Times New Roman" w:cs="Times New Roman"/>
+          <w:sz w:val="24"/>
+          <w:szCs w:val="24"/>
+          <w:lang w:val="en-IN"/>
+        </w:rPr>
+        <w:t>obj</w:t>
+      </w:r>
+      <w:proofErr w:type="spellEnd"/>
+      <w:r>
+        <w:rPr>
+          <w:rFonts w:ascii="Times New Roman" w:hAnsi="Times New Roman" w:cs="Times New Roman"/>
+          <w:sz w:val="24"/>
+          <w:szCs w:val="24"/>
+          <w:lang w:val="en-IN"/>
+        </w:rPr>
+        <w:t>)</w:t>
+      </w:r>
+    </w:p>
+    <w:p>
+      <w:pPr>
+        <w:pStyle w:val="ListParagraph"/>
+        <w:numPr>
+          <w:ilvl w:val="0"/>
+          <w:numId w:val="16"/>
+        </w:numPr>
+        <w:rPr>
+          <w:rFonts w:ascii="Times New Roman" w:hAnsi="Times New Roman" w:cs="Times New Roman"/>
+          <w:sz w:val="24"/>
+          <w:szCs w:val="24"/>
+          <w:lang w:val="en-IN"/>
+        </w:rPr>
+      </w:pPr>
+      <w:r>
+        <w:rPr>
+          <w:rFonts w:ascii="Times New Roman" w:hAnsi="Times New Roman" w:cs="Times New Roman"/>
+          <w:sz w:val="24"/>
+          <w:szCs w:val="24"/>
+          <w:lang w:val="en-IN"/>
+        </w:rPr>
+        <w:t>Comparator</w:t>
+      </w:r>
+      <w:r>
+        <w:rPr>
+          <w:rFonts w:ascii="Times New Roman" w:hAnsi="Times New Roman" w:cs="Times New Roman"/>
+          <w:sz w:val="24"/>
+          <w:szCs w:val="24"/>
+          <w:lang w:val="en-IN"/>
+        </w:rPr>
+        <w:t>:</w:t>
+      </w:r>
+    </w:p>
+    <w:p>
+      <w:pPr>
+        <w:pStyle w:val="ListParagraph"/>
+        <w:rPr>
+          <w:rFonts w:ascii="Times New Roman" w:hAnsi="Times New Roman" w:cs="Times New Roman"/>
+          <w:sz w:val="24"/>
+          <w:szCs w:val="24"/>
+          <w:lang w:val="en-IN"/>
+        </w:rPr>
+      </w:pPr>
+      <w:r>
+        <w:rPr>
+          <w:rFonts w:ascii="Times New Roman" w:hAnsi="Times New Roman" w:cs="Times New Roman"/>
+          <w:sz w:val="24"/>
+          <w:szCs w:val="24"/>
+          <w:lang w:val="en-IN"/>
+        </w:rPr>
+        <w:t xml:space="preserve">1. Comparator interface is </w:t>
+      </w:r>
+      <w:proofErr w:type="gramStart"/>
+      <w:r>
+        <w:rPr>
+          <w:rFonts w:ascii="Times New Roman" w:hAnsi="Times New Roman" w:cs="Times New Roman"/>
+          <w:sz w:val="24"/>
+          <w:szCs w:val="24"/>
+          <w:lang w:val="en-IN"/>
+        </w:rPr>
+        <w:t>belongs</w:t>
+      </w:r>
+      <w:proofErr w:type="gramEnd"/>
+      <w:r>
+        <w:rPr>
+          <w:rFonts w:ascii="Times New Roman" w:hAnsi="Times New Roman" w:cs="Times New Roman"/>
+          <w:sz w:val="24"/>
+          <w:szCs w:val="24"/>
+          <w:lang w:val="en-IN"/>
+        </w:rPr>
+        <w:t xml:space="preserve"> </w:t>
+      </w:r>
+      <w:proofErr w:type="spellStart"/>
+      <w:r>
+        <w:rPr>
+          <w:rFonts w:ascii="Times New Roman" w:hAnsi="Times New Roman" w:cs="Times New Roman"/>
+          <w:sz w:val="24"/>
+          <w:szCs w:val="24"/>
+          <w:lang w:val="en-IN"/>
+        </w:rPr>
+        <w:t>tothe</w:t>
+      </w:r>
+      <w:proofErr w:type="spellEnd"/>
+      <w:r>
+        <w:rPr>
+          <w:rFonts w:ascii="Times New Roman" w:hAnsi="Times New Roman" w:cs="Times New Roman"/>
+          <w:sz w:val="24"/>
+          <w:szCs w:val="24"/>
+          <w:lang w:val="en-IN"/>
+        </w:rPr>
+        <w:t xml:space="preserve"> </w:t>
+      </w:r>
+      <w:proofErr w:type="spellStart"/>
+      <w:r>
+        <w:rPr>
+          <w:rFonts w:ascii="Times New Roman" w:hAnsi="Times New Roman" w:cs="Times New Roman"/>
+          <w:sz w:val="24"/>
+          <w:szCs w:val="24"/>
+          <w:lang w:val="en-IN"/>
+        </w:rPr>
+        <w:t>java.util</w:t>
+      </w:r>
+      <w:proofErr w:type="spellEnd"/>
+      <w:r>
+        <w:rPr>
+          <w:rFonts w:ascii="Times New Roman" w:hAnsi="Times New Roman" w:cs="Times New Roman"/>
+          <w:sz w:val="24"/>
+          <w:szCs w:val="24"/>
+          <w:lang w:val="en-IN"/>
+        </w:rPr>
+        <w:t xml:space="preserve"> package.</w:t>
+      </w:r>
+    </w:p>
+    <w:p>
+      <w:pPr>
+        <w:pStyle w:val="ListParagraph"/>
+        <w:rPr>
+          <w:rFonts w:ascii="Times New Roman" w:hAnsi="Times New Roman" w:cs="Times New Roman"/>
+          <w:sz w:val="24"/>
+          <w:szCs w:val="24"/>
+          <w:lang w:val="en-IN"/>
+        </w:rPr>
+      </w:pPr>
+      <w:r>
+        <w:rPr>
+          <w:rFonts w:ascii="Times New Roman" w:hAnsi="Times New Roman" w:cs="Times New Roman"/>
+          <w:sz w:val="24"/>
+          <w:szCs w:val="24"/>
+          <w:lang w:val="en-IN"/>
+        </w:rPr>
+        <w:t xml:space="preserve">2. It is used to define multiple </w:t>
+      </w:r>
+      <w:proofErr w:type="gramStart"/>
+      <w:r>
+        <w:rPr>
+          <w:rFonts w:ascii="Times New Roman" w:hAnsi="Times New Roman" w:cs="Times New Roman"/>
+          <w:sz w:val="24"/>
+          <w:szCs w:val="24"/>
+          <w:lang w:val="en-IN"/>
+        </w:rPr>
+        <w:t>sorting(</w:t>
+      </w:r>
+      <w:proofErr w:type="gramEnd"/>
+      <w:r>
+        <w:rPr>
+          <w:rFonts w:ascii="Times New Roman" w:hAnsi="Times New Roman" w:cs="Times New Roman"/>
+          <w:sz w:val="24"/>
+          <w:szCs w:val="24"/>
+          <w:lang w:val="en-IN"/>
+        </w:rPr>
+        <w:t>custom) orders, outside the class.</w:t>
+      </w:r>
+    </w:p>
+    <w:p>
+      <w:pPr>
+        <w:pStyle w:val="ListParagraph"/>
+        <w:rPr>
+          <w:rFonts w:ascii="Times New Roman" w:hAnsi="Times New Roman" w:cs="Times New Roman"/>
+          <w:sz w:val="24"/>
+          <w:szCs w:val="24"/>
+          <w:lang w:val="en-IN"/>
+        </w:rPr>
+      </w:pPr>
+      <w:r>
+        <w:rPr>
+          <w:rFonts w:ascii="Times New Roman" w:hAnsi="Times New Roman" w:cs="Times New Roman"/>
+          <w:sz w:val="24"/>
+          <w:szCs w:val="24"/>
+          <w:lang w:val="en-IN"/>
+        </w:rPr>
+        <w:t>3. It provides multiple sorting sequences.</w:t>
+      </w:r>
+    </w:p>
+    <w:p>
+      <w:pPr>
+        <w:pStyle w:val="ListParagraph"/>
+        <w:rPr>
+          <w:rFonts w:ascii="Times New Roman" w:hAnsi="Times New Roman" w:cs="Times New Roman"/>
+          <w:sz w:val="24"/>
+          <w:szCs w:val="24"/>
+          <w:lang w:val="en-IN"/>
+        </w:rPr>
+      </w:pPr>
+      <w:r>
+        <w:rPr>
+          <w:rFonts w:ascii="Times New Roman" w:hAnsi="Times New Roman" w:cs="Times New Roman"/>
+          <w:sz w:val="24"/>
+          <w:szCs w:val="24"/>
+          <w:lang w:val="en-IN"/>
+        </w:rPr>
+        <w:t>4. Target class modification is not required.</w:t>
+      </w:r>
+    </w:p>
+    <w:p>
+      <w:pPr>
+        <w:pStyle w:val="ListParagraph"/>
+        <w:rPr>
+          <w:rFonts w:ascii="Times New Roman" w:hAnsi="Times New Roman" w:cs="Times New Roman"/>
+          <w:sz w:val="24"/>
+          <w:szCs w:val="24"/>
+          <w:lang w:val="en-IN"/>
+        </w:rPr>
+      </w:pPr>
+      <w:r>
+        <w:rPr>
+          <w:rFonts w:ascii="Times New Roman" w:hAnsi="Times New Roman" w:cs="Times New Roman"/>
+          <w:sz w:val="24"/>
+          <w:szCs w:val="24"/>
+          <w:lang w:val="en-IN"/>
+        </w:rPr>
+        <w:t xml:space="preserve">5. Override method is </w:t>
+      </w:r>
+      <w:proofErr w:type="gramStart"/>
+      <w:r>
+        <w:rPr>
+          <w:rFonts w:ascii="Times New Roman" w:hAnsi="Times New Roman" w:cs="Times New Roman"/>
+          <w:sz w:val="24"/>
+          <w:szCs w:val="24"/>
+          <w:lang w:val="en-IN"/>
+        </w:rPr>
+        <w:t>compare(</w:t>
+      </w:r>
+      <w:proofErr w:type="gramEnd"/>
+      <w:r>
+        <w:rPr>
+          <w:rFonts w:ascii="Times New Roman" w:hAnsi="Times New Roman" w:cs="Times New Roman"/>
+          <w:sz w:val="24"/>
+          <w:szCs w:val="24"/>
+          <w:lang w:val="en-IN"/>
+        </w:rPr>
+        <w:t>Object obj1, Object obj2)</w:t>
+      </w:r>
+    </w:p>
+    <w:p>
+      <w:pPr>
+        <w:spacing w:after="0"/>
+        <w:rPr>
+          <w:rFonts w:ascii="Times New Roman" w:hAnsi="Times New Roman" w:cs="Times New Roman"/>
+          <w:b/>
+          <w:sz w:val="24"/>
+          <w:szCs w:val="24"/>
+          <w:lang w:val="en-IN"/>
+        </w:rPr>
+      </w:pPr>
+      <w:r>
+        <w:rPr>
+          <w:rFonts w:ascii="Times New Roman" w:hAnsi="Times New Roman" w:cs="Times New Roman"/>
+          <w:b/>
+          <w:sz w:val="24"/>
+          <w:szCs w:val="24"/>
+          <w:lang w:val="en-IN"/>
+        </w:rPr>
+        <w:t>Why Comparator is function interface, even though it has two abstract methods?</w:t>
+      </w:r>
+    </w:p>
+    <w:p>
+      <w:pPr>
+        <w:pStyle w:val="ListParagraph"/>
+        <w:numPr>
+          <w:ilvl w:val="0"/>
+          <w:numId w:val="17"/>
+        </w:numPr>
+        <w:spacing w:after="0"/>
+        <w:rPr>
+          <w:rFonts w:ascii="Times New Roman" w:hAnsi="Times New Roman" w:cs="Times New Roman"/>
+          <w:sz w:val="24"/>
+          <w:szCs w:val="24"/>
+          <w:lang w:val="en-IN"/>
+        </w:rPr>
+      </w:pPr>
+      <w:r>
+        <w:rPr>
+          <w:rFonts w:ascii="Times New Roman" w:hAnsi="Times New Roman" w:cs="Times New Roman"/>
+          <w:sz w:val="24"/>
+          <w:szCs w:val="24"/>
+          <w:lang w:val="en-IN"/>
+        </w:rPr>
+        <w:t>Conceptually, a functional interface should have only one abstract method.</w:t>
+      </w:r>
+    </w:p>
+    <w:p>
+      <w:pPr>
+        <w:pStyle w:val="ListParagraph"/>
+        <w:numPr>
+          <w:ilvl w:val="0"/>
+          <w:numId w:val="17"/>
+        </w:numPr>
+        <w:spacing w:after="0"/>
+        <w:rPr>
+          <w:rFonts w:ascii="Times New Roman" w:hAnsi="Times New Roman" w:cs="Times New Roman"/>
+          <w:sz w:val="24"/>
+          <w:szCs w:val="24"/>
+          <w:lang w:val="en-IN"/>
+        </w:rPr>
+      </w:pPr>
+      <w:r>
+        <w:rPr>
+          <w:rFonts w:ascii="Times New Roman" w:hAnsi="Times New Roman" w:cs="Times New Roman"/>
+          <w:sz w:val="24"/>
+          <w:szCs w:val="24"/>
+          <w:lang w:val="en-IN"/>
+        </w:rPr>
+        <w:t xml:space="preserve">The Comparator interface has two abstract methods those are compare(T o1, T o2), equals(Object </w:t>
+      </w:r>
+      <w:proofErr w:type="spellStart"/>
+      <w:r>
+        <w:rPr>
+          <w:rFonts w:ascii="Times New Roman" w:hAnsi="Times New Roman" w:cs="Times New Roman"/>
+          <w:sz w:val="24"/>
+          <w:szCs w:val="24"/>
+          <w:lang w:val="en-IN"/>
+        </w:rPr>
+        <w:t>obj</w:t>
+      </w:r>
+      <w:proofErr w:type="spellEnd"/>
+      <w:r>
+        <w:rPr>
+          <w:rFonts w:ascii="Times New Roman" w:hAnsi="Times New Roman" w:cs="Times New Roman"/>
+          <w:sz w:val="24"/>
+          <w:szCs w:val="24"/>
+          <w:lang w:val="en-IN"/>
+        </w:rPr>
+        <w:t xml:space="preserve">), but even though it is considered as a functional interface because of overriding one of the public methods of </w:t>
+      </w:r>
+      <w:proofErr w:type="spellStart"/>
+      <w:r>
+        <w:rPr>
+          <w:rFonts w:ascii="Times New Roman" w:hAnsi="Times New Roman" w:cs="Times New Roman"/>
+          <w:sz w:val="24"/>
+          <w:szCs w:val="24"/>
+          <w:lang w:val="en-IN"/>
+        </w:rPr>
+        <w:t>java.lang.Object</w:t>
+      </w:r>
+      <w:proofErr w:type="spellEnd"/>
+      <w:r>
+        <w:rPr>
+          <w:rFonts w:ascii="Times New Roman" w:hAnsi="Times New Roman" w:cs="Times New Roman"/>
+          <w:sz w:val="24"/>
+          <w:szCs w:val="24"/>
+          <w:lang w:val="en-IN"/>
+        </w:rPr>
+        <w:t xml:space="preserve"> that is equals(Object </w:t>
+      </w:r>
+      <w:proofErr w:type="spellStart"/>
+      <w:r>
+        <w:rPr>
+          <w:rFonts w:ascii="Times New Roman" w:hAnsi="Times New Roman" w:cs="Times New Roman"/>
+          <w:sz w:val="24"/>
+          <w:szCs w:val="24"/>
+          <w:lang w:val="en-IN"/>
+        </w:rPr>
+        <w:t>obj</w:t>
+      </w:r>
+      <w:proofErr w:type="spellEnd"/>
+      <w:r>
+        <w:rPr>
+          <w:rFonts w:ascii="Times New Roman" w:hAnsi="Times New Roman" w:cs="Times New Roman"/>
+          <w:sz w:val="24"/>
+          <w:szCs w:val="24"/>
+          <w:lang w:val="en-IN"/>
+        </w:rPr>
+        <w:t>).</w:t>
+      </w:r>
+    </w:p>
+    <w:p>
+      <w:pPr>
+        <w:pStyle w:val="ListParagraph"/>
+        <w:numPr>
+          <w:ilvl w:val="0"/>
+          <w:numId w:val="17"/>
+        </w:numPr>
+        <w:spacing w:after="0"/>
+        <w:rPr>
+          <w:rFonts w:ascii="Times New Roman" w:hAnsi="Times New Roman" w:cs="Times New Roman"/>
+          <w:sz w:val="24"/>
+          <w:szCs w:val="24"/>
+          <w:lang w:val="en-IN"/>
+        </w:rPr>
+      </w:pPr>
+      <w:r>
+        <w:rPr>
+          <w:rFonts w:ascii="Times New Roman" w:hAnsi="Times New Roman" w:cs="Times New Roman"/>
+          <w:sz w:val="24"/>
+          <w:szCs w:val="24"/>
+          <w:lang w:val="en-IN"/>
+        </w:rPr>
+        <w:t xml:space="preserve">This method is not counted as abstract method because any implementation class not implemented this method then it called from parent class method. </w:t>
+      </w:r>
+      <w:proofErr w:type="gramStart"/>
+      <w:r>
+        <w:rPr>
+          <w:rFonts w:ascii="Times New Roman" w:hAnsi="Times New Roman" w:cs="Times New Roman"/>
+          <w:sz w:val="24"/>
+          <w:szCs w:val="24"/>
+          <w:lang w:val="en-IN"/>
+        </w:rPr>
+        <w:t>that</w:t>
+      </w:r>
+      <w:proofErr w:type="gramEnd"/>
+      <w:r>
+        <w:rPr>
+          <w:rFonts w:ascii="Times New Roman" w:hAnsi="Times New Roman" w:cs="Times New Roman"/>
+          <w:sz w:val="24"/>
+          <w:szCs w:val="24"/>
+          <w:lang w:val="en-IN"/>
+        </w:rPr>
+        <w:t xml:space="preserve"> is Object class equals method.</w:t>
+      </w:r>
+    </w:p>
+    <w:p>
+      <w:pPr>
+        <w:rPr>
+          <w:rFonts w:ascii="Times New Roman" w:hAnsi="Times New Roman" w:cs="Times New Roman"/>
+          <w:sz w:val="24"/>
+          <w:szCs w:val="24"/>
+          <w:lang w:val="en-IN"/>
+        </w:rPr>
+      </w:pPr>
     </w:p>
     <w:p>
       <w:pPr>
@@ -2819,6 +6793,119 @@
     </w:lvl>
   </w:abstractNum>
   <w:abstractNum w:abstractNumId="1">
+    <w:nsid w:val="16074CB2"/>
+    <w:multiLevelType w:val="hybridMultilevel"/>
+    <w:tmpl w:val="36A26970"/>
+    <w:lvl w:ilvl="0" w:tplc="865C1090">
+      <w:start w:val="1"/>
+      <w:numFmt w:val="bullet"/>
+      <w:lvlText w:val=""/>
+      <w:lvlJc w:val="left"/>
+      <w:pPr>
+        <w:ind w:left="720" w:hanging="360"/>
+      </w:pPr>
+      <w:rPr>
+        <w:rFonts w:ascii="Symbol" w:hAnsi="Symbol" w:hint="default"/>
+      </w:rPr>
+    </w:lvl>
+    <w:lvl w:ilvl="1" w:tplc="04090003" w:tentative="1">
+      <w:start w:val="1"/>
+      <w:numFmt w:val="bullet"/>
+      <w:lvlText w:val="o"/>
+      <w:lvlJc w:val="left"/>
+      <w:pPr>
+        <w:ind w:left="1440" w:hanging="360"/>
+      </w:pPr>
+      <w:rPr>
+        <w:rFonts w:ascii="Courier New" w:hAnsi="Courier New" w:cs="Courier New" w:hint="default"/>
+      </w:rPr>
+    </w:lvl>
+    <w:lvl w:ilvl="2" w:tplc="04090005" w:tentative="1">
+      <w:start w:val="1"/>
+      <w:numFmt w:val="bullet"/>
+      <w:lvlText w:val=""/>
+      <w:lvlJc w:val="left"/>
+      <w:pPr>
+        <w:ind w:left="2160" w:hanging="360"/>
+      </w:pPr>
+      <w:rPr>
+        <w:rFonts w:ascii="Wingdings" w:hAnsi="Wingdings" w:hint="default"/>
+      </w:rPr>
+    </w:lvl>
+    <w:lvl w:ilvl="3" w:tplc="04090001" w:tentative="1">
+      <w:start w:val="1"/>
+      <w:numFmt w:val="bullet"/>
+      <w:lvlText w:val=""/>
+      <w:lvlJc w:val="left"/>
+      <w:pPr>
+        <w:ind w:left="2880" w:hanging="360"/>
+      </w:pPr>
+      <w:rPr>
+        <w:rFonts w:ascii="Symbol" w:hAnsi="Symbol" w:hint="default"/>
+      </w:rPr>
+    </w:lvl>
+    <w:lvl w:ilvl="4" w:tplc="04090003" w:tentative="1">
+      <w:start w:val="1"/>
+      <w:numFmt w:val="bullet"/>
+      <w:lvlText w:val="o"/>
+      <w:lvlJc w:val="left"/>
+      <w:pPr>
+        <w:ind w:left="3600" w:hanging="360"/>
+      </w:pPr>
+      <w:rPr>
+        <w:rFonts w:ascii="Courier New" w:hAnsi="Courier New" w:cs="Courier New" w:hint="default"/>
+      </w:rPr>
+    </w:lvl>
+    <w:lvl w:ilvl="5" w:tplc="04090005" w:tentative="1">
+      <w:start w:val="1"/>
+      <w:numFmt w:val="bullet"/>
+      <w:lvlText w:val=""/>
+      <w:lvlJc w:val="left"/>
+      <w:pPr>
+        <w:ind w:left="4320" w:hanging="360"/>
+      </w:pPr>
+      <w:rPr>
+        <w:rFonts w:ascii="Wingdings" w:hAnsi="Wingdings" w:hint="default"/>
+      </w:rPr>
+    </w:lvl>
+    <w:lvl w:ilvl="6" w:tplc="04090001" w:tentative="1">
+      <w:start w:val="1"/>
+      <w:numFmt w:val="bullet"/>
+      <w:lvlText w:val=""/>
+      <w:lvlJc w:val="left"/>
+      <w:pPr>
+        <w:ind w:left="5040" w:hanging="360"/>
+      </w:pPr>
+      <w:rPr>
+        <w:rFonts w:ascii="Symbol" w:hAnsi="Symbol" w:hint="default"/>
+      </w:rPr>
+    </w:lvl>
+    <w:lvl w:ilvl="7" w:tplc="04090003" w:tentative="1">
+      <w:start w:val="1"/>
+      <w:numFmt w:val="bullet"/>
+      <w:lvlText w:val="o"/>
+      <w:lvlJc w:val="left"/>
+      <w:pPr>
+        <w:ind w:left="5760" w:hanging="360"/>
+      </w:pPr>
+      <w:rPr>
+        <w:rFonts w:ascii="Courier New" w:hAnsi="Courier New" w:cs="Courier New" w:hint="default"/>
+      </w:rPr>
+    </w:lvl>
+    <w:lvl w:ilvl="8" w:tplc="04090005" w:tentative="1">
+      <w:start w:val="1"/>
+      <w:numFmt w:val="bullet"/>
+      <w:lvlText w:val=""/>
+      <w:lvlJc w:val="left"/>
+      <w:pPr>
+        <w:ind w:left="6480" w:hanging="360"/>
+      </w:pPr>
+      <w:rPr>
+        <w:rFonts w:ascii="Wingdings" w:hAnsi="Wingdings" w:hint="default"/>
+      </w:rPr>
+    </w:lvl>
+  </w:abstractNum>
+  <w:abstractNum w:abstractNumId="2">
     <w:nsid w:val="245633E2"/>
     <w:multiLevelType w:val="hybridMultilevel"/>
     <w:tmpl w:val="4D0AF5EA"/>
@@ -2931,7 +7018,7 @@
       </w:rPr>
     </w:lvl>
   </w:abstractNum>
-  <w:abstractNum w:abstractNumId="2">
+  <w:abstractNum w:abstractNumId="3">
     <w:nsid w:val="253233D0"/>
     <w:multiLevelType w:val="hybridMultilevel"/>
     <w:tmpl w:val="EB387172"/>
@@ -3044,7 +7131,7 @@
       </w:rPr>
     </w:lvl>
   </w:abstractNum>
-  <w:abstractNum w:abstractNumId="3">
+  <w:abstractNum w:abstractNumId="4">
     <w:nsid w:val="2B0B72E5"/>
     <w:multiLevelType w:val="hybridMultilevel"/>
     <w:tmpl w:val="1BC6F884"/>
@@ -3157,7 +7244,7 @@
       </w:rPr>
     </w:lvl>
   </w:abstractNum>
-  <w:abstractNum w:abstractNumId="4">
+  <w:abstractNum w:abstractNumId="5">
     <w:nsid w:val="328C558A"/>
     <w:multiLevelType w:val="hybridMultilevel"/>
     <w:tmpl w:val="7BAA8E0E"/>
@@ -3246,7 +7333,7 @@
       </w:pPr>
     </w:lvl>
   </w:abstractNum>
-  <w:abstractNum w:abstractNumId="5">
+  <w:abstractNum w:abstractNumId="6">
     <w:nsid w:val="34C94D76"/>
     <w:multiLevelType w:val="hybridMultilevel"/>
     <w:tmpl w:val="00F2AF32"/>
@@ -3359,7 +7446,233 @@
       </w:rPr>
     </w:lvl>
   </w:abstractNum>
-  <w:abstractNum w:abstractNumId="6">
+  <w:abstractNum w:abstractNumId="7">
+    <w:nsid w:val="351A7029"/>
+    <w:multiLevelType w:val="hybridMultilevel"/>
+    <w:tmpl w:val="489A99BA"/>
+    <w:lvl w:ilvl="0" w:tplc="865C1090">
+      <w:start w:val="1"/>
+      <w:numFmt w:val="bullet"/>
+      <w:lvlText w:val=""/>
+      <w:lvlJc w:val="left"/>
+      <w:pPr>
+        <w:ind w:left="720" w:hanging="360"/>
+      </w:pPr>
+      <w:rPr>
+        <w:rFonts w:ascii="Symbol" w:hAnsi="Symbol" w:hint="default"/>
+      </w:rPr>
+    </w:lvl>
+    <w:lvl w:ilvl="1" w:tplc="04090003" w:tentative="1">
+      <w:start w:val="1"/>
+      <w:numFmt w:val="bullet"/>
+      <w:lvlText w:val="o"/>
+      <w:lvlJc w:val="left"/>
+      <w:pPr>
+        <w:ind w:left="1440" w:hanging="360"/>
+      </w:pPr>
+      <w:rPr>
+        <w:rFonts w:ascii="Courier New" w:hAnsi="Courier New" w:cs="Courier New" w:hint="default"/>
+      </w:rPr>
+    </w:lvl>
+    <w:lvl w:ilvl="2" w:tplc="04090005" w:tentative="1">
+      <w:start w:val="1"/>
+      <w:numFmt w:val="bullet"/>
+      <w:lvlText w:val=""/>
+      <w:lvlJc w:val="left"/>
+      <w:pPr>
+        <w:ind w:left="2160" w:hanging="360"/>
+      </w:pPr>
+      <w:rPr>
+        <w:rFonts w:ascii="Wingdings" w:hAnsi="Wingdings" w:hint="default"/>
+      </w:rPr>
+    </w:lvl>
+    <w:lvl w:ilvl="3" w:tplc="04090001" w:tentative="1">
+      <w:start w:val="1"/>
+      <w:numFmt w:val="bullet"/>
+      <w:lvlText w:val=""/>
+      <w:lvlJc w:val="left"/>
+      <w:pPr>
+        <w:ind w:left="2880" w:hanging="360"/>
+      </w:pPr>
+      <w:rPr>
+        <w:rFonts w:ascii="Symbol" w:hAnsi="Symbol" w:hint="default"/>
+      </w:rPr>
+    </w:lvl>
+    <w:lvl w:ilvl="4" w:tplc="04090003" w:tentative="1">
+      <w:start w:val="1"/>
+      <w:numFmt w:val="bullet"/>
+      <w:lvlText w:val="o"/>
+      <w:lvlJc w:val="left"/>
+      <w:pPr>
+        <w:ind w:left="3600" w:hanging="360"/>
+      </w:pPr>
+      <w:rPr>
+        <w:rFonts w:ascii="Courier New" w:hAnsi="Courier New" w:cs="Courier New" w:hint="default"/>
+      </w:rPr>
+    </w:lvl>
+    <w:lvl w:ilvl="5" w:tplc="04090005" w:tentative="1">
+      <w:start w:val="1"/>
+      <w:numFmt w:val="bullet"/>
+      <w:lvlText w:val=""/>
+      <w:lvlJc w:val="left"/>
+      <w:pPr>
+        <w:ind w:left="4320" w:hanging="360"/>
+      </w:pPr>
+      <w:rPr>
+        <w:rFonts w:ascii="Wingdings" w:hAnsi="Wingdings" w:hint="default"/>
+      </w:rPr>
+    </w:lvl>
+    <w:lvl w:ilvl="6" w:tplc="04090001" w:tentative="1">
+      <w:start w:val="1"/>
+      <w:numFmt w:val="bullet"/>
+      <w:lvlText w:val=""/>
+      <w:lvlJc w:val="left"/>
+      <w:pPr>
+        <w:ind w:left="5040" w:hanging="360"/>
+      </w:pPr>
+      <w:rPr>
+        <w:rFonts w:ascii="Symbol" w:hAnsi="Symbol" w:hint="default"/>
+      </w:rPr>
+    </w:lvl>
+    <w:lvl w:ilvl="7" w:tplc="04090003" w:tentative="1">
+      <w:start w:val="1"/>
+      <w:numFmt w:val="bullet"/>
+      <w:lvlText w:val="o"/>
+      <w:lvlJc w:val="left"/>
+      <w:pPr>
+        <w:ind w:left="5760" w:hanging="360"/>
+      </w:pPr>
+      <w:rPr>
+        <w:rFonts w:ascii="Courier New" w:hAnsi="Courier New" w:cs="Courier New" w:hint="default"/>
+      </w:rPr>
+    </w:lvl>
+    <w:lvl w:ilvl="8" w:tplc="04090005" w:tentative="1">
+      <w:start w:val="1"/>
+      <w:numFmt w:val="bullet"/>
+      <w:lvlText w:val=""/>
+      <w:lvlJc w:val="left"/>
+      <w:pPr>
+        <w:ind w:left="6480" w:hanging="360"/>
+      </w:pPr>
+      <w:rPr>
+        <w:rFonts w:ascii="Wingdings" w:hAnsi="Wingdings" w:hint="default"/>
+      </w:rPr>
+    </w:lvl>
+  </w:abstractNum>
+  <w:abstractNum w:abstractNumId="8">
+    <w:nsid w:val="3D791338"/>
+    <w:multiLevelType w:val="hybridMultilevel"/>
+    <w:tmpl w:val="FBE2C1EC"/>
+    <w:lvl w:ilvl="0" w:tplc="865C1090">
+      <w:start w:val="1"/>
+      <w:numFmt w:val="bullet"/>
+      <w:lvlText w:val=""/>
+      <w:lvlJc w:val="left"/>
+      <w:pPr>
+        <w:ind w:left="720" w:hanging="360"/>
+      </w:pPr>
+      <w:rPr>
+        <w:rFonts w:ascii="Symbol" w:hAnsi="Symbol" w:hint="default"/>
+      </w:rPr>
+    </w:lvl>
+    <w:lvl w:ilvl="1" w:tplc="04090003" w:tentative="1">
+      <w:start w:val="1"/>
+      <w:numFmt w:val="bullet"/>
+      <w:lvlText w:val="o"/>
+      <w:lvlJc w:val="left"/>
+      <w:pPr>
+        <w:ind w:left="1440" w:hanging="360"/>
+      </w:pPr>
+      <w:rPr>
+        <w:rFonts w:ascii="Courier New" w:hAnsi="Courier New" w:cs="Courier New" w:hint="default"/>
+      </w:rPr>
+    </w:lvl>
+    <w:lvl w:ilvl="2" w:tplc="04090005" w:tentative="1">
+      <w:start w:val="1"/>
+      <w:numFmt w:val="bullet"/>
+      <w:lvlText w:val=""/>
+      <w:lvlJc w:val="left"/>
+      <w:pPr>
+        <w:ind w:left="2160" w:hanging="360"/>
+      </w:pPr>
+      <w:rPr>
+        <w:rFonts w:ascii="Wingdings" w:hAnsi="Wingdings" w:hint="default"/>
+      </w:rPr>
+    </w:lvl>
+    <w:lvl w:ilvl="3" w:tplc="04090001" w:tentative="1">
+      <w:start w:val="1"/>
+      <w:numFmt w:val="bullet"/>
+      <w:lvlText w:val=""/>
+      <w:lvlJc w:val="left"/>
+      <w:pPr>
+        <w:ind w:left="2880" w:hanging="360"/>
+      </w:pPr>
+      <w:rPr>
+        <w:rFonts w:ascii="Symbol" w:hAnsi="Symbol" w:hint="default"/>
+      </w:rPr>
+    </w:lvl>
+    <w:lvl w:ilvl="4" w:tplc="04090003" w:tentative="1">
+      <w:start w:val="1"/>
+      <w:numFmt w:val="bullet"/>
+      <w:lvlText w:val="o"/>
+      <w:lvlJc w:val="left"/>
+      <w:pPr>
+        <w:ind w:left="3600" w:hanging="360"/>
+      </w:pPr>
+      <w:rPr>
+        <w:rFonts w:ascii="Courier New" w:hAnsi="Courier New" w:cs="Courier New" w:hint="default"/>
+      </w:rPr>
+    </w:lvl>
+    <w:lvl w:ilvl="5" w:tplc="04090005" w:tentative="1">
+      <w:start w:val="1"/>
+      <w:numFmt w:val="bullet"/>
+      <w:lvlText w:val=""/>
+      <w:lvlJc w:val="left"/>
+      <w:pPr>
+        <w:ind w:left="4320" w:hanging="360"/>
+      </w:pPr>
+      <w:rPr>
+        <w:rFonts w:ascii="Wingdings" w:hAnsi="Wingdings" w:hint="default"/>
+      </w:rPr>
+    </w:lvl>
+    <w:lvl w:ilvl="6" w:tplc="04090001" w:tentative="1">
+      <w:start w:val="1"/>
+      <w:numFmt w:val="bullet"/>
+      <w:lvlText w:val=""/>
+      <w:lvlJc w:val="left"/>
+      <w:pPr>
+        <w:ind w:left="5040" w:hanging="360"/>
+      </w:pPr>
+      <w:rPr>
+        <w:rFonts w:ascii="Symbol" w:hAnsi="Symbol" w:hint="default"/>
+      </w:rPr>
+    </w:lvl>
+    <w:lvl w:ilvl="7" w:tplc="04090003" w:tentative="1">
+      <w:start w:val="1"/>
+      <w:numFmt w:val="bullet"/>
+      <w:lvlText w:val="o"/>
+      <w:lvlJc w:val="left"/>
+      <w:pPr>
+        <w:ind w:left="5760" w:hanging="360"/>
+      </w:pPr>
+      <w:rPr>
+        <w:rFonts w:ascii="Courier New" w:hAnsi="Courier New" w:cs="Courier New" w:hint="default"/>
+      </w:rPr>
+    </w:lvl>
+    <w:lvl w:ilvl="8" w:tplc="04090005" w:tentative="1">
+      <w:start w:val="1"/>
+      <w:numFmt w:val="bullet"/>
+      <w:lvlText w:val=""/>
+      <w:lvlJc w:val="left"/>
+      <w:pPr>
+        <w:ind w:left="6480" w:hanging="360"/>
+      </w:pPr>
+      <w:rPr>
+        <w:rFonts w:ascii="Wingdings" w:hAnsi="Wingdings" w:hint="default"/>
+      </w:rPr>
+    </w:lvl>
+  </w:abstractNum>
+  <w:abstractNum w:abstractNumId="9">
     <w:nsid w:val="45E40DFC"/>
     <w:multiLevelType w:val="hybridMultilevel"/>
     <w:tmpl w:val="72A46BA8"/>
@@ -3472,7 +7785,7 @@
       </w:rPr>
     </w:lvl>
   </w:abstractNum>
-  <w:abstractNum w:abstractNumId="7">
+  <w:abstractNum w:abstractNumId="10">
     <w:nsid w:val="5237402E"/>
     <w:multiLevelType w:val="hybridMultilevel"/>
     <w:tmpl w:val="D60AC37A"/>
@@ -3585,7 +7898,7 @@
       </w:rPr>
     </w:lvl>
   </w:abstractNum>
-  <w:abstractNum w:abstractNumId="8">
+  <w:abstractNum w:abstractNumId="11">
     <w:nsid w:val="545E589F"/>
     <w:multiLevelType w:val="hybridMultilevel"/>
     <w:tmpl w:val="310283BC"/>
@@ -3698,7 +8011,7 @@
       </w:rPr>
     </w:lvl>
   </w:abstractNum>
-  <w:abstractNum w:abstractNumId="9">
+  <w:abstractNum w:abstractNumId="12">
     <w:nsid w:val="5D676F9D"/>
     <w:multiLevelType w:val="hybridMultilevel"/>
     <w:tmpl w:val="F2089C6E"/>
@@ -3787,7 +8100,233 @@
       </w:pPr>
     </w:lvl>
   </w:abstractNum>
-  <w:abstractNum w:abstractNumId="10">
+  <w:abstractNum w:abstractNumId="13">
+    <w:nsid w:val="5FB744D4"/>
+    <w:multiLevelType w:val="hybridMultilevel"/>
+    <w:tmpl w:val="81784670"/>
+    <w:lvl w:ilvl="0" w:tplc="865C1090">
+      <w:start w:val="1"/>
+      <w:numFmt w:val="bullet"/>
+      <w:lvlText w:val=""/>
+      <w:lvlJc w:val="left"/>
+      <w:pPr>
+        <w:ind w:left="720" w:hanging="360"/>
+      </w:pPr>
+      <w:rPr>
+        <w:rFonts w:ascii="Symbol" w:hAnsi="Symbol" w:hint="default"/>
+      </w:rPr>
+    </w:lvl>
+    <w:lvl w:ilvl="1" w:tplc="04090003" w:tentative="1">
+      <w:start w:val="1"/>
+      <w:numFmt w:val="bullet"/>
+      <w:lvlText w:val="o"/>
+      <w:lvlJc w:val="left"/>
+      <w:pPr>
+        <w:ind w:left="1440" w:hanging="360"/>
+      </w:pPr>
+      <w:rPr>
+        <w:rFonts w:ascii="Courier New" w:hAnsi="Courier New" w:cs="Courier New" w:hint="default"/>
+      </w:rPr>
+    </w:lvl>
+    <w:lvl w:ilvl="2" w:tplc="04090005" w:tentative="1">
+      <w:start w:val="1"/>
+      <w:numFmt w:val="bullet"/>
+      <w:lvlText w:val=""/>
+      <w:lvlJc w:val="left"/>
+      <w:pPr>
+        <w:ind w:left="2160" w:hanging="360"/>
+      </w:pPr>
+      <w:rPr>
+        <w:rFonts w:ascii="Wingdings" w:hAnsi="Wingdings" w:hint="default"/>
+      </w:rPr>
+    </w:lvl>
+    <w:lvl w:ilvl="3" w:tplc="04090001" w:tentative="1">
+      <w:start w:val="1"/>
+      <w:numFmt w:val="bullet"/>
+      <w:lvlText w:val=""/>
+      <w:lvlJc w:val="left"/>
+      <w:pPr>
+        <w:ind w:left="2880" w:hanging="360"/>
+      </w:pPr>
+      <w:rPr>
+        <w:rFonts w:ascii="Symbol" w:hAnsi="Symbol" w:hint="default"/>
+      </w:rPr>
+    </w:lvl>
+    <w:lvl w:ilvl="4" w:tplc="04090003" w:tentative="1">
+      <w:start w:val="1"/>
+      <w:numFmt w:val="bullet"/>
+      <w:lvlText w:val="o"/>
+      <w:lvlJc w:val="left"/>
+      <w:pPr>
+        <w:ind w:left="3600" w:hanging="360"/>
+      </w:pPr>
+      <w:rPr>
+        <w:rFonts w:ascii="Courier New" w:hAnsi="Courier New" w:cs="Courier New" w:hint="default"/>
+      </w:rPr>
+    </w:lvl>
+    <w:lvl w:ilvl="5" w:tplc="04090005" w:tentative="1">
+      <w:start w:val="1"/>
+      <w:numFmt w:val="bullet"/>
+      <w:lvlText w:val=""/>
+      <w:lvlJc w:val="left"/>
+      <w:pPr>
+        <w:ind w:left="4320" w:hanging="360"/>
+      </w:pPr>
+      <w:rPr>
+        <w:rFonts w:ascii="Wingdings" w:hAnsi="Wingdings" w:hint="default"/>
+      </w:rPr>
+    </w:lvl>
+    <w:lvl w:ilvl="6" w:tplc="04090001" w:tentative="1">
+      <w:start w:val="1"/>
+      <w:numFmt w:val="bullet"/>
+      <w:lvlText w:val=""/>
+      <w:lvlJc w:val="left"/>
+      <w:pPr>
+        <w:ind w:left="5040" w:hanging="360"/>
+      </w:pPr>
+      <w:rPr>
+        <w:rFonts w:ascii="Symbol" w:hAnsi="Symbol" w:hint="default"/>
+      </w:rPr>
+    </w:lvl>
+    <w:lvl w:ilvl="7" w:tplc="04090003" w:tentative="1">
+      <w:start w:val="1"/>
+      <w:numFmt w:val="bullet"/>
+      <w:lvlText w:val="o"/>
+      <w:lvlJc w:val="left"/>
+      <w:pPr>
+        <w:ind w:left="5760" w:hanging="360"/>
+      </w:pPr>
+      <w:rPr>
+        <w:rFonts w:ascii="Courier New" w:hAnsi="Courier New" w:cs="Courier New" w:hint="default"/>
+      </w:rPr>
+    </w:lvl>
+    <w:lvl w:ilvl="8" w:tplc="04090005" w:tentative="1">
+      <w:start w:val="1"/>
+      <w:numFmt w:val="bullet"/>
+      <w:lvlText w:val=""/>
+      <w:lvlJc w:val="left"/>
+      <w:pPr>
+        <w:ind w:left="6480" w:hanging="360"/>
+      </w:pPr>
+      <w:rPr>
+        <w:rFonts w:ascii="Wingdings" w:hAnsi="Wingdings" w:hint="default"/>
+      </w:rPr>
+    </w:lvl>
+  </w:abstractNum>
+  <w:abstractNum w:abstractNumId="14">
+    <w:nsid w:val="662B5D04"/>
+    <w:multiLevelType w:val="hybridMultilevel"/>
+    <w:tmpl w:val="3FB0918E"/>
+    <w:lvl w:ilvl="0" w:tplc="865C1090">
+      <w:start w:val="1"/>
+      <w:numFmt w:val="bullet"/>
+      <w:lvlText w:val=""/>
+      <w:lvlJc w:val="left"/>
+      <w:pPr>
+        <w:ind w:left="720" w:hanging="360"/>
+      </w:pPr>
+      <w:rPr>
+        <w:rFonts w:ascii="Symbol" w:hAnsi="Symbol" w:hint="default"/>
+      </w:rPr>
+    </w:lvl>
+    <w:lvl w:ilvl="1" w:tplc="04090003" w:tentative="1">
+      <w:start w:val="1"/>
+      <w:numFmt w:val="bullet"/>
+      <w:lvlText w:val="o"/>
+      <w:lvlJc w:val="left"/>
+      <w:pPr>
+        <w:ind w:left="1440" w:hanging="360"/>
+      </w:pPr>
+      <w:rPr>
+        <w:rFonts w:ascii="Courier New" w:hAnsi="Courier New" w:cs="Courier New" w:hint="default"/>
+      </w:rPr>
+    </w:lvl>
+    <w:lvl w:ilvl="2" w:tplc="04090005" w:tentative="1">
+      <w:start w:val="1"/>
+      <w:numFmt w:val="bullet"/>
+      <w:lvlText w:val=""/>
+      <w:lvlJc w:val="left"/>
+      <w:pPr>
+        <w:ind w:left="2160" w:hanging="360"/>
+      </w:pPr>
+      <w:rPr>
+        <w:rFonts w:ascii="Wingdings" w:hAnsi="Wingdings" w:hint="default"/>
+      </w:rPr>
+    </w:lvl>
+    <w:lvl w:ilvl="3" w:tplc="04090001" w:tentative="1">
+      <w:start w:val="1"/>
+      <w:numFmt w:val="bullet"/>
+      <w:lvlText w:val=""/>
+      <w:lvlJc w:val="left"/>
+      <w:pPr>
+        <w:ind w:left="2880" w:hanging="360"/>
+      </w:pPr>
+      <w:rPr>
+        <w:rFonts w:ascii="Symbol" w:hAnsi="Symbol" w:hint="default"/>
+      </w:rPr>
+    </w:lvl>
+    <w:lvl w:ilvl="4" w:tplc="04090003" w:tentative="1">
+      <w:start w:val="1"/>
+      <w:numFmt w:val="bullet"/>
+      <w:lvlText w:val="o"/>
+      <w:lvlJc w:val="left"/>
+      <w:pPr>
+        <w:ind w:left="3600" w:hanging="360"/>
+      </w:pPr>
+      <w:rPr>
+        <w:rFonts w:ascii="Courier New" w:hAnsi="Courier New" w:cs="Courier New" w:hint="default"/>
+      </w:rPr>
+    </w:lvl>
+    <w:lvl w:ilvl="5" w:tplc="04090005" w:tentative="1">
+      <w:start w:val="1"/>
+      <w:numFmt w:val="bullet"/>
+      <w:lvlText w:val=""/>
+      <w:lvlJc w:val="left"/>
+      <w:pPr>
+        <w:ind w:left="4320" w:hanging="360"/>
+      </w:pPr>
+      <w:rPr>
+        <w:rFonts w:ascii="Wingdings" w:hAnsi="Wingdings" w:hint="default"/>
+      </w:rPr>
+    </w:lvl>
+    <w:lvl w:ilvl="6" w:tplc="04090001" w:tentative="1">
+      <w:start w:val="1"/>
+      <w:numFmt w:val="bullet"/>
+      <w:lvlText w:val=""/>
+      <w:lvlJc w:val="left"/>
+      <w:pPr>
+        <w:ind w:left="5040" w:hanging="360"/>
+      </w:pPr>
+      <w:rPr>
+        <w:rFonts w:ascii="Symbol" w:hAnsi="Symbol" w:hint="default"/>
+      </w:rPr>
+    </w:lvl>
+    <w:lvl w:ilvl="7" w:tplc="04090003" w:tentative="1">
+      <w:start w:val="1"/>
+      <w:numFmt w:val="bullet"/>
+      <w:lvlText w:val="o"/>
+      <w:lvlJc w:val="left"/>
+      <w:pPr>
+        <w:ind w:left="5760" w:hanging="360"/>
+      </w:pPr>
+      <w:rPr>
+        <w:rFonts w:ascii="Courier New" w:hAnsi="Courier New" w:cs="Courier New" w:hint="default"/>
+      </w:rPr>
+    </w:lvl>
+    <w:lvl w:ilvl="8" w:tplc="04090005" w:tentative="1">
+      <w:start w:val="1"/>
+      <w:numFmt w:val="bullet"/>
+      <w:lvlText w:val=""/>
+      <w:lvlJc w:val="left"/>
+      <w:pPr>
+        <w:ind w:left="6480" w:hanging="360"/>
+      </w:pPr>
+      <w:rPr>
+        <w:rFonts w:ascii="Wingdings" w:hAnsi="Wingdings" w:hint="default"/>
+      </w:rPr>
+    </w:lvl>
+  </w:abstractNum>
+  <w:abstractNum w:abstractNumId="15">
     <w:nsid w:val="6ED70C52"/>
     <w:multiLevelType w:val="hybridMultilevel"/>
     <w:tmpl w:val="B696278C"/>
@@ -3900,38 +8439,169 @@
       </w:rPr>
     </w:lvl>
   </w:abstractNum>
+  <w:abstractNum w:abstractNumId="16">
+    <w:nsid w:val="75B446EB"/>
+    <w:multiLevelType w:val="hybridMultilevel"/>
+    <w:tmpl w:val="0EA88B0A"/>
+    <w:lvl w:ilvl="0" w:tplc="865C1090">
+      <w:start w:val="1"/>
+      <w:numFmt w:val="bullet"/>
+      <w:lvlText w:val=""/>
+      <w:lvlJc w:val="left"/>
+      <w:pPr>
+        <w:ind w:left="720" w:hanging="360"/>
+      </w:pPr>
+      <w:rPr>
+        <w:rFonts w:ascii="Symbol" w:hAnsi="Symbol" w:hint="default"/>
+      </w:rPr>
+    </w:lvl>
+    <w:lvl w:ilvl="1" w:tplc="04090003" w:tentative="1">
+      <w:start w:val="1"/>
+      <w:numFmt w:val="bullet"/>
+      <w:lvlText w:val="o"/>
+      <w:lvlJc w:val="left"/>
+      <w:pPr>
+        <w:ind w:left="1440" w:hanging="360"/>
+      </w:pPr>
+      <w:rPr>
+        <w:rFonts w:ascii="Courier New" w:hAnsi="Courier New" w:cs="Courier New" w:hint="default"/>
+      </w:rPr>
+    </w:lvl>
+    <w:lvl w:ilvl="2" w:tplc="04090005" w:tentative="1">
+      <w:start w:val="1"/>
+      <w:numFmt w:val="bullet"/>
+      <w:lvlText w:val=""/>
+      <w:lvlJc w:val="left"/>
+      <w:pPr>
+        <w:ind w:left="2160" w:hanging="360"/>
+      </w:pPr>
+      <w:rPr>
+        <w:rFonts w:ascii="Wingdings" w:hAnsi="Wingdings" w:hint="default"/>
+      </w:rPr>
+    </w:lvl>
+    <w:lvl w:ilvl="3" w:tplc="04090001" w:tentative="1">
+      <w:start w:val="1"/>
+      <w:numFmt w:val="bullet"/>
+      <w:lvlText w:val=""/>
+      <w:lvlJc w:val="left"/>
+      <w:pPr>
+        <w:ind w:left="2880" w:hanging="360"/>
+      </w:pPr>
+      <w:rPr>
+        <w:rFonts w:ascii="Symbol" w:hAnsi="Symbol" w:hint="default"/>
+      </w:rPr>
+    </w:lvl>
+    <w:lvl w:ilvl="4" w:tplc="04090003" w:tentative="1">
+      <w:start w:val="1"/>
+      <w:numFmt w:val="bullet"/>
+      <w:lvlText w:val="o"/>
+      <w:lvlJc w:val="left"/>
+      <w:pPr>
+        <w:ind w:left="3600" w:hanging="360"/>
+      </w:pPr>
+      <w:rPr>
+        <w:rFonts w:ascii="Courier New" w:hAnsi="Courier New" w:cs="Courier New" w:hint="default"/>
+      </w:rPr>
+    </w:lvl>
+    <w:lvl w:ilvl="5" w:tplc="04090005" w:tentative="1">
+      <w:start w:val="1"/>
+      <w:numFmt w:val="bullet"/>
+      <w:lvlText w:val=""/>
+      <w:lvlJc w:val="left"/>
+      <w:pPr>
+        <w:ind w:left="4320" w:hanging="360"/>
+      </w:pPr>
+      <w:rPr>
+        <w:rFonts w:ascii="Wingdings" w:hAnsi="Wingdings" w:hint="default"/>
+      </w:rPr>
+    </w:lvl>
+    <w:lvl w:ilvl="6" w:tplc="04090001" w:tentative="1">
+      <w:start w:val="1"/>
+      <w:numFmt w:val="bullet"/>
+      <w:lvlText w:val=""/>
+      <w:lvlJc w:val="left"/>
+      <w:pPr>
+        <w:ind w:left="5040" w:hanging="360"/>
+      </w:pPr>
+      <w:rPr>
+        <w:rFonts w:ascii="Symbol" w:hAnsi="Symbol" w:hint="default"/>
+      </w:rPr>
+    </w:lvl>
+    <w:lvl w:ilvl="7" w:tplc="04090003" w:tentative="1">
+      <w:start w:val="1"/>
+      <w:numFmt w:val="bullet"/>
+      <w:lvlText w:val="o"/>
+      <w:lvlJc w:val="left"/>
+      <w:pPr>
+        <w:ind w:left="5760" w:hanging="360"/>
+      </w:pPr>
+      <w:rPr>
+        <w:rFonts w:ascii="Courier New" w:hAnsi="Courier New" w:cs="Courier New" w:hint="default"/>
+      </w:rPr>
+    </w:lvl>
+    <w:lvl w:ilvl="8" w:tplc="04090005" w:tentative="1">
+      <w:start w:val="1"/>
+      <w:numFmt w:val="bullet"/>
+      <w:lvlText w:val=""/>
+      <w:lvlJc w:val="left"/>
+      <w:pPr>
+        <w:ind w:left="6480" w:hanging="360"/>
+      </w:pPr>
+      <w:rPr>
+        <w:rFonts w:ascii="Wingdings" w:hAnsi="Wingdings" w:hint="default"/>
+      </w:rPr>
+    </w:lvl>
+  </w:abstractNum>
   <w:num w:numId="1">
-    <w:abstractNumId w:val="1"/>
+    <w:abstractNumId w:val="2"/>
   </w:num>
   <w:num w:numId="2">
-    <w:abstractNumId w:val="7"/>
+    <w:abstractNumId w:val="10"/>
   </w:num>
   <w:num w:numId="3">
-    <w:abstractNumId w:val="9"/>
+    <w:abstractNumId w:val="12"/>
   </w:num>
   <w:num w:numId="4">
-    <w:abstractNumId w:val="4"/>
+    <w:abstractNumId w:val="5"/>
   </w:num>
   <w:num w:numId="5">
-    <w:abstractNumId w:val="8"/>
+    <w:abstractNumId w:val="11"/>
   </w:num>
   <w:num w:numId="6">
-    <w:abstractNumId w:val="2"/>
+    <w:abstractNumId w:val="3"/>
   </w:num>
   <w:num w:numId="7">
-    <w:abstractNumId w:val="10"/>
+    <w:abstractNumId w:val="15"/>
   </w:num>
   <w:num w:numId="8">
-    <w:abstractNumId w:val="5"/>
+    <w:abstractNumId w:val="6"/>
   </w:num>
   <w:num w:numId="9">
-    <w:abstractNumId w:val="6"/>
+    <w:abstractNumId w:val="9"/>
   </w:num>
   <w:num w:numId="10">
     <w:abstractNumId w:val="0"/>
   </w:num>
   <w:num w:numId="11">
-    <w:abstractNumId w:val="3"/>
+    <w:abstractNumId w:val="4"/>
+  </w:num>
+  <w:num w:numId="12">
+    <w:abstractNumId w:val="8"/>
+  </w:num>
+  <w:num w:numId="13">
+    <w:abstractNumId w:val="1"/>
+  </w:num>
+  <w:num w:numId="14">
+    <w:abstractNumId w:val="7"/>
+  </w:num>
+  <w:num w:numId="15">
+    <w:abstractNumId w:val="16"/>
+  </w:num>
+  <w:num w:numId="16">
+    <w:abstractNumId w:val="13"/>
+  </w:num>
+  <w:num w:numId="17">
+    <w:abstractNumId w:val="14"/>
   </w:num>
 </w:numbering>
 </file>

--- a/JavaCollectionsInterviewQ&A.docx
+++ b/JavaCollectionsInterviewQ&A.docx
@@ -6575,7 +6575,6 @@
           <w:ilvl w:val="0"/>
           <w:numId w:val="17"/>
         </w:numPr>
-        <w:spacing w:after="0"/>
         <w:rPr>
           <w:rFonts w:ascii="Times New Roman" w:hAnsi="Times New Roman" w:cs="Times New Roman"/>
           <w:sz w:val="24"/>
@@ -6615,6 +6614,4297 @@
     </w:p>
     <w:p>
       <w:pPr>
+        <w:spacing w:after="0"/>
+        <w:rPr>
+          <w:rFonts w:ascii="Times New Roman" w:hAnsi="Times New Roman" w:cs="Times New Roman"/>
+          <w:b/>
+          <w:sz w:val="24"/>
+          <w:szCs w:val="24"/>
+          <w:lang w:val="en-IN"/>
+        </w:rPr>
+      </w:pPr>
+      <w:r>
+        <w:rPr>
+          <w:rFonts w:ascii="Times New Roman" w:hAnsi="Times New Roman" w:cs="Times New Roman"/>
+          <w:b/>
+          <w:sz w:val="24"/>
+          <w:szCs w:val="24"/>
+          <w:lang w:val="en-IN"/>
+        </w:rPr>
+        <w:t>What is the difference between Fail-Fast and Fail-S</w:t>
+      </w:r>
+      <w:r>
+        <w:rPr>
+          <w:rFonts w:ascii="Times New Roman" w:hAnsi="Times New Roman" w:cs="Times New Roman"/>
+          <w:b/>
+          <w:sz w:val="24"/>
+          <w:szCs w:val="24"/>
+          <w:lang w:val="en-IN"/>
+        </w:rPr>
+        <w:t>afe</w:t>
+      </w:r>
+      <w:r>
+        <w:rPr>
+          <w:rFonts w:ascii="Times New Roman" w:hAnsi="Times New Roman" w:cs="Times New Roman"/>
+          <w:b/>
+          <w:sz w:val="24"/>
+          <w:szCs w:val="24"/>
+          <w:lang w:val="en-IN"/>
+        </w:rPr>
+        <w:t xml:space="preserve"> iteration</w:t>
+      </w:r>
+      <w:r>
+        <w:rPr>
+          <w:rFonts w:ascii="Times New Roman" w:hAnsi="Times New Roman" w:cs="Times New Roman"/>
+          <w:b/>
+          <w:sz w:val="24"/>
+          <w:szCs w:val="24"/>
+          <w:lang w:val="en-IN"/>
+        </w:rPr>
+        <w:t>?</w:t>
+      </w:r>
+    </w:p>
+    <w:p>
+      <w:pPr>
+        <w:pStyle w:val="ListParagraph"/>
+        <w:numPr>
+          <w:ilvl w:val="0"/>
+          <w:numId w:val="18"/>
+        </w:numPr>
+        <w:spacing w:after="0"/>
+        <w:rPr>
+          <w:rFonts w:ascii="Times New Roman" w:hAnsi="Times New Roman" w:cs="Times New Roman"/>
+          <w:sz w:val="24"/>
+          <w:szCs w:val="24"/>
+          <w:lang w:val="en-IN"/>
+        </w:rPr>
+      </w:pPr>
+      <w:r>
+        <w:rPr>
+          <w:rFonts w:ascii="Times New Roman" w:hAnsi="Times New Roman" w:cs="Times New Roman"/>
+          <w:sz w:val="24"/>
+          <w:szCs w:val="24"/>
+          <w:lang w:val="en-IN"/>
+        </w:rPr>
+        <w:t>Fail-Fast:</w:t>
+      </w:r>
+    </w:p>
+    <w:p>
+      <w:pPr>
+        <w:spacing w:after="0"/>
+        <w:ind w:left="720"/>
+        <w:rPr>
+          <w:rFonts w:ascii="Times New Roman" w:hAnsi="Times New Roman" w:cs="Times New Roman"/>
+          <w:sz w:val="24"/>
+          <w:szCs w:val="24"/>
+          <w:lang w:val="en-IN"/>
+        </w:rPr>
+      </w:pPr>
+      <w:r>
+        <w:rPr>
+          <w:rFonts w:ascii="Times New Roman" w:hAnsi="Times New Roman" w:cs="Times New Roman"/>
+          <w:sz w:val="24"/>
+          <w:szCs w:val="24"/>
+          <w:lang w:val="en-IN"/>
+        </w:rPr>
+        <w:t xml:space="preserve">1. In Fail-Fast iteration if collection is modified during the iteration, it will throw </w:t>
+      </w:r>
+      <w:proofErr w:type="spellStart"/>
+      <w:r>
+        <w:rPr>
+          <w:rFonts w:ascii="Times New Roman" w:hAnsi="Times New Roman" w:cs="Times New Roman"/>
+          <w:sz w:val="24"/>
+          <w:szCs w:val="24"/>
+          <w:lang w:val="en-IN"/>
+        </w:rPr>
+        <w:t>java.util.ConcurrentModificationException</w:t>
+      </w:r>
+      <w:proofErr w:type="spellEnd"/>
+      <w:r>
+        <w:rPr>
+          <w:rFonts w:ascii="Times New Roman" w:hAnsi="Times New Roman" w:cs="Times New Roman"/>
+          <w:sz w:val="24"/>
+          <w:szCs w:val="24"/>
+          <w:lang w:val="en-IN"/>
+        </w:rPr>
+        <w:t>.</w:t>
+      </w:r>
+    </w:p>
+    <w:p>
+      <w:pPr>
+        <w:spacing w:after="0"/>
+        <w:ind w:left="720"/>
+        <w:rPr>
+          <w:rFonts w:ascii="Times New Roman" w:hAnsi="Times New Roman" w:cs="Times New Roman"/>
+          <w:sz w:val="24"/>
+          <w:szCs w:val="24"/>
+          <w:lang w:val="en-IN"/>
+        </w:rPr>
+      </w:pPr>
+      <w:r>
+        <w:rPr>
+          <w:rFonts w:ascii="Times New Roman" w:hAnsi="Times New Roman" w:cs="Times New Roman"/>
+          <w:sz w:val="24"/>
+          <w:szCs w:val="24"/>
+          <w:lang w:val="en-IN"/>
+        </w:rPr>
+        <w:t>2. Collection modification during the iteration is not allowed.</w:t>
+      </w:r>
+    </w:p>
+    <w:p>
+      <w:pPr>
+        <w:spacing w:after="0"/>
+        <w:ind w:left="720"/>
+        <w:rPr>
+          <w:rFonts w:ascii="Times New Roman" w:hAnsi="Times New Roman" w:cs="Times New Roman"/>
+          <w:sz w:val="24"/>
+          <w:szCs w:val="24"/>
+          <w:lang w:val="en-IN"/>
+        </w:rPr>
+      </w:pPr>
+      <w:r>
+        <w:rPr>
+          <w:rFonts w:ascii="Times New Roman" w:hAnsi="Times New Roman" w:cs="Times New Roman"/>
+          <w:sz w:val="24"/>
+          <w:szCs w:val="24"/>
+          <w:lang w:val="en-IN"/>
+        </w:rPr>
+        <w:t>3. The modifications are performed on original collection.</w:t>
+      </w:r>
+    </w:p>
+    <w:p>
+      <w:pPr>
+        <w:spacing w:after="0"/>
+        <w:ind w:left="720"/>
+        <w:rPr>
+          <w:rFonts w:ascii="Times New Roman" w:hAnsi="Times New Roman" w:cs="Times New Roman"/>
+          <w:sz w:val="24"/>
+          <w:szCs w:val="24"/>
+          <w:lang w:val="en-IN"/>
+        </w:rPr>
+      </w:pPr>
+      <w:r>
+        <w:rPr>
+          <w:rFonts w:ascii="Times New Roman" w:hAnsi="Times New Roman" w:cs="Times New Roman"/>
+          <w:sz w:val="24"/>
+          <w:szCs w:val="24"/>
+          <w:lang w:val="en-IN"/>
+        </w:rPr>
+        <w:t>4. Performance wise it is very fast, it is not thread safe.</w:t>
+      </w:r>
+    </w:p>
+    <w:p>
+      <w:pPr>
+        <w:spacing w:after="0"/>
+        <w:ind w:left="720"/>
+        <w:rPr>
+          <w:rFonts w:ascii="Times New Roman" w:hAnsi="Times New Roman" w:cs="Times New Roman"/>
+          <w:sz w:val="24"/>
+          <w:szCs w:val="24"/>
+          <w:lang w:val="en-IN"/>
+        </w:rPr>
+      </w:pPr>
+      <w:r>
+        <w:rPr>
+          <w:rFonts w:ascii="Times New Roman" w:hAnsi="Times New Roman" w:cs="Times New Roman"/>
+          <w:sz w:val="24"/>
+          <w:szCs w:val="24"/>
+          <w:lang w:val="en-IN"/>
+        </w:rPr>
+        <w:t xml:space="preserve">5. Examples of fail-fast iteration classes are: </w:t>
+      </w:r>
+      <w:proofErr w:type="spellStart"/>
+      <w:r>
+        <w:rPr>
+          <w:rFonts w:ascii="Times New Roman" w:hAnsi="Times New Roman" w:cs="Times New Roman"/>
+          <w:sz w:val="24"/>
+          <w:szCs w:val="24"/>
+          <w:lang w:val="en-IN"/>
+        </w:rPr>
+        <w:t>ArrayList</w:t>
+      </w:r>
+      <w:proofErr w:type="spellEnd"/>
+      <w:r>
+        <w:rPr>
+          <w:rFonts w:ascii="Times New Roman" w:hAnsi="Times New Roman" w:cs="Times New Roman"/>
+          <w:sz w:val="24"/>
+          <w:szCs w:val="24"/>
+          <w:lang w:val="en-IN"/>
+        </w:rPr>
+        <w:t xml:space="preserve">, </w:t>
+      </w:r>
+      <w:proofErr w:type="spellStart"/>
+      <w:r>
+        <w:rPr>
+          <w:rFonts w:ascii="Times New Roman" w:hAnsi="Times New Roman" w:cs="Times New Roman"/>
+          <w:sz w:val="24"/>
+          <w:szCs w:val="24"/>
+          <w:lang w:val="en-IN"/>
+        </w:rPr>
+        <w:t>HashMap</w:t>
+      </w:r>
+      <w:proofErr w:type="spellEnd"/>
+      <w:r>
+        <w:rPr>
+          <w:rFonts w:ascii="Times New Roman" w:hAnsi="Times New Roman" w:cs="Times New Roman"/>
+          <w:sz w:val="24"/>
+          <w:szCs w:val="24"/>
+          <w:lang w:val="en-IN"/>
+        </w:rPr>
+        <w:t xml:space="preserve"> and </w:t>
+      </w:r>
+      <w:proofErr w:type="spellStart"/>
+      <w:r>
+        <w:rPr>
+          <w:rFonts w:ascii="Times New Roman" w:hAnsi="Times New Roman" w:cs="Times New Roman"/>
+          <w:sz w:val="24"/>
+          <w:szCs w:val="24"/>
+          <w:lang w:val="en-IN"/>
+        </w:rPr>
+        <w:t>HashSet</w:t>
+      </w:r>
+      <w:proofErr w:type="spellEnd"/>
+      <w:r>
+        <w:rPr>
+          <w:rFonts w:ascii="Times New Roman" w:hAnsi="Times New Roman" w:cs="Times New Roman"/>
+          <w:sz w:val="24"/>
+          <w:szCs w:val="24"/>
+          <w:lang w:val="en-IN"/>
+        </w:rPr>
+        <w:t>.</w:t>
+      </w:r>
+    </w:p>
+    <w:p>
+      <w:pPr>
+        <w:pStyle w:val="ListParagraph"/>
+        <w:numPr>
+          <w:ilvl w:val="0"/>
+          <w:numId w:val="18"/>
+        </w:numPr>
+        <w:spacing w:after="0"/>
+        <w:rPr>
+          <w:rFonts w:ascii="Times New Roman" w:hAnsi="Times New Roman" w:cs="Times New Roman"/>
+          <w:sz w:val="24"/>
+          <w:szCs w:val="24"/>
+          <w:lang w:val="en-IN"/>
+        </w:rPr>
+      </w:pPr>
+      <w:r>
+        <w:rPr>
+          <w:rFonts w:ascii="Times New Roman" w:hAnsi="Times New Roman" w:cs="Times New Roman"/>
+          <w:sz w:val="24"/>
+          <w:szCs w:val="24"/>
+          <w:lang w:val="en-IN"/>
+        </w:rPr>
+        <w:t>Fail-Safe:</w:t>
+      </w:r>
+    </w:p>
+    <w:p>
+      <w:pPr>
+        <w:pStyle w:val="ListParagraph"/>
+        <w:spacing w:after="0"/>
+        <w:rPr>
+          <w:rFonts w:ascii="Times New Roman" w:hAnsi="Times New Roman" w:cs="Times New Roman"/>
+          <w:sz w:val="24"/>
+          <w:szCs w:val="24"/>
+          <w:lang w:val="en-IN"/>
+        </w:rPr>
+      </w:pPr>
+      <w:r>
+        <w:rPr>
+          <w:rFonts w:ascii="Times New Roman" w:hAnsi="Times New Roman" w:cs="Times New Roman"/>
+          <w:sz w:val="24"/>
+          <w:szCs w:val="24"/>
+          <w:lang w:val="en-IN"/>
+        </w:rPr>
+        <w:t>1. In Fail-Safe iteration if the collection is modified during the iteration, it will</w:t>
+      </w:r>
+      <w:r>
+        <w:rPr>
+          <w:rFonts w:ascii="Times New Roman" w:hAnsi="Times New Roman" w:cs="Times New Roman"/>
+          <w:sz w:val="24"/>
+          <w:szCs w:val="24"/>
+          <w:lang w:val="en-IN"/>
+        </w:rPr>
+        <w:t xml:space="preserve"> </w:t>
+      </w:r>
+      <w:proofErr w:type="gramStart"/>
+      <w:r>
+        <w:rPr>
+          <w:rFonts w:ascii="Times New Roman" w:hAnsi="Times New Roman" w:cs="Times New Roman"/>
+          <w:sz w:val="24"/>
+          <w:szCs w:val="24"/>
+          <w:lang w:val="en-IN"/>
+        </w:rPr>
+        <w:t xml:space="preserve">not </w:t>
+      </w:r>
+      <w:r>
+        <w:rPr>
+          <w:rFonts w:ascii="Times New Roman" w:hAnsi="Times New Roman" w:cs="Times New Roman"/>
+          <w:sz w:val="24"/>
+          <w:szCs w:val="24"/>
+          <w:lang w:val="en-IN"/>
+        </w:rPr>
+        <w:t xml:space="preserve"> throw</w:t>
+      </w:r>
+      <w:proofErr w:type="gramEnd"/>
+      <w:r>
+        <w:rPr>
+          <w:rFonts w:ascii="Times New Roman" w:hAnsi="Times New Roman" w:cs="Times New Roman"/>
+          <w:sz w:val="24"/>
+          <w:szCs w:val="24"/>
+          <w:lang w:val="en-IN"/>
+        </w:rPr>
+        <w:t xml:space="preserve"> any exception.</w:t>
+      </w:r>
+    </w:p>
+    <w:p>
+      <w:pPr>
+        <w:pStyle w:val="ListParagraph"/>
+        <w:spacing w:after="0"/>
+        <w:rPr>
+          <w:rFonts w:ascii="Times New Roman" w:hAnsi="Times New Roman" w:cs="Times New Roman"/>
+          <w:sz w:val="24"/>
+          <w:szCs w:val="24"/>
+          <w:lang w:val="en-IN"/>
+        </w:rPr>
+      </w:pPr>
+      <w:r>
+        <w:rPr>
+          <w:rFonts w:ascii="Times New Roman" w:hAnsi="Times New Roman" w:cs="Times New Roman"/>
+          <w:sz w:val="24"/>
+          <w:szCs w:val="24"/>
+          <w:lang w:val="en-IN"/>
+        </w:rPr>
+        <w:t>2. Collection modification during the iteration is allowed.</w:t>
+      </w:r>
+    </w:p>
+    <w:p>
+      <w:pPr>
+        <w:pStyle w:val="ListParagraph"/>
+        <w:spacing w:after="0"/>
+        <w:rPr>
+          <w:rFonts w:ascii="Times New Roman" w:hAnsi="Times New Roman" w:cs="Times New Roman"/>
+          <w:sz w:val="24"/>
+          <w:szCs w:val="24"/>
+          <w:lang w:val="en-IN"/>
+        </w:rPr>
+      </w:pPr>
+      <w:r>
+        <w:rPr>
+          <w:rFonts w:ascii="Times New Roman" w:hAnsi="Times New Roman" w:cs="Times New Roman"/>
+          <w:sz w:val="24"/>
+          <w:szCs w:val="24"/>
+          <w:lang w:val="en-IN"/>
+        </w:rPr>
+        <w:t>3. The modifications are performed on copy or cloned collection.</w:t>
+      </w:r>
+    </w:p>
+    <w:p>
+      <w:pPr>
+        <w:pStyle w:val="ListParagraph"/>
+        <w:spacing w:after="0"/>
+        <w:rPr>
+          <w:rFonts w:ascii="Times New Roman" w:hAnsi="Times New Roman" w:cs="Times New Roman"/>
+          <w:sz w:val="24"/>
+          <w:szCs w:val="24"/>
+          <w:lang w:val="en-IN"/>
+        </w:rPr>
+      </w:pPr>
+      <w:r>
+        <w:rPr>
+          <w:rFonts w:ascii="Times New Roman" w:hAnsi="Times New Roman" w:cs="Times New Roman"/>
+          <w:sz w:val="24"/>
+          <w:szCs w:val="24"/>
+          <w:lang w:val="en-IN"/>
+        </w:rPr>
+        <w:t>4. Performance wise it is very slow, it is thread safe.</w:t>
+      </w:r>
+    </w:p>
+    <w:p>
+      <w:pPr>
+        <w:pStyle w:val="ListParagraph"/>
+        <w:rPr>
+          <w:rFonts w:ascii="Times New Roman" w:hAnsi="Times New Roman" w:cs="Times New Roman"/>
+          <w:sz w:val="24"/>
+          <w:szCs w:val="24"/>
+          <w:lang w:val="en-IN"/>
+        </w:rPr>
+      </w:pPr>
+      <w:r>
+        <w:rPr>
+          <w:rFonts w:ascii="Times New Roman" w:hAnsi="Times New Roman" w:cs="Times New Roman"/>
+          <w:sz w:val="24"/>
+          <w:szCs w:val="24"/>
+          <w:lang w:val="en-IN"/>
+        </w:rPr>
+        <w:t xml:space="preserve">5. Example of fail-safe iteration classes are: </w:t>
+      </w:r>
+      <w:proofErr w:type="spellStart"/>
+      <w:r>
+        <w:rPr>
+          <w:rFonts w:ascii="Times New Roman" w:hAnsi="Times New Roman" w:cs="Times New Roman"/>
+          <w:sz w:val="24"/>
+          <w:szCs w:val="24"/>
+          <w:lang w:val="en-IN"/>
+        </w:rPr>
+        <w:t>CopyOnWriteArrayList</w:t>
+      </w:r>
+      <w:proofErr w:type="spellEnd"/>
+      <w:r>
+        <w:rPr>
+          <w:rFonts w:ascii="Times New Roman" w:hAnsi="Times New Roman" w:cs="Times New Roman"/>
+          <w:sz w:val="24"/>
+          <w:szCs w:val="24"/>
+          <w:lang w:val="en-IN"/>
+        </w:rPr>
+        <w:t xml:space="preserve">, </w:t>
+      </w:r>
+      <w:proofErr w:type="spellStart"/>
+      <w:r>
+        <w:rPr>
+          <w:rFonts w:ascii="Times New Roman" w:hAnsi="Times New Roman" w:cs="Times New Roman"/>
+          <w:sz w:val="24"/>
+          <w:szCs w:val="24"/>
+          <w:lang w:val="en-IN"/>
+        </w:rPr>
+        <w:t>ConcurrentHashMap</w:t>
+      </w:r>
+      <w:proofErr w:type="spellEnd"/>
+      <w:r>
+        <w:rPr>
+          <w:rFonts w:ascii="Times New Roman" w:hAnsi="Times New Roman" w:cs="Times New Roman"/>
+          <w:sz w:val="24"/>
+          <w:szCs w:val="24"/>
+          <w:lang w:val="en-IN"/>
+        </w:rPr>
+        <w:t>.</w:t>
+      </w:r>
+    </w:p>
+    <w:p>
+      <w:pPr>
+        <w:spacing w:after="0"/>
+        <w:rPr>
+          <w:rFonts w:ascii="Times New Roman" w:hAnsi="Times New Roman" w:cs="Times New Roman"/>
+          <w:b/>
+          <w:sz w:val="24"/>
+          <w:szCs w:val="24"/>
+          <w:lang w:val="en-IN"/>
+        </w:rPr>
+      </w:pPr>
+      <w:r>
+        <w:rPr>
+          <w:rFonts w:ascii="Times New Roman" w:hAnsi="Times New Roman" w:cs="Times New Roman"/>
+          <w:b/>
+          <w:sz w:val="24"/>
+          <w:szCs w:val="24"/>
+          <w:lang w:val="en-IN"/>
+        </w:rPr>
+        <w:t xml:space="preserve">What are </w:t>
+      </w:r>
+      <w:r>
+        <w:rPr>
+          <w:rFonts w:ascii="Times New Roman" w:hAnsi="Times New Roman" w:cs="Times New Roman"/>
+          <w:b/>
+          <w:sz w:val="24"/>
+          <w:szCs w:val="24"/>
+          <w:lang w:val="en-IN"/>
+        </w:rPr>
+        <w:t xml:space="preserve">the </w:t>
+      </w:r>
+      <w:r>
+        <w:rPr>
+          <w:rFonts w:ascii="Times New Roman" w:hAnsi="Times New Roman" w:cs="Times New Roman"/>
+          <w:b/>
+          <w:sz w:val="24"/>
+          <w:szCs w:val="24"/>
+          <w:lang w:val="en-IN"/>
+        </w:rPr>
+        <w:t xml:space="preserve">differences between </w:t>
+      </w:r>
+      <w:proofErr w:type="spellStart"/>
+      <w:r>
+        <w:rPr>
+          <w:rFonts w:ascii="Times New Roman" w:hAnsi="Times New Roman" w:cs="Times New Roman"/>
+          <w:b/>
+          <w:sz w:val="24"/>
+          <w:szCs w:val="24"/>
+          <w:lang w:val="en-IN"/>
+        </w:rPr>
+        <w:t>HashMap</w:t>
+      </w:r>
+      <w:proofErr w:type="spellEnd"/>
+      <w:r>
+        <w:rPr>
+          <w:rFonts w:ascii="Times New Roman" w:hAnsi="Times New Roman" w:cs="Times New Roman"/>
+          <w:b/>
+          <w:sz w:val="24"/>
+          <w:szCs w:val="24"/>
+          <w:lang w:val="en-IN"/>
+        </w:rPr>
+        <w:t xml:space="preserve"> and </w:t>
+      </w:r>
+      <w:proofErr w:type="spellStart"/>
+      <w:r>
+        <w:rPr>
+          <w:rFonts w:ascii="Times New Roman" w:hAnsi="Times New Roman" w:cs="Times New Roman"/>
+          <w:b/>
+          <w:sz w:val="24"/>
+          <w:szCs w:val="24"/>
+          <w:lang w:val="en-IN"/>
+        </w:rPr>
+        <w:t>ConcurrentHashMap</w:t>
+      </w:r>
+      <w:proofErr w:type="spellEnd"/>
+      <w:r>
+        <w:rPr>
+          <w:rFonts w:ascii="Times New Roman" w:hAnsi="Times New Roman" w:cs="Times New Roman"/>
+          <w:b/>
+          <w:sz w:val="24"/>
+          <w:szCs w:val="24"/>
+          <w:lang w:val="en-IN"/>
+        </w:rPr>
+        <w:t>?</w:t>
+      </w:r>
+    </w:p>
+    <w:p>
+      <w:pPr>
+        <w:pStyle w:val="ListParagraph"/>
+        <w:numPr>
+          <w:ilvl w:val="0"/>
+          <w:numId w:val="19"/>
+        </w:numPr>
+        <w:spacing w:after="0"/>
+        <w:rPr>
+          <w:rFonts w:ascii="Times New Roman" w:hAnsi="Times New Roman" w:cs="Times New Roman"/>
+          <w:sz w:val="24"/>
+          <w:szCs w:val="24"/>
+          <w:lang w:val="en-IN"/>
+        </w:rPr>
+      </w:pPr>
+      <w:proofErr w:type="spellStart"/>
+      <w:r>
+        <w:rPr>
+          <w:rFonts w:ascii="Times New Roman" w:hAnsi="Times New Roman" w:cs="Times New Roman"/>
+          <w:sz w:val="24"/>
+          <w:szCs w:val="24"/>
+          <w:lang w:val="en-IN"/>
+        </w:rPr>
+        <w:t>HashMap</w:t>
+      </w:r>
+      <w:proofErr w:type="spellEnd"/>
+      <w:r>
+        <w:rPr>
+          <w:rFonts w:ascii="Times New Roman" w:hAnsi="Times New Roman" w:cs="Times New Roman"/>
+          <w:sz w:val="24"/>
+          <w:szCs w:val="24"/>
+          <w:lang w:val="en-IN"/>
+        </w:rPr>
+        <w:t>:</w:t>
+      </w:r>
+    </w:p>
+    <w:p>
+      <w:pPr>
+        <w:spacing w:after="0"/>
+        <w:ind w:left="720"/>
+        <w:rPr>
+          <w:rFonts w:ascii="Times New Roman" w:hAnsi="Times New Roman" w:cs="Times New Roman"/>
+          <w:sz w:val="24"/>
+          <w:szCs w:val="24"/>
+          <w:lang w:val="en-IN"/>
+        </w:rPr>
+      </w:pPr>
+      <w:r>
+        <w:rPr>
+          <w:rFonts w:ascii="Times New Roman" w:hAnsi="Times New Roman" w:cs="Times New Roman"/>
+          <w:sz w:val="24"/>
+          <w:szCs w:val="24"/>
+          <w:lang w:val="en-IN"/>
+        </w:rPr>
+        <w:t xml:space="preserve">1. </w:t>
+      </w:r>
+      <w:proofErr w:type="spellStart"/>
+      <w:r>
+        <w:rPr>
+          <w:rFonts w:ascii="Times New Roman" w:hAnsi="Times New Roman" w:cs="Times New Roman"/>
+          <w:sz w:val="24"/>
+          <w:szCs w:val="24"/>
+          <w:lang w:val="en-IN"/>
+        </w:rPr>
+        <w:t>HashMap</w:t>
+      </w:r>
+      <w:proofErr w:type="spellEnd"/>
+      <w:r>
+        <w:rPr>
+          <w:rFonts w:ascii="Times New Roman" w:hAnsi="Times New Roman" w:cs="Times New Roman"/>
+          <w:sz w:val="24"/>
+          <w:szCs w:val="24"/>
+          <w:lang w:val="en-IN"/>
+        </w:rPr>
+        <w:t xml:space="preserve"> is non-</w:t>
+      </w:r>
+      <w:proofErr w:type="spellStart"/>
+      <w:r>
+        <w:rPr>
+          <w:rFonts w:ascii="Times New Roman" w:hAnsi="Times New Roman" w:cs="Times New Roman"/>
+          <w:sz w:val="24"/>
+          <w:szCs w:val="24"/>
+          <w:lang w:val="en-IN"/>
+        </w:rPr>
+        <w:t>sysnchronized</w:t>
+      </w:r>
+      <w:proofErr w:type="spellEnd"/>
+      <w:r>
+        <w:rPr>
+          <w:rFonts w:ascii="Times New Roman" w:hAnsi="Times New Roman" w:cs="Times New Roman"/>
+          <w:sz w:val="24"/>
+          <w:szCs w:val="24"/>
+          <w:lang w:val="en-IN"/>
+        </w:rPr>
+        <w:t xml:space="preserve"> in nature, and it is not thread safe.</w:t>
+      </w:r>
+    </w:p>
+    <w:p>
+      <w:pPr>
+        <w:spacing w:after="0"/>
+        <w:ind w:left="720"/>
+        <w:rPr>
+          <w:rFonts w:ascii="Times New Roman" w:hAnsi="Times New Roman" w:cs="Times New Roman"/>
+          <w:sz w:val="24"/>
+          <w:szCs w:val="24"/>
+          <w:lang w:val="en-IN"/>
+        </w:rPr>
+      </w:pPr>
+      <w:r>
+        <w:rPr>
+          <w:rFonts w:ascii="Times New Roman" w:hAnsi="Times New Roman" w:cs="Times New Roman"/>
+          <w:sz w:val="24"/>
+          <w:szCs w:val="24"/>
+          <w:lang w:val="en-IN"/>
+        </w:rPr>
+        <w:t xml:space="preserve">2. </w:t>
+      </w:r>
+      <w:proofErr w:type="spellStart"/>
+      <w:r>
+        <w:rPr>
+          <w:rFonts w:ascii="Times New Roman" w:hAnsi="Times New Roman" w:cs="Times New Roman"/>
+          <w:sz w:val="24"/>
+          <w:szCs w:val="24"/>
+          <w:lang w:val="en-IN"/>
+        </w:rPr>
+        <w:t>HashMap</w:t>
+      </w:r>
+      <w:proofErr w:type="spellEnd"/>
+      <w:r>
+        <w:rPr>
+          <w:rFonts w:ascii="Times New Roman" w:hAnsi="Times New Roman" w:cs="Times New Roman"/>
+          <w:sz w:val="24"/>
+          <w:szCs w:val="24"/>
+          <w:lang w:val="en-IN"/>
+        </w:rPr>
+        <w:t xml:space="preserve"> performance is relatively high because it is non-synchronized.</w:t>
+      </w:r>
+    </w:p>
+    <w:p>
+      <w:pPr>
+        <w:spacing w:after="0"/>
+        <w:ind w:left="720"/>
+        <w:rPr>
+          <w:rFonts w:ascii="Times New Roman" w:hAnsi="Times New Roman" w:cs="Times New Roman"/>
+          <w:sz w:val="24"/>
+          <w:szCs w:val="24"/>
+          <w:lang w:val="en-IN"/>
+        </w:rPr>
+      </w:pPr>
+      <w:r>
+        <w:rPr>
+          <w:rFonts w:ascii="Times New Roman" w:hAnsi="Times New Roman" w:cs="Times New Roman"/>
+          <w:sz w:val="24"/>
+          <w:szCs w:val="24"/>
+          <w:lang w:val="en-IN"/>
+        </w:rPr>
+        <w:lastRenderedPageBreak/>
+        <w:t xml:space="preserve">3. </w:t>
+      </w:r>
+      <w:proofErr w:type="spellStart"/>
+      <w:r>
+        <w:rPr>
+          <w:rFonts w:ascii="Times New Roman" w:hAnsi="Times New Roman" w:cs="Times New Roman"/>
+          <w:sz w:val="24"/>
+          <w:szCs w:val="24"/>
+          <w:lang w:val="en-IN"/>
+        </w:rPr>
+        <w:t>HashMap</w:t>
+      </w:r>
+      <w:proofErr w:type="spellEnd"/>
+      <w:r>
+        <w:rPr>
+          <w:rFonts w:ascii="Times New Roman" w:hAnsi="Times New Roman" w:cs="Times New Roman"/>
+          <w:sz w:val="24"/>
+          <w:szCs w:val="24"/>
+          <w:lang w:val="en-IN"/>
+        </w:rPr>
+        <w:t xml:space="preserve"> uses fail-fast </w:t>
+      </w:r>
+      <w:proofErr w:type="gramStart"/>
+      <w:r>
+        <w:rPr>
+          <w:rFonts w:ascii="Times New Roman" w:hAnsi="Times New Roman" w:cs="Times New Roman"/>
+          <w:sz w:val="24"/>
+          <w:szCs w:val="24"/>
+          <w:lang w:val="en-IN"/>
+        </w:rPr>
+        <w:t>iteration,</w:t>
+      </w:r>
+      <w:proofErr w:type="gramEnd"/>
+      <w:r>
+        <w:rPr>
+          <w:rFonts w:ascii="Times New Roman" w:hAnsi="Times New Roman" w:cs="Times New Roman"/>
+          <w:sz w:val="24"/>
+          <w:szCs w:val="24"/>
+          <w:lang w:val="en-IN"/>
+        </w:rPr>
+        <w:t xml:space="preserve"> </w:t>
+      </w:r>
+      <w:r>
+        <w:rPr>
+          <w:rFonts w:ascii="Times New Roman" w:hAnsi="Times New Roman" w:cs="Times New Roman"/>
+          <w:sz w:val="24"/>
+          <w:szCs w:val="24"/>
+          <w:lang w:val="en-IN"/>
+        </w:rPr>
+        <w:t>m</w:t>
+      </w:r>
+      <w:r>
+        <w:rPr>
+          <w:rFonts w:ascii="Times New Roman" w:hAnsi="Times New Roman" w:cs="Times New Roman"/>
+          <w:sz w:val="24"/>
+          <w:szCs w:val="24"/>
+          <w:lang w:val="en-IN"/>
+        </w:rPr>
+        <w:t>odification is not possible</w:t>
+      </w:r>
+      <w:r>
+        <w:rPr>
+          <w:rFonts w:ascii="Times New Roman" w:hAnsi="Times New Roman" w:cs="Times New Roman"/>
+          <w:sz w:val="24"/>
+          <w:szCs w:val="24"/>
+          <w:lang w:val="en-IN"/>
+        </w:rPr>
+        <w:t xml:space="preserve"> while traversing</w:t>
+      </w:r>
+      <w:r>
+        <w:rPr>
+          <w:rFonts w:ascii="Times New Roman" w:hAnsi="Times New Roman" w:cs="Times New Roman"/>
+          <w:sz w:val="24"/>
+          <w:szCs w:val="24"/>
+          <w:lang w:val="en-IN"/>
+        </w:rPr>
+        <w:t>.</w:t>
+      </w:r>
+    </w:p>
+    <w:p>
+      <w:pPr>
+        <w:spacing w:after="0"/>
+        <w:ind w:left="720"/>
+        <w:rPr>
+          <w:rFonts w:ascii="Times New Roman" w:hAnsi="Times New Roman" w:cs="Times New Roman"/>
+          <w:sz w:val="24"/>
+          <w:szCs w:val="24"/>
+          <w:lang w:val="en-IN"/>
+        </w:rPr>
+      </w:pPr>
+      <w:r>
+        <w:rPr>
+          <w:rFonts w:ascii="Times New Roman" w:hAnsi="Times New Roman" w:cs="Times New Roman"/>
+          <w:sz w:val="24"/>
+          <w:szCs w:val="24"/>
+          <w:lang w:val="en-IN"/>
+        </w:rPr>
+        <w:t xml:space="preserve">4. In </w:t>
+      </w:r>
+      <w:proofErr w:type="spellStart"/>
+      <w:r>
+        <w:rPr>
+          <w:rFonts w:ascii="Times New Roman" w:hAnsi="Times New Roman" w:cs="Times New Roman"/>
+          <w:sz w:val="24"/>
+          <w:szCs w:val="24"/>
+          <w:lang w:val="en-IN"/>
+        </w:rPr>
+        <w:t>HashMap</w:t>
+      </w:r>
+      <w:proofErr w:type="spellEnd"/>
+      <w:r>
+        <w:rPr>
+          <w:rFonts w:ascii="Times New Roman" w:hAnsi="Times New Roman" w:cs="Times New Roman"/>
+          <w:sz w:val="24"/>
+          <w:szCs w:val="24"/>
+          <w:lang w:val="en-IN"/>
+        </w:rPr>
+        <w:t xml:space="preserve"> null values are allowed for key and values.</w:t>
+      </w:r>
+    </w:p>
+    <w:p>
+      <w:pPr>
+        <w:spacing w:after="0"/>
+        <w:ind w:left="720"/>
+        <w:rPr>
+          <w:rFonts w:ascii="Times New Roman" w:hAnsi="Times New Roman" w:cs="Times New Roman"/>
+          <w:sz w:val="24"/>
+          <w:szCs w:val="24"/>
+          <w:lang w:val="en-IN"/>
+        </w:rPr>
+      </w:pPr>
+      <w:r>
+        <w:rPr>
+          <w:rFonts w:ascii="Times New Roman" w:hAnsi="Times New Roman" w:cs="Times New Roman"/>
+          <w:sz w:val="24"/>
+          <w:szCs w:val="24"/>
+          <w:lang w:val="en-IN"/>
+        </w:rPr>
+        <w:t xml:space="preserve">5. </w:t>
+      </w:r>
+      <w:proofErr w:type="spellStart"/>
+      <w:r>
+        <w:rPr>
+          <w:rFonts w:ascii="Times New Roman" w:hAnsi="Times New Roman" w:cs="Times New Roman"/>
+          <w:sz w:val="24"/>
+          <w:szCs w:val="24"/>
+          <w:lang w:val="en-IN"/>
+        </w:rPr>
+        <w:t>HashMap</w:t>
+      </w:r>
+      <w:proofErr w:type="spellEnd"/>
+      <w:r>
+        <w:rPr>
+          <w:rFonts w:ascii="Times New Roman" w:hAnsi="Times New Roman" w:cs="Times New Roman"/>
+          <w:sz w:val="24"/>
+          <w:szCs w:val="24"/>
+          <w:lang w:val="en-IN"/>
+        </w:rPr>
+        <w:t xml:space="preserve"> is introduced in Java 1.2 version.</w:t>
+      </w:r>
+    </w:p>
+    <w:p>
+      <w:pPr>
+        <w:pStyle w:val="ListParagraph"/>
+        <w:numPr>
+          <w:ilvl w:val="0"/>
+          <w:numId w:val="19"/>
+        </w:numPr>
+        <w:spacing w:after="0"/>
+        <w:rPr>
+          <w:rFonts w:ascii="Times New Roman" w:hAnsi="Times New Roman" w:cs="Times New Roman"/>
+          <w:sz w:val="24"/>
+          <w:szCs w:val="24"/>
+          <w:lang w:val="en-IN"/>
+        </w:rPr>
+      </w:pPr>
+      <w:proofErr w:type="spellStart"/>
+      <w:r>
+        <w:rPr>
+          <w:rFonts w:ascii="Times New Roman" w:hAnsi="Times New Roman" w:cs="Times New Roman"/>
+          <w:sz w:val="24"/>
+          <w:szCs w:val="24"/>
+          <w:lang w:val="en-IN"/>
+        </w:rPr>
+        <w:t>ConcurrentHashMap</w:t>
+      </w:r>
+      <w:proofErr w:type="spellEnd"/>
+      <w:r>
+        <w:rPr>
+          <w:rFonts w:ascii="Times New Roman" w:hAnsi="Times New Roman" w:cs="Times New Roman"/>
+          <w:sz w:val="24"/>
+          <w:szCs w:val="24"/>
+          <w:lang w:val="en-IN"/>
+        </w:rPr>
+        <w:t>:</w:t>
+      </w:r>
+    </w:p>
+    <w:p>
+      <w:pPr>
+        <w:pStyle w:val="ListParagraph"/>
+        <w:spacing w:after="0"/>
+        <w:rPr>
+          <w:rFonts w:ascii="Times New Roman" w:hAnsi="Times New Roman" w:cs="Times New Roman"/>
+          <w:sz w:val="24"/>
+          <w:szCs w:val="24"/>
+          <w:lang w:val="en-IN"/>
+        </w:rPr>
+      </w:pPr>
+      <w:r>
+        <w:rPr>
+          <w:rFonts w:ascii="Times New Roman" w:hAnsi="Times New Roman" w:cs="Times New Roman"/>
+          <w:sz w:val="24"/>
+          <w:szCs w:val="24"/>
+          <w:lang w:val="en-IN"/>
+        </w:rPr>
+        <w:t xml:space="preserve">1. </w:t>
+      </w:r>
+      <w:proofErr w:type="spellStart"/>
+      <w:r>
+        <w:rPr>
+          <w:rFonts w:ascii="Times New Roman" w:hAnsi="Times New Roman" w:cs="Times New Roman"/>
+          <w:sz w:val="24"/>
+          <w:szCs w:val="24"/>
+          <w:lang w:val="en-IN"/>
+        </w:rPr>
+        <w:t>ConcurrentHashMap</w:t>
+      </w:r>
+      <w:proofErr w:type="spellEnd"/>
+      <w:r>
+        <w:rPr>
+          <w:rFonts w:ascii="Times New Roman" w:hAnsi="Times New Roman" w:cs="Times New Roman"/>
+          <w:sz w:val="24"/>
+          <w:szCs w:val="24"/>
+          <w:lang w:val="en-IN"/>
+        </w:rPr>
+        <w:t xml:space="preserve"> is synchronized, and it is </w:t>
+      </w:r>
+      <w:proofErr w:type="gramStart"/>
+      <w:r>
+        <w:rPr>
+          <w:rFonts w:ascii="Times New Roman" w:hAnsi="Times New Roman" w:cs="Times New Roman"/>
+          <w:sz w:val="24"/>
+          <w:szCs w:val="24"/>
+          <w:lang w:val="en-IN"/>
+        </w:rPr>
+        <w:t>thread</w:t>
+      </w:r>
+      <w:proofErr w:type="gramEnd"/>
+      <w:r>
+        <w:rPr>
+          <w:rFonts w:ascii="Times New Roman" w:hAnsi="Times New Roman" w:cs="Times New Roman"/>
+          <w:sz w:val="24"/>
+          <w:szCs w:val="24"/>
+          <w:lang w:val="en-IN"/>
+        </w:rPr>
+        <w:t xml:space="preserve"> safe.</w:t>
+      </w:r>
+    </w:p>
+    <w:p>
+      <w:pPr>
+        <w:pStyle w:val="ListParagraph"/>
+        <w:spacing w:after="0"/>
+        <w:rPr>
+          <w:rFonts w:ascii="Times New Roman" w:hAnsi="Times New Roman" w:cs="Times New Roman"/>
+          <w:sz w:val="24"/>
+          <w:szCs w:val="24"/>
+          <w:lang w:val="en-IN"/>
+        </w:rPr>
+      </w:pPr>
+      <w:r>
+        <w:rPr>
+          <w:rFonts w:ascii="Times New Roman" w:hAnsi="Times New Roman" w:cs="Times New Roman"/>
+          <w:sz w:val="24"/>
+          <w:szCs w:val="24"/>
+          <w:lang w:val="en-IN"/>
+        </w:rPr>
+        <w:t xml:space="preserve">2. </w:t>
+      </w:r>
+      <w:proofErr w:type="spellStart"/>
+      <w:r>
+        <w:rPr>
+          <w:rFonts w:ascii="Times New Roman" w:hAnsi="Times New Roman" w:cs="Times New Roman"/>
+          <w:sz w:val="24"/>
+          <w:szCs w:val="24"/>
+          <w:lang w:val="en-IN"/>
+        </w:rPr>
+        <w:t>ConcurrentHashMap</w:t>
+      </w:r>
+      <w:proofErr w:type="spellEnd"/>
+      <w:r>
+        <w:rPr>
+          <w:rFonts w:ascii="Times New Roman" w:hAnsi="Times New Roman" w:cs="Times New Roman"/>
+          <w:sz w:val="24"/>
+          <w:szCs w:val="24"/>
+          <w:lang w:val="en-IN"/>
+        </w:rPr>
+        <w:t xml:space="preserve"> performance is low sometimes because it is synchronized.</w:t>
+      </w:r>
+    </w:p>
+    <w:p>
+      <w:pPr>
+        <w:pStyle w:val="ListParagraph"/>
+        <w:spacing w:after="0"/>
+        <w:rPr>
+          <w:rFonts w:ascii="Times New Roman" w:hAnsi="Times New Roman" w:cs="Times New Roman"/>
+          <w:sz w:val="24"/>
+          <w:szCs w:val="24"/>
+          <w:lang w:val="en-IN"/>
+        </w:rPr>
+      </w:pPr>
+      <w:r>
+        <w:rPr>
+          <w:rFonts w:ascii="Times New Roman" w:hAnsi="Times New Roman" w:cs="Times New Roman"/>
+          <w:sz w:val="24"/>
+          <w:szCs w:val="24"/>
+          <w:lang w:val="en-IN"/>
+        </w:rPr>
+        <w:t xml:space="preserve">3. </w:t>
+      </w:r>
+      <w:proofErr w:type="spellStart"/>
+      <w:r>
+        <w:rPr>
+          <w:rFonts w:ascii="Times New Roman" w:hAnsi="Times New Roman" w:cs="Times New Roman"/>
+          <w:sz w:val="24"/>
+          <w:szCs w:val="24"/>
+          <w:lang w:val="en-IN"/>
+        </w:rPr>
+        <w:t>ConcurrentHashMap</w:t>
+      </w:r>
+      <w:proofErr w:type="spellEnd"/>
+      <w:r>
+        <w:rPr>
+          <w:rFonts w:ascii="Times New Roman" w:hAnsi="Times New Roman" w:cs="Times New Roman"/>
+          <w:sz w:val="24"/>
+          <w:szCs w:val="24"/>
+          <w:lang w:val="en-IN"/>
+        </w:rPr>
+        <w:t xml:space="preserve"> use</w:t>
+      </w:r>
+      <w:r>
+        <w:rPr>
+          <w:rFonts w:ascii="Times New Roman" w:hAnsi="Times New Roman" w:cs="Times New Roman"/>
+          <w:sz w:val="24"/>
+          <w:szCs w:val="24"/>
+          <w:lang w:val="en-IN"/>
+        </w:rPr>
+        <w:t>s fail-safe iteration, modification is</w:t>
+      </w:r>
+      <w:r>
+        <w:rPr>
+          <w:rFonts w:ascii="Times New Roman" w:hAnsi="Times New Roman" w:cs="Times New Roman"/>
+          <w:sz w:val="24"/>
+          <w:szCs w:val="24"/>
+          <w:lang w:val="en-IN"/>
+        </w:rPr>
+        <w:t xml:space="preserve"> possible</w:t>
+      </w:r>
+      <w:r>
+        <w:rPr>
+          <w:rFonts w:ascii="Times New Roman" w:hAnsi="Times New Roman" w:cs="Times New Roman"/>
+          <w:sz w:val="24"/>
+          <w:szCs w:val="24"/>
+          <w:lang w:val="en-IN"/>
+        </w:rPr>
+        <w:t xml:space="preserve"> while traver</w:t>
+      </w:r>
+      <w:r>
+        <w:rPr>
+          <w:rFonts w:ascii="Times New Roman" w:hAnsi="Times New Roman" w:cs="Times New Roman"/>
+          <w:sz w:val="24"/>
+          <w:szCs w:val="24"/>
+          <w:lang w:val="en-IN"/>
+        </w:rPr>
+        <w:t>s</w:t>
+      </w:r>
+      <w:r>
+        <w:rPr>
+          <w:rFonts w:ascii="Times New Roman" w:hAnsi="Times New Roman" w:cs="Times New Roman"/>
+          <w:sz w:val="24"/>
+          <w:szCs w:val="24"/>
+          <w:lang w:val="en-IN"/>
+        </w:rPr>
+        <w:t>ing</w:t>
+      </w:r>
+      <w:r>
+        <w:rPr>
+          <w:rFonts w:ascii="Times New Roman" w:hAnsi="Times New Roman" w:cs="Times New Roman"/>
+          <w:sz w:val="24"/>
+          <w:szCs w:val="24"/>
+          <w:lang w:val="en-IN"/>
+        </w:rPr>
+        <w:t>.</w:t>
+      </w:r>
+    </w:p>
+    <w:p>
+      <w:pPr>
+        <w:pStyle w:val="ListParagraph"/>
+        <w:spacing w:after="0"/>
+        <w:rPr>
+          <w:rFonts w:ascii="Times New Roman" w:hAnsi="Times New Roman" w:cs="Times New Roman"/>
+          <w:sz w:val="24"/>
+          <w:szCs w:val="24"/>
+          <w:lang w:val="en-IN"/>
+        </w:rPr>
+      </w:pPr>
+      <w:r>
+        <w:rPr>
+          <w:rFonts w:ascii="Times New Roman" w:hAnsi="Times New Roman" w:cs="Times New Roman"/>
+          <w:sz w:val="24"/>
+          <w:szCs w:val="24"/>
+          <w:lang w:val="en-IN"/>
+        </w:rPr>
+        <w:t xml:space="preserve">4. In </w:t>
+      </w:r>
+      <w:proofErr w:type="spellStart"/>
+      <w:r>
+        <w:rPr>
+          <w:rFonts w:ascii="Times New Roman" w:hAnsi="Times New Roman" w:cs="Times New Roman"/>
+          <w:sz w:val="24"/>
+          <w:szCs w:val="24"/>
+          <w:lang w:val="en-IN"/>
+        </w:rPr>
+        <w:t>ConcurrentHashMap</w:t>
+      </w:r>
+      <w:proofErr w:type="spellEnd"/>
+      <w:r>
+        <w:rPr>
+          <w:rFonts w:ascii="Times New Roman" w:hAnsi="Times New Roman" w:cs="Times New Roman"/>
+          <w:sz w:val="24"/>
+          <w:szCs w:val="24"/>
+          <w:lang w:val="en-IN"/>
+        </w:rPr>
+        <w:t xml:space="preserve"> null value is not allowed for key and values. </w:t>
+      </w:r>
+      <w:proofErr w:type="gramStart"/>
+      <w:r>
+        <w:rPr>
+          <w:rFonts w:ascii="Times New Roman" w:hAnsi="Times New Roman" w:cs="Times New Roman"/>
+          <w:sz w:val="24"/>
+          <w:szCs w:val="24"/>
+          <w:lang w:val="en-IN"/>
+        </w:rPr>
+        <w:t>if</w:t>
+      </w:r>
+      <w:proofErr w:type="gramEnd"/>
+      <w:r>
+        <w:rPr>
+          <w:rFonts w:ascii="Times New Roman" w:hAnsi="Times New Roman" w:cs="Times New Roman"/>
+          <w:sz w:val="24"/>
+          <w:szCs w:val="24"/>
+          <w:lang w:val="en-IN"/>
+        </w:rPr>
+        <w:t xml:space="preserve"> key or value is null it will throw </w:t>
+      </w:r>
+      <w:proofErr w:type="spellStart"/>
+      <w:r>
+        <w:rPr>
+          <w:rFonts w:ascii="Times New Roman" w:hAnsi="Times New Roman" w:cs="Times New Roman"/>
+          <w:sz w:val="24"/>
+          <w:szCs w:val="24"/>
+          <w:lang w:val="en-IN"/>
+        </w:rPr>
+        <w:t>java.lang.NullPointerException</w:t>
+      </w:r>
+      <w:proofErr w:type="spellEnd"/>
+      <w:r>
+        <w:rPr>
+          <w:rFonts w:ascii="Times New Roman" w:hAnsi="Times New Roman" w:cs="Times New Roman"/>
+          <w:sz w:val="24"/>
+          <w:szCs w:val="24"/>
+          <w:lang w:val="en-IN"/>
+        </w:rPr>
+        <w:t>.</w:t>
+      </w:r>
+    </w:p>
+    <w:p>
+      <w:pPr>
+        <w:pStyle w:val="ListParagraph"/>
+        <w:rPr>
+          <w:rFonts w:ascii="Times New Roman" w:hAnsi="Times New Roman" w:cs="Times New Roman"/>
+          <w:sz w:val="24"/>
+          <w:szCs w:val="24"/>
+          <w:lang w:val="en-IN"/>
+        </w:rPr>
+      </w:pPr>
+      <w:r>
+        <w:rPr>
+          <w:rFonts w:ascii="Times New Roman" w:hAnsi="Times New Roman" w:cs="Times New Roman"/>
+          <w:sz w:val="24"/>
+          <w:szCs w:val="24"/>
+          <w:lang w:val="en-IN"/>
+        </w:rPr>
+        <w:t xml:space="preserve">5. </w:t>
+      </w:r>
+      <w:proofErr w:type="spellStart"/>
+      <w:r>
+        <w:rPr>
+          <w:rFonts w:ascii="Times New Roman" w:hAnsi="Times New Roman" w:cs="Times New Roman"/>
+          <w:sz w:val="24"/>
+          <w:szCs w:val="24"/>
+          <w:lang w:val="en-IN"/>
+        </w:rPr>
+        <w:t>ConcurrentHashMap</w:t>
+      </w:r>
+      <w:proofErr w:type="spellEnd"/>
+      <w:r>
+        <w:rPr>
+          <w:rFonts w:ascii="Times New Roman" w:hAnsi="Times New Roman" w:cs="Times New Roman"/>
+          <w:sz w:val="24"/>
+          <w:szCs w:val="24"/>
+          <w:lang w:val="en-IN"/>
+        </w:rPr>
+        <w:t xml:space="preserve"> is introduced in Java 1.5 version.</w:t>
+      </w:r>
+    </w:p>
+    <w:p>
+      <w:pPr>
+        <w:spacing w:after="0"/>
+        <w:rPr>
+          <w:rFonts w:ascii="Times New Roman" w:hAnsi="Times New Roman" w:cs="Times New Roman"/>
+          <w:b/>
+          <w:sz w:val="24"/>
+          <w:szCs w:val="24"/>
+          <w:lang w:val="en-IN"/>
+        </w:rPr>
+      </w:pPr>
+      <w:r>
+        <w:rPr>
+          <w:rFonts w:ascii="Times New Roman" w:hAnsi="Times New Roman" w:cs="Times New Roman"/>
+          <w:b/>
+          <w:sz w:val="24"/>
+          <w:szCs w:val="24"/>
+          <w:lang w:val="en-IN"/>
+        </w:rPr>
+        <w:t xml:space="preserve">What are differences between </w:t>
+      </w:r>
+      <w:proofErr w:type="spellStart"/>
+      <w:r>
+        <w:rPr>
+          <w:rFonts w:ascii="Times New Roman" w:hAnsi="Times New Roman" w:cs="Times New Roman"/>
+          <w:b/>
+          <w:sz w:val="24"/>
+          <w:szCs w:val="24"/>
+          <w:lang w:val="en-IN"/>
+        </w:rPr>
+        <w:t>HashTable</w:t>
+      </w:r>
+      <w:proofErr w:type="spellEnd"/>
+      <w:r>
+        <w:rPr>
+          <w:rFonts w:ascii="Times New Roman" w:hAnsi="Times New Roman" w:cs="Times New Roman"/>
+          <w:b/>
+          <w:sz w:val="24"/>
+          <w:szCs w:val="24"/>
+          <w:lang w:val="en-IN"/>
+        </w:rPr>
+        <w:t xml:space="preserve"> and </w:t>
+      </w:r>
+      <w:proofErr w:type="spellStart"/>
+      <w:r>
+        <w:rPr>
+          <w:rFonts w:ascii="Times New Roman" w:hAnsi="Times New Roman" w:cs="Times New Roman"/>
+          <w:b/>
+          <w:sz w:val="24"/>
+          <w:szCs w:val="24"/>
+          <w:lang w:val="en-IN"/>
+        </w:rPr>
+        <w:t>ConcurrentHashMap</w:t>
+      </w:r>
+      <w:proofErr w:type="spellEnd"/>
+      <w:r>
+        <w:rPr>
+          <w:rFonts w:ascii="Times New Roman" w:hAnsi="Times New Roman" w:cs="Times New Roman"/>
+          <w:b/>
+          <w:sz w:val="24"/>
+          <w:szCs w:val="24"/>
+          <w:lang w:val="en-IN"/>
+        </w:rPr>
+        <w:t>?</w:t>
+      </w:r>
+    </w:p>
+    <w:p>
+      <w:pPr>
+        <w:pStyle w:val="ListParagraph"/>
+        <w:numPr>
+          <w:ilvl w:val="0"/>
+          <w:numId w:val="20"/>
+        </w:numPr>
+        <w:spacing w:after="0"/>
+        <w:rPr>
+          <w:rFonts w:ascii="Times New Roman" w:hAnsi="Times New Roman" w:cs="Times New Roman"/>
+          <w:sz w:val="24"/>
+          <w:szCs w:val="24"/>
+          <w:lang w:val="en-IN"/>
+        </w:rPr>
+      </w:pPr>
+      <w:proofErr w:type="spellStart"/>
+      <w:r>
+        <w:rPr>
+          <w:rFonts w:ascii="Times New Roman" w:hAnsi="Times New Roman" w:cs="Times New Roman"/>
+          <w:sz w:val="24"/>
+          <w:szCs w:val="24"/>
+          <w:lang w:val="en-IN"/>
+        </w:rPr>
+        <w:t>HashTable</w:t>
+      </w:r>
+      <w:proofErr w:type="spellEnd"/>
+      <w:r>
+        <w:rPr>
+          <w:rFonts w:ascii="Times New Roman" w:hAnsi="Times New Roman" w:cs="Times New Roman"/>
+          <w:sz w:val="24"/>
+          <w:szCs w:val="24"/>
+          <w:lang w:val="en-IN"/>
+        </w:rPr>
+        <w:t>:</w:t>
+      </w:r>
+    </w:p>
+    <w:p>
+      <w:pPr>
+        <w:pStyle w:val="ListParagraph"/>
+        <w:spacing w:after="0"/>
+        <w:rPr>
+          <w:rFonts w:ascii="Times New Roman" w:hAnsi="Times New Roman" w:cs="Times New Roman"/>
+          <w:sz w:val="24"/>
+          <w:szCs w:val="24"/>
+          <w:lang w:val="en-IN"/>
+        </w:rPr>
+      </w:pPr>
+      <w:r>
+        <w:rPr>
+          <w:rFonts w:ascii="Times New Roman" w:hAnsi="Times New Roman" w:cs="Times New Roman"/>
+          <w:sz w:val="24"/>
+          <w:szCs w:val="24"/>
+          <w:lang w:val="en-IN"/>
+        </w:rPr>
+        <w:t xml:space="preserve">1. </w:t>
+      </w:r>
+      <w:proofErr w:type="spellStart"/>
+      <w:r>
+        <w:rPr>
+          <w:rFonts w:ascii="Times New Roman" w:hAnsi="Times New Roman" w:cs="Times New Roman"/>
+          <w:sz w:val="24"/>
+          <w:szCs w:val="24"/>
+          <w:lang w:val="en-IN"/>
+        </w:rPr>
+        <w:t>HashTable</w:t>
+      </w:r>
+      <w:proofErr w:type="spellEnd"/>
+      <w:r>
+        <w:rPr>
+          <w:rFonts w:ascii="Times New Roman" w:hAnsi="Times New Roman" w:cs="Times New Roman"/>
+          <w:sz w:val="24"/>
+          <w:szCs w:val="24"/>
+          <w:lang w:val="en-IN"/>
+        </w:rPr>
+        <w:t xml:space="preserve"> will lock the entire object for all operations.</w:t>
+      </w:r>
+    </w:p>
+    <w:p>
+      <w:pPr>
+        <w:pStyle w:val="ListParagraph"/>
+        <w:spacing w:after="0"/>
+        <w:rPr>
+          <w:rFonts w:ascii="Times New Roman" w:hAnsi="Times New Roman" w:cs="Times New Roman"/>
+          <w:sz w:val="24"/>
+          <w:szCs w:val="24"/>
+          <w:lang w:val="en-IN"/>
+        </w:rPr>
+      </w:pPr>
+      <w:r>
+        <w:rPr>
+          <w:rFonts w:ascii="Times New Roman" w:hAnsi="Times New Roman" w:cs="Times New Roman"/>
+          <w:sz w:val="24"/>
+          <w:szCs w:val="24"/>
+          <w:lang w:val="en-IN"/>
+        </w:rPr>
+        <w:t>2. Its performance is very low due to whole object locking.</w:t>
+      </w:r>
+    </w:p>
+    <w:p>
+      <w:pPr>
+        <w:pStyle w:val="ListParagraph"/>
+        <w:spacing w:after="0"/>
+        <w:rPr>
+          <w:rFonts w:ascii="Times New Roman" w:hAnsi="Times New Roman" w:cs="Times New Roman"/>
+          <w:sz w:val="24"/>
+          <w:szCs w:val="24"/>
+          <w:lang w:val="en-IN"/>
+        </w:rPr>
+      </w:pPr>
+      <w:r>
+        <w:rPr>
+          <w:rFonts w:ascii="Times New Roman" w:hAnsi="Times New Roman" w:cs="Times New Roman"/>
+          <w:sz w:val="24"/>
+          <w:szCs w:val="24"/>
+          <w:lang w:val="en-IN"/>
+        </w:rPr>
+        <w:t xml:space="preserve">3. </w:t>
+      </w:r>
+      <w:proofErr w:type="spellStart"/>
+      <w:r>
+        <w:rPr>
+          <w:rFonts w:ascii="Times New Roman" w:hAnsi="Times New Roman" w:cs="Times New Roman"/>
+          <w:sz w:val="24"/>
+          <w:szCs w:val="24"/>
+          <w:lang w:val="en-IN"/>
+        </w:rPr>
+        <w:t>HashTable</w:t>
+      </w:r>
+      <w:proofErr w:type="spellEnd"/>
+      <w:r>
+        <w:rPr>
+          <w:rFonts w:ascii="Times New Roman" w:hAnsi="Times New Roman" w:cs="Times New Roman"/>
+          <w:sz w:val="24"/>
+          <w:szCs w:val="24"/>
+          <w:lang w:val="en-IN"/>
+        </w:rPr>
+        <w:t xml:space="preserve"> uses fail-fast </w:t>
+      </w:r>
+      <w:proofErr w:type="gramStart"/>
+      <w:r>
+        <w:rPr>
+          <w:rFonts w:ascii="Times New Roman" w:hAnsi="Times New Roman" w:cs="Times New Roman"/>
+          <w:sz w:val="24"/>
+          <w:szCs w:val="24"/>
+          <w:lang w:val="en-IN"/>
+        </w:rPr>
+        <w:t>iteration,</w:t>
+      </w:r>
+      <w:proofErr w:type="gramEnd"/>
+      <w:r>
+        <w:rPr>
+          <w:rFonts w:ascii="Times New Roman" w:hAnsi="Times New Roman" w:cs="Times New Roman"/>
+          <w:sz w:val="24"/>
+          <w:szCs w:val="24"/>
+          <w:lang w:val="en-IN"/>
+        </w:rPr>
+        <w:t xml:space="preserve"> modification is not possible while traversing.</w:t>
+      </w:r>
+    </w:p>
+    <w:p>
+      <w:pPr>
+        <w:pStyle w:val="ListParagraph"/>
+        <w:spacing w:after="0"/>
+        <w:rPr>
+          <w:rFonts w:ascii="Times New Roman" w:hAnsi="Times New Roman" w:cs="Times New Roman"/>
+          <w:sz w:val="24"/>
+          <w:szCs w:val="24"/>
+          <w:lang w:val="en-IN"/>
+        </w:rPr>
+      </w:pPr>
+      <w:r>
+        <w:rPr>
+          <w:rFonts w:ascii="Times New Roman" w:hAnsi="Times New Roman" w:cs="Times New Roman"/>
+          <w:sz w:val="24"/>
+          <w:szCs w:val="24"/>
+          <w:lang w:val="en-IN"/>
+        </w:rPr>
+        <w:t xml:space="preserve">4. </w:t>
+      </w:r>
+      <w:proofErr w:type="spellStart"/>
+      <w:r>
+        <w:rPr>
+          <w:rFonts w:ascii="Times New Roman" w:hAnsi="Times New Roman" w:cs="Times New Roman"/>
+          <w:sz w:val="24"/>
+          <w:szCs w:val="24"/>
+          <w:lang w:val="en-IN"/>
+        </w:rPr>
+        <w:t>HashTable</w:t>
+      </w:r>
+      <w:proofErr w:type="spellEnd"/>
+      <w:r>
+        <w:rPr>
+          <w:rFonts w:ascii="Times New Roman" w:hAnsi="Times New Roman" w:cs="Times New Roman"/>
+          <w:sz w:val="24"/>
+          <w:szCs w:val="24"/>
+          <w:lang w:val="en-IN"/>
+        </w:rPr>
+        <w:t xml:space="preserve"> is introduced in Java 1.1 version.</w:t>
+      </w:r>
+    </w:p>
+    <w:p>
+      <w:pPr>
+        <w:pStyle w:val="ListParagraph"/>
+        <w:numPr>
+          <w:ilvl w:val="0"/>
+          <w:numId w:val="20"/>
+        </w:numPr>
+        <w:spacing w:after="0"/>
+        <w:rPr>
+          <w:rFonts w:ascii="Times New Roman" w:hAnsi="Times New Roman" w:cs="Times New Roman"/>
+          <w:sz w:val="24"/>
+          <w:szCs w:val="24"/>
+          <w:lang w:val="en-IN"/>
+        </w:rPr>
+      </w:pPr>
+      <w:proofErr w:type="spellStart"/>
+      <w:r>
+        <w:rPr>
+          <w:rFonts w:ascii="Times New Roman" w:hAnsi="Times New Roman" w:cs="Times New Roman"/>
+          <w:sz w:val="24"/>
+          <w:szCs w:val="24"/>
+          <w:lang w:val="en-IN"/>
+        </w:rPr>
+        <w:t>ConcurrentHashMap</w:t>
+      </w:r>
+      <w:proofErr w:type="spellEnd"/>
+      <w:r>
+        <w:rPr>
+          <w:rFonts w:ascii="Times New Roman" w:hAnsi="Times New Roman" w:cs="Times New Roman"/>
+          <w:sz w:val="24"/>
+          <w:szCs w:val="24"/>
+          <w:lang w:val="en-IN"/>
+        </w:rPr>
+        <w:t>:</w:t>
+      </w:r>
+    </w:p>
+    <w:p>
+      <w:pPr>
+        <w:pStyle w:val="ListParagraph"/>
+        <w:spacing w:after="0"/>
+        <w:rPr>
+          <w:rFonts w:ascii="Times New Roman" w:hAnsi="Times New Roman" w:cs="Times New Roman"/>
+          <w:sz w:val="24"/>
+          <w:szCs w:val="24"/>
+          <w:lang w:val="en-IN"/>
+        </w:rPr>
+      </w:pPr>
+      <w:r>
+        <w:rPr>
+          <w:rFonts w:ascii="Times New Roman" w:hAnsi="Times New Roman" w:cs="Times New Roman"/>
+          <w:sz w:val="24"/>
+          <w:szCs w:val="24"/>
+          <w:lang w:val="en-IN"/>
+        </w:rPr>
+        <w:t xml:space="preserve">1. </w:t>
+      </w:r>
+      <w:proofErr w:type="spellStart"/>
+      <w:r>
+        <w:rPr>
+          <w:rFonts w:ascii="Times New Roman" w:hAnsi="Times New Roman" w:cs="Times New Roman"/>
+          <w:sz w:val="24"/>
+          <w:szCs w:val="24"/>
+          <w:lang w:val="en-IN"/>
+        </w:rPr>
+        <w:t>ConcurrentHashMap</w:t>
+      </w:r>
+      <w:proofErr w:type="spellEnd"/>
+      <w:r>
+        <w:rPr>
+          <w:rFonts w:ascii="Times New Roman" w:hAnsi="Times New Roman" w:cs="Times New Roman"/>
+          <w:sz w:val="24"/>
+          <w:szCs w:val="24"/>
+          <w:lang w:val="en-IN"/>
+        </w:rPr>
+        <w:t xml:space="preserve"> will lock the bucket level, no lock for the read operations.</w:t>
+      </w:r>
+    </w:p>
+    <w:p>
+      <w:pPr>
+        <w:pStyle w:val="ListParagraph"/>
+        <w:spacing w:after="0"/>
+        <w:rPr>
+          <w:rFonts w:ascii="Times New Roman" w:hAnsi="Times New Roman" w:cs="Times New Roman"/>
+          <w:sz w:val="24"/>
+          <w:szCs w:val="24"/>
+          <w:lang w:val="en-IN"/>
+        </w:rPr>
+      </w:pPr>
+      <w:r>
+        <w:rPr>
+          <w:rFonts w:ascii="Times New Roman" w:hAnsi="Times New Roman" w:cs="Times New Roman"/>
+          <w:sz w:val="24"/>
+          <w:szCs w:val="24"/>
+          <w:lang w:val="en-IN"/>
+        </w:rPr>
+        <w:t>2. Its performance is high.</w:t>
+      </w:r>
+    </w:p>
+    <w:p>
+      <w:pPr>
+        <w:pStyle w:val="ListParagraph"/>
+        <w:spacing w:after="0"/>
+        <w:rPr>
+          <w:rFonts w:ascii="Times New Roman" w:hAnsi="Times New Roman" w:cs="Times New Roman"/>
+          <w:sz w:val="24"/>
+          <w:szCs w:val="24"/>
+          <w:lang w:val="en-IN"/>
+        </w:rPr>
+      </w:pPr>
+      <w:r>
+        <w:rPr>
+          <w:rFonts w:ascii="Times New Roman" w:hAnsi="Times New Roman" w:cs="Times New Roman"/>
+          <w:sz w:val="24"/>
+          <w:szCs w:val="24"/>
+          <w:lang w:val="en-IN"/>
+        </w:rPr>
+        <w:t xml:space="preserve">3. </w:t>
+      </w:r>
+      <w:proofErr w:type="spellStart"/>
+      <w:r>
+        <w:rPr>
+          <w:rFonts w:ascii="Times New Roman" w:hAnsi="Times New Roman" w:cs="Times New Roman"/>
+          <w:sz w:val="24"/>
+          <w:szCs w:val="24"/>
+          <w:lang w:val="en-IN"/>
+        </w:rPr>
+        <w:t>ConcurrentHashMap</w:t>
+      </w:r>
+      <w:proofErr w:type="spellEnd"/>
+      <w:r>
+        <w:rPr>
+          <w:rFonts w:ascii="Times New Roman" w:hAnsi="Times New Roman" w:cs="Times New Roman"/>
+          <w:sz w:val="24"/>
+          <w:szCs w:val="24"/>
+          <w:lang w:val="en-IN"/>
+        </w:rPr>
+        <w:t xml:space="preserve"> uses fail-safe iteration, modification is possible while traversing.</w:t>
+      </w:r>
+    </w:p>
+    <w:p>
+      <w:pPr>
+        <w:pStyle w:val="ListParagraph"/>
+        <w:rPr>
+          <w:rFonts w:ascii="Times New Roman" w:hAnsi="Times New Roman" w:cs="Times New Roman"/>
+          <w:sz w:val="24"/>
+          <w:szCs w:val="24"/>
+          <w:lang w:val="en-IN"/>
+        </w:rPr>
+      </w:pPr>
+      <w:r>
+        <w:rPr>
+          <w:rFonts w:ascii="Times New Roman" w:hAnsi="Times New Roman" w:cs="Times New Roman"/>
+          <w:sz w:val="24"/>
+          <w:szCs w:val="24"/>
+          <w:lang w:val="en-IN"/>
+        </w:rPr>
+        <w:t xml:space="preserve">4. </w:t>
+      </w:r>
+      <w:proofErr w:type="spellStart"/>
+      <w:r>
+        <w:rPr>
+          <w:rFonts w:ascii="Times New Roman" w:hAnsi="Times New Roman" w:cs="Times New Roman"/>
+          <w:sz w:val="24"/>
+          <w:szCs w:val="24"/>
+          <w:lang w:val="en-IN"/>
+        </w:rPr>
+        <w:t>ConcurrentHashMap</w:t>
+      </w:r>
+      <w:proofErr w:type="spellEnd"/>
+      <w:r>
+        <w:rPr>
+          <w:rFonts w:ascii="Times New Roman" w:hAnsi="Times New Roman" w:cs="Times New Roman"/>
+          <w:sz w:val="24"/>
+          <w:szCs w:val="24"/>
+          <w:lang w:val="en-IN"/>
+        </w:rPr>
+        <w:t xml:space="preserve"> is introduced in Java 1.5 version.</w:t>
+      </w:r>
+    </w:p>
+    <w:p>
+      <w:pPr>
+        <w:spacing w:after="0"/>
+        <w:rPr>
+          <w:rFonts w:ascii="Times New Roman" w:hAnsi="Times New Roman" w:cs="Times New Roman"/>
+          <w:b/>
+          <w:sz w:val="24"/>
+          <w:szCs w:val="24"/>
+          <w:lang w:val="en-IN"/>
+        </w:rPr>
+      </w:pPr>
+      <w:r>
+        <w:rPr>
+          <w:rFonts w:ascii="Times New Roman" w:hAnsi="Times New Roman" w:cs="Times New Roman"/>
+          <w:b/>
+          <w:sz w:val="24"/>
+          <w:szCs w:val="24"/>
+          <w:lang w:val="en-IN"/>
+        </w:rPr>
+        <w:t xml:space="preserve">What is </w:t>
+      </w:r>
+      <w:proofErr w:type="spellStart"/>
+      <w:r>
+        <w:rPr>
+          <w:rFonts w:ascii="Times New Roman" w:hAnsi="Times New Roman" w:cs="Times New Roman"/>
+          <w:b/>
+          <w:sz w:val="24"/>
+          <w:szCs w:val="24"/>
+          <w:lang w:val="en-IN"/>
+        </w:rPr>
+        <w:t>IdentityHashMap</w:t>
+      </w:r>
+      <w:proofErr w:type="spellEnd"/>
+      <w:r>
+        <w:rPr>
+          <w:rFonts w:ascii="Times New Roman" w:hAnsi="Times New Roman" w:cs="Times New Roman"/>
+          <w:b/>
+          <w:sz w:val="24"/>
+          <w:szCs w:val="24"/>
+          <w:lang w:val="en-IN"/>
+        </w:rPr>
+        <w:t>?</w:t>
+      </w:r>
+    </w:p>
+    <w:p>
+      <w:pPr>
+        <w:pStyle w:val="ListParagraph"/>
+        <w:numPr>
+          <w:ilvl w:val="0"/>
+          <w:numId w:val="21"/>
+        </w:numPr>
+        <w:spacing w:after="0"/>
+        <w:rPr>
+          <w:rFonts w:ascii="Times New Roman" w:hAnsi="Times New Roman" w:cs="Times New Roman"/>
+          <w:sz w:val="24"/>
+          <w:szCs w:val="24"/>
+          <w:lang w:val="en-IN"/>
+        </w:rPr>
+      </w:pPr>
+      <w:r>
+        <w:rPr>
+          <w:rFonts w:ascii="Times New Roman" w:hAnsi="Times New Roman" w:cs="Times New Roman"/>
+          <w:sz w:val="24"/>
+          <w:szCs w:val="24"/>
+          <w:lang w:val="en-IN"/>
+        </w:rPr>
+        <w:t xml:space="preserve">An </w:t>
+      </w:r>
+      <w:proofErr w:type="spellStart"/>
+      <w:r>
+        <w:rPr>
+          <w:rFonts w:ascii="Times New Roman" w:hAnsi="Times New Roman" w:cs="Times New Roman"/>
+          <w:sz w:val="24"/>
+          <w:szCs w:val="24"/>
+          <w:lang w:val="en-IN"/>
+        </w:rPr>
+        <w:t>IdentityHashMap</w:t>
+      </w:r>
+      <w:proofErr w:type="spellEnd"/>
+      <w:r>
+        <w:rPr>
+          <w:rFonts w:ascii="Times New Roman" w:hAnsi="Times New Roman" w:cs="Times New Roman"/>
+          <w:sz w:val="24"/>
+          <w:szCs w:val="24"/>
+          <w:lang w:val="en-IN"/>
+        </w:rPr>
+        <w:t xml:space="preserve"> in Java is a specialized Map that compares keys using reference equality (the == operator) instead of logical equality (the </w:t>
+      </w:r>
+      <w:proofErr w:type="gramStart"/>
+      <w:r>
+        <w:rPr>
+          <w:rFonts w:ascii="Times New Roman" w:hAnsi="Times New Roman" w:cs="Times New Roman"/>
+          <w:sz w:val="24"/>
+          <w:szCs w:val="24"/>
+          <w:lang w:val="en-IN"/>
+        </w:rPr>
+        <w:t>equals(</w:t>
+      </w:r>
+      <w:proofErr w:type="gramEnd"/>
+      <w:r>
+        <w:rPr>
+          <w:rFonts w:ascii="Times New Roman" w:hAnsi="Times New Roman" w:cs="Times New Roman"/>
+          <w:sz w:val="24"/>
+          <w:szCs w:val="24"/>
+          <w:lang w:val="en-IN"/>
+        </w:rPr>
+        <w:t>) method).</w:t>
+      </w:r>
+    </w:p>
+    <w:p>
+      <w:pPr>
+        <w:pStyle w:val="ListParagraph"/>
+        <w:numPr>
+          <w:ilvl w:val="0"/>
+          <w:numId w:val="21"/>
+        </w:numPr>
+        <w:spacing w:after="0"/>
+        <w:rPr>
+          <w:rFonts w:ascii="Times New Roman" w:hAnsi="Times New Roman" w:cs="Times New Roman"/>
+          <w:sz w:val="24"/>
+          <w:szCs w:val="24"/>
+          <w:lang w:val="en-IN"/>
+        </w:rPr>
+      </w:pPr>
+      <w:r>
+        <w:rPr>
+          <w:rFonts w:ascii="Times New Roman" w:hAnsi="Times New Roman" w:cs="Times New Roman"/>
+          <w:sz w:val="24"/>
+          <w:szCs w:val="24"/>
+          <w:lang w:val="en-IN"/>
+        </w:rPr>
+        <w:t xml:space="preserve">It is part of the </w:t>
+      </w:r>
+      <w:proofErr w:type="spellStart"/>
+      <w:r>
+        <w:rPr>
+          <w:rFonts w:ascii="Times New Roman" w:hAnsi="Times New Roman" w:cs="Times New Roman"/>
+          <w:sz w:val="24"/>
+          <w:szCs w:val="24"/>
+          <w:lang w:val="en-IN"/>
+        </w:rPr>
+        <w:t>java.util</w:t>
+      </w:r>
+      <w:proofErr w:type="spellEnd"/>
+      <w:r>
+        <w:rPr>
+          <w:rFonts w:ascii="Times New Roman" w:hAnsi="Times New Roman" w:cs="Times New Roman"/>
+          <w:sz w:val="24"/>
+          <w:szCs w:val="24"/>
+          <w:lang w:val="en-IN"/>
+        </w:rPr>
+        <w:t xml:space="preserve"> package and uses the object's identity hash code (via </w:t>
+      </w:r>
+      <w:proofErr w:type="spellStart"/>
+      <w:proofErr w:type="gramStart"/>
+      <w:r>
+        <w:rPr>
+          <w:rFonts w:ascii="Times New Roman" w:hAnsi="Times New Roman" w:cs="Times New Roman"/>
+          <w:sz w:val="24"/>
+          <w:szCs w:val="24"/>
+          <w:lang w:val="en-IN"/>
+        </w:rPr>
+        <w:t>System.identityHashCode</w:t>
+      </w:r>
+      <w:proofErr w:type="spellEnd"/>
+      <w:r>
+        <w:rPr>
+          <w:rFonts w:ascii="Times New Roman" w:hAnsi="Times New Roman" w:cs="Times New Roman"/>
+          <w:sz w:val="24"/>
+          <w:szCs w:val="24"/>
+          <w:lang w:val="en-IN"/>
+        </w:rPr>
+        <w:t>(</w:t>
+      </w:r>
+      <w:proofErr w:type="gramEnd"/>
+      <w:r>
+        <w:rPr>
+          <w:rFonts w:ascii="Times New Roman" w:hAnsi="Times New Roman" w:cs="Times New Roman"/>
+          <w:sz w:val="24"/>
+          <w:szCs w:val="24"/>
+          <w:lang w:val="en-IN"/>
+        </w:rPr>
+        <w:t>)) for bucket storage.</w:t>
+      </w:r>
+    </w:p>
+    <w:p>
+      <w:pPr>
+        <w:pStyle w:val="ListParagraph"/>
+        <w:numPr>
+          <w:ilvl w:val="0"/>
+          <w:numId w:val="21"/>
+        </w:numPr>
+        <w:rPr>
+          <w:rFonts w:ascii="Times New Roman" w:hAnsi="Times New Roman" w:cs="Times New Roman"/>
+          <w:sz w:val="24"/>
+          <w:szCs w:val="24"/>
+          <w:lang w:val="en-IN"/>
+        </w:rPr>
+      </w:pPr>
+      <w:r>
+        <w:rPr>
+          <w:rFonts w:ascii="Times New Roman" w:hAnsi="Times New Roman" w:cs="Times New Roman"/>
+          <w:sz w:val="24"/>
+          <w:szCs w:val="24"/>
+          <w:lang w:val="en-IN"/>
+        </w:rPr>
+        <w:t>It allows null key and values.</w:t>
+      </w:r>
+    </w:p>
+    <w:p>
+      <w:pPr>
+        <w:spacing w:after="0"/>
+        <w:rPr>
+          <w:rFonts w:ascii="Times New Roman" w:hAnsi="Times New Roman" w:cs="Times New Roman"/>
+          <w:b/>
+          <w:sz w:val="24"/>
+          <w:szCs w:val="24"/>
+          <w:lang w:val="en-IN"/>
+        </w:rPr>
+      </w:pPr>
+      <w:r>
+        <w:rPr>
+          <w:rFonts w:ascii="Times New Roman" w:hAnsi="Times New Roman" w:cs="Times New Roman"/>
+          <w:b/>
+          <w:sz w:val="24"/>
+          <w:szCs w:val="24"/>
+          <w:lang w:val="en-IN"/>
+        </w:rPr>
+        <w:t>How to synchronize List?</w:t>
+      </w:r>
+    </w:p>
+    <w:p>
+      <w:pPr>
+        <w:pStyle w:val="ListParagraph"/>
+        <w:numPr>
+          <w:ilvl w:val="0"/>
+          <w:numId w:val="22"/>
+        </w:numPr>
+        <w:spacing w:after="0"/>
+        <w:rPr>
+          <w:rFonts w:ascii="Times New Roman" w:hAnsi="Times New Roman" w:cs="Times New Roman"/>
+          <w:sz w:val="24"/>
+          <w:szCs w:val="24"/>
+          <w:lang w:val="en-IN"/>
+        </w:rPr>
+      </w:pPr>
+      <w:r>
+        <w:rPr>
+          <w:rFonts w:ascii="Times New Roman" w:hAnsi="Times New Roman" w:cs="Times New Roman"/>
+          <w:sz w:val="24"/>
+          <w:szCs w:val="24"/>
+          <w:lang w:val="en-IN"/>
+        </w:rPr>
+        <w:t xml:space="preserve">By using the </w:t>
+      </w:r>
+      <w:proofErr w:type="spellStart"/>
+      <w:proofErr w:type="gramStart"/>
+      <w:r>
+        <w:rPr>
+          <w:rFonts w:ascii="Times New Roman" w:hAnsi="Times New Roman" w:cs="Times New Roman"/>
+          <w:sz w:val="24"/>
+          <w:szCs w:val="24"/>
+          <w:lang w:val="en-IN"/>
+        </w:rPr>
+        <w:t>Collections.synchronizedList</w:t>
+      </w:r>
+      <w:proofErr w:type="spellEnd"/>
+      <w:r>
+        <w:rPr>
+          <w:rFonts w:ascii="Times New Roman" w:hAnsi="Times New Roman" w:cs="Times New Roman"/>
+          <w:sz w:val="24"/>
+          <w:szCs w:val="24"/>
+          <w:lang w:val="en-IN"/>
+        </w:rPr>
+        <w:t>(</w:t>
+      </w:r>
+      <w:proofErr w:type="gramEnd"/>
+      <w:r>
+        <w:rPr>
+          <w:rFonts w:ascii="Times New Roman" w:hAnsi="Times New Roman" w:cs="Times New Roman"/>
+          <w:sz w:val="24"/>
+          <w:szCs w:val="24"/>
+          <w:lang w:val="en-IN"/>
+        </w:rPr>
+        <w:t>list) method, we can synchronize list.</w:t>
+      </w:r>
+    </w:p>
+    <w:p>
+      <w:pPr>
+        <w:pStyle w:val="ListParagraph"/>
+        <w:numPr>
+          <w:ilvl w:val="0"/>
+          <w:numId w:val="22"/>
+        </w:numPr>
+        <w:spacing w:after="0"/>
+        <w:rPr>
+          <w:rFonts w:ascii="Times New Roman" w:hAnsi="Times New Roman" w:cs="Times New Roman"/>
+          <w:sz w:val="24"/>
+          <w:szCs w:val="24"/>
+          <w:lang w:val="en-IN"/>
+        </w:rPr>
+      </w:pPr>
+      <w:r>
+        <w:rPr>
+          <w:rFonts w:ascii="Times New Roman" w:hAnsi="Times New Roman" w:cs="Times New Roman"/>
+          <w:sz w:val="24"/>
+          <w:szCs w:val="24"/>
+          <w:lang w:val="en-IN"/>
+        </w:rPr>
+        <w:t xml:space="preserve">The </w:t>
+      </w:r>
+      <w:proofErr w:type="spellStart"/>
+      <w:proofErr w:type="gramStart"/>
+      <w:r>
+        <w:rPr>
+          <w:rFonts w:ascii="Times New Roman" w:hAnsi="Times New Roman" w:cs="Times New Roman"/>
+          <w:sz w:val="24"/>
+          <w:szCs w:val="24"/>
+          <w:lang w:val="en-IN"/>
+        </w:rPr>
+        <w:t>synchronizedList</w:t>
+      </w:r>
+      <w:proofErr w:type="spellEnd"/>
+      <w:r>
+        <w:rPr>
+          <w:rFonts w:ascii="Times New Roman" w:hAnsi="Times New Roman" w:cs="Times New Roman"/>
+          <w:sz w:val="24"/>
+          <w:szCs w:val="24"/>
+          <w:lang w:val="en-IN"/>
+        </w:rPr>
+        <w:t>(</w:t>
+      </w:r>
+      <w:proofErr w:type="gramEnd"/>
+      <w:r>
+        <w:rPr>
+          <w:rFonts w:ascii="Times New Roman" w:hAnsi="Times New Roman" w:cs="Times New Roman"/>
+          <w:sz w:val="24"/>
+          <w:szCs w:val="24"/>
+          <w:lang w:val="en-IN"/>
+        </w:rPr>
+        <w:t>) method returns a synchronized (thread-safe) list.</w:t>
+      </w:r>
+    </w:p>
+    <w:p>
+      <w:pPr>
+        <w:pStyle w:val="ListParagraph"/>
+        <w:numPr>
+          <w:ilvl w:val="0"/>
+          <w:numId w:val="22"/>
+        </w:numPr>
+        <w:rPr>
+          <w:rFonts w:ascii="Times New Roman" w:hAnsi="Times New Roman" w:cs="Times New Roman"/>
+          <w:sz w:val="24"/>
+          <w:szCs w:val="24"/>
+          <w:lang w:val="en-IN"/>
+        </w:rPr>
+      </w:pPr>
+      <w:r>
+        <w:rPr>
+          <w:rFonts w:ascii="Times New Roman" w:hAnsi="Times New Roman" w:cs="Times New Roman"/>
+          <w:sz w:val="24"/>
+          <w:szCs w:val="24"/>
+          <w:lang w:val="en-IN"/>
+        </w:rPr>
+        <w:t xml:space="preserve">The method signature is: public static &lt;T&gt; List&lt;T&gt; </w:t>
+      </w:r>
+      <w:proofErr w:type="spellStart"/>
+      <w:r>
+        <w:rPr>
+          <w:rFonts w:ascii="Times New Roman" w:hAnsi="Times New Roman" w:cs="Times New Roman"/>
+          <w:sz w:val="24"/>
+          <w:szCs w:val="24"/>
+          <w:lang w:val="en-IN"/>
+        </w:rPr>
+        <w:t>synchronizedList</w:t>
+      </w:r>
+      <w:proofErr w:type="spellEnd"/>
+      <w:r>
+        <w:rPr>
+          <w:rFonts w:ascii="Times New Roman" w:hAnsi="Times New Roman" w:cs="Times New Roman"/>
+          <w:sz w:val="24"/>
+          <w:szCs w:val="24"/>
+          <w:lang w:val="en-IN"/>
+        </w:rPr>
+        <w:t>(List&lt;T&gt; list)</w:t>
+      </w:r>
+    </w:p>
+    <w:p>
+      <w:pPr>
+        <w:spacing w:after="0"/>
+        <w:rPr>
+          <w:rFonts w:ascii="Times New Roman" w:hAnsi="Times New Roman" w:cs="Times New Roman"/>
+          <w:b/>
+          <w:sz w:val="24"/>
+          <w:szCs w:val="24"/>
+          <w:lang w:val="en-IN"/>
+        </w:rPr>
+      </w:pPr>
+      <w:r>
+        <w:rPr>
+          <w:rFonts w:ascii="Times New Roman" w:hAnsi="Times New Roman" w:cs="Times New Roman"/>
+          <w:b/>
+          <w:sz w:val="24"/>
+          <w:szCs w:val="24"/>
+          <w:lang w:val="en-IN"/>
+        </w:rPr>
+        <w:t>What is Properties class?</w:t>
+      </w:r>
+    </w:p>
+    <w:p>
+      <w:pPr>
+        <w:pStyle w:val="ListParagraph"/>
+        <w:numPr>
+          <w:ilvl w:val="0"/>
+          <w:numId w:val="23"/>
+        </w:numPr>
+        <w:spacing w:after="0"/>
+        <w:rPr>
+          <w:rFonts w:ascii="Times New Roman" w:hAnsi="Times New Roman" w:cs="Times New Roman"/>
+          <w:sz w:val="24"/>
+          <w:szCs w:val="24"/>
+          <w:lang w:val="en-IN"/>
+        </w:rPr>
+      </w:pPr>
+      <w:r>
+        <w:rPr>
+          <w:rFonts w:ascii="Times New Roman" w:hAnsi="Times New Roman" w:cs="Times New Roman"/>
+          <w:sz w:val="24"/>
+          <w:szCs w:val="24"/>
+          <w:lang w:val="en-IN"/>
+        </w:rPr>
+        <w:t xml:space="preserve">The Properties class is a subclass of </w:t>
+      </w:r>
+      <w:proofErr w:type="spellStart"/>
+      <w:r>
+        <w:rPr>
+          <w:rFonts w:ascii="Times New Roman" w:hAnsi="Times New Roman" w:cs="Times New Roman"/>
+          <w:sz w:val="24"/>
+          <w:szCs w:val="24"/>
+          <w:lang w:val="en-IN"/>
+        </w:rPr>
+        <w:t>HashTable</w:t>
+      </w:r>
+      <w:proofErr w:type="spellEnd"/>
+      <w:r>
+        <w:rPr>
+          <w:rFonts w:ascii="Times New Roman" w:hAnsi="Times New Roman" w:cs="Times New Roman"/>
+          <w:sz w:val="24"/>
+          <w:szCs w:val="24"/>
+          <w:lang w:val="en-IN"/>
+        </w:rPr>
+        <w:t xml:space="preserve"> that stores data as key-value pairs, where both the key and value are strings.</w:t>
+      </w:r>
+    </w:p>
+    <w:p>
+      <w:pPr>
+        <w:pStyle w:val="ListParagraph"/>
+        <w:numPr>
+          <w:ilvl w:val="0"/>
+          <w:numId w:val="23"/>
+        </w:numPr>
+        <w:spacing w:after="0"/>
+        <w:rPr>
+          <w:rFonts w:ascii="Times New Roman" w:hAnsi="Times New Roman" w:cs="Times New Roman"/>
+          <w:sz w:val="24"/>
+          <w:szCs w:val="24"/>
+          <w:lang w:val="en-IN"/>
+        </w:rPr>
+      </w:pPr>
+      <w:r>
+        <w:rPr>
+          <w:rFonts w:ascii="Times New Roman" w:hAnsi="Times New Roman" w:cs="Times New Roman"/>
+          <w:sz w:val="24"/>
+          <w:szCs w:val="24"/>
+          <w:lang w:val="en-IN"/>
+        </w:rPr>
+        <w:t>It is commonly used to read and write configuration settings from .properties files.</w:t>
+      </w:r>
+    </w:p>
+    <w:p>
+      <w:pPr>
+        <w:pStyle w:val="ListParagraph"/>
+        <w:numPr>
+          <w:ilvl w:val="0"/>
+          <w:numId w:val="23"/>
+        </w:numPr>
+        <w:spacing w:after="0"/>
+        <w:rPr>
+          <w:rFonts w:ascii="Times New Roman" w:hAnsi="Times New Roman" w:cs="Times New Roman"/>
+          <w:sz w:val="24"/>
+          <w:szCs w:val="24"/>
+          <w:lang w:val="en-IN"/>
+        </w:rPr>
+      </w:pPr>
+      <w:r>
+        <w:rPr>
+          <w:rFonts w:ascii="Times New Roman" w:hAnsi="Times New Roman" w:cs="Times New Roman"/>
+          <w:sz w:val="24"/>
+          <w:szCs w:val="24"/>
+          <w:lang w:val="en-IN"/>
+        </w:rPr>
+        <w:t xml:space="preserve">It provides methods such as </w:t>
+      </w:r>
+      <w:proofErr w:type="gramStart"/>
+      <w:r>
+        <w:rPr>
+          <w:rFonts w:ascii="Times New Roman" w:hAnsi="Times New Roman" w:cs="Times New Roman"/>
+          <w:sz w:val="24"/>
+          <w:szCs w:val="24"/>
+          <w:lang w:val="en-IN"/>
+        </w:rPr>
+        <w:t>load(</w:t>
+      </w:r>
+      <w:proofErr w:type="gramEnd"/>
+      <w:r>
+        <w:rPr>
+          <w:rFonts w:ascii="Times New Roman" w:hAnsi="Times New Roman" w:cs="Times New Roman"/>
+          <w:sz w:val="24"/>
+          <w:szCs w:val="24"/>
+          <w:lang w:val="en-IN"/>
+        </w:rPr>
+        <w:t xml:space="preserve">), store(), </w:t>
+      </w:r>
+      <w:proofErr w:type="spellStart"/>
+      <w:r>
+        <w:rPr>
+          <w:rFonts w:ascii="Times New Roman" w:hAnsi="Times New Roman" w:cs="Times New Roman"/>
+          <w:sz w:val="24"/>
+          <w:szCs w:val="24"/>
+          <w:lang w:val="en-IN"/>
+        </w:rPr>
+        <w:t>getProperty</w:t>
+      </w:r>
+      <w:proofErr w:type="spellEnd"/>
+      <w:r>
+        <w:rPr>
+          <w:rFonts w:ascii="Times New Roman" w:hAnsi="Times New Roman" w:cs="Times New Roman"/>
+          <w:sz w:val="24"/>
+          <w:szCs w:val="24"/>
+          <w:lang w:val="en-IN"/>
+        </w:rPr>
+        <w:t xml:space="preserve">(), and </w:t>
+      </w:r>
+      <w:proofErr w:type="spellStart"/>
+      <w:r>
+        <w:rPr>
+          <w:rFonts w:ascii="Times New Roman" w:hAnsi="Times New Roman" w:cs="Times New Roman"/>
+          <w:sz w:val="24"/>
+          <w:szCs w:val="24"/>
+          <w:lang w:val="en-IN"/>
+        </w:rPr>
+        <w:t>setProperty</w:t>
+      </w:r>
+      <w:proofErr w:type="spellEnd"/>
+      <w:r>
+        <w:rPr>
+          <w:rFonts w:ascii="Times New Roman" w:hAnsi="Times New Roman" w:cs="Times New Roman"/>
+          <w:sz w:val="24"/>
+          <w:szCs w:val="24"/>
+          <w:lang w:val="en-IN"/>
+        </w:rPr>
+        <w:t>().</w:t>
+      </w:r>
+    </w:p>
+    <w:p>
+      <w:pPr>
+        <w:pStyle w:val="ListParagraph"/>
+        <w:numPr>
+          <w:ilvl w:val="0"/>
+          <w:numId w:val="23"/>
+        </w:numPr>
+        <w:spacing w:after="0"/>
+        <w:rPr>
+          <w:rFonts w:ascii="Times New Roman" w:hAnsi="Times New Roman" w:cs="Times New Roman"/>
+          <w:sz w:val="24"/>
+          <w:szCs w:val="24"/>
+          <w:lang w:val="en-IN"/>
+        </w:rPr>
+      </w:pPr>
+      <w:r>
+        <w:rPr>
+          <w:rFonts w:ascii="Times New Roman" w:hAnsi="Times New Roman" w:cs="Times New Roman"/>
+          <w:sz w:val="24"/>
+          <w:szCs w:val="24"/>
+          <w:lang w:val="en-IN"/>
+        </w:rPr>
+        <w:t>It is widely used for application configuration and retrieving system properties.</w:t>
+      </w:r>
+    </w:p>
+    <w:p>
+      <w:pPr>
+        <w:pStyle w:val="ListParagraph"/>
+        <w:numPr>
+          <w:ilvl w:val="0"/>
+          <w:numId w:val="23"/>
+        </w:numPr>
+        <w:rPr>
+          <w:rFonts w:ascii="Times New Roman" w:hAnsi="Times New Roman" w:cs="Times New Roman"/>
+          <w:sz w:val="24"/>
+          <w:szCs w:val="24"/>
+          <w:lang w:val="en-IN"/>
+        </w:rPr>
+      </w:pPr>
+      <w:r>
+        <w:rPr>
+          <w:rFonts w:ascii="Times New Roman" w:hAnsi="Times New Roman" w:cs="Times New Roman"/>
+          <w:sz w:val="24"/>
+          <w:szCs w:val="24"/>
+          <w:lang w:val="en-IN"/>
+        </w:rPr>
+        <w:lastRenderedPageBreak/>
+        <w:t xml:space="preserve">Properties class signature is: public class Properties extends </w:t>
+      </w:r>
+      <w:proofErr w:type="spellStart"/>
+      <w:r>
+        <w:rPr>
+          <w:rFonts w:ascii="Times New Roman" w:hAnsi="Times New Roman" w:cs="Times New Roman"/>
+          <w:sz w:val="24"/>
+          <w:szCs w:val="24"/>
+          <w:lang w:val="en-IN"/>
+        </w:rPr>
+        <w:t>Hashtable</w:t>
+      </w:r>
+      <w:proofErr w:type="spellEnd"/>
+      <w:r>
+        <w:rPr>
+          <w:rFonts w:ascii="Times New Roman" w:hAnsi="Times New Roman" w:cs="Times New Roman"/>
+          <w:sz w:val="24"/>
+          <w:szCs w:val="24"/>
+          <w:lang w:val="en-IN"/>
+        </w:rPr>
+        <w:t>&lt;Object, Object&gt;</w:t>
+      </w:r>
+    </w:p>
+    <w:p>
+      <w:pPr>
+        <w:spacing w:after="0"/>
+        <w:rPr>
+          <w:rFonts w:ascii="Times New Roman" w:hAnsi="Times New Roman" w:cs="Times New Roman"/>
+          <w:b/>
+          <w:sz w:val="24"/>
+          <w:szCs w:val="24"/>
+          <w:lang w:val="en-IN"/>
+        </w:rPr>
+      </w:pPr>
+      <w:r>
+        <w:rPr>
+          <w:rFonts w:ascii="Times New Roman" w:hAnsi="Times New Roman" w:cs="Times New Roman"/>
+          <w:b/>
+          <w:sz w:val="24"/>
+          <w:szCs w:val="24"/>
+          <w:lang w:val="en-IN"/>
+        </w:rPr>
+        <w:t xml:space="preserve">What will happen if we use </w:t>
+      </w:r>
+      <w:proofErr w:type="spellStart"/>
+      <w:r>
+        <w:rPr>
+          <w:rFonts w:ascii="Times New Roman" w:hAnsi="Times New Roman" w:cs="Times New Roman"/>
+          <w:b/>
+          <w:sz w:val="24"/>
+          <w:szCs w:val="24"/>
+          <w:lang w:val="en-IN"/>
+        </w:rPr>
+        <w:t>HashMap</w:t>
+      </w:r>
+      <w:proofErr w:type="spellEnd"/>
+      <w:r>
+        <w:rPr>
+          <w:rFonts w:ascii="Times New Roman" w:hAnsi="Times New Roman" w:cs="Times New Roman"/>
+          <w:b/>
+          <w:sz w:val="24"/>
+          <w:szCs w:val="24"/>
+          <w:lang w:val="en-IN"/>
+        </w:rPr>
+        <w:t xml:space="preserve"> in a multithreaded application?</w:t>
+      </w:r>
+    </w:p>
+    <w:p>
+      <w:pPr>
+        <w:pStyle w:val="ListParagraph"/>
+        <w:numPr>
+          <w:ilvl w:val="0"/>
+          <w:numId w:val="24"/>
+        </w:numPr>
+        <w:spacing w:after="0"/>
+        <w:rPr>
+          <w:rFonts w:ascii="Times New Roman" w:hAnsi="Times New Roman" w:cs="Times New Roman"/>
+          <w:sz w:val="24"/>
+          <w:szCs w:val="24"/>
+          <w:lang w:val="en-IN"/>
+        </w:rPr>
+      </w:pPr>
+      <w:proofErr w:type="spellStart"/>
+      <w:r>
+        <w:rPr>
+          <w:rFonts w:ascii="Times New Roman" w:hAnsi="Times New Roman" w:cs="Times New Roman"/>
+          <w:sz w:val="24"/>
+          <w:szCs w:val="24"/>
+          <w:lang w:val="en-IN"/>
+        </w:rPr>
+        <w:t>HashMap</w:t>
+      </w:r>
+      <w:proofErr w:type="spellEnd"/>
+      <w:r>
+        <w:rPr>
+          <w:rFonts w:ascii="Times New Roman" w:hAnsi="Times New Roman" w:cs="Times New Roman"/>
+          <w:sz w:val="24"/>
+          <w:szCs w:val="24"/>
+          <w:lang w:val="en-IN"/>
+        </w:rPr>
+        <w:t xml:space="preserve"> is not thread-safe. If multiple threads access and modify a </w:t>
+      </w:r>
+      <w:proofErr w:type="spellStart"/>
+      <w:r>
+        <w:rPr>
+          <w:rFonts w:ascii="Times New Roman" w:hAnsi="Times New Roman" w:cs="Times New Roman"/>
+          <w:sz w:val="24"/>
+          <w:szCs w:val="24"/>
+          <w:lang w:val="en-IN"/>
+        </w:rPr>
+        <w:t>HashMap</w:t>
+      </w:r>
+      <w:proofErr w:type="spellEnd"/>
+      <w:r>
+        <w:rPr>
+          <w:rFonts w:ascii="Times New Roman" w:hAnsi="Times New Roman" w:cs="Times New Roman"/>
+          <w:sz w:val="24"/>
+          <w:szCs w:val="24"/>
+          <w:lang w:val="en-IN"/>
+        </w:rPr>
+        <w:t xml:space="preserve"> simultaneously without proper synchronization, it can lead to data inconsistency, race conditions, and unpredictable behaviour.</w:t>
+      </w:r>
+    </w:p>
+    <w:p>
+      <w:pPr>
+        <w:pStyle w:val="ListParagraph"/>
+        <w:numPr>
+          <w:ilvl w:val="0"/>
+          <w:numId w:val="24"/>
+        </w:numPr>
+        <w:rPr>
+          <w:rFonts w:ascii="Times New Roman" w:hAnsi="Times New Roman" w:cs="Times New Roman"/>
+          <w:sz w:val="24"/>
+          <w:szCs w:val="24"/>
+          <w:lang w:val="en-IN"/>
+        </w:rPr>
+      </w:pPr>
+      <w:r>
+        <w:rPr>
+          <w:rFonts w:ascii="Times New Roman" w:hAnsi="Times New Roman" w:cs="Times New Roman"/>
+          <w:sz w:val="24"/>
+          <w:szCs w:val="24"/>
+          <w:lang w:val="en-IN"/>
+        </w:rPr>
+        <w:t xml:space="preserve">In some cases, the internal data structure of the </w:t>
+      </w:r>
+      <w:proofErr w:type="spellStart"/>
+      <w:r>
+        <w:rPr>
+          <w:rFonts w:ascii="Times New Roman" w:hAnsi="Times New Roman" w:cs="Times New Roman"/>
+          <w:sz w:val="24"/>
+          <w:szCs w:val="24"/>
+          <w:lang w:val="en-IN"/>
+        </w:rPr>
+        <w:t>HashMap</w:t>
+      </w:r>
+      <w:proofErr w:type="spellEnd"/>
+      <w:r>
+        <w:rPr>
+          <w:rFonts w:ascii="Times New Roman" w:hAnsi="Times New Roman" w:cs="Times New Roman"/>
+          <w:sz w:val="24"/>
+          <w:szCs w:val="24"/>
+          <w:lang w:val="en-IN"/>
+        </w:rPr>
+        <w:t xml:space="preserve"> may become corrupted, resulting in missing or incorrect entries.</w:t>
+      </w:r>
+    </w:p>
+    <w:p>
+      <w:pPr>
+        <w:spacing w:after="0"/>
+        <w:rPr>
+          <w:rFonts w:ascii="Times New Roman" w:hAnsi="Times New Roman" w:cs="Times New Roman"/>
+          <w:b/>
+          <w:sz w:val="24"/>
+          <w:szCs w:val="24"/>
+          <w:lang w:val="en-IN"/>
+        </w:rPr>
+      </w:pPr>
+      <w:r>
+        <w:rPr>
+          <w:rFonts w:ascii="Times New Roman" w:hAnsi="Times New Roman" w:cs="Times New Roman"/>
+          <w:b/>
+          <w:sz w:val="24"/>
+          <w:szCs w:val="24"/>
+          <w:lang w:val="en-IN"/>
+        </w:rPr>
+        <w:t xml:space="preserve">What will happen if two different keys of </w:t>
+      </w:r>
+      <w:proofErr w:type="spellStart"/>
+      <w:r>
+        <w:rPr>
+          <w:rFonts w:ascii="Times New Roman" w:hAnsi="Times New Roman" w:cs="Times New Roman"/>
+          <w:b/>
+          <w:sz w:val="24"/>
+          <w:szCs w:val="24"/>
+          <w:lang w:val="en-IN"/>
+        </w:rPr>
+        <w:t>HashMap</w:t>
+      </w:r>
+      <w:proofErr w:type="spellEnd"/>
+      <w:r>
+        <w:rPr>
+          <w:rFonts w:ascii="Times New Roman" w:hAnsi="Times New Roman" w:cs="Times New Roman"/>
+          <w:b/>
+          <w:sz w:val="24"/>
+          <w:szCs w:val="24"/>
+          <w:lang w:val="en-IN"/>
+        </w:rPr>
+        <w:t xml:space="preserve"> return the same </w:t>
+      </w:r>
+      <w:proofErr w:type="spellStart"/>
+      <w:r>
+        <w:rPr>
+          <w:rFonts w:ascii="Times New Roman" w:hAnsi="Times New Roman" w:cs="Times New Roman"/>
+          <w:b/>
+          <w:sz w:val="24"/>
+          <w:szCs w:val="24"/>
+          <w:lang w:val="en-IN"/>
+        </w:rPr>
+        <w:t>hashcode</w:t>
+      </w:r>
+      <w:proofErr w:type="spellEnd"/>
+      <w:r>
+        <w:rPr>
+          <w:rFonts w:ascii="Times New Roman" w:hAnsi="Times New Roman" w:cs="Times New Roman"/>
+          <w:b/>
+          <w:sz w:val="24"/>
+          <w:szCs w:val="24"/>
+          <w:lang w:val="en-IN"/>
+        </w:rPr>
+        <w:t>?</w:t>
+      </w:r>
+    </w:p>
+    <w:p>
+      <w:pPr>
+        <w:pStyle w:val="ListParagraph"/>
+        <w:numPr>
+          <w:ilvl w:val="0"/>
+          <w:numId w:val="25"/>
+        </w:numPr>
+        <w:spacing w:after="0"/>
+        <w:rPr>
+          <w:rFonts w:ascii="Times New Roman" w:hAnsi="Times New Roman" w:cs="Times New Roman"/>
+          <w:sz w:val="24"/>
+          <w:szCs w:val="24"/>
+          <w:lang w:val="en-IN"/>
+        </w:rPr>
+      </w:pPr>
+      <w:r>
+        <w:rPr>
+          <w:rFonts w:ascii="Times New Roman" w:hAnsi="Times New Roman" w:cs="Times New Roman"/>
+          <w:sz w:val="24"/>
+          <w:szCs w:val="24"/>
+          <w:lang w:val="en-IN"/>
+        </w:rPr>
+        <w:t xml:space="preserve">If two different keys in a </w:t>
+      </w:r>
+      <w:proofErr w:type="spellStart"/>
+      <w:r>
+        <w:rPr>
+          <w:rFonts w:ascii="Times New Roman" w:hAnsi="Times New Roman" w:cs="Times New Roman"/>
+          <w:sz w:val="24"/>
+          <w:szCs w:val="24"/>
+          <w:lang w:val="en-IN"/>
+        </w:rPr>
+        <w:t>HashMap</w:t>
+      </w:r>
+      <w:proofErr w:type="spellEnd"/>
+      <w:r>
+        <w:rPr>
+          <w:rFonts w:ascii="Times New Roman" w:hAnsi="Times New Roman" w:cs="Times New Roman"/>
+          <w:sz w:val="24"/>
+          <w:szCs w:val="24"/>
+          <w:lang w:val="en-IN"/>
+        </w:rPr>
+        <w:t xml:space="preserve"> return the same hash code, a collision occurs.</w:t>
+      </w:r>
+    </w:p>
+    <w:p>
+      <w:pPr>
+        <w:pStyle w:val="ListParagraph"/>
+        <w:numPr>
+          <w:ilvl w:val="0"/>
+          <w:numId w:val="25"/>
+        </w:numPr>
+        <w:spacing w:after="0"/>
+        <w:rPr>
+          <w:rFonts w:ascii="Times New Roman" w:hAnsi="Times New Roman" w:cs="Times New Roman"/>
+          <w:sz w:val="24"/>
+          <w:szCs w:val="24"/>
+          <w:lang w:val="en-IN"/>
+        </w:rPr>
+      </w:pPr>
+      <w:r>
+        <w:rPr>
+          <w:rFonts w:ascii="Times New Roman" w:hAnsi="Times New Roman" w:cs="Times New Roman"/>
+          <w:sz w:val="24"/>
+          <w:szCs w:val="24"/>
+          <w:lang w:val="en-IN"/>
+        </w:rPr>
+        <w:t>Java handles it gracefully by storing both entries in the same bucket and organizing them into a linked list or a balanced tree.</w:t>
+      </w:r>
+    </w:p>
+    <w:p>
+      <w:pPr>
+        <w:pStyle w:val="ListParagraph"/>
+        <w:numPr>
+          <w:ilvl w:val="0"/>
+          <w:numId w:val="25"/>
+        </w:numPr>
+        <w:spacing w:after="0"/>
+        <w:rPr>
+          <w:rFonts w:ascii="Times New Roman" w:hAnsi="Times New Roman" w:cs="Times New Roman"/>
+          <w:sz w:val="24"/>
+          <w:szCs w:val="24"/>
+          <w:lang w:val="en-IN"/>
+        </w:rPr>
+      </w:pPr>
+      <w:r>
+        <w:rPr>
+          <w:rFonts w:ascii="Times New Roman" w:hAnsi="Times New Roman" w:cs="Times New Roman"/>
+          <w:sz w:val="24"/>
+          <w:szCs w:val="24"/>
+          <w:lang w:val="en-IN"/>
+        </w:rPr>
+        <w:t>Java uses the hash code to determine which bucket (array index) the key-value pair belongs in. Since the hash codes are identical, both keys are routed to the exact same bucket.</w:t>
+      </w:r>
+    </w:p>
+    <w:p>
+      <w:pPr>
+        <w:pStyle w:val="ListParagraph"/>
+        <w:numPr>
+          <w:ilvl w:val="0"/>
+          <w:numId w:val="25"/>
+        </w:numPr>
+        <w:spacing w:after="0"/>
+        <w:rPr>
+          <w:rFonts w:ascii="Times New Roman" w:hAnsi="Times New Roman" w:cs="Times New Roman"/>
+          <w:sz w:val="24"/>
+          <w:szCs w:val="24"/>
+          <w:lang w:val="en-IN"/>
+        </w:rPr>
+      </w:pPr>
+      <w:r>
+        <w:rPr>
+          <w:rFonts w:ascii="Times New Roman" w:hAnsi="Times New Roman" w:cs="Times New Roman"/>
+          <w:sz w:val="24"/>
+          <w:szCs w:val="24"/>
+          <w:lang w:val="en-IN"/>
+        </w:rPr>
+        <w:t>When storing or retrieving the value, Java compares the existing keys in that bucket with your new key using the .</w:t>
+      </w:r>
+      <w:proofErr w:type="gramStart"/>
+      <w:r>
+        <w:rPr>
+          <w:rFonts w:ascii="Times New Roman" w:hAnsi="Times New Roman" w:cs="Times New Roman"/>
+          <w:sz w:val="24"/>
+          <w:szCs w:val="24"/>
+          <w:lang w:val="en-IN"/>
+        </w:rPr>
+        <w:t>equals(</w:t>
+      </w:r>
+      <w:proofErr w:type="gramEnd"/>
+      <w:r>
+        <w:rPr>
+          <w:rFonts w:ascii="Times New Roman" w:hAnsi="Times New Roman" w:cs="Times New Roman"/>
+          <w:sz w:val="24"/>
+          <w:szCs w:val="24"/>
+          <w:lang w:val="en-IN"/>
+        </w:rPr>
+        <w:t>) method.</w:t>
+      </w:r>
+    </w:p>
+    <w:p>
+      <w:pPr>
+        <w:pStyle w:val="ListParagraph"/>
+        <w:numPr>
+          <w:ilvl w:val="0"/>
+          <w:numId w:val="25"/>
+        </w:numPr>
+        <w:spacing w:after="0"/>
+        <w:rPr>
+          <w:rFonts w:ascii="Times New Roman" w:hAnsi="Times New Roman" w:cs="Times New Roman"/>
+          <w:sz w:val="24"/>
+          <w:szCs w:val="24"/>
+          <w:lang w:val="en-IN"/>
+        </w:rPr>
+      </w:pPr>
+      <w:r>
+        <w:rPr>
+          <w:rFonts w:ascii="Times New Roman" w:hAnsi="Times New Roman" w:cs="Times New Roman"/>
+          <w:sz w:val="24"/>
+          <w:szCs w:val="24"/>
+          <w:lang w:val="en-IN"/>
+        </w:rPr>
+        <w:t xml:space="preserve">If the </w:t>
+      </w:r>
+      <w:proofErr w:type="gramStart"/>
+      <w:r>
+        <w:rPr>
+          <w:rFonts w:ascii="Times New Roman" w:hAnsi="Times New Roman" w:cs="Times New Roman"/>
+          <w:sz w:val="24"/>
+          <w:szCs w:val="24"/>
+          <w:lang w:val="en-IN"/>
+        </w:rPr>
+        <w:t>equals(</w:t>
+      </w:r>
+      <w:proofErr w:type="gramEnd"/>
+      <w:r>
+        <w:rPr>
+          <w:rFonts w:ascii="Times New Roman" w:hAnsi="Times New Roman" w:cs="Times New Roman"/>
+          <w:sz w:val="24"/>
+          <w:szCs w:val="24"/>
+          <w:lang w:val="en-IN"/>
+        </w:rPr>
+        <w:t>) method returns false (meaning the keys are different objects), Java stores the new key-value pair alongside the old one. In Java 8 and later, if a bucket gets too crowded (more than 8 elements), the linked list is converted into a balanced tree to maintain (</w:t>
+      </w:r>
+      <w:proofErr w:type="gramStart"/>
+      <w:r>
+        <w:rPr>
+          <w:rFonts w:ascii="Times New Roman" w:hAnsi="Times New Roman" w:cs="Times New Roman"/>
+          <w:sz w:val="24"/>
+          <w:szCs w:val="24"/>
+          <w:lang w:val="en-IN"/>
+        </w:rPr>
+        <w:t>O(</w:t>
+      </w:r>
+      <w:proofErr w:type="gramEnd"/>
+      <w:r>
+        <w:rPr>
+          <w:rFonts w:ascii="Times New Roman" w:hAnsi="Times New Roman" w:cs="Times New Roman"/>
+          <w:sz w:val="24"/>
+          <w:szCs w:val="24"/>
+          <w:lang w:val="en-IN"/>
+        </w:rPr>
+        <w:t>log n)) retrieval performance instead of O(n).</w:t>
+      </w:r>
+    </w:p>
+    <w:p>
+      <w:pPr>
+        <w:pStyle w:val="ListParagraph"/>
+        <w:numPr>
+          <w:ilvl w:val="0"/>
+          <w:numId w:val="25"/>
+        </w:numPr>
+        <w:rPr>
+          <w:rFonts w:ascii="Times New Roman" w:hAnsi="Times New Roman" w:cs="Times New Roman"/>
+          <w:sz w:val="24"/>
+          <w:szCs w:val="24"/>
+          <w:lang w:val="en-IN"/>
+        </w:rPr>
+      </w:pPr>
+      <w:r>
+        <w:rPr>
+          <w:rFonts w:ascii="Times New Roman" w:hAnsi="Times New Roman" w:cs="Times New Roman"/>
+          <w:sz w:val="24"/>
+          <w:szCs w:val="24"/>
+          <w:lang w:val="en-IN"/>
+        </w:rPr>
+        <w:t xml:space="preserve">If the </w:t>
+      </w:r>
+      <w:proofErr w:type="gramStart"/>
+      <w:r>
+        <w:rPr>
+          <w:rFonts w:ascii="Times New Roman" w:hAnsi="Times New Roman" w:cs="Times New Roman"/>
+          <w:sz w:val="24"/>
+          <w:szCs w:val="24"/>
+          <w:lang w:val="en-IN"/>
+        </w:rPr>
+        <w:t>equals(</w:t>
+      </w:r>
+      <w:proofErr w:type="gramEnd"/>
+      <w:r>
+        <w:rPr>
+          <w:rFonts w:ascii="Times New Roman" w:hAnsi="Times New Roman" w:cs="Times New Roman"/>
+          <w:sz w:val="24"/>
+          <w:szCs w:val="24"/>
+          <w:lang w:val="en-IN"/>
+        </w:rPr>
+        <w:t>) method returns true, Java recognizes the keys as duplicates and overwrites the old value with your new value.</w:t>
+      </w:r>
+    </w:p>
+    <w:p>
+      <w:pPr>
+        <w:spacing w:after="0"/>
+        <w:rPr>
+          <w:rFonts w:ascii="Times New Roman" w:hAnsi="Times New Roman" w:cs="Times New Roman"/>
+          <w:b/>
+          <w:sz w:val="24"/>
+          <w:szCs w:val="24"/>
+          <w:lang w:val="en-IN"/>
+        </w:rPr>
+      </w:pPr>
+      <w:r>
+        <w:rPr>
+          <w:rFonts w:ascii="Times New Roman" w:hAnsi="Times New Roman" w:cs="Times New Roman"/>
+          <w:b/>
+          <w:sz w:val="24"/>
+          <w:szCs w:val="24"/>
+          <w:lang w:val="en-IN"/>
+        </w:rPr>
+        <w:t xml:space="preserve">What is </w:t>
+      </w:r>
+      <w:proofErr w:type="spellStart"/>
+      <w:r>
+        <w:rPr>
+          <w:rFonts w:ascii="Times New Roman" w:hAnsi="Times New Roman" w:cs="Times New Roman"/>
+          <w:b/>
+          <w:sz w:val="24"/>
+          <w:szCs w:val="24"/>
+          <w:lang w:val="en-IN"/>
+        </w:rPr>
+        <w:t>WeakHashMap</w:t>
+      </w:r>
+      <w:proofErr w:type="spellEnd"/>
+      <w:r>
+        <w:rPr>
+          <w:rFonts w:ascii="Times New Roman" w:hAnsi="Times New Roman" w:cs="Times New Roman"/>
+          <w:b/>
+          <w:sz w:val="24"/>
+          <w:szCs w:val="24"/>
+          <w:lang w:val="en-IN"/>
+        </w:rPr>
+        <w:t>?</w:t>
+      </w:r>
+    </w:p>
+    <w:p>
+      <w:pPr>
+        <w:pStyle w:val="ListParagraph"/>
+        <w:numPr>
+          <w:ilvl w:val="0"/>
+          <w:numId w:val="26"/>
+        </w:numPr>
+        <w:spacing w:after="0"/>
+        <w:rPr>
+          <w:rFonts w:ascii="Times New Roman" w:hAnsi="Times New Roman" w:cs="Times New Roman"/>
+          <w:sz w:val="24"/>
+          <w:szCs w:val="24"/>
+          <w:lang w:val="en-IN"/>
+        </w:rPr>
+      </w:pPr>
+      <w:r>
+        <w:rPr>
+          <w:rFonts w:ascii="Times New Roman" w:hAnsi="Times New Roman" w:cs="Times New Roman"/>
+          <w:sz w:val="24"/>
+          <w:szCs w:val="24"/>
+          <w:lang w:val="en-IN"/>
+        </w:rPr>
+        <w:t xml:space="preserve">A </w:t>
+      </w:r>
+      <w:proofErr w:type="spellStart"/>
+      <w:r>
+        <w:rPr>
+          <w:rFonts w:ascii="Times New Roman" w:hAnsi="Times New Roman" w:cs="Times New Roman"/>
+          <w:sz w:val="24"/>
+          <w:szCs w:val="24"/>
+          <w:lang w:val="en-IN"/>
+        </w:rPr>
+        <w:t>WeakHashMap</w:t>
+      </w:r>
+      <w:proofErr w:type="spellEnd"/>
+      <w:r>
+        <w:rPr>
+          <w:rFonts w:ascii="Times New Roman" w:hAnsi="Times New Roman" w:cs="Times New Roman"/>
+          <w:sz w:val="24"/>
+          <w:szCs w:val="24"/>
+          <w:lang w:val="en-IN"/>
+        </w:rPr>
+        <w:t xml:space="preserve"> in Java is a hash table-based implementation of the Map interface where the keys are stored as weak references.</w:t>
+      </w:r>
+    </w:p>
+    <w:p>
+      <w:pPr>
+        <w:pStyle w:val="ListParagraph"/>
+        <w:numPr>
+          <w:ilvl w:val="0"/>
+          <w:numId w:val="26"/>
+        </w:numPr>
+        <w:spacing w:after="0"/>
+        <w:rPr>
+          <w:rFonts w:ascii="Times New Roman" w:hAnsi="Times New Roman" w:cs="Times New Roman"/>
+          <w:sz w:val="24"/>
+          <w:szCs w:val="24"/>
+          <w:lang w:val="en-IN"/>
+        </w:rPr>
+      </w:pPr>
+      <w:r>
+        <w:rPr>
+          <w:rFonts w:ascii="Times New Roman" w:hAnsi="Times New Roman" w:cs="Times New Roman"/>
+          <w:sz w:val="24"/>
+          <w:szCs w:val="24"/>
+          <w:lang w:val="en-IN"/>
+        </w:rPr>
+        <w:t>This means that if an object used as a key is no longer referenced anywhere else in your application, the Java Garbage Collector (GC) can automatically delete that key and its associated value from the map, preventing memory leaks.</w:t>
+      </w:r>
+    </w:p>
+    <w:p>
+      <w:pPr>
+        <w:pStyle w:val="ListParagraph"/>
+        <w:numPr>
+          <w:ilvl w:val="0"/>
+          <w:numId w:val="26"/>
+        </w:numPr>
+        <w:spacing w:after="0"/>
+        <w:rPr>
+          <w:rFonts w:ascii="Times New Roman" w:hAnsi="Times New Roman" w:cs="Times New Roman"/>
+          <w:sz w:val="24"/>
+          <w:szCs w:val="24"/>
+          <w:lang w:val="en-IN"/>
+        </w:rPr>
+      </w:pPr>
+      <w:r>
+        <w:rPr>
+          <w:rFonts w:ascii="Times New Roman" w:hAnsi="Times New Roman" w:cs="Times New Roman"/>
+          <w:sz w:val="24"/>
+          <w:szCs w:val="24"/>
+          <w:lang w:val="en-IN"/>
+        </w:rPr>
+        <w:t>It allows both null key and values.</w:t>
+      </w:r>
+    </w:p>
+    <w:p>
+      <w:pPr>
+        <w:pStyle w:val="ListParagraph"/>
+        <w:numPr>
+          <w:ilvl w:val="0"/>
+          <w:numId w:val="26"/>
+        </w:numPr>
+        <w:rPr>
+          <w:rFonts w:ascii="Times New Roman" w:hAnsi="Times New Roman" w:cs="Times New Roman"/>
+          <w:sz w:val="24"/>
+          <w:szCs w:val="24"/>
+          <w:lang w:val="en-IN"/>
+        </w:rPr>
+      </w:pPr>
+      <w:r>
+        <w:rPr>
+          <w:rFonts w:ascii="Times New Roman" w:hAnsi="Times New Roman" w:cs="Times New Roman"/>
+          <w:sz w:val="24"/>
+          <w:szCs w:val="24"/>
+          <w:lang w:val="en-IN"/>
+        </w:rPr>
+        <w:t xml:space="preserve">This class has performance characteristics similar to those of the </w:t>
+      </w:r>
+      <w:proofErr w:type="spellStart"/>
+      <w:r>
+        <w:rPr>
+          <w:rFonts w:ascii="Times New Roman" w:hAnsi="Times New Roman" w:cs="Times New Roman"/>
+          <w:sz w:val="24"/>
+          <w:szCs w:val="24"/>
+          <w:lang w:val="en-IN"/>
+        </w:rPr>
+        <w:t>HashMap</w:t>
+      </w:r>
+      <w:proofErr w:type="spellEnd"/>
+      <w:r>
+        <w:rPr>
+          <w:rFonts w:ascii="Times New Roman" w:hAnsi="Times New Roman" w:cs="Times New Roman"/>
+          <w:sz w:val="24"/>
+          <w:szCs w:val="24"/>
+          <w:lang w:val="en-IN"/>
+        </w:rPr>
+        <w:t xml:space="preserve"> class, and has the same efficiency parameters of initial capacity and load factor.</w:t>
+      </w:r>
+    </w:p>
+    <w:p>
+      <w:pPr>
+        <w:spacing w:after="0"/>
+        <w:rPr>
+          <w:rFonts w:ascii="Times New Roman" w:hAnsi="Times New Roman" w:cs="Times New Roman"/>
+          <w:b/>
+          <w:sz w:val="24"/>
+          <w:szCs w:val="24"/>
+          <w:lang w:val="en-IN"/>
+        </w:rPr>
+      </w:pPr>
+      <w:r>
+        <w:rPr>
+          <w:rFonts w:ascii="Times New Roman" w:hAnsi="Times New Roman" w:cs="Times New Roman"/>
+          <w:b/>
+          <w:sz w:val="24"/>
+          <w:szCs w:val="24"/>
+          <w:lang w:val="en-IN"/>
+        </w:rPr>
+        <w:t xml:space="preserve">What is </w:t>
+      </w:r>
+      <w:proofErr w:type="spellStart"/>
+      <w:r>
+        <w:rPr>
+          <w:rFonts w:ascii="Times New Roman" w:hAnsi="Times New Roman" w:cs="Times New Roman"/>
+          <w:b/>
+          <w:sz w:val="24"/>
+          <w:szCs w:val="24"/>
+          <w:lang w:val="en-IN"/>
+        </w:rPr>
+        <w:t>UnsupportedOperationException</w:t>
+      </w:r>
+      <w:proofErr w:type="spellEnd"/>
+      <w:r>
+        <w:rPr>
+          <w:rFonts w:ascii="Times New Roman" w:hAnsi="Times New Roman" w:cs="Times New Roman"/>
+          <w:b/>
+          <w:sz w:val="24"/>
+          <w:szCs w:val="24"/>
+          <w:lang w:val="en-IN"/>
+        </w:rPr>
+        <w:t>?</w:t>
+      </w:r>
+    </w:p>
+    <w:p>
+      <w:pPr>
+        <w:pStyle w:val="ListParagraph"/>
+        <w:numPr>
+          <w:ilvl w:val="0"/>
+          <w:numId w:val="27"/>
+        </w:numPr>
+        <w:spacing w:after="0"/>
+        <w:rPr>
+          <w:rFonts w:ascii="Times New Roman" w:hAnsi="Times New Roman" w:cs="Times New Roman"/>
+          <w:sz w:val="24"/>
+          <w:szCs w:val="24"/>
+          <w:lang w:val="en-IN"/>
+        </w:rPr>
+      </w:pPr>
+      <w:r>
+        <w:rPr>
+          <w:rFonts w:ascii="Times New Roman" w:hAnsi="Times New Roman" w:cs="Times New Roman"/>
+          <w:sz w:val="24"/>
+          <w:szCs w:val="24"/>
+          <w:lang w:val="en-IN"/>
+        </w:rPr>
+        <w:t xml:space="preserve">The </w:t>
+      </w:r>
+      <w:proofErr w:type="spellStart"/>
+      <w:r>
+        <w:rPr>
+          <w:rFonts w:ascii="Times New Roman" w:hAnsi="Times New Roman" w:cs="Times New Roman"/>
+          <w:sz w:val="24"/>
+          <w:szCs w:val="24"/>
+          <w:lang w:val="en-IN"/>
+        </w:rPr>
+        <w:t>UnsupportedOperationException</w:t>
+      </w:r>
+      <w:proofErr w:type="spellEnd"/>
+      <w:r>
+        <w:rPr>
+          <w:rFonts w:ascii="Times New Roman" w:hAnsi="Times New Roman" w:cs="Times New Roman"/>
+          <w:sz w:val="24"/>
+          <w:szCs w:val="24"/>
+          <w:lang w:val="en-IN"/>
+        </w:rPr>
+        <w:t xml:space="preserve"> is a runtime exception that is thrown when an operation is not supported by a collection or object.</w:t>
+      </w:r>
+    </w:p>
+    <w:p>
+      <w:pPr>
+        <w:pStyle w:val="ListParagraph"/>
+        <w:numPr>
+          <w:ilvl w:val="0"/>
+          <w:numId w:val="27"/>
+        </w:numPr>
+        <w:spacing w:after="0"/>
+        <w:rPr>
+          <w:rFonts w:ascii="Times New Roman" w:hAnsi="Times New Roman" w:cs="Times New Roman"/>
+          <w:sz w:val="24"/>
+          <w:szCs w:val="24"/>
+          <w:lang w:val="en-IN"/>
+        </w:rPr>
+      </w:pPr>
+      <w:r>
+        <w:rPr>
+          <w:rFonts w:ascii="Times New Roman" w:hAnsi="Times New Roman" w:cs="Times New Roman"/>
+          <w:sz w:val="24"/>
+          <w:szCs w:val="24"/>
+          <w:lang w:val="en-IN"/>
+        </w:rPr>
+        <w:t>It commonly occurs when attempting to modify an unmodifiable collection, such as adding or removing elements from a read-only list.</w:t>
+      </w:r>
+    </w:p>
+    <w:p>
+      <w:pPr>
+        <w:pStyle w:val="ListParagraph"/>
+        <w:numPr>
+          <w:ilvl w:val="0"/>
+          <w:numId w:val="27"/>
+        </w:numPr>
+        <w:spacing w:after="0"/>
+        <w:rPr>
+          <w:rFonts w:ascii="Times New Roman" w:hAnsi="Times New Roman" w:cs="Times New Roman"/>
+          <w:sz w:val="24"/>
+          <w:szCs w:val="24"/>
+          <w:lang w:val="en-IN"/>
+        </w:rPr>
+      </w:pPr>
+      <w:r>
+        <w:rPr>
+          <w:rFonts w:ascii="Times New Roman" w:hAnsi="Times New Roman" w:cs="Times New Roman"/>
+          <w:sz w:val="24"/>
+          <w:szCs w:val="24"/>
+          <w:lang w:val="en-IN"/>
+        </w:rPr>
+        <w:t xml:space="preserve">This exception class is belongs to the </w:t>
+      </w:r>
+      <w:proofErr w:type="spellStart"/>
+      <w:r>
+        <w:rPr>
+          <w:rFonts w:ascii="Times New Roman" w:hAnsi="Times New Roman" w:cs="Times New Roman"/>
+          <w:sz w:val="24"/>
+          <w:szCs w:val="24"/>
+          <w:lang w:val="en-IN"/>
+        </w:rPr>
+        <w:t>java.lang</w:t>
+      </w:r>
+      <w:proofErr w:type="spellEnd"/>
+      <w:r>
+        <w:rPr>
+          <w:rFonts w:ascii="Times New Roman" w:hAnsi="Times New Roman" w:cs="Times New Roman"/>
+          <w:sz w:val="24"/>
+          <w:szCs w:val="24"/>
+          <w:lang w:val="en-IN"/>
+        </w:rPr>
+        <w:t xml:space="preserve"> package.</w:t>
+      </w:r>
+    </w:p>
+    <w:p>
+      <w:pPr>
+        <w:pStyle w:val="ListParagraph"/>
+        <w:numPr>
+          <w:ilvl w:val="0"/>
+          <w:numId w:val="27"/>
+        </w:numPr>
+        <w:rPr>
+          <w:rFonts w:ascii="Times New Roman" w:hAnsi="Times New Roman" w:cs="Times New Roman"/>
+          <w:sz w:val="24"/>
+          <w:szCs w:val="24"/>
+          <w:lang w:val="en-IN"/>
+        </w:rPr>
+      </w:pPr>
+      <w:r>
+        <w:rPr>
+          <w:rFonts w:ascii="Times New Roman" w:hAnsi="Times New Roman" w:cs="Times New Roman"/>
+          <w:sz w:val="24"/>
+          <w:szCs w:val="24"/>
+          <w:lang w:val="en-IN"/>
+        </w:rPr>
+        <w:lastRenderedPageBreak/>
+        <w:t xml:space="preserve">The class signature is: public class </w:t>
+      </w:r>
+      <w:proofErr w:type="spellStart"/>
+      <w:r>
+        <w:rPr>
+          <w:rFonts w:ascii="Times New Roman" w:hAnsi="Times New Roman" w:cs="Times New Roman"/>
+          <w:sz w:val="24"/>
+          <w:szCs w:val="24"/>
+          <w:lang w:val="en-IN"/>
+        </w:rPr>
+        <w:t>UnsupportedOperationException</w:t>
+      </w:r>
+      <w:proofErr w:type="spellEnd"/>
+      <w:r>
+        <w:rPr>
+          <w:rFonts w:ascii="Times New Roman" w:hAnsi="Times New Roman" w:cs="Times New Roman"/>
+          <w:sz w:val="24"/>
+          <w:szCs w:val="24"/>
+          <w:lang w:val="en-IN"/>
+        </w:rPr>
+        <w:t xml:space="preserve"> extends </w:t>
+      </w:r>
+      <w:proofErr w:type="spellStart"/>
+      <w:r>
+        <w:rPr>
+          <w:rFonts w:ascii="Times New Roman" w:hAnsi="Times New Roman" w:cs="Times New Roman"/>
+          <w:sz w:val="24"/>
+          <w:szCs w:val="24"/>
+          <w:lang w:val="en-IN"/>
+        </w:rPr>
+        <w:t>RuntimeException</w:t>
+      </w:r>
+      <w:proofErr w:type="spellEnd"/>
+    </w:p>
+    <w:p>
+      <w:pPr>
+        <w:spacing w:after="0"/>
+        <w:rPr>
+          <w:rFonts w:ascii="Times New Roman" w:hAnsi="Times New Roman" w:cs="Times New Roman"/>
+          <w:b/>
+          <w:sz w:val="24"/>
+          <w:szCs w:val="24"/>
+          <w:lang w:val="en-IN"/>
+        </w:rPr>
+      </w:pPr>
+      <w:r>
+        <w:rPr>
+          <w:rFonts w:ascii="Times New Roman" w:hAnsi="Times New Roman" w:cs="Times New Roman"/>
+          <w:b/>
+          <w:sz w:val="24"/>
+          <w:szCs w:val="24"/>
+          <w:lang w:val="en-IN"/>
+        </w:rPr>
+        <w:t>How to make a Collection Read-Only in Java?</w:t>
+      </w:r>
+    </w:p>
+    <w:p>
+      <w:pPr>
+        <w:pStyle w:val="ListParagraph"/>
+        <w:numPr>
+          <w:ilvl w:val="0"/>
+          <w:numId w:val="28"/>
+        </w:numPr>
+        <w:spacing w:after="0"/>
+        <w:rPr>
+          <w:rFonts w:ascii="Times New Roman" w:hAnsi="Times New Roman" w:cs="Times New Roman"/>
+          <w:sz w:val="24"/>
+          <w:szCs w:val="24"/>
+          <w:lang w:val="en-IN"/>
+        </w:rPr>
+      </w:pPr>
+      <w:r>
+        <w:rPr>
+          <w:rFonts w:ascii="Times New Roman" w:hAnsi="Times New Roman" w:cs="Times New Roman"/>
+          <w:sz w:val="24"/>
+          <w:szCs w:val="24"/>
+          <w:lang w:val="en-IN"/>
+        </w:rPr>
+        <w:t>A Collection can be made read-only or unmodifiable by using the utility methods provided by the Collections class.</w:t>
+      </w:r>
+    </w:p>
+    <w:p>
+      <w:pPr>
+        <w:pStyle w:val="ListParagraph"/>
+        <w:numPr>
+          <w:ilvl w:val="0"/>
+          <w:numId w:val="28"/>
+        </w:numPr>
+        <w:spacing w:after="0"/>
+        <w:rPr>
+          <w:rFonts w:ascii="Times New Roman" w:hAnsi="Times New Roman" w:cs="Times New Roman"/>
+          <w:sz w:val="24"/>
+          <w:szCs w:val="24"/>
+          <w:lang w:val="en-IN"/>
+        </w:rPr>
+      </w:pPr>
+      <w:r>
+        <w:rPr>
+          <w:rFonts w:ascii="Times New Roman" w:hAnsi="Times New Roman" w:cs="Times New Roman"/>
+          <w:sz w:val="24"/>
+          <w:szCs w:val="24"/>
+          <w:lang w:val="en-IN"/>
+        </w:rPr>
+        <w:t xml:space="preserve">The </w:t>
+      </w:r>
+      <w:proofErr w:type="spellStart"/>
+      <w:r>
+        <w:rPr>
+          <w:rFonts w:ascii="Times New Roman" w:hAnsi="Times New Roman" w:cs="Times New Roman"/>
+          <w:sz w:val="24"/>
+          <w:szCs w:val="24"/>
+          <w:lang w:val="en-IN"/>
+        </w:rPr>
+        <w:t>Collections.unmodifiableCollection</w:t>
+      </w:r>
+      <w:proofErr w:type="spellEnd"/>
+      <w:r>
+        <w:rPr>
+          <w:rFonts w:ascii="Times New Roman" w:hAnsi="Times New Roman" w:cs="Times New Roman"/>
+          <w:sz w:val="24"/>
+          <w:szCs w:val="24"/>
+          <w:lang w:val="en-IN"/>
+        </w:rPr>
+        <w:t xml:space="preserve">(collection) method is used to make collection as unmodifiable, And its </w:t>
+      </w:r>
+      <w:r>
+        <w:rPr>
+          <w:rFonts w:ascii="Times New Roman" w:hAnsi="Times New Roman" w:cs="Times New Roman"/>
+          <w:sz w:val="24"/>
+          <w:szCs w:val="24"/>
+          <w:lang w:val="en-IN"/>
+        </w:rPr>
+        <w:t xml:space="preserve">method </w:t>
+      </w:r>
+      <w:r>
+        <w:rPr>
+          <w:rFonts w:ascii="Times New Roman" w:hAnsi="Times New Roman" w:cs="Times New Roman"/>
+          <w:sz w:val="24"/>
+          <w:szCs w:val="24"/>
+          <w:lang w:val="en-IN"/>
+        </w:rPr>
+        <w:t xml:space="preserve">signature is: public static &lt;T&gt; Collection&lt;T&gt; </w:t>
+      </w:r>
+      <w:proofErr w:type="spellStart"/>
+      <w:r>
+        <w:rPr>
+          <w:rFonts w:ascii="Times New Roman" w:hAnsi="Times New Roman" w:cs="Times New Roman"/>
+          <w:sz w:val="24"/>
+          <w:szCs w:val="24"/>
+          <w:lang w:val="en-IN"/>
+        </w:rPr>
+        <w:t>unmodifiableCollection</w:t>
+      </w:r>
+      <w:proofErr w:type="spellEnd"/>
+      <w:r>
+        <w:rPr>
+          <w:rFonts w:ascii="Times New Roman" w:hAnsi="Times New Roman" w:cs="Times New Roman"/>
+          <w:sz w:val="24"/>
+          <w:szCs w:val="24"/>
+          <w:lang w:val="en-IN"/>
+        </w:rPr>
+        <w:t>(Collection&lt;? extends T&gt; c)</w:t>
+      </w:r>
+    </w:p>
+    <w:p>
+      <w:pPr>
+        <w:pStyle w:val="ListParagraph"/>
+        <w:numPr>
+          <w:ilvl w:val="0"/>
+          <w:numId w:val="28"/>
+        </w:numPr>
+        <w:spacing w:after="0"/>
+        <w:rPr>
+          <w:rFonts w:ascii="Times New Roman" w:hAnsi="Times New Roman" w:cs="Times New Roman"/>
+          <w:sz w:val="24"/>
+          <w:szCs w:val="24"/>
+          <w:lang w:val="en-IN"/>
+        </w:rPr>
+      </w:pPr>
+      <w:r>
+        <w:rPr>
+          <w:rFonts w:ascii="Times New Roman" w:hAnsi="Times New Roman" w:cs="Times New Roman"/>
+          <w:sz w:val="24"/>
+          <w:szCs w:val="24"/>
+          <w:lang w:val="en-IN"/>
+        </w:rPr>
+        <w:t xml:space="preserve">The </w:t>
+      </w:r>
+      <w:proofErr w:type="spellStart"/>
+      <w:r>
+        <w:rPr>
+          <w:rFonts w:ascii="Times New Roman" w:hAnsi="Times New Roman" w:cs="Times New Roman"/>
+          <w:sz w:val="24"/>
+          <w:szCs w:val="24"/>
+          <w:lang w:val="en-IN"/>
+        </w:rPr>
+        <w:t>Collections.unmodifiableList</w:t>
+      </w:r>
+      <w:proofErr w:type="spellEnd"/>
+      <w:r>
+        <w:rPr>
+          <w:rFonts w:ascii="Times New Roman" w:hAnsi="Times New Roman" w:cs="Times New Roman"/>
+          <w:sz w:val="24"/>
+          <w:szCs w:val="24"/>
+          <w:lang w:val="en-IN"/>
+        </w:rPr>
+        <w:t>(list) method is used to make lis</w:t>
+      </w:r>
+      <w:r>
+        <w:rPr>
+          <w:rFonts w:ascii="Times New Roman" w:hAnsi="Times New Roman" w:cs="Times New Roman"/>
+          <w:sz w:val="24"/>
+          <w:szCs w:val="24"/>
+          <w:lang w:val="en-IN"/>
+        </w:rPr>
+        <w:t>t as unmodifiable, And its method</w:t>
+      </w:r>
+      <w:r>
+        <w:rPr>
+          <w:rFonts w:ascii="Times New Roman" w:hAnsi="Times New Roman" w:cs="Times New Roman"/>
+          <w:sz w:val="24"/>
+          <w:szCs w:val="24"/>
+          <w:lang w:val="en-IN"/>
+        </w:rPr>
+        <w:t xml:space="preserve"> signature is: public static &lt;T&gt; List&lt;T&gt; </w:t>
+      </w:r>
+      <w:proofErr w:type="spellStart"/>
+      <w:r>
+        <w:rPr>
+          <w:rFonts w:ascii="Times New Roman" w:hAnsi="Times New Roman" w:cs="Times New Roman"/>
+          <w:sz w:val="24"/>
+          <w:szCs w:val="24"/>
+          <w:lang w:val="en-IN"/>
+        </w:rPr>
+        <w:t>unmodifiableList</w:t>
+      </w:r>
+      <w:proofErr w:type="spellEnd"/>
+      <w:r>
+        <w:rPr>
+          <w:rFonts w:ascii="Times New Roman" w:hAnsi="Times New Roman" w:cs="Times New Roman"/>
+          <w:sz w:val="24"/>
+          <w:szCs w:val="24"/>
+          <w:lang w:val="en-IN"/>
+        </w:rPr>
+        <w:t>(List&lt;? extends T&gt; list)</w:t>
+      </w:r>
+    </w:p>
+    <w:p>
+      <w:pPr>
+        <w:pStyle w:val="ListParagraph"/>
+        <w:numPr>
+          <w:ilvl w:val="0"/>
+          <w:numId w:val="28"/>
+        </w:numPr>
+        <w:spacing w:after="0"/>
+        <w:rPr>
+          <w:rFonts w:ascii="Times New Roman" w:hAnsi="Times New Roman" w:cs="Times New Roman"/>
+          <w:sz w:val="24"/>
+          <w:szCs w:val="24"/>
+          <w:lang w:val="en-IN"/>
+        </w:rPr>
+      </w:pPr>
+      <w:r>
+        <w:rPr>
+          <w:rFonts w:ascii="Times New Roman" w:hAnsi="Times New Roman" w:cs="Times New Roman"/>
+          <w:sz w:val="24"/>
+          <w:szCs w:val="24"/>
+          <w:lang w:val="en-IN"/>
+        </w:rPr>
+        <w:t xml:space="preserve">The </w:t>
+      </w:r>
+      <w:proofErr w:type="spellStart"/>
+      <w:r>
+        <w:rPr>
+          <w:rFonts w:ascii="Times New Roman" w:hAnsi="Times New Roman" w:cs="Times New Roman"/>
+          <w:sz w:val="24"/>
+          <w:szCs w:val="24"/>
+          <w:lang w:val="en-IN"/>
+        </w:rPr>
+        <w:t>Collections.unmodifiableSet</w:t>
+      </w:r>
+      <w:proofErr w:type="spellEnd"/>
+      <w:r>
+        <w:rPr>
+          <w:rFonts w:ascii="Times New Roman" w:hAnsi="Times New Roman" w:cs="Times New Roman"/>
+          <w:sz w:val="24"/>
+          <w:szCs w:val="24"/>
+          <w:lang w:val="en-IN"/>
+        </w:rPr>
+        <w:t>(set) method is used to make se</w:t>
+      </w:r>
+      <w:r>
+        <w:rPr>
+          <w:rFonts w:ascii="Times New Roman" w:hAnsi="Times New Roman" w:cs="Times New Roman"/>
+          <w:sz w:val="24"/>
+          <w:szCs w:val="24"/>
+          <w:lang w:val="en-IN"/>
+        </w:rPr>
+        <w:t>t as unmodifiable, And its method</w:t>
+      </w:r>
+      <w:r>
+        <w:rPr>
+          <w:rFonts w:ascii="Times New Roman" w:hAnsi="Times New Roman" w:cs="Times New Roman"/>
+          <w:sz w:val="24"/>
+          <w:szCs w:val="24"/>
+          <w:lang w:val="en-IN"/>
+        </w:rPr>
+        <w:t xml:space="preserve"> signature is: public static &lt;T&gt; Set&lt;T&gt; </w:t>
+      </w:r>
+      <w:proofErr w:type="spellStart"/>
+      <w:r>
+        <w:rPr>
+          <w:rFonts w:ascii="Times New Roman" w:hAnsi="Times New Roman" w:cs="Times New Roman"/>
+          <w:sz w:val="24"/>
+          <w:szCs w:val="24"/>
+          <w:lang w:val="en-IN"/>
+        </w:rPr>
+        <w:t>unmodifiableSet</w:t>
+      </w:r>
+      <w:proofErr w:type="spellEnd"/>
+      <w:r>
+        <w:rPr>
+          <w:rFonts w:ascii="Times New Roman" w:hAnsi="Times New Roman" w:cs="Times New Roman"/>
+          <w:sz w:val="24"/>
+          <w:szCs w:val="24"/>
+          <w:lang w:val="en-IN"/>
+        </w:rPr>
+        <w:t>(Set&lt;? extends T&gt; s)</w:t>
+      </w:r>
+    </w:p>
+    <w:p>
+      <w:pPr>
+        <w:pStyle w:val="ListParagraph"/>
+        <w:numPr>
+          <w:ilvl w:val="0"/>
+          <w:numId w:val="28"/>
+        </w:numPr>
+        <w:spacing w:after="0"/>
+        <w:rPr>
+          <w:rFonts w:ascii="Times New Roman" w:hAnsi="Times New Roman" w:cs="Times New Roman"/>
+          <w:sz w:val="24"/>
+          <w:szCs w:val="24"/>
+          <w:lang w:val="en-IN"/>
+        </w:rPr>
+      </w:pPr>
+      <w:r>
+        <w:rPr>
+          <w:rFonts w:ascii="Times New Roman" w:hAnsi="Times New Roman" w:cs="Times New Roman"/>
+          <w:sz w:val="24"/>
+          <w:szCs w:val="24"/>
+          <w:lang w:val="en-IN"/>
+        </w:rPr>
+        <w:t xml:space="preserve">The </w:t>
+      </w:r>
+      <w:proofErr w:type="spellStart"/>
+      <w:r>
+        <w:rPr>
+          <w:rFonts w:ascii="Times New Roman" w:hAnsi="Times New Roman" w:cs="Times New Roman"/>
+          <w:sz w:val="24"/>
+          <w:szCs w:val="24"/>
+          <w:lang w:val="en-IN"/>
+        </w:rPr>
+        <w:t>Collections.unmodifiableMap</w:t>
+      </w:r>
+      <w:proofErr w:type="spellEnd"/>
+      <w:r>
+        <w:rPr>
+          <w:rFonts w:ascii="Times New Roman" w:hAnsi="Times New Roman" w:cs="Times New Roman"/>
+          <w:sz w:val="24"/>
+          <w:szCs w:val="24"/>
+          <w:lang w:val="en-IN"/>
+        </w:rPr>
+        <w:t xml:space="preserve">(map) </w:t>
+      </w:r>
+      <w:proofErr w:type="spellStart"/>
+      <w:r>
+        <w:rPr>
+          <w:rFonts w:ascii="Times New Roman" w:hAnsi="Times New Roman" w:cs="Times New Roman"/>
+          <w:sz w:val="24"/>
+          <w:szCs w:val="24"/>
+          <w:lang w:val="en-IN"/>
+        </w:rPr>
+        <w:t>mathod</w:t>
+      </w:r>
+      <w:proofErr w:type="spellEnd"/>
+      <w:r>
+        <w:rPr>
+          <w:rFonts w:ascii="Times New Roman" w:hAnsi="Times New Roman" w:cs="Times New Roman"/>
+          <w:sz w:val="24"/>
+          <w:szCs w:val="24"/>
+          <w:lang w:val="en-IN"/>
+        </w:rPr>
+        <w:t xml:space="preserve"> is used to make ma</w:t>
+      </w:r>
+      <w:r>
+        <w:rPr>
+          <w:rFonts w:ascii="Times New Roman" w:hAnsi="Times New Roman" w:cs="Times New Roman"/>
+          <w:sz w:val="24"/>
+          <w:szCs w:val="24"/>
+          <w:lang w:val="en-IN"/>
+        </w:rPr>
+        <w:t>p as unmodifiable, And its method</w:t>
+      </w:r>
+      <w:r>
+        <w:rPr>
+          <w:rFonts w:ascii="Times New Roman" w:hAnsi="Times New Roman" w:cs="Times New Roman"/>
+          <w:sz w:val="24"/>
+          <w:szCs w:val="24"/>
+          <w:lang w:val="en-IN"/>
+        </w:rPr>
+        <w:t xml:space="preserve"> signature is: public static &lt;K,V&gt; Map&lt;K,V&gt; </w:t>
+      </w:r>
+      <w:proofErr w:type="spellStart"/>
+      <w:r>
+        <w:rPr>
+          <w:rFonts w:ascii="Times New Roman" w:hAnsi="Times New Roman" w:cs="Times New Roman"/>
+          <w:sz w:val="24"/>
+          <w:szCs w:val="24"/>
+          <w:lang w:val="en-IN"/>
+        </w:rPr>
+        <w:t>unmodifiableMap</w:t>
+      </w:r>
+      <w:proofErr w:type="spellEnd"/>
+      <w:r>
+        <w:rPr>
+          <w:rFonts w:ascii="Times New Roman" w:hAnsi="Times New Roman" w:cs="Times New Roman"/>
+          <w:sz w:val="24"/>
+          <w:szCs w:val="24"/>
+          <w:lang w:val="en-IN"/>
+        </w:rPr>
+        <w:t>(Map&lt;? extends K, ? extends V&gt; m)</w:t>
+      </w:r>
+    </w:p>
+    <w:p>
+      <w:pPr>
+        <w:pStyle w:val="ListParagraph"/>
+        <w:numPr>
+          <w:ilvl w:val="0"/>
+          <w:numId w:val="28"/>
+        </w:numPr>
+        <w:rPr>
+          <w:rFonts w:ascii="Times New Roman" w:hAnsi="Times New Roman" w:cs="Times New Roman"/>
+          <w:sz w:val="24"/>
+          <w:szCs w:val="24"/>
+          <w:lang w:val="en-IN"/>
+        </w:rPr>
+      </w:pPr>
+      <w:r>
+        <w:rPr>
+          <w:rFonts w:ascii="Times New Roman" w:hAnsi="Times New Roman" w:cs="Times New Roman"/>
+          <w:sz w:val="24"/>
+          <w:szCs w:val="24"/>
+          <w:lang w:val="en-IN"/>
+        </w:rPr>
+        <w:t xml:space="preserve">After converting unmodifiable collection if any modification attempted then it will throw </w:t>
+      </w:r>
+      <w:proofErr w:type="spellStart"/>
+      <w:r>
+        <w:rPr>
+          <w:rFonts w:ascii="Times New Roman" w:hAnsi="Times New Roman" w:cs="Times New Roman"/>
+          <w:sz w:val="24"/>
+          <w:szCs w:val="24"/>
+          <w:lang w:val="en-IN"/>
+        </w:rPr>
+        <w:t>java.lang.UnsupportedOperationException</w:t>
+      </w:r>
+      <w:proofErr w:type="spellEnd"/>
+      <w:r>
+        <w:rPr>
+          <w:rFonts w:ascii="Times New Roman" w:hAnsi="Times New Roman" w:cs="Times New Roman"/>
+          <w:sz w:val="24"/>
+          <w:szCs w:val="24"/>
+          <w:lang w:val="en-IN"/>
+        </w:rPr>
+        <w:t>.</w:t>
+      </w:r>
+    </w:p>
+    <w:p>
+      <w:pPr>
+        <w:spacing w:after="0"/>
+        <w:rPr>
+          <w:rFonts w:ascii="Times New Roman" w:hAnsi="Times New Roman" w:cs="Times New Roman"/>
+          <w:b/>
+          <w:sz w:val="24"/>
+          <w:szCs w:val="24"/>
+          <w:lang w:val="en-IN"/>
+        </w:rPr>
+      </w:pPr>
+      <w:r>
+        <w:rPr>
+          <w:rFonts w:ascii="Times New Roman" w:hAnsi="Times New Roman" w:cs="Times New Roman"/>
+          <w:b/>
+          <w:sz w:val="24"/>
+          <w:szCs w:val="24"/>
+          <w:lang w:val="en-IN"/>
+        </w:rPr>
+        <w:t>How to make a Collection synchronized in Java?</w:t>
+      </w:r>
+    </w:p>
+    <w:p>
+      <w:pPr>
+        <w:pStyle w:val="ListParagraph"/>
+        <w:numPr>
+          <w:ilvl w:val="0"/>
+          <w:numId w:val="29"/>
+        </w:numPr>
+        <w:spacing w:after="0"/>
+        <w:rPr>
+          <w:rFonts w:ascii="Times New Roman" w:hAnsi="Times New Roman" w:cs="Times New Roman"/>
+          <w:sz w:val="24"/>
+          <w:szCs w:val="24"/>
+          <w:lang w:val="en-IN"/>
+        </w:rPr>
+      </w:pPr>
+      <w:r>
+        <w:rPr>
+          <w:rFonts w:ascii="Times New Roman" w:hAnsi="Times New Roman" w:cs="Times New Roman"/>
+          <w:sz w:val="24"/>
+          <w:szCs w:val="24"/>
+          <w:lang w:val="en-IN"/>
+        </w:rPr>
+        <w:t>A Collection can be made synchronized by using the utility methods provided by the Collections class.</w:t>
+      </w:r>
+    </w:p>
+    <w:p>
+      <w:pPr>
+        <w:pStyle w:val="ListParagraph"/>
+        <w:numPr>
+          <w:ilvl w:val="0"/>
+          <w:numId w:val="29"/>
+        </w:numPr>
+        <w:spacing w:after="0"/>
+        <w:rPr>
+          <w:rFonts w:ascii="Times New Roman" w:hAnsi="Times New Roman" w:cs="Times New Roman"/>
+          <w:sz w:val="24"/>
+          <w:szCs w:val="24"/>
+          <w:lang w:val="en-IN"/>
+        </w:rPr>
+      </w:pPr>
+      <w:r>
+        <w:rPr>
+          <w:rFonts w:ascii="Times New Roman" w:hAnsi="Times New Roman" w:cs="Times New Roman"/>
+          <w:sz w:val="24"/>
+          <w:szCs w:val="24"/>
+          <w:lang w:val="en-IN"/>
+        </w:rPr>
+        <w:t xml:space="preserve">The </w:t>
+      </w:r>
+      <w:proofErr w:type="spellStart"/>
+      <w:r>
+        <w:rPr>
+          <w:rFonts w:ascii="Times New Roman" w:hAnsi="Times New Roman" w:cs="Times New Roman"/>
+          <w:sz w:val="24"/>
+          <w:szCs w:val="24"/>
+          <w:lang w:val="en-IN"/>
+        </w:rPr>
+        <w:t>Collections.synchronizedCollection</w:t>
+      </w:r>
+      <w:proofErr w:type="spellEnd"/>
+      <w:r>
+        <w:rPr>
+          <w:rFonts w:ascii="Times New Roman" w:hAnsi="Times New Roman" w:cs="Times New Roman"/>
+          <w:sz w:val="24"/>
+          <w:szCs w:val="24"/>
+          <w:lang w:val="en-IN"/>
+        </w:rPr>
+        <w:t xml:space="preserve">(collection) method is used to make collection as synchronized, And its method signature is: public static &lt;T&gt; Collection&lt;T&gt; </w:t>
+      </w:r>
+      <w:proofErr w:type="spellStart"/>
+      <w:r>
+        <w:rPr>
+          <w:rFonts w:ascii="Times New Roman" w:hAnsi="Times New Roman" w:cs="Times New Roman"/>
+          <w:sz w:val="24"/>
+          <w:szCs w:val="24"/>
+          <w:lang w:val="en-IN"/>
+        </w:rPr>
+        <w:t>synchronizedCollection</w:t>
+      </w:r>
+      <w:proofErr w:type="spellEnd"/>
+      <w:r>
+        <w:rPr>
+          <w:rFonts w:ascii="Times New Roman" w:hAnsi="Times New Roman" w:cs="Times New Roman"/>
+          <w:sz w:val="24"/>
+          <w:szCs w:val="24"/>
+          <w:lang w:val="en-IN"/>
+        </w:rPr>
+        <w:t>(Collection&lt;T&gt; c)</w:t>
+      </w:r>
+    </w:p>
+    <w:p>
+      <w:pPr>
+        <w:pStyle w:val="ListParagraph"/>
+        <w:numPr>
+          <w:ilvl w:val="0"/>
+          <w:numId w:val="29"/>
+        </w:numPr>
+        <w:spacing w:after="0"/>
+        <w:rPr>
+          <w:rFonts w:ascii="Times New Roman" w:hAnsi="Times New Roman" w:cs="Times New Roman"/>
+          <w:sz w:val="24"/>
+          <w:szCs w:val="24"/>
+          <w:lang w:val="en-IN"/>
+        </w:rPr>
+      </w:pPr>
+      <w:r>
+        <w:rPr>
+          <w:rFonts w:ascii="Times New Roman" w:hAnsi="Times New Roman" w:cs="Times New Roman"/>
+          <w:sz w:val="24"/>
+          <w:szCs w:val="24"/>
+          <w:lang w:val="en-IN"/>
+        </w:rPr>
+        <w:t xml:space="preserve">The </w:t>
+      </w:r>
+      <w:proofErr w:type="spellStart"/>
+      <w:r>
+        <w:rPr>
+          <w:rFonts w:ascii="Times New Roman" w:hAnsi="Times New Roman" w:cs="Times New Roman"/>
+          <w:sz w:val="24"/>
+          <w:szCs w:val="24"/>
+          <w:lang w:val="en-IN"/>
+        </w:rPr>
+        <w:t>Collections.synchronizedList</w:t>
+      </w:r>
+      <w:proofErr w:type="spellEnd"/>
+      <w:r>
+        <w:rPr>
+          <w:rFonts w:ascii="Times New Roman" w:hAnsi="Times New Roman" w:cs="Times New Roman"/>
+          <w:sz w:val="24"/>
+          <w:szCs w:val="24"/>
+          <w:lang w:val="en-IN"/>
+        </w:rPr>
+        <w:t xml:space="preserve">(list) method is used to make list as synchronized, And its method signature is: public static &lt;T&gt; List&lt;T&gt; </w:t>
+      </w:r>
+      <w:proofErr w:type="spellStart"/>
+      <w:r>
+        <w:rPr>
+          <w:rFonts w:ascii="Times New Roman" w:hAnsi="Times New Roman" w:cs="Times New Roman"/>
+          <w:sz w:val="24"/>
+          <w:szCs w:val="24"/>
+          <w:lang w:val="en-IN"/>
+        </w:rPr>
+        <w:t>synchronizedList</w:t>
+      </w:r>
+      <w:proofErr w:type="spellEnd"/>
+      <w:r>
+        <w:rPr>
+          <w:rFonts w:ascii="Times New Roman" w:hAnsi="Times New Roman" w:cs="Times New Roman"/>
+          <w:sz w:val="24"/>
+          <w:szCs w:val="24"/>
+          <w:lang w:val="en-IN"/>
+        </w:rPr>
+        <w:t>(List&lt;T&gt; list)</w:t>
+      </w:r>
+    </w:p>
+    <w:p>
+      <w:pPr>
+        <w:pStyle w:val="ListParagraph"/>
+        <w:numPr>
+          <w:ilvl w:val="0"/>
+          <w:numId w:val="29"/>
+        </w:numPr>
+        <w:spacing w:after="0"/>
+        <w:rPr>
+          <w:rFonts w:ascii="Times New Roman" w:hAnsi="Times New Roman" w:cs="Times New Roman"/>
+          <w:sz w:val="24"/>
+          <w:szCs w:val="24"/>
+          <w:lang w:val="en-IN"/>
+        </w:rPr>
+      </w:pPr>
+      <w:r>
+        <w:rPr>
+          <w:rFonts w:ascii="Times New Roman" w:hAnsi="Times New Roman" w:cs="Times New Roman"/>
+          <w:sz w:val="24"/>
+          <w:szCs w:val="24"/>
+          <w:lang w:val="en-IN"/>
+        </w:rPr>
+        <w:t xml:space="preserve">The </w:t>
+      </w:r>
+      <w:proofErr w:type="spellStart"/>
+      <w:r>
+        <w:rPr>
+          <w:rFonts w:ascii="Times New Roman" w:hAnsi="Times New Roman" w:cs="Times New Roman"/>
+          <w:sz w:val="24"/>
+          <w:szCs w:val="24"/>
+          <w:lang w:val="en-IN"/>
+        </w:rPr>
+        <w:t>Collections.synchronizedSet</w:t>
+      </w:r>
+      <w:proofErr w:type="spellEnd"/>
+      <w:r>
+        <w:rPr>
+          <w:rFonts w:ascii="Times New Roman" w:hAnsi="Times New Roman" w:cs="Times New Roman"/>
+          <w:sz w:val="24"/>
+          <w:szCs w:val="24"/>
+          <w:lang w:val="en-IN"/>
+        </w:rPr>
+        <w:t xml:space="preserve">(set) method is used to make set as synchronized, And its method signature is: public static &lt;T&gt; Set&lt;T&gt; </w:t>
+      </w:r>
+      <w:proofErr w:type="spellStart"/>
+      <w:r>
+        <w:rPr>
+          <w:rFonts w:ascii="Times New Roman" w:hAnsi="Times New Roman" w:cs="Times New Roman"/>
+          <w:sz w:val="24"/>
+          <w:szCs w:val="24"/>
+          <w:lang w:val="en-IN"/>
+        </w:rPr>
+        <w:t>synchronizedSet</w:t>
+      </w:r>
+      <w:proofErr w:type="spellEnd"/>
+      <w:r>
+        <w:rPr>
+          <w:rFonts w:ascii="Times New Roman" w:hAnsi="Times New Roman" w:cs="Times New Roman"/>
+          <w:sz w:val="24"/>
+          <w:szCs w:val="24"/>
+          <w:lang w:val="en-IN"/>
+        </w:rPr>
+        <w:t>(Set&lt;T&gt; s)</w:t>
+      </w:r>
+    </w:p>
+    <w:p>
+      <w:pPr>
+        <w:pStyle w:val="ListParagraph"/>
+        <w:numPr>
+          <w:ilvl w:val="0"/>
+          <w:numId w:val="29"/>
+        </w:numPr>
+        <w:rPr>
+          <w:rFonts w:ascii="Times New Roman" w:hAnsi="Times New Roman" w:cs="Times New Roman"/>
+          <w:sz w:val="24"/>
+          <w:szCs w:val="24"/>
+          <w:lang w:val="en-IN"/>
+        </w:rPr>
+      </w:pPr>
+      <w:r>
+        <w:rPr>
+          <w:rFonts w:ascii="Times New Roman" w:hAnsi="Times New Roman" w:cs="Times New Roman"/>
+          <w:sz w:val="24"/>
+          <w:szCs w:val="24"/>
+          <w:lang w:val="en-IN"/>
+        </w:rPr>
+        <w:t xml:space="preserve">The </w:t>
+      </w:r>
+      <w:proofErr w:type="spellStart"/>
+      <w:r>
+        <w:rPr>
+          <w:rFonts w:ascii="Times New Roman" w:hAnsi="Times New Roman" w:cs="Times New Roman"/>
+          <w:sz w:val="24"/>
+          <w:szCs w:val="24"/>
+          <w:lang w:val="en-IN"/>
+        </w:rPr>
+        <w:t>Collections.synchronizedMap</w:t>
+      </w:r>
+      <w:proofErr w:type="spellEnd"/>
+      <w:r>
+        <w:rPr>
+          <w:rFonts w:ascii="Times New Roman" w:hAnsi="Times New Roman" w:cs="Times New Roman"/>
+          <w:sz w:val="24"/>
+          <w:szCs w:val="24"/>
+          <w:lang w:val="en-IN"/>
+        </w:rPr>
+        <w:t xml:space="preserve">(map) </w:t>
+      </w:r>
+      <w:proofErr w:type="spellStart"/>
+      <w:r>
+        <w:rPr>
+          <w:rFonts w:ascii="Times New Roman" w:hAnsi="Times New Roman" w:cs="Times New Roman"/>
+          <w:sz w:val="24"/>
+          <w:szCs w:val="24"/>
+          <w:lang w:val="en-IN"/>
+        </w:rPr>
+        <w:t>mathod</w:t>
+      </w:r>
+      <w:proofErr w:type="spellEnd"/>
+      <w:r>
+        <w:rPr>
+          <w:rFonts w:ascii="Times New Roman" w:hAnsi="Times New Roman" w:cs="Times New Roman"/>
+          <w:sz w:val="24"/>
+          <w:szCs w:val="24"/>
+          <w:lang w:val="en-IN"/>
+        </w:rPr>
+        <w:t xml:space="preserve"> is used to make map as synchronized, And its method signature is: public static &lt;K,V&gt; Map&lt;K,V&gt; </w:t>
+      </w:r>
+      <w:proofErr w:type="spellStart"/>
+      <w:r>
+        <w:rPr>
+          <w:rFonts w:ascii="Times New Roman" w:hAnsi="Times New Roman" w:cs="Times New Roman"/>
+          <w:sz w:val="24"/>
+          <w:szCs w:val="24"/>
+          <w:lang w:val="en-IN"/>
+        </w:rPr>
+        <w:t>synchronizedMap</w:t>
+      </w:r>
+      <w:proofErr w:type="spellEnd"/>
+      <w:r>
+        <w:rPr>
+          <w:rFonts w:ascii="Times New Roman" w:hAnsi="Times New Roman" w:cs="Times New Roman"/>
+          <w:sz w:val="24"/>
+          <w:szCs w:val="24"/>
+          <w:lang w:val="en-IN"/>
+        </w:rPr>
+        <w:t>(Map&lt;K,V&gt; m)</w:t>
+      </w:r>
+    </w:p>
+    <w:p>
+      <w:pPr>
+        <w:spacing w:after="0"/>
+        <w:rPr>
+          <w:rFonts w:ascii="Times New Roman" w:hAnsi="Times New Roman" w:cs="Times New Roman"/>
+          <w:b/>
+          <w:sz w:val="24"/>
+          <w:szCs w:val="24"/>
+          <w:lang w:val="en-IN"/>
+        </w:rPr>
+      </w:pPr>
+      <w:r>
+        <w:rPr>
+          <w:rFonts w:ascii="Times New Roman" w:hAnsi="Times New Roman" w:cs="Times New Roman"/>
+          <w:b/>
+          <w:sz w:val="24"/>
+          <w:szCs w:val="24"/>
+          <w:lang w:val="en-IN"/>
+        </w:rPr>
+        <w:t xml:space="preserve">What are the difference between </w:t>
+      </w:r>
+      <w:proofErr w:type="spellStart"/>
+      <w:r>
+        <w:rPr>
+          <w:rFonts w:ascii="Times New Roman" w:hAnsi="Times New Roman" w:cs="Times New Roman"/>
+          <w:b/>
+          <w:sz w:val="24"/>
+          <w:szCs w:val="24"/>
+          <w:lang w:val="en-IN"/>
+        </w:rPr>
+        <w:t>PriorityQueue</w:t>
+      </w:r>
+      <w:proofErr w:type="spellEnd"/>
+      <w:r>
+        <w:rPr>
+          <w:rFonts w:ascii="Times New Roman" w:hAnsi="Times New Roman" w:cs="Times New Roman"/>
+          <w:b/>
+          <w:sz w:val="24"/>
+          <w:szCs w:val="24"/>
+          <w:lang w:val="en-IN"/>
+        </w:rPr>
+        <w:t xml:space="preserve"> and </w:t>
+      </w:r>
+      <w:proofErr w:type="spellStart"/>
+      <w:r>
+        <w:rPr>
+          <w:rFonts w:ascii="Times New Roman" w:hAnsi="Times New Roman" w:cs="Times New Roman"/>
+          <w:b/>
+          <w:sz w:val="24"/>
+          <w:szCs w:val="24"/>
+          <w:lang w:val="en-IN"/>
+        </w:rPr>
+        <w:t>TreeSet</w:t>
+      </w:r>
+      <w:proofErr w:type="spellEnd"/>
+      <w:r>
+        <w:rPr>
+          <w:rFonts w:ascii="Times New Roman" w:hAnsi="Times New Roman" w:cs="Times New Roman"/>
+          <w:b/>
+          <w:sz w:val="24"/>
+          <w:szCs w:val="24"/>
+          <w:lang w:val="en-IN"/>
+        </w:rPr>
+        <w:t>?</w:t>
+      </w:r>
+    </w:p>
+    <w:p>
+      <w:pPr>
+        <w:pStyle w:val="ListParagraph"/>
+        <w:numPr>
+          <w:ilvl w:val="0"/>
+          <w:numId w:val="30"/>
+        </w:numPr>
+        <w:spacing w:after="0"/>
+        <w:rPr>
+          <w:rFonts w:ascii="Times New Roman" w:hAnsi="Times New Roman" w:cs="Times New Roman"/>
+          <w:sz w:val="24"/>
+          <w:szCs w:val="24"/>
+          <w:lang w:val="en-IN"/>
+        </w:rPr>
+      </w:pPr>
+      <w:proofErr w:type="spellStart"/>
+      <w:r>
+        <w:rPr>
+          <w:rFonts w:ascii="Times New Roman" w:hAnsi="Times New Roman" w:cs="Times New Roman"/>
+          <w:sz w:val="24"/>
+          <w:szCs w:val="24"/>
+          <w:lang w:val="en-IN"/>
+        </w:rPr>
+        <w:t>PriorityQueue</w:t>
+      </w:r>
+      <w:proofErr w:type="spellEnd"/>
+      <w:r>
+        <w:rPr>
+          <w:rFonts w:ascii="Times New Roman" w:hAnsi="Times New Roman" w:cs="Times New Roman"/>
+          <w:sz w:val="24"/>
+          <w:szCs w:val="24"/>
+          <w:lang w:val="en-IN"/>
+        </w:rPr>
+        <w:t>:</w:t>
+      </w:r>
+    </w:p>
+    <w:p>
+      <w:pPr>
+        <w:spacing w:after="0"/>
+        <w:ind w:left="720"/>
+        <w:rPr>
+          <w:rFonts w:ascii="Times New Roman" w:hAnsi="Times New Roman" w:cs="Times New Roman"/>
+          <w:sz w:val="24"/>
+          <w:szCs w:val="24"/>
+          <w:lang w:val="en-IN"/>
+        </w:rPr>
+      </w:pPr>
+      <w:r>
+        <w:rPr>
+          <w:rFonts w:ascii="Times New Roman" w:hAnsi="Times New Roman" w:cs="Times New Roman"/>
+          <w:sz w:val="24"/>
+          <w:szCs w:val="24"/>
+          <w:lang w:val="en-IN"/>
+        </w:rPr>
+        <w:t xml:space="preserve">1. </w:t>
+      </w:r>
+      <w:proofErr w:type="spellStart"/>
+      <w:r>
+        <w:rPr>
+          <w:rFonts w:ascii="Times New Roman" w:hAnsi="Times New Roman" w:cs="Times New Roman"/>
+          <w:sz w:val="24"/>
+          <w:szCs w:val="24"/>
+          <w:lang w:val="en-IN"/>
+        </w:rPr>
+        <w:t>PriorityQueue</w:t>
+      </w:r>
+      <w:proofErr w:type="spellEnd"/>
+      <w:r>
+        <w:rPr>
+          <w:rFonts w:ascii="Times New Roman" w:hAnsi="Times New Roman" w:cs="Times New Roman"/>
+          <w:sz w:val="24"/>
+          <w:szCs w:val="24"/>
+          <w:lang w:val="en-IN"/>
+        </w:rPr>
+        <w:t xml:space="preserve"> is a Queue that stores the elements by priority and allows duplicate elements.</w:t>
+      </w:r>
+    </w:p>
+    <w:p>
+      <w:pPr>
+        <w:spacing w:after="0"/>
+        <w:ind w:left="720"/>
+        <w:rPr>
+          <w:rFonts w:ascii="Times New Roman" w:hAnsi="Times New Roman" w:cs="Times New Roman"/>
+          <w:sz w:val="24"/>
+          <w:szCs w:val="24"/>
+          <w:lang w:val="en-IN"/>
+        </w:rPr>
+      </w:pPr>
+      <w:r>
+        <w:rPr>
+          <w:rFonts w:ascii="Times New Roman" w:hAnsi="Times New Roman" w:cs="Times New Roman"/>
+          <w:sz w:val="24"/>
+          <w:szCs w:val="24"/>
+          <w:lang w:val="en-IN"/>
+        </w:rPr>
+        <w:t>2. Internally it uses Binary Heap.</w:t>
+      </w:r>
+    </w:p>
+    <w:p>
+      <w:pPr>
+        <w:spacing w:after="0"/>
+        <w:ind w:left="720"/>
+        <w:rPr>
+          <w:rFonts w:ascii="Times New Roman" w:hAnsi="Times New Roman" w:cs="Times New Roman"/>
+          <w:sz w:val="24"/>
+          <w:szCs w:val="24"/>
+          <w:lang w:val="en-IN"/>
+        </w:rPr>
+      </w:pPr>
+      <w:r>
+        <w:rPr>
+          <w:rFonts w:ascii="Times New Roman" w:hAnsi="Times New Roman" w:cs="Times New Roman"/>
+          <w:sz w:val="24"/>
+          <w:szCs w:val="24"/>
+          <w:lang w:val="en-IN"/>
+        </w:rPr>
+        <w:t>3. Duplicate elements are allowed.</w:t>
+      </w:r>
+    </w:p>
+    <w:p>
+      <w:pPr>
+        <w:spacing w:after="0"/>
+        <w:ind w:left="720"/>
+        <w:rPr>
+          <w:rFonts w:ascii="Times New Roman" w:hAnsi="Times New Roman" w:cs="Times New Roman"/>
+          <w:sz w:val="24"/>
+          <w:szCs w:val="24"/>
+          <w:lang w:val="en-IN"/>
+        </w:rPr>
+      </w:pPr>
+      <w:r>
+        <w:rPr>
+          <w:rFonts w:ascii="Times New Roman" w:hAnsi="Times New Roman" w:cs="Times New Roman"/>
+          <w:sz w:val="24"/>
+          <w:szCs w:val="24"/>
+          <w:lang w:val="en-IN"/>
+        </w:rPr>
+        <w:t>4. It is a one of the implementation class of Queue interface.</w:t>
+      </w:r>
+    </w:p>
+    <w:p>
+      <w:pPr>
+        <w:pStyle w:val="ListParagraph"/>
+        <w:numPr>
+          <w:ilvl w:val="0"/>
+          <w:numId w:val="30"/>
+        </w:numPr>
+        <w:spacing w:after="0"/>
+        <w:rPr>
+          <w:rFonts w:ascii="Times New Roman" w:hAnsi="Times New Roman" w:cs="Times New Roman"/>
+          <w:sz w:val="24"/>
+          <w:szCs w:val="24"/>
+          <w:lang w:val="en-IN"/>
+        </w:rPr>
+      </w:pPr>
+      <w:proofErr w:type="spellStart"/>
+      <w:r>
+        <w:rPr>
+          <w:rFonts w:ascii="Times New Roman" w:hAnsi="Times New Roman" w:cs="Times New Roman"/>
+          <w:sz w:val="24"/>
+          <w:szCs w:val="24"/>
+          <w:lang w:val="en-IN"/>
+        </w:rPr>
+        <w:lastRenderedPageBreak/>
+        <w:t>TreeSet</w:t>
+      </w:r>
+      <w:proofErr w:type="spellEnd"/>
+      <w:r>
+        <w:rPr>
+          <w:rFonts w:ascii="Times New Roman" w:hAnsi="Times New Roman" w:cs="Times New Roman"/>
+          <w:sz w:val="24"/>
+          <w:szCs w:val="24"/>
+          <w:lang w:val="en-IN"/>
+        </w:rPr>
+        <w:t>:</w:t>
+      </w:r>
+    </w:p>
+    <w:p>
+      <w:pPr>
+        <w:spacing w:after="0"/>
+        <w:ind w:left="720"/>
+        <w:rPr>
+          <w:rFonts w:ascii="Times New Roman" w:hAnsi="Times New Roman" w:cs="Times New Roman"/>
+          <w:sz w:val="24"/>
+          <w:szCs w:val="24"/>
+          <w:lang w:val="en-IN"/>
+        </w:rPr>
+      </w:pPr>
+      <w:r>
+        <w:rPr>
+          <w:rFonts w:ascii="Times New Roman" w:hAnsi="Times New Roman" w:cs="Times New Roman"/>
+          <w:sz w:val="24"/>
+          <w:szCs w:val="24"/>
+          <w:lang w:val="en-IN"/>
+        </w:rPr>
+        <w:t>1. Set that stores unique elements in a completely sorted order.</w:t>
+      </w:r>
+    </w:p>
+    <w:p>
+      <w:pPr>
+        <w:spacing w:after="0"/>
+        <w:ind w:left="720"/>
+        <w:rPr>
+          <w:rFonts w:ascii="Times New Roman" w:hAnsi="Times New Roman" w:cs="Times New Roman"/>
+          <w:sz w:val="24"/>
+          <w:szCs w:val="24"/>
+          <w:lang w:val="en-IN"/>
+        </w:rPr>
+      </w:pPr>
+      <w:r>
+        <w:rPr>
+          <w:rFonts w:ascii="Times New Roman" w:hAnsi="Times New Roman" w:cs="Times New Roman"/>
+          <w:sz w:val="24"/>
+          <w:szCs w:val="24"/>
+          <w:lang w:val="en-IN"/>
+        </w:rPr>
+        <w:t>2. Internally it uses Red-Black Tree.</w:t>
+      </w:r>
+    </w:p>
+    <w:p>
+      <w:pPr>
+        <w:spacing w:after="0"/>
+        <w:ind w:left="720"/>
+        <w:rPr>
+          <w:rFonts w:ascii="Times New Roman" w:hAnsi="Times New Roman" w:cs="Times New Roman"/>
+          <w:sz w:val="24"/>
+          <w:szCs w:val="24"/>
+          <w:lang w:val="en-IN"/>
+        </w:rPr>
+      </w:pPr>
+      <w:r>
+        <w:rPr>
+          <w:rFonts w:ascii="Times New Roman" w:hAnsi="Times New Roman" w:cs="Times New Roman"/>
+          <w:sz w:val="24"/>
+          <w:szCs w:val="24"/>
+          <w:lang w:val="en-IN"/>
+        </w:rPr>
+        <w:t>3. Duplicate elements are not allowed.</w:t>
+      </w:r>
+    </w:p>
+    <w:p>
+      <w:pPr>
+        <w:ind w:left="720"/>
+        <w:rPr>
+          <w:rFonts w:ascii="Times New Roman" w:hAnsi="Times New Roman" w:cs="Times New Roman"/>
+          <w:sz w:val="24"/>
+          <w:szCs w:val="24"/>
+          <w:lang w:val="en-IN"/>
+        </w:rPr>
+      </w:pPr>
+      <w:r>
+        <w:rPr>
+          <w:rFonts w:ascii="Times New Roman" w:hAnsi="Times New Roman" w:cs="Times New Roman"/>
+          <w:sz w:val="24"/>
+          <w:szCs w:val="24"/>
+          <w:lang w:val="en-IN"/>
+        </w:rPr>
+        <w:t>4. It is a one of the implementation class of Set interface.</w:t>
+      </w:r>
+    </w:p>
+    <w:p>
+      <w:pPr>
+        <w:rPr>
+          <w:rFonts w:ascii="Times New Roman" w:hAnsi="Times New Roman" w:cs="Times New Roman"/>
+          <w:sz w:val="24"/>
+          <w:szCs w:val="24"/>
+          <w:lang w:val="en-IN"/>
+        </w:rPr>
+      </w:pPr>
+    </w:p>
+    <w:p>
+      <w:pPr>
+        <w:rPr>
+          <w:rFonts w:ascii="Times New Roman" w:hAnsi="Times New Roman" w:cs="Times New Roman"/>
+          <w:sz w:val="24"/>
+          <w:szCs w:val="24"/>
+          <w:lang w:val="en-IN"/>
+        </w:rPr>
+      </w:pPr>
+    </w:p>
+    <w:p>
+      <w:pPr>
+        <w:spacing w:after="0"/>
+        <w:rPr>
+          <w:rFonts w:ascii="Times New Roman" w:hAnsi="Times New Roman" w:cs="Times New Roman"/>
+          <w:sz w:val="24"/>
+          <w:szCs w:val="24"/>
+          <w:lang w:val="en-IN"/>
+        </w:rPr>
+      </w:pPr>
+    </w:p>
+    <w:p>
+      <w:pPr>
+        <w:pStyle w:val="ListParagraph"/>
+        <w:spacing w:after="0"/>
         <w:rPr>
           <w:rFonts w:ascii="Times New Roman" w:hAnsi="Times New Roman" w:cs="Times New Roman"/>
           <w:sz w:val="24"/>
@@ -6680,6 +10970,119 @@
 <file path=word/numbering.xml><?xml version="1.0" encoding="utf-8"?>
 <w:numbering xmlns:ve="http://schemas.openxmlformats.org/markup-compatibility/2006" xmlns:o="urn:schemas-microsoft-com:office:office" xmlns:r="http://schemas.openxmlformats.org/officeDocument/2006/relationships" xmlns:m="http://schemas.openxmlformats.org/officeDocument/2006/math" xmlns:v="urn:schemas-microsoft-com:vml" xmlns:wp="http://schemas.openxmlformats.org/drawingml/2006/wordprocessingDrawing" xmlns:w10="urn:schemas-microsoft-com:office:word" xmlns:w="http://schemas.openxmlformats.org/wordprocessingml/2006/main" xmlns:wne="http://schemas.microsoft.com/office/word/2006/wordml">
   <w:abstractNum w:abstractNumId="0">
+    <w:nsid w:val="026E5F38"/>
+    <w:multiLevelType w:val="hybridMultilevel"/>
+    <w:tmpl w:val="5C2A4998"/>
+    <w:lvl w:ilvl="0" w:tplc="865C1090">
+      <w:start w:val="1"/>
+      <w:numFmt w:val="bullet"/>
+      <w:lvlText w:val=""/>
+      <w:lvlJc w:val="left"/>
+      <w:pPr>
+        <w:ind w:left="720" w:hanging="360"/>
+      </w:pPr>
+      <w:rPr>
+        <w:rFonts w:ascii="Symbol" w:hAnsi="Symbol" w:hint="default"/>
+      </w:rPr>
+    </w:lvl>
+    <w:lvl w:ilvl="1" w:tplc="04090003" w:tentative="1">
+      <w:start w:val="1"/>
+      <w:numFmt w:val="bullet"/>
+      <w:lvlText w:val="o"/>
+      <w:lvlJc w:val="left"/>
+      <w:pPr>
+        <w:ind w:left="1440" w:hanging="360"/>
+      </w:pPr>
+      <w:rPr>
+        <w:rFonts w:ascii="Courier New" w:hAnsi="Courier New" w:cs="Courier New" w:hint="default"/>
+      </w:rPr>
+    </w:lvl>
+    <w:lvl w:ilvl="2" w:tplc="04090005" w:tentative="1">
+      <w:start w:val="1"/>
+      <w:numFmt w:val="bullet"/>
+      <w:lvlText w:val=""/>
+      <w:lvlJc w:val="left"/>
+      <w:pPr>
+        <w:ind w:left="2160" w:hanging="360"/>
+      </w:pPr>
+      <w:rPr>
+        <w:rFonts w:ascii="Wingdings" w:hAnsi="Wingdings" w:hint="default"/>
+      </w:rPr>
+    </w:lvl>
+    <w:lvl w:ilvl="3" w:tplc="04090001" w:tentative="1">
+      <w:start w:val="1"/>
+      <w:numFmt w:val="bullet"/>
+      <w:lvlText w:val=""/>
+      <w:lvlJc w:val="left"/>
+      <w:pPr>
+        <w:ind w:left="2880" w:hanging="360"/>
+      </w:pPr>
+      <w:rPr>
+        <w:rFonts w:ascii="Symbol" w:hAnsi="Symbol" w:hint="default"/>
+      </w:rPr>
+    </w:lvl>
+    <w:lvl w:ilvl="4" w:tplc="04090003" w:tentative="1">
+      <w:start w:val="1"/>
+      <w:numFmt w:val="bullet"/>
+      <w:lvlText w:val="o"/>
+      <w:lvlJc w:val="left"/>
+      <w:pPr>
+        <w:ind w:left="3600" w:hanging="360"/>
+      </w:pPr>
+      <w:rPr>
+        <w:rFonts w:ascii="Courier New" w:hAnsi="Courier New" w:cs="Courier New" w:hint="default"/>
+      </w:rPr>
+    </w:lvl>
+    <w:lvl w:ilvl="5" w:tplc="04090005" w:tentative="1">
+      <w:start w:val="1"/>
+      <w:numFmt w:val="bullet"/>
+      <w:lvlText w:val=""/>
+      <w:lvlJc w:val="left"/>
+      <w:pPr>
+        <w:ind w:left="4320" w:hanging="360"/>
+      </w:pPr>
+      <w:rPr>
+        <w:rFonts w:ascii="Wingdings" w:hAnsi="Wingdings" w:hint="default"/>
+      </w:rPr>
+    </w:lvl>
+    <w:lvl w:ilvl="6" w:tplc="04090001" w:tentative="1">
+      <w:start w:val="1"/>
+      <w:numFmt w:val="bullet"/>
+      <w:lvlText w:val=""/>
+      <w:lvlJc w:val="left"/>
+      <w:pPr>
+        <w:ind w:left="5040" w:hanging="360"/>
+      </w:pPr>
+      <w:rPr>
+        <w:rFonts w:ascii="Symbol" w:hAnsi="Symbol" w:hint="default"/>
+      </w:rPr>
+    </w:lvl>
+    <w:lvl w:ilvl="7" w:tplc="04090003" w:tentative="1">
+      <w:start w:val="1"/>
+      <w:numFmt w:val="bullet"/>
+      <w:lvlText w:val="o"/>
+      <w:lvlJc w:val="left"/>
+      <w:pPr>
+        <w:ind w:left="5760" w:hanging="360"/>
+      </w:pPr>
+      <w:rPr>
+        <w:rFonts w:ascii="Courier New" w:hAnsi="Courier New" w:cs="Courier New" w:hint="default"/>
+      </w:rPr>
+    </w:lvl>
+    <w:lvl w:ilvl="8" w:tplc="04090005" w:tentative="1">
+      <w:start w:val="1"/>
+      <w:numFmt w:val="bullet"/>
+      <w:lvlText w:val=""/>
+      <w:lvlJc w:val="left"/>
+      <w:pPr>
+        <w:ind w:left="6480" w:hanging="360"/>
+      </w:pPr>
+      <w:rPr>
+        <w:rFonts w:ascii="Wingdings" w:hAnsi="Wingdings" w:hint="default"/>
+      </w:rPr>
+    </w:lvl>
+  </w:abstractNum>
+  <w:abstractNum w:abstractNumId="1">
     <w:nsid w:val="0C8928D9"/>
     <w:multiLevelType w:val="hybridMultilevel"/>
     <w:tmpl w:val="9BCAFDCE"/>
@@ -6792,7 +11195,120 @@
       </w:rPr>
     </w:lvl>
   </w:abstractNum>
-  <w:abstractNum w:abstractNumId="1">
+  <w:abstractNum w:abstractNumId="2">
+    <w:nsid w:val="120A4FCD"/>
+    <w:multiLevelType w:val="hybridMultilevel"/>
+    <w:tmpl w:val="64D23F1A"/>
+    <w:lvl w:ilvl="0" w:tplc="865C1090">
+      <w:start w:val="1"/>
+      <w:numFmt w:val="bullet"/>
+      <w:lvlText w:val=""/>
+      <w:lvlJc w:val="left"/>
+      <w:pPr>
+        <w:ind w:left="720" w:hanging="360"/>
+      </w:pPr>
+      <w:rPr>
+        <w:rFonts w:ascii="Symbol" w:hAnsi="Symbol" w:hint="default"/>
+      </w:rPr>
+    </w:lvl>
+    <w:lvl w:ilvl="1" w:tplc="04090003" w:tentative="1">
+      <w:start w:val="1"/>
+      <w:numFmt w:val="bullet"/>
+      <w:lvlText w:val="o"/>
+      <w:lvlJc w:val="left"/>
+      <w:pPr>
+        <w:ind w:left="1440" w:hanging="360"/>
+      </w:pPr>
+      <w:rPr>
+        <w:rFonts w:ascii="Courier New" w:hAnsi="Courier New" w:cs="Courier New" w:hint="default"/>
+      </w:rPr>
+    </w:lvl>
+    <w:lvl w:ilvl="2" w:tplc="04090005" w:tentative="1">
+      <w:start w:val="1"/>
+      <w:numFmt w:val="bullet"/>
+      <w:lvlText w:val=""/>
+      <w:lvlJc w:val="left"/>
+      <w:pPr>
+        <w:ind w:left="2160" w:hanging="360"/>
+      </w:pPr>
+      <w:rPr>
+        <w:rFonts w:ascii="Wingdings" w:hAnsi="Wingdings" w:hint="default"/>
+      </w:rPr>
+    </w:lvl>
+    <w:lvl w:ilvl="3" w:tplc="04090001" w:tentative="1">
+      <w:start w:val="1"/>
+      <w:numFmt w:val="bullet"/>
+      <w:lvlText w:val=""/>
+      <w:lvlJc w:val="left"/>
+      <w:pPr>
+        <w:ind w:left="2880" w:hanging="360"/>
+      </w:pPr>
+      <w:rPr>
+        <w:rFonts w:ascii="Symbol" w:hAnsi="Symbol" w:hint="default"/>
+      </w:rPr>
+    </w:lvl>
+    <w:lvl w:ilvl="4" w:tplc="04090003" w:tentative="1">
+      <w:start w:val="1"/>
+      <w:numFmt w:val="bullet"/>
+      <w:lvlText w:val="o"/>
+      <w:lvlJc w:val="left"/>
+      <w:pPr>
+        <w:ind w:left="3600" w:hanging="360"/>
+      </w:pPr>
+      <w:rPr>
+        <w:rFonts w:ascii="Courier New" w:hAnsi="Courier New" w:cs="Courier New" w:hint="default"/>
+      </w:rPr>
+    </w:lvl>
+    <w:lvl w:ilvl="5" w:tplc="04090005" w:tentative="1">
+      <w:start w:val="1"/>
+      <w:numFmt w:val="bullet"/>
+      <w:lvlText w:val=""/>
+      <w:lvlJc w:val="left"/>
+      <w:pPr>
+        <w:ind w:left="4320" w:hanging="360"/>
+      </w:pPr>
+      <w:rPr>
+        <w:rFonts w:ascii="Wingdings" w:hAnsi="Wingdings" w:hint="default"/>
+      </w:rPr>
+    </w:lvl>
+    <w:lvl w:ilvl="6" w:tplc="04090001" w:tentative="1">
+      <w:start w:val="1"/>
+      <w:numFmt w:val="bullet"/>
+      <w:lvlText w:val=""/>
+      <w:lvlJc w:val="left"/>
+      <w:pPr>
+        <w:ind w:left="5040" w:hanging="360"/>
+      </w:pPr>
+      <w:rPr>
+        <w:rFonts w:ascii="Symbol" w:hAnsi="Symbol" w:hint="default"/>
+      </w:rPr>
+    </w:lvl>
+    <w:lvl w:ilvl="7" w:tplc="04090003" w:tentative="1">
+      <w:start w:val="1"/>
+      <w:numFmt w:val="bullet"/>
+      <w:lvlText w:val="o"/>
+      <w:lvlJc w:val="left"/>
+      <w:pPr>
+        <w:ind w:left="5760" w:hanging="360"/>
+      </w:pPr>
+      <w:rPr>
+        <w:rFonts w:ascii="Courier New" w:hAnsi="Courier New" w:cs="Courier New" w:hint="default"/>
+      </w:rPr>
+    </w:lvl>
+    <w:lvl w:ilvl="8" w:tplc="04090005" w:tentative="1">
+      <w:start w:val="1"/>
+      <w:numFmt w:val="bullet"/>
+      <w:lvlText w:val=""/>
+      <w:lvlJc w:val="left"/>
+      <w:pPr>
+        <w:ind w:left="6480" w:hanging="360"/>
+      </w:pPr>
+      <w:rPr>
+        <w:rFonts w:ascii="Wingdings" w:hAnsi="Wingdings" w:hint="default"/>
+      </w:rPr>
+    </w:lvl>
+  </w:abstractNum>
+  <w:abstractNum w:abstractNumId="3">
     <w:nsid w:val="16074CB2"/>
     <w:multiLevelType w:val="hybridMultilevel"/>
     <w:tmpl w:val="36A26970"/>
@@ -6905,7 +11421,233 @@
       </w:rPr>
     </w:lvl>
   </w:abstractNum>
-  <w:abstractNum w:abstractNumId="2">
+  <w:abstractNum w:abstractNumId="4">
+    <w:nsid w:val="1ADE6004"/>
+    <w:multiLevelType w:val="hybridMultilevel"/>
+    <w:tmpl w:val="81A04E2A"/>
+    <w:lvl w:ilvl="0" w:tplc="865C1090">
+      <w:start w:val="1"/>
+      <w:numFmt w:val="bullet"/>
+      <w:lvlText w:val=""/>
+      <w:lvlJc w:val="left"/>
+      <w:pPr>
+        <w:ind w:left="720" w:hanging="360"/>
+      </w:pPr>
+      <w:rPr>
+        <w:rFonts w:ascii="Symbol" w:hAnsi="Symbol" w:hint="default"/>
+      </w:rPr>
+    </w:lvl>
+    <w:lvl w:ilvl="1" w:tplc="04090003" w:tentative="1">
+      <w:start w:val="1"/>
+      <w:numFmt w:val="bullet"/>
+      <w:lvlText w:val="o"/>
+      <w:lvlJc w:val="left"/>
+      <w:pPr>
+        <w:ind w:left="1440" w:hanging="360"/>
+      </w:pPr>
+      <w:rPr>
+        <w:rFonts w:ascii="Courier New" w:hAnsi="Courier New" w:cs="Courier New" w:hint="default"/>
+      </w:rPr>
+    </w:lvl>
+    <w:lvl w:ilvl="2" w:tplc="04090005" w:tentative="1">
+      <w:start w:val="1"/>
+      <w:numFmt w:val="bullet"/>
+      <w:lvlText w:val=""/>
+      <w:lvlJc w:val="left"/>
+      <w:pPr>
+        <w:ind w:left="2160" w:hanging="360"/>
+      </w:pPr>
+      <w:rPr>
+        <w:rFonts w:ascii="Wingdings" w:hAnsi="Wingdings" w:hint="default"/>
+      </w:rPr>
+    </w:lvl>
+    <w:lvl w:ilvl="3" w:tplc="04090001" w:tentative="1">
+      <w:start w:val="1"/>
+      <w:numFmt w:val="bullet"/>
+      <w:lvlText w:val=""/>
+      <w:lvlJc w:val="left"/>
+      <w:pPr>
+        <w:ind w:left="2880" w:hanging="360"/>
+      </w:pPr>
+      <w:rPr>
+        <w:rFonts w:ascii="Symbol" w:hAnsi="Symbol" w:hint="default"/>
+      </w:rPr>
+    </w:lvl>
+    <w:lvl w:ilvl="4" w:tplc="04090003" w:tentative="1">
+      <w:start w:val="1"/>
+      <w:numFmt w:val="bullet"/>
+      <w:lvlText w:val="o"/>
+      <w:lvlJc w:val="left"/>
+      <w:pPr>
+        <w:ind w:left="3600" w:hanging="360"/>
+      </w:pPr>
+      <w:rPr>
+        <w:rFonts w:ascii="Courier New" w:hAnsi="Courier New" w:cs="Courier New" w:hint="default"/>
+      </w:rPr>
+    </w:lvl>
+    <w:lvl w:ilvl="5" w:tplc="04090005" w:tentative="1">
+      <w:start w:val="1"/>
+      <w:numFmt w:val="bullet"/>
+      <w:lvlText w:val=""/>
+      <w:lvlJc w:val="left"/>
+      <w:pPr>
+        <w:ind w:left="4320" w:hanging="360"/>
+      </w:pPr>
+      <w:rPr>
+        <w:rFonts w:ascii="Wingdings" w:hAnsi="Wingdings" w:hint="default"/>
+      </w:rPr>
+    </w:lvl>
+    <w:lvl w:ilvl="6" w:tplc="04090001" w:tentative="1">
+      <w:start w:val="1"/>
+      <w:numFmt w:val="bullet"/>
+      <w:lvlText w:val=""/>
+      <w:lvlJc w:val="left"/>
+      <w:pPr>
+        <w:ind w:left="5040" w:hanging="360"/>
+      </w:pPr>
+      <w:rPr>
+        <w:rFonts w:ascii="Symbol" w:hAnsi="Symbol" w:hint="default"/>
+      </w:rPr>
+    </w:lvl>
+    <w:lvl w:ilvl="7" w:tplc="04090003" w:tentative="1">
+      <w:start w:val="1"/>
+      <w:numFmt w:val="bullet"/>
+      <w:lvlText w:val="o"/>
+      <w:lvlJc w:val="left"/>
+      <w:pPr>
+        <w:ind w:left="5760" w:hanging="360"/>
+      </w:pPr>
+      <w:rPr>
+        <w:rFonts w:ascii="Courier New" w:hAnsi="Courier New" w:cs="Courier New" w:hint="default"/>
+      </w:rPr>
+    </w:lvl>
+    <w:lvl w:ilvl="8" w:tplc="04090005" w:tentative="1">
+      <w:start w:val="1"/>
+      <w:numFmt w:val="bullet"/>
+      <w:lvlText w:val=""/>
+      <w:lvlJc w:val="left"/>
+      <w:pPr>
+        <w:ind w:left="6480" w:hanging="360"/>
+      </w:pPr>
+      <w:rPr>
+        <w:rFonts w:ascii="Wingdings" w:hAnsi="Wingdings" w:hint="default"/>
+      </w:rPr>
+    </w:lvl>
+  </w:abstractNum>
+  <w:abstractNum w:abstractNumId="5">
+    <w:nsid w:val="1EA55AEA"/>
+    <w:multiLevelType w:val="hybridMultilevel"/>
+    <w:tmpl w:val="3F46D618"/>
+    <w:lvl w:ilvl="0" w:tplc="865C1090">
+      <w:start w:val="1"/>
+      <w:numFmt w:val="bullet"/>
+      <w:lvlText w:val=""/>
+      <w:lvlJc w:val="left"/>
+      <w:pPr>
+        <w:ind w:left="720" w:hanging="360"/>
+      </w:pPr>
+      <w:rPr>
+        <w:rFonts w:ascii="Symbol" w:hAnsi="Symbol" w:hint="default"/>
+      </w:rPr>
+    </w:lvl>
+    <w:lvl w:ilvl="1" w:tplc="04090003" w:tentative="1">
+      <w:start w:val="1"/>
+      <w:numFmt w:val="bullet"/>
+      <w:lvlText w:val="o"/>
+      <w:lvlJc w:val="left"/>
+      <w:pPr>
+        <w:ind w:left="1440" w:hanging="360"/>
+      </w:pPr>
+      <w:rPr>
+        <w:rFonts w:ascii="Courier New" w:hAnsi="Courier New" w:cs="Courier New" w:hint="default"/>
+      </w:rPr>
+    </w:lvl>
+    <w:lvl w:ilvl="2" w:tplc="04090005" w:tentative="1">
+      <w:start w:val="1"/>
+      <w:numFmt w:val="bullet"/>
+      <w:lvlText w:val=""/>
+      <w:lvlJc w:val="left"/>
+      <w:pPr>
+        <w:ind w:left="2160" w:hanging="360"/>
+      </w:pPr>
+      <w:rPr>
+        <w:rFonts w:ascii="Wingdings" w:hAnsi="Wingdings" w:hint="default"/>
+      </w:rPr>
+    </w:lvl>
+    <w:lvl w:ilvl="3" w:tplc="04090001" w:tentative="1">
+      <w:start w:val="1"/>
+      <w:numFmt w:val="bullet"/>
+      <w:lvlText w:val=""/>
+      <w:lvlJc w:val="left"/>
+      <w:pPr>
+        <w:ind w:left="2880" w:hanging="360"/>
+      </w:pPr>
+      <w:rPr>
+        <w:rFonts w:ascii="Symbol" w:hAnsi="Symbol" w:hint="default"/>
+      </w:rPr>
+    </w:lvl>
+    <w:lvl w:ilvl="4" w:tplc="04090003" w:tentative="1">
+      <w:start w:val="1"/>
+      <w:numFmt w:val="bullet"/>
+      <w:lvlText w:val="o"/>
+      <w:lvlJc w:val="left"/>
+      <w:pPr>
+        <w:ind w:left="3600" w:hanging="360"/>
+      </w:pPr>
+      <w:rPr>
+        <w:rFonts w:ascii="Courier New" w:hAnsi="Courier New" w:cs="Courier New" w:hint="default"/>
+      </w:rPr>
+    </w:lvl>
+    <w:lvl w:ilvl="5" w:tplc="04090005" w:tentative="1">
+      <w:start w:val="1"/>
+      <w:numFmt w:val="bullet"/>
+      <w:lvlText w:val=""/>
+      <w:lvlJc w:val="left"/>
+      <w:pPr>
+        <w:ind w:left="4320" w:hanging="360"/>
+      </w:pPr>
+      <w:rPr>
+        <w:rFonts w:ascii="Wingdings" w:hAnsi="Wingdings" w:hint="default"/>
+      </w:rPr>
+    </w:lvl>
+    <w:lvl w:ilvl="6" w:tplc="04090001" w:tentative="1">
+      <w:start w:val="1"/>
+      <w:numFmt w:val="bullet"/>
+      <w:lvlText w:val=""/>
+      <w:lvlJc w:val="left"/>
+      <w:pPr>
+        <w:ind w:left="5040" w:hanging="360"/>
+      </w:pPr>
+      <w:rPr>
+        <w:rFonts w:ascii="Symbol" w:hAnsi="Symbol" w:hint="default"/>
+      </w:rPr>
+    </w:lvl>
+    <w:lvl w:ilvl="7" w:tplc="04090003" w:tentative="1">
+      <w:start w:val="1"/>
+      <w:numFmt w:val="bullet"/>
+      <w:lvlText w:val="o"/>
+      <w:lvlJc w:val="left"/>
+      <w:pPr>
+        <w:ind w:left="5760" w:hanging="360"/>
+      </w:pPr>
+      <w:rPr>
+        <w:rFonts w:ascii="Courier New" w:hAnsi="Courier New" w:cs="Courier New" w:hint="default"/>
+      </w:rPr>
+    </w:lvl>
+    <w:lvl w:ilvl="8" w:tplc="04090005" w:tentative="1">
+      <w:start w:val="1"/>
+      <w:numFmt w:val="bullet"/>
+      <w:lvlText w:val=""/>
+      <w:lvlJc w:val="left"/>
+      <w:pPr>
+        <w:ind w:left="6480" w:hanging="360"/>
+      </w:pPr>
+      <w:rPr>
+        <w:rFonts w:ascii="Wingdings" w:hAnsi="Wingdings" w:hint="default"/>
+      </w:rPr>
+    </w:lvl>
+  </w:abstractNum>
+  <w:abstractNum w:abstractNumId="6">
     <w:nsid w:val="245633E2"/>
     <w:multiLevelType w:val="hybridMultilevel"/>
     <w:tmpl w:val="4D0AF5EA"/>
@@ -7018,7 +11760,7 @@
       </w:rPr>
     </w:lvl>
   </w:abstractNum>
-  <w:abstractNum w:abstractNumId="3">
+  <w:abstractNum w:abstractNumId="7">
     <w:nsid w:val="253233D0"/>
     <w:multiLevelType w:val="hybridMultilevel"/>
     <w:tmpl w:val="EB387172"/>
@@ -7131,7 +11873,7 @@
       </w:rPr>
     </w:lvl>
   </w:abstractNum>
-  <w:abstractNum w:abstractNumId="4">
+  <w:abstractNum w:abstractNumId="8">
     <w:nsid w:val="2B0B72E5"/>
     <w:multiLevelType w:val="hybridMultilevel"/>
     <w:tmpl w:val="1BC6F884"/>
@@ -7244,7 +11986,7 @@
       </w:rPr>
     </w:lvl>
   </w:abstractNum>
-  <w:abstractNum w:abstractNumId="5">
+  <w:abstractNum w:abstractNumId="9">
     <w:nsid w:val="328C558A"/>
     <w:multiLevelType w:val="hybridMultilevel"/>
     <w:tmpl w:val="7BAA8E0E"/>
@@ -7333,7 +12075,120 @@
       </w:pPr>
     </w:lvl>
   </w:abstractNum>
-  <w:abstractNum w:abstractNumId="6">
+  <w:abstractNum w:abstractNumId="10">
+    <w:nsid w:val="34931AD8"/>
+    <w:multiLevelType w:val="hybridMultilevel"/>
+    <w:tmpl w:val="0390147C"/>
+    <w:lvl w:ilvl="0" w:tplc="865C1090">
+      <w:start w:val="1"/>
+      <w:numFmt w:val="bullet"/>
+      <w:lvlText w:val=""/>
+      <w:lvlJc w:val="left"/>
+      <w:pPr>
+        <w:ind w:left="720" w:hanging="360"/>
+      </w:pPr>
+      <w:rPr>
+        <w:rFonts w:ascii="Symbol" w:hAnsi="Symbol" w:hint="default"/>
+      </w:rPr>
+    </w:lvl>
+    <w:lvl w:ilvl="1" w:tplc="04090003" w:tentative="1">
+      <w:start w:val="1"/>
+      <w:numFmt w:val="bullet"/>
+      <w:lvlText w:val="o"/>
+      <w:lvlJc w:val="left"/>
+      <w:pPr>
+        <w:ind w:left="1440" w:hanging="360"/>
+      </w:pPr>
+      <w:rPr>
+        <w:rFonts w:ascii="Courier New" w:hAnsi="Courier New" w:cs="Courier New" w:hint="default"/>
+      </w:rPr>
+    </w:lvl>
+    <w:lvl w:ilvl="2" w:tplc="04090005" w:tentative="1">
+      <w:start w:val="1"/>
+      <w:numFmt w:val="bullet"/>
+      <w:lvlText w:val=""/>
+      <w:lvlJc w:val="left"/>
+      <w:pPr>
+        <w:ind w:left="2160" w:hanging="360"/>
+      </w:pPr>
+      <w:rPr>
+        <w:rFonts w:ascii="Wingdings" w:hAnsi="Wingdings" w:hint="default"/>
+      </w:rPr>
+    </w:lvl>
+    <w:lvl w:ilvl="3" w:tplc="04090001" w:tentative="1">
+      <w:start w:val="1"/>
+      <w:numFmt w:val="bullet"/>
+      <w:lvlText w:val=""/>
+      <w:lvlJc w:val="left"/>
+      <w:pPr>
+        <w:ind w:left="2880" w:hanging="360"/>
+      </w:pPr>
+      <w:rPr>
+        <w:rFonts w:ascii="Symbol" w:hAnsi="Symbol" w:hint="default"/>
+      </w:rPr>
+    </w:lvl>
+    <w:lvl w:ilvl="4" w:tplc="04090003" w:tentative="1">
+      <w:start w:val="1"/>
+      <w:numFmt w:val="bullet"/>
+      <w:lvlText w:val="o"/>
+      <w:lvlJc w:val="left"/>
+      <w:pPr>
+        <w:ind w:left="3600" w:hanging="360"/>
+      </w:pPr>
+      <w:rPr>
+        <w:rFonts w:ascii="Courier New" w:hAnsi="Courier New" w:cs="Courier New" w:hint="default"/>
+      </w:rPr>
+    </w:lvl>
+    <w:lvl w:ilvl="5" w:tplc="04090005" w:tentative="1">
+      <w:start w:val="1"/>
+      <w:numFmt w:val="bullet"/>
+      <w:lvlText w:val=""/>
+      <w:lvlJc w:val="left"/>
+      <w:pPr>
+        <w:ind w:left="4320" w:hanging="360"/>
+      </w:pPr>
+      <w:rPr>
+        <w:rFonts w:ascii="Wingdings" w:hAnsi="Wingdings" w:hint="default"/>
+      </w:rPr>
+    </w:lvl>
+    <w:lvl w:ilvl="6" w:tplc="04090001" w:tentative="1">
+      <w:start w:val="1"/>
+      <w:numFmt w:val="bullet"/>
+      <w:lvlText w:val=""/>
+      <w:lvlJc w:val="left"/>
+      <w:pPr>
+        <w:ind w:left="5040" w:hanging="360"/>
+      </w:pPr>
+      <w:rPr>
+        <w:rFonts w:ascii="Symbol" w:hAnsi="Symbol" w:hint="default"/>
+      </w:rPr>
+    </w:lvl>
+    <w:lvl w:ilvl="7" w:tplc="04090003" w:tentative="1">
+      <w:start w:val="1"/>
+      <w:numFmt w:val="bullet"/>
+      <w:lvlText w:val="o"/>
+      <w:lvlJc w:val="left"/>
+      <w:pPr>
+        <w:ind w:left="5760" w:hanging="360"/>
+      </w:pPr>
+      <w:rPr>
+        <w:rFonts w:ascii="Courier New" w:hAnsi="Courier New" w:cs="Courier New" w:hint="default"/>
+      </w:rPr>
+    </w:lvl>
+    <w:lvl w:ilvl="8" w:tplc="04090005" w:tentative="1">
+      <w:start w:val="1"/>
+      <w:numFmt w:val="bullet"/>
+      <w:lvlText w:val=""/>
+      <w:lvlJc w:val="left"/>
+      <w:pPr>
+        <w:ind w:left="6480" w:hanging="360"/>
+      </w:pPr>
+      <w:rPr>
+        <w:rFonts w:ascii="Wingdings" w:hAnsi="Wingdings" w:hint="default"/>
+      </w:rPr>
+    </w:lvl>
+  </w:abstractNum>
+  <w:abstractNum w:abstractNumId="11">
     <w:nsid w:val="34C94D76"/>
     <w:multiLevelType w:val="hybridMultilevel"/>
     <w:tmpl w:val="00F2AF32"/>
@@ -7446,7 +12301,7 @@
       </w:rPr>
     </w:lvl>
   </w:abstractNum>
-  <w:abstractNum w:abstractNumId="7">
+  <w:abstractNum w:abstractNumId="12">
     <w:nsid w:val="351A7029"/>
     <w:multiLevelType w:val="hybridMultilevel"/>
     <w:tmpl w:val="489A99BA"/>
@@ -7559,7 +12414,120 @@
       </w:rPr>
     </w:lvl>
   </w:abstractNum>
-  <w:abstractNum w:abstractNumId="8">
+  <w:abstractNum w:abstractNumId="13">
+    <w:nsid w:val="367C6A40"/>
+    <w:multiLevelType w:val="hybridMultilevel"/>
+    <w:tmpl w:val="DE10A944"/>
+    <w:lvl w:ilvl="0" w:tplc="865C1090">
+      <w:start w:val="1"/>
+      <w:numFmt w:val="bullet"/>
+      <w:lvlText w:val=""/>
+      <w:lvlJc w:val="left"/>
+      <w:pPr>
+        <w:ind w:left="720" w:hanging="360"/>
+      </w:pPr>
+      <w:rPr>
+        <w:rFonts w:ascii="Symbol" w:hAnsi="Symbol" w:hint="default"/>
+      </w:rPr>
+    </w:lvl>
+    <w:lvl w:ilvl="1" w:tplc="04090003" w:tentative="1">
+      <w:start w:val="1"/>
+      <w:numFmt w:val="bullet"/>
+      <w:lvlText w:val="o"/>
+      <w:lvlJc w:val="left"/>
+      <w:pPr>
+        <w:ind w:left="1440" w:hanging="360"/>
+      </w:pPr>
+      <w:rPr>
+        <w:rFonts w:ascii="Courier New" w:hAnsi="Courier New" w:cs="Courier New" w:hint="default"/>
+      </w:rPr>
+    </w:lvl>
+    <w:lvl w:ilvl="2" w:tplc="04090005" w:tentative="1">
+      <w:start w:val="1"/>
+      <w:numFmt w:val="bullet"/>
+      <w:lvlText w:val=""/>
+      <w:lvlJc w:val="left"/>
+      <w:pPr>
+        <w:ind w:left="2160" w:hanging="360"/>
+      </w:pPr>
+      <w:rPr>
+        <w:rFonts w:ascii="Wingdings" w:hAnsi="Wingdings" w:hint="default"/>
+      </w:rPr>
+    </w:lvl>
+    <w:lvl w:ilvl="3" w:tplc="04090001" w:tentative="1">
+      <w:start w:val="1"/>
+      <w:numFmt w:val="bullet"/>
+      <w:lvlText w:val=""/>
+      <w:lvlJc w:val="left"/>
+      <w:pPr>
+        <w:ind w:left="2880" w:hanging="360"/>
+      </w:pPr>
+      <w:rPr>
+        <w:rFonts w:ascii="Symbol" w:hAnsi="Symbol" w:hint="default"/>
+      </w:rPr>
+    </w:lvl>
+    <w:lvl w:ilvl="4" w:tplc="04090003" w:tentative="1">
+      <w:start w:val="1"/>
+      <w:numFmt w:val="bullet"/>
+      <w:lvlText w:val="o"/>
+      <w:lvlJc w:val="left"/>
+      <w:pPr>
+        <w:ind w:left="3600" w:hanging="360"/>
+      </w:pPr>
+      <w:rPr>
+        <w:rFonts w:ascii="Courier New" w:hAnsi="Courier New" w:cs="Courier New" w:hint="default"/>
+      </w:rPr>
+    </w:lvl>
+    <w:lvl w:ilvl="5" w:tplc="04090005" w:tentative="1">
+      <w:start w:val="1"/>
+      <w:numFmt w:val="bullet"/>
+      <w:lvlText w:val=""/>
+      <w:lvlJc w:val="left"/>
+      <w:pPr>
+        <w:ind w:left="4320" w:hanging="360"/>
+      </w:pPr>
+      <w:rPr>
+        <w:rFonts w:ascii="Wingdings" w:hAnsi="Wingdings" w:hint="default"/>
+      </w:rPr>
+    </w:lvl>
+    <w:lvl w:ilvl="6" w:tplc="04090001" w:tentative="1">
+      <w:start w:val="1"/>
+      <w:numFmt w:val="bullet"/>
+      <w:lvlText w:val=""/>
+      <w:lvlJc w:val="left"/>
+      <w:pPr>
+        <w:ind w:left="5040" w:hanging="360"/>
+      </w:pPr>
+      <w:rPr>
+        <w:rFonts w:ascii="Symbol" w:hAnsi="Symbol" w:hint="default"/>
+      </w:rPr>
+    </w:lvl>
+    <w:lvl w:ilvl="7" w:tplc="04090003" w:tentative="1">
+      <w:start w:val="1"/>
+      <w:numFmt w:val="bullet"/>
+      <w:lvlText w:val="o"/>
+      <w:lvlJc w:val="left"/>
+      <w:pPr>
+        <w:ind w:left="5760" w:hanging="360"/>
+      </w:pPr>
+      <w:rPr>
+        <w:rFonts w:ascii="Courier New" w:hAnsi="Courier New" w:cs="Courier New" w:hint="default"/>
+      </w:rPr>
+    </w:lvl>
+    <w:lvl w:ilvl="8" w:tplc="04090005" w:tentative="1">
+      <w:start w:val="1"/>
+      <w:numFmt w:val="bullet"/>
+      <w:lvlText w:val=""/>
+      <w:lvlJc w:val="left"/>
+      <w:pPr>
+        <w:ind w:left="6480" w:hanging="360"/>
+      </w:pPr>
+      <w:rPr>
+        <w:rFonts w:ascii="Wingdings" w:hAnsi="Wingdings" w:hint="default"/>
+      </w:rPr>
+    </w:lvl>
+  </w:abstractNum>
+  <w:abstractNum w:abstractNumId="14">
     <w:nsid w:val="3D791338"/>
     <w:multiLevelType w:val="hybridMultilevel"/>
     <w:tmpl w:val="FBE2C1EC"/>
@@ -7672,7 +12640,346 @@
       </w:rPr>
     </w:lvl>
   </w:abstractNum>
-  <w:abstractNum w:abstractNumId="9">
+  <w:abstractNum w:abstractNumId="15">
+    <w:nsid w:val="4044363B"/>
+    <w:multiLevelType w:val="hybridMultilevel"/>
+    <w:tmpl w:val="6674F8D4"/>
+    <w:lvl w:ilvl="0" w:tplc="865C1090">
+      <w:start w:val="1"/>
+      <w:numFmt w:val="bullet"/>
+      <w:lvlText w:val=""/>
+      <w:lvlJc w:val="left"/>
+      <w:pPr>
+        <w:ind w:left="720" w:hanging="360"/>
+      </w:pPr>
+      <w:rPr>
+        <w:rFonts w:ascii="Symbol" w:hAnsi="Symbol" w:hint="default"/>
+      </w:rPr>
+    </w:lvl>
+    <w:lvl w:ilvl="1" w:tplc="04090003" w:tentative="1">
+      <w:start w:val="1"/>
+      <w:numFmt w:val="bullet"/>
+      <w:lvlText w:val="o"/>
+      <w:lvlJc w:val="left"/>
+      <w:pPr>
+        <w:ind w:left="1440" w:hanging="360"/>
+      </w:pPr>
+      <w:rPr>
+        <w:rFonts w:ascii="Courier New" w:hAnsi="Courier New" w:cs="Courier New" w:hint="default"/>
+      </w:rPr>
+    </w:lvl>
+    <w:lvl w:ilvl="2" w:tplc="04090005" w:tentative="1">
+      <w:start w:val="1"/>
+      <w:numFmt w:val="bullet"/>
+      <w:lvlText w:val=""/>
+      <w:lvlJc w:val="left"/>
+      <w:pPr>
+        <w:ind w:left="2160" w:hanging="360"/>
+      </w:pPr>
+      <w:rPr>
+        <w:rFonts w:ascii="Wingdings" w:hAnsi="Wingdings" w:hint="default"/>
+      </w:rPr>
+    </w:lvl>
+    <w:lvl w:ilvl="3" w:tplc="04090001" w:tentative="1">
+      <w:start w:val="1"/>
+      <w:numFmt w:val="bullet"/>
+      <w:lvlText w:val=""/>
+      <w:lvlJc w:val="left"/>
+      <w:pPr>
+        <w:ind w:left="2880" w:hanging="360"/>
+      </w:pPr>
+      <w:rPr>
+        <w:rFonts w:ascii="Symbol" w:hAnsi="Symbol" w:hint="default"/>
+      </w:rPr>
+    </w:lvl>
+    <w:lvl w:ilvl="4" w:tplc="04090003" w:tentative="1">
+      <w:start w:val="1"/>
+      <w:numFmt w:val="bullet"/>
+      <w:lvlText w:val="o"/>
+      <w:lvlJc w:val="left"/>
+      <w:pPr>
+        <w:ind w:left="3600" w:hanging="360"/>
+      </w:pPr>
+      <w:rPr>
+        <w:rFonts w:ascii="Courier New" w:hAnsi="Courier New" w:cs="Courier New" w:hint="default"/>
+      </w:rPr>
+    </w:lvl>
+    <w:lvl w:ilvl="5" w:tplc="04090005" w:tentative="1">
+      <w:start w:val="1"/>
+      <w:numFmt w:val="bullet"/>
+      <w:lvlText w:val=""/>
+      <w:lvlJc w:val="left"/>
+      <w:pPr>
+        <w:ind w:left="4320" w:hanging="360"/>
+      </w:pPr>
+      <w:rPr>
+        <w:rFonts w:ascii="Wingdings" w:hAnsi="Wingdings" w:hint="default"/>
+      </w:rPr>
+    </w:lvl>
+    <w:lvl w:ilvl="6" w:tplc="04090001" w:tentative="1">
+      <w:start w:val="1"/>
+      <w:numFmt w:val="bullet"/>
+      <w:lvlText w:val=""/>
+      <w:lvlJc w:val="left"/>
+      <w:pPr>
+        <w:ind w:left="5040" w:hanging="360"/>
+      </w:pPr>
+      <w:rPr>
+        <w:rFonts w:ascii="Symbol" w:hAnsi="Symbol" w:hint="default"/>
+      </w:rPr>
+    </w:lvl>
+    <w:lvl w:ilvl="7" w:tplc="04090003" w:tentative="1">
+      <w:start w:val="1"/>
+      <w:numFmt w:val="bullet"/>
+      <w:lvlText w:val="o"/>
+      <w:lvlJc w:val="left"/>
+      <w:pPr>
+        <w:ind w:left="5760" w:hanging="360"/>
+      </w:pPr>
+      <w:rPr>
+        <w:rFonts w:ascii="Courier New" w:hAnsi="Courier New" w:cs="Courier New" w:hint="default"/>
+      </w:rPr>
+    </w:lvl>
+    <w:lvl w:ilvl="8" w:tplc="04090005" w:tentative="1">
+      <w:start w:val="1"/>
+      <w:numFmt w:val="bullet"/>
+      <w:lvlText w:val=""/>
+      <w:lvlJc w:val="left"/>
+      <w:pPr>
+        <w:ind w:left="6480" w:hanging="360"/>
+      </w:pPr>
+      <w:rPr>
+        <w:rFonts w:ascii="Wingdings" w:hAnsi="Wingdings" w:hint="default"/>
+      </w:rPr>
+    </w:lvl>
+  </w:abstractNum>
+  <w:abstractNum w:abstractNumId="16">
+    <w:nsid w:val="41EC32CD"/>
+    <w:multiLevelType w:val="hybridMultilevel"/>
+    <w:tmpl w:val="2CF2BCC0"/>
+    <w:lvl w:ilvl="0" w:tplc="865C1090">
+      <w:start w:val="1"/>
+      <w:numFmt w:val="bullet"/>
+      <w:lvlText w:val=""/>
+      <w:lvlJc w:val="left"/>
+      <w:pPr>
+        <w:ind w:left="720" w:hanging="360"/>
+      </w:pPr>
+      <w:rPr>
+        <w:rFonts w:ascii="Symbol" w:hAnsi="Symbol" w:hint="default"/>
+      </w:rPr>
+    </w:lvl>
+    <w:lvl w:ilvl="1" w:tplc="04090003" w:tentative="1">
+      <w:start w:val="1"/>
+      <w:numFmt w:val="bullet"/>
+      <w:lvlText w:val="o"/>
+      <w:lvlJc w:val="left"/>
+      <w:pPr>
+        <w:ind w:left="1440" w:hanging="360"/>
+      </w:pPr>
+      <w:rPr>
+        <w:rFonts w:ascii="Courier New" w:hAnsi="Courier New" w:cs="Courier New" w:hint="default"/>
+      </w:rPr>
+    </w:lvl>
+    <w:lvl w:ilvl="2" w:tplc="04090005" w:tentative="1">
+      <w:start w:val="1"/>
+      <w:numFmt w:val="bullet"/>
+      <w:lvlText w:val=""/>
+      <w:lvlJc w:val="left"/>
+      <w:pPr>
+        <w:ind w:left="2160" w:hanging="360"/>
+      </w:pPr>
+      <w:rPr>
+        <w:rFonts w:ascii="Wingdings" w:hAnsi="Wingdings" w:hint="default"/>
+      </w:rPr>
+    </w:lvl>
+    <w:lvl w:ilvl="3" w:tplc="04090001" w:tentative="1">
+      <w:start w:val="1"/>
+      <w:numFmt w:val="bullet"/>
+      <w:lvlText w:val=""/>
+      <w:lvlJc w:val="left"/>
+      <w:pPr>
+        <w:ind w:left="2880" w:hanging="360"/>
+      </w:pPr>
+      <w:rPr>
+        <w:rFonts w:ascii="Symbol" w:hAnsi="Symbol" w:hint="default"/>
+      </w:rPr>
+    </w:lvl>
+    <w:lvl w:ilvl="4" w:tplc="04090003" w:tentative="1">
+      <w:start w:val="1"/>
+      <w:numFmt w:val="bullet"/>
+      <w:lvlText w:val="o"/>
+      <w:lvlJc w:val="left"/>
+      <w:pPr>
+        <w:ind w:left="3600" w:hanging="360"/>
+      </w:pPr>
+      <w:rPr>
+        <w:rFonts w:ascii="Courier New" w:hAnsi="Courier New" w:cs="Courier New" w:hint="default"/>
+      </w:rPr>
+    </w:lvl>
+    <w:lvl w:ilvl="5" w:tplc="04090005" w:tentative="1">
+      <w:start w:val="1"/>
+      <w:numFmt w:val="bullet"/>
+      <w:lvlText w:val=""/>
+      <w:lvlJc w:val="left"/>
+      <w:pPr>
+        <w:ind w:left="4320" w:hanging="360"/>
+      </w:pPr>
+      <w:rPr>
+        <w:rFonts w:ascii="Wingdings" w:hAnsi="Wingdings" w:hint="default"/>
+      </w:rPr>
+    </w:lvl>
+    <w:lvl w:ilvl="6" w:tplc="04090001" w:tentative="1">
+      <w:start w:val="1"/>
+      <w:numFmt w:val="bullet"/>
+      <w:lvlText w:val=""/>
+      <w:lvlJc w:val="left"/>
+      <w:pPr>
+        <w:ind w:left="5040" w:hanging="360"/>
+      </w:pPr>
+      <w:rPr>
+        <w:rFonts w:ascii="Symbol" w:hAnsi="Symbol" w:hint="default"/>
+      </w:rPr>
+    </w:lvl>
+    <w:lvl w:ilvl="7" w:tplc="04090003" w:tentative="1">
+      <w:start w:val="1"/>
+      <w:numFmt w:val="bullet"/>
+      <w:lvlText w:val="o"/>
+      <w:lvlJc w:val="left"/>
+      <w:pPr>
+        <w:ind w:left="5760" w:hanging="360"/>
+      </w:pPr>
+      <w:rPr>
+        <w:rFonts w:ascii="Courier New" w:hAnsi="Courier New" w:cs="Courier New" w:hint="default"/>
+      </w:rPr>
+    </w:lvl>
+    <w:lvl w:ilvl="8" w:tplc="04090005" w:tentative="1">
+      <w:start w:val="1"/>
+      <w:numFmt w:val="bullet"/>
+      <w:lvlText w:val=""/>
+      <w:lvlJc w:val="left"/>
+      <w:pPr>
+        <w:ind w:left="6480" w:hanging="360"/>
+      </w:pPr>
+      <w:rPr>
+        <w:rFonts w:ascii="Wingdings" w:hAnsi="Wingdings" w:hint="default"/>
+      </w:rPr>
+    </w:lvl>
+  </w:abstractNum>
+  <w:abstractNum w:abstractNumId="17">
+    <w:nsid w:val="41F45CCC"/>
+    <w:multiLevelType w:val="hybridMultilevel"/>
+    <w:tmpl w:val="9E98A4DA"/>
+    <w:lvl w:ilvl="0" w:tplc="865C1090">
+      <w:start w:val="1"/>
+      <w:numFmt w:val="bullet"/>
+      <w:lvlText w:val=""/>
+      <w:lvlJc w:val="left"/>
+      <w:pPr>
+        <w:ind w:left="720" w:hanging="360"/>
+      </w:pPr>
+      <w:rPr>
+        <w:rFonts w:ascii="Symbol" w:hAnsi="Symbol" w:hint="default"/>
+      </w:rPr>
+    </w:lvl>
+    <w:lvl w:ilvl="1" w:tplc="04090003" w:tentative="1">
+      <w:start w:val="1"/>
+      <w:numFmt w:val="bullet"/>
+      <w:lvlText w:val="o"/>
+      <w:lvlJc w:val="left"/>
+      <w:pPr>
+        <w:ind w:left="1440" w:hanging="360"/>
+      </w:pPr>
+      <w:rPr>
+        <w:rFonts w:ascii="Courier New" w:hAnsi="Courier New" w:cs="Courier New" w:hint="default"/>
+      </w:rPr>
+    </w:lvl>
+    <w:lvl w:ilvl="2" w:tplc="04090005" w:tentative="1">
+      <w:start w:val="1"/>
+      <w:numFmt w:val="bullet"/>
+      <w:lvlText w:val=""/>
+      <w:lvlJc w:val="left"/>
+      <w:pPr>
+        <w:ind w:left="2160" w:hanging="360"/>
+      </w:pPr>
+      <w:rPr>
+        <w:rFonts w:ascii="Wingdings" w:hAnsi="Wingdings" w:hint="default"/>
+      </w:rPr>
+    </w:lvl>
+    <w:lvl w:ilvl="3" w:tplc="04090001" w:tentative="1">
+      <w:start w:val="1"/>
+      <w:numFmt w:val="bullet"/>
+      <w:lvlText w:val=""/>
+      <w:lvlJc w:val="left"/>
+      <w:pPr>
+        <w:ind w:left="2880" w:hanging="360"/>
+      </w:pPr>
+      <w:rPr>
+        <w:rFonts w:ascii="Symbol" w:hAnsi="Symbol" w:hint="default"/>
+      </w:rPr>
+    </w:lvl>
+    <w:lvl w:ilvl="4" w:tplc="04090003" w:tentative="1">
+      <w:start w:val="1"/>
+      <w:numFmt w:val="bullet"/>
+      <w:lvlText w:val="o"/>
+      <w:lvlJc w:val="left"/>
+      <w:pPr>
+        <w:ind w:left="3600" w:hanging="360"/>
+      </w:pPr>
+      <w:rPr>
+        <w:rFonts w:ascii="Courier New" w:hAnsi="Courier New" w:cs="Courier New" w:hint="default"/>
+      </w:rPr>
+    </w:lvl>
+    <w:lvl w:ilvl="5" w:tplc="04090005" w:tentative="1">
+      <w:start w:val="1"/>
+      <w:numFmt w:val="bullet"/>
+      <w:lvlText w:val=""/>
+      <w:lvlJc w:val="left"/>
+      <w:pPr>
+        <w:ind w:left="4320" w:hanging="360"/>
+      </w:pPr>
+      <w:rPr>
+        <w:rFonts w:ascii="Wingdings" w:hAnsi="Wingdings" w:hint="default"/>
+      </w:rPr>
+    </w:lvl>
+    <w:lvl w:ilvl="6" w:tplc="04090001" w:tentative="1">
+      <w:start w:val="1"/>
+      <w:numFmt w:val="bullet"/>
+      <w:lvlText w:val=""/>
+      <w:lvlJc w:val="left"/>
+      <w:pPr>
+        <w:ind w:left="5040" w:hanging="360"/>
+      </w:pPr>
+      <w:rPr>
+        <w:rFonts w:ascii="Symbol" w:hAnsi="Symbol" w:hint="default"/>
+      </w:rPr>
+    </w:lvl>
+    <w:lvl w:ilvl="7" w:tplc="04090003" w:tentative="1">
+      <w:start w:val="1"/>
+      <w:numFmt w:val="bullet"/>
+      <w:lvlText w:val="o"/>
+      <w:lvlJc w:val="left"/>
+      <w:pPr>
+        <w:ind w:left="5760" w:hanging="360"/>
+      </w:pPr>
+      <w:rPr>
+        <w:rFonts w:ascii="Courier New" w:hAnsi="Courier New" w:cs="Courier New" w:hint="default"/>
+      </w:rPr>
+    </w:lvl>
+    <w:lvl w:ilvl="8" w:tplc="04090005" w:tentative="1">
+      <w:start w:val="1"/>
+      <w:numFmt w:val="bullet"/>
+      <w:lvlText w:val=""/>
+      <w:lvlJc w:val="left"/>
+      <w:pPr>
+        <w:ind w:left="6480" w:hanging="360"/>
+      </w:pPr>
+      <w:rPr>
+        <w:rFonts w:ascii="Wingdings" w:hAnsi="Wingdings" w:hint="default"/>
+      </w:rPr>
+    </w:lvl>
+  </w:abstractNum>
+  <w:abstractNum w:abstractNumId="18">
     <w:nsid w:val="45E40DFC"/>
     <w:multiLevelType w:val="hybridMultilevel"/>
     <w:tmpl w:val="72A46BA8"/>
@@ -7785,7 +13092,7 @@
       </w:rPr>
     </w:lvl>
   </w:abstractNum>
-  <w:abstractNum w:abstractNumId="10">
+  <w:abstractNum w:abstractNumId="19">
     <w:nsid w:val="5237402E"/>
     <w:multiLevelType w:val="hybridMultilevel"/>
     <w:tmpl w:val="D60AC37A"/>
@@ -7898,7 +13205,7 @@
       </w:rPr>
     </w:lvl>
   </w:abstractNum>
-  <w:abstractNum w:abstractNumId="11">
+  <w:abstractNum w:abstractNumId="20">
     <w:nsid w:val="545E589F"/>
     <w:multiLevelType w:val="hybridMultilevel"/>
     <w:tmpl w:val="310283BC"/>
@@ -8011,7 +13318,120 @@
       </w:rPr>
     </w:lvl>
   </w:abstractNum>
-  <w:abstractNum w:abstractNumId="12">
+  <w:abstractNum w:abstractNumId="21">
+    <w:nsid w:val="55E219C1"/>
+    <w:multiLevelType w:val="hybridMultilevel"/>
+    <w:tmpl w:val="660A0AFC"/>
+    <w:lvl w:ilvl="0" w:tplc="865C1090">
+      <w:start w:val="1"/>
+      <w:numFmt w:val="bullet"/>
+      <w:lvlText w:val=""/>
+      <w:lvlJc w:val="left"/>
+      <w:pPr>
+        <w:ind w:left="720" w:hanging="360"/>
+      </w:pPr>
+      <w:rPr>
+        <w:rFonts w:ascii="Symbol" w:hAnsi="Symbol" w:hint="default"/>
+      </w:rPr>
+    </w:lvl>
+    <w:lvl w:ilvl="1" w:tplc="04090003" w:tentative="1">
+      <w:start w:val="1"/>
+      <w:numFmt w:val="bullet"/>
+      <w:lvlText w:val="o"/>
+      <w:lvlJc w:val="left"/>
+      <w:pPr>
+        <w:ind w:left="1440" w:hanging="360"/>
+      </w:pPr>
+      <w:rPr>
+        <w:rFonts w:ascii="Courier New" w:hAnsi="Courier New" w:cs="Courier New" w:hint="default"/>
+      </w:rPr>
+    </w:lvl>
+    <w:lvl w:ilvl="2" w:tplc="04090005" w:tentative="1">
+      <w:start w:val="1"/>
+      <w:numFmt w:val="bullet"/>
+      <w:lvlText w:val=""/>
+      <w:lvlJc w:val="left"/>
+      <w:pPr>
+        <w:ind w:left="2160" w:hanging="360"/>
+      </w:pPr>
+      <w:rPr>
+        <w:rFonts w:ascii="Wingdings" w:hAnsi="Wingdings" w:hint="default"/>
+      </w:rPr>
+    </w:lvl>
+    <w:lvl w:ilvl="3" w:tplc="04090001" w:tentative="1">
+      <w:start w:val="1"/>
+      <w:numFmt w:val="bullet"/>
+      <w:lvlText w:val=""/>
+      <w:lvlJc w:val="left"/>
+      <w:pPr>
+        <w:ind w:left="2880" w:hanging="360"/>
+      </w:pPr>
+      <w:rPr>
+        <w:rFonts w:ascii="Symbol" w:hAnsi="Symbol" w:hint="default"/>
+      </w:rPr>
+    </w:lvl>
+    <w:lvl w:ilvl="4" w:tplc="04090003" w:tentative="1">
+      <w:start w:val="1"/>
+      <w:numFmt w:val="bullet"/>
+      <w:lvlText w:val="o"/>
+      <w:lvlJc w:val="left"/>
+      <w:pPr>
+        <w:ind w:left="3600" w:hanging="360"/>
+      </w:pPr>
+      <w:rPr>
+        <w:rFonts w:ascii="Courier New" w:hAnsi="Courier New" w:cs="Courier New" w:hint="default"/>
+      </w:rPr>
+    </w:lvl>
+    <w:lvl w:ilvl="5" w:tplc="04090005" w:tentative="1">
+      <w:start w:val="1"/>
+      <w:numFmt w:val="bullet"/>
+      <w:lvlText w:val=""/>
+      <w:lvlJc w:val="left"/>
+      <w:pPr>
+        <w:ind w:left="4320" w:hanging="360"/>
+      </w:pPr>
+      <w:rPr>
+        <w:rFonts w:ascii="Wingdings" w:hAnsi="Wingdings" w:hint="default"/>
+      </w:rPr>
+    </w:lvl>
+    <w:lvl w:ilvl="6" w:tplc="04090001" w:tentative="1">
+      <w:start w:val="1"/>
+      <w:numFmt w:val="bullet"/>
+      <w:lvlText w:val=""/>
+      <w:lvlJc w:val="left"/>
+      <w:pPr>
+        <w:ind w:left="5040" w:hanging="360"/>
+      </w:pPr>
+      <w:rPr>
+        <w:rFonts w:ascii="Symbol" w:hAnsi="Symbol" w:hint="default"/>
+      </w:rPr>
+    </w:lvl>
+    <w:lvl w:ilvl="7" w:tplc="04090003" w:tentative="1">
+      <w:start w:val="1"/>
+      <w:numFmt w:val="bullet"/>
+      <w:lvlText w:val="o"/>
+      <w:lvlJc w:val="left"/>
+      <w:pPr>
+        <w:ind w:left="5760" w:hanging="360"/>
+      </w:pPr>
+      <w:rPr>
+        <w:rFonts w:ascii="Courier New" w:hAnsi="Courier New" w:cs="Courier New" w:hint="default"/>
+      </w:rPr>
+    </w:lvl>
+    <w:lvl w:ilvl="8" w:tplc="04090005" w:tentative="1">
+      <w:start w:val="1"/>
+      <w:numFmt w:val="bullet"/>
+      <w:lvlText w:val=""/>
+      <w:lvlJc w:val="left"/>
+      <w:pPr>
+        <w:ind w:left="6480" w:hanging="360"/>
+      </w:pPr>
+      <w:rPr>
+        <w:rFonts w:ascii="Wingdings" w:hAnsi="Wingdings" w:hint="default"/>
+      </w:rPr>
+    </w:lvl>
+  </w:abstractNum>
+  <w:abstractNum w:abstractNumId="22">
     <w:nsid w:val="5D676F9D"/>
     <w:multiLevelType w:val="hybridMultilevel"/>
     <w:tmpl w:val="F2089C6E"/>
@@ -8100,7 +13520,7 @@
       </w:pPr>
     </w:lvl>
   </w:abstractNum>
-  <w:abstractNum w:abstractNumId="13">
+  <w:abstractNum w:abstractNumId="23">
     <w:nsid w:val="5FB744D4"/>
     <w:multiLevelType w:val="hybridMultilevel"/>
     <w:tmpl w:val="81784670"/>
@@ -8213,7 +13633,120 @@
       </w:rPr>
     </w:lvl>
   </w:abstractNum>
-  <w:abstractNum w:abstractNumId="14">
+  <w:abstractNum w:abstractNumId="24">
+    <w:nsid w:val="6613392A"/>
+    <w:multiLevelType w:val="hybridMultilevel"/>
+    <w:tmpl w:val="5DB2DCEE"/>
+    <w:lvl w:ilvl="0" w:tplc="865C1090">
+      <w:start w:val="1"/>
+      <w:numFmt w:val="bullet"/>
+      <w:lvlText w:val=""/>
+      <w:lvlJc w:val="left"/>
+      <w:pPr>
+        <w:ind w:left="720" w:hanging="360"/>
+      </w:pPr>
+      <w:rPr>
+        <w:rFonts w:ascii="Symbol" w:hAnsi="Symbol" w:hint="default"/>
+      </w:rPr>
+    </w:lvl>
+    <w:lvl w:ilvl="1" w:tplc="04090003" w:tentative="1">
+      <w:start w:val="1"/>
+      <w:numFmt w:val="bullet"/>
+      <w:lvlText w:val="o"/>
+      <w:lvlJc w:val="left"/>
+      <w:pPr>
+        <w:ind w:left="1440" w:hanging="360"/>
+      </w:pPr>
+      <w:rPr>
+        <w:rFonts w:ascii="Courier New" w:hAnsi="Courier New" w:cs="Courier New" w:hint="default"/>
+      </w:rPr>
+    </w:lvl>
+    <w:lvl w:ilvl="2" w:tplc="04090005" w:tentative="1">
+      <w:start w:val="1"/>
+      <w:numFmt w:val="bullet"/>
+      <w:lvlText w:val=""/>
+      <w:lvlJc w:val="left"/>
+      <w:pPr>
+        <w:ind w:left="2160" w:hanging="360"/>
+      </w:pPr>
+      <w:rPr>
+        <w:rFonts w:ascii="Wingdings" w:hAnsi="Wingdings" w:hint="default"/>
+      </w:rPr>
+    </w:lvl>
+    <w:lvl w:ilvl="3" w:tplc="04090001" w:tentative="1">
+      <w:start w:val="1"/>
+      <w:numFmt w:val="bullet"/>
+      <w:lvlText w:val=""/>
+      <w:lvlJc w:val="left"/>
+      <w:pPr>
+        <w:ind w:left="2880" w:hanging="360"/>
+      </w:pPr>
+      <w:rPr>
+        <w:rFonts w:ascii="Symbol" w:hAnsi="Symbol" w:hint="default"/>
+      </w:rPr>
+    </w:lvl>
+    <w:lvl w:ilvl="4" w:tplc="04090003" w:tentative="1">
+      <w:start w:val="1"/>
+      <w:numFmt w:val="bullet"/>
+      <w:lvlText w:val="o"/>
+      <w:lvlJc w:val="left"/>
+      <w:pPr>
+        <w:ind w:left="3600" w:hanging="360"/>
+      </w:pPr>
+      <w:rPr>
+        <w:rFonts w:ascii="Courier New" w:hAnsi="Courier New" w:cs="Courier New" w:hint="default"/>
+      </w:rPr>
+    </w:lvl>
+    <w:lvl w:ilvl="5" w:tplc="04090005" w:tentative="1">
+      <w:start w:val="1"/>
+      <w:numFmt w:val="bullet"/>
+      <w:lvlText w:val=""/>
+      <w:lvlJc w:val="left"/>
+      <w:pPr>
+        <w:ind w:left="4320" w:hanging="360"/>
+      </w:pPr>
+      <w:rPr>
+        <w:rFonts w:ascii="Wingdings" w:hAnsi="Wingdings" w:hint="default"/>
+      </w:rPr>
+    </w:lvl>
+    <w:lvl w:ilvl="6" w:tplc="04090001" w:tentative="1">
+      <w:start w:val="1"/>
+      <w:numFmt w:val="bullet"/>
+      <w:lvlText w:val=""/>
+      <w:lvlJc w:val="left"/>
+      <w:pPr>
+        <w:ind w:left="5040" w:hanging="360"/>
+      </w:pPr>
+      <w:rPr>
+        <w:rFonts w:ascii="Symbol" w:hAnsi="Symbol" w:hint="default"/>
+      </w:rPr>
+    </w:lvl>
+    <w:lvl w:ilvl="7" w:tplc="04090003" w:tentative="1">
+      <w:start w:val="1"/>
+      <w:numFmt w:val="bullet"/>
+      <w:lvlText w:val="o"/>
+      <w:lvlJc w:val="left"/>
+      <w:pPr>
+        <w:ind w:left="5760" w:hanging="360"/>
+      </w:pPr>
+      <w:rPr>
+        <w:rFonts w:ascii="Courier New" w:hAnsi="Courier New" w:cs="Courier New" w:hint="default"/>
+      </w:rPr>
+    </w:lvl>
+    <w:lvl w:ilvl="8" w:tplc="04090005" w:tentative="1">
+      <w:start w:val="1"/>
+      <w:numFmt w:val="bullet"/>
+      <w:lvlText w:val=""/>
+      <w:lvlJc w:val="left"/>
+      <w:pPr>
+        <w:ind w:left="6480" w:hanging="360"/>
+      </w:pPr>
+      <w:rPr>
+        <w:rFonts w:ascii="Wingdings" w:hAnsi="Wingdings" w:hint="default"/>
+      </w:rPr>
+    </w:lvl>
+  </w:abstractNum>
+  <w:abstractNum w:abstractNumId="25">
     <w:nsid w:val="662B5D04"/>
     <w:multiLevelType w:val="hybridMultilevel"/>
     <w:tmpl w:val="3FB0918E"/>
@@ -8326,7 +13859,7 @@
       </w:rPr>
     </w:lvl>
   </w:abstractNum>
-  <w:abstractNum w:abstractNumId="15">
+  <w:abstractNum w:abstractNumId="26">
     <w:nsid w:val="6ED70C52"/>
     <w:multiLevelType w:val="hybridMultilevel"/>
     <w:tmpl w:val="B696278C"/>
@@ -8439,7 +13972,7 @@
       </w:rPr>
     </w:lvl>
   </w:abstractNum>
-  <w:abstractNum w:abstractNumId="16">
+  <w:abstractNum w:abstractNumId="27">
     <w:nsid w:val="75B446EB"/>
     <w:multiLevelType w:val="hybridMultilevel"/>
     <w:tmpl w:val="0EA88B0A"/>
@@ -8552,56 +14085,321 @@
       </w:rPr>
     </w:lvl>
   </w:abstractNum>
+  <w:abstractNum w:abstractNumId="28">
+    <w:nsid w:val="79AF1061"/>
+    <w:multiLevelType w:val="hybridMultilevel"/>
+    <w:tmpl w:val="05B690AC"/>
+    <w:lvl w:ilvl="0" w:tplc="865C1090">
+      <w:start w:val="1"/>
+      <w:numFmt w:val="bullet"/>
+      <w:lvlText w:val=""/>
+      <w:lvlJc w:val="left"/>
+      <w:pPr>
+        <w:ind w:left="720" w:hanging="360"/>
+      </w:pPr>
+      <w:rPr>
+        <w:rFonts w:ascii="Symbol" w:hAnsi="Symbol" w:hint="default"/>
+      </w:rPr>
+    </w:lvl>
+    <w:lvl w:ilvl="1" w:tplc="04090003" w:tentative="1">
+      <w:start w:val="1"/>
+      <w:numFmt w:val="bullet"/>
+      <w:lvlText w:val="o"/>
+      <w:lvlJc w:val="left"/>
+      <w:pPr>
+        <w:ind w:left="1440" w:hanging="360"/>
+      </w:pPr>
+      <w:rPr>
+        <w:rFonts w:ascii="Courier New" w:hAnsi="Courier New" w:cs="Courier New" w:hint="default"/>
+      </w:rPr>
+    </w:lvl>
+    <w:lvl w:ilvl="2" w:tplc="04090005" w:tentative="1">
+      <w:start w:val="1"/>
+      <w:numFmt w:val="bullet"/>
+      <w:lvlText w:val=""/>
+      <w:lvlJc w:val="left"/>
+      <w:pPr>
+        <w:ind w:left="2160" w:hanging="360"/>
+      </w:pPr>
+      <w:rPr>
+        <w:rFonts w:ascii="Wingdings" w:hAnsi="Wingdings" w:hint="default"/>
+      </w:rPr>
+    </w:lvl>
+    <w:lvl w:ilvl="3" w:tplc="04090001" w:tentative="1">
+      <w:start w:val="1"/>
+      <w:numFmt w:val="bullet"/>
+      <w:lvlText w:val=""/>
+      <w:lvlJc w:val="left"/>
+      <w:pPr>
+        <w:ind w:left="2880" w:hanging="360"/>
+      </w:pPr>
+      <w:rPr>
+        <w:rFonts w:ascii="Symbol" w:hAnsi="Symbol" w:hint="default"/>
+      </w:rPr>
+    </w:lvl>
+    <w:lvl w:ilvl="4" w:tplc="04090003" w:tentative="1">
+      <w:start w:val="1"/>
+      <w:numFmt w:val="bullet"/>
+      <w:lvlText w:val="o"/>
+      <w:lvlJc w:val="left"/>
+      <w:pPr>
+        <w:ind w:left="3600" w:hanging="360"/>
+      </w:pPr>
+      <w:rPr>
+        <w:rFonts w:ascii="Courier New" w:hAnsi="Courier New" w:cs="Courier New" w:hint="default"/>
+      </w:rPr>
+    </w:lvl>
+    <w:lvl w:ilvl="5" w:tplc="04090005" w:tentative="1">
+      <w:start w:val="1"/>
+      <w:numFmt w:val="bullet"/>
+      <w:lvlText w:val=""/>
+      <w:lvlJc w:val="left"/>
+      <w:pPr>
+        <w:ind w:left="4320" w:hanging="360"/>
+      </w:pPr>
+      <w:rPr>
+        <w:rFonts w:ascii="Wingdings" w:hAnsi="Wingdings" w:hint="default"/>
+      </w:rPr>
+    </w:lvl>
+    <w:lvl w:ilvl="6" w:tplc="04090001" w:tentative="1">
+      <w:start w:val="1"/>
+      <w:numFmt w:val="bullet"/>
+      <w:lvlText w:val=""/>
+      <w:lvlJc w:val="left"/>
+      <w:pPr>
+        <w:ind w:left="5040" w:hanging="360"/>
+      </w:pPr>
+      <w:rPr>
+        <w:rFonts w:ascii="Symbol" w:hAnsi="Symbol" w:hint="default"/>
+      </w:rPr>
+    </w:lvl>
+    <w:lvl w:ilvl="7" w:tplc="04090003" w:tentative="1">
+      <w:start w:val="1"/>
+      <w:numFmt w:val="bullet"/>
+      <w:lvlText w:val="o"/>
+      <w:lvlJc w:val="left"/>
+      <w:pPr>
+        <w:ind w:left="5760" w:hanging="360"/>
+      </w:pPr>
+      <w:rPr>
+        <w:rFonts w:ascii="Courier New" w:hAnsi="Courier New" w:cs="Courier New" w:hint="default"/>
+      </w:rPr>
+    </w:lvl>
+    <w:lvl w:ilvl="8" w:tplc="04090005" w:tentative="1">
+      <w:start w:val="1"/>
+      <w:numFmt w:val="bullet"/>
+      <w:lvlText w:val=""/>
+      <w:lvlJc w:val="left"/>
+      <w:pPr>
+        <w:ind w:left="6480" w:hanging="360"/>
+      </w:pPr>
+      <w:rPr>
+        <w:rFonts w:ascii="Wingdings" w:hAnsi="Wingdings" w:hint="default"/>
+      </w:rPr>
+    </w:lvl>
+  </w:abstractNum>
+  <w:abstractNum w:abstractNumId="29">
+    <w:nsid w:val="7EFC598E"/>
+    <w:multiLevelType w:val="hybridMultilevel"/>
+    <w:tmpl w:val="AED0ED36"/>
+    <w:lvl w:ilvl="0" w:tplc="865C1090">
+      <w:start w:val="1"/>
+      <w:numFmt w:val="bullet"/>
+      <w:lvlText w:val=""/>
+      <w:lvlJc w:val="left"/>
+      <w:pPr>
+        <w:ind w:left="720" w:hanging="360"/>
+      </w:pPr>
+      <w:rPr>
+        <w:rFonts w:ascii="Symbol" w:hAnsi="Symbol" w:hint="default"/>
+      </w:rPr>
+    </w:lvl>
+    <w:lvl w:ilvl="1" w:tplc="04090003" w:tentative="1">
+      <w:start w:val="1"/>
+      <w:numFmt w:val="bullet"/>
+      <w:lvlText w:val="o"/>
+      <w:lvlJc w:val="left"/>
+      <w:pPr>
+        <w:ind w:left="1440" w:hanging="360"/>
+      </w:pPr>
+      <w:rPr>
+        <w:rFonts w:ascii="Courier New" w:hAnsi="Courier New" w:cs="Courier New" w:hint="default"/>
+      </w:rPr>
+    </w:lvl>
+    <w:lvl w:ilvl="2" w:tplc="04090005" w:tentative="1">
+      <w:start w:val="1"/>
+      <w:numFmt w:val="bullet"/>
+      <w:lvlText w:val=""/>
+      <w:lvlJc w:val="left"/>
+      <w:pPr>
+        <w:ind w:left="2160" w:hanging="360"/>
+      </w:pPr>
+      <w:rPr>
+        <w:rFonts w:ascii="Wingdings" w:hAnsi="Wingdings" w:hint="default"/>
+      </w:rPr>
+    </w:lvl>
+    <w:lvl w:ilvl="3" w:tplc="04090001" w:tentative="1">
+      <w:start w:val="1"/>
+      <w:numFmt w:val="bullet"/>
+      <w:lvlText w:val=""/>
+      <w:lvlJc w:val="left"/>
+      <w:pPr>
+        <w:ind w:left="2880" w:hanging="360"/>
+      </w:pPr>
+      <w:rPr>
+        <w:rFonts w:ascii="Symbol" w:hAnsi="Symbol" w:hint="default"/>
+      </w:rPr>
+    </w:lvl>
+    <w:lvl w:ilvl="4" w:tplc="04090003" w:tentative="1">
+      <w:start w:val="1"/>
+      <w:numFmt w:val="bullet"/>
+      <w:lvlText w:val="o"/>
+      <w:lvlJc w:val="left"/>
+      <w:pPr>
+        <w:ind w:left="3600" w:hanging="360"/>
+      </w:pPr>
+      <w:rPr>
+        <w:rFonts w:ascii="Courier New" w:hAnsi="Courier New" w:cs="Courier New" w:hint="default"/>
+      </w:rPr>
+    </w:lvl>
+    <w:lvl w:ilvl="5" w:tplc="04090005" w:tentative="1">
+      <w:start w:val="1"/>
+      <w:numFmt w:val="bullet"/>
+      <w:lvlText w:val=""/>
+      <w:lvlJc w:val="left"/>
+      <w:pPr>
+        <w:ind w:left="4320" w:hanging="360"/>
+      </w:pPr>
+      <w:rPr>
+        <w:rFonts w:ascii="Wingdings" w:hAnsi="Wingdings" w:hint="default"/>
+      </w:rPr>
+    </w:lvl>
+    <w:lvl w:ilvl="6" w:tplc="04090001" w:tentative="1">
+      <w:start w:val="1"/>
+      <w:numFmt w:val="bullet"/>
+      <w:lvlText w:val=""/>
+      <w:lvlJc w:val="left"/>
+      <w:pPr>
+        <w:ind w:left="5040" w:hanging="360"/>
+      </w:pPr>
+      <w:rPr>
+        <w:rFonts w:ascii="Symbol" w:hAnsi="Symbol" w:hint="default"/>
+      </w:rPr>
+    </w:lvl>
+    <w:lvl w:ilvl="7" w:tplc="04090003" w:tentative="1">
+      <w:start w:val="1"/>
+      <w:numFmt w:val="bullet"/>
+      <w:lvlText w:val="o"/>
+      <w:lvlJc w:val="left"/>
+      <w:pPr>
+        <w:ind w:left="5760" w:hanging="360"/>
+      </w:pPr>
+      <w:rPr>
+        <w:rFonts w:ascii="Courier New" w:hAnsi="Courier New" w:cs="Courier New" w:hint="default"/>
+      </w:rPr>
+    </w:lvl>
+    <w:lvl w:ilvl="8" w:tplc="04090005" w:tentative="1">
+      <w:start w:val="1"/>
+      <w:numFmt w:val="bullet"/>
+      <w:lvlText w:val=""/>
+      <w:lvlJc w:val="left"/>
+      <w:pPr>
+        <w:ind w:left="6480" w:hanging="360"/>
+      </w:pPr>
+      <w:rPr>
+        <w:rFonts w:ascii="Wingdings" w:hAnsi="Wingdings" w:hint="default"/>
+      </w:rPr>
+    </w:lvl>
+  </w:abstractNum>
   <w:num w:numId="1">
+    <w:abstractNumId w:val="6"/>
+  </w:num>
+  <w:num w:numId="2">
+    <w:abstractNumId w:val="19"/>
+  </w:num>
+  <w:num w:numId="3">
+    <w:abstractNumId w:val="22"/>
+  </w:num>
+  <w:num w:numId="4">
+    <w:abstractNumId w:val="9"/>
+  </w:num>
+  <w:num w:numId="5">
+    <w:abstractNumId w:val="20"/>
+  </w:num>
+  <w:num w:numId="6">
+    <w:abstractNumId w:val="7"/>
+  </w:num>
+  <w:num w:numId="7">
+    <w:abstractNumId w:val="26"/>
+  </w:num>
+  <w:num w:numId="8">
+    <w:abstractNumId w:val="11"/>
+  </w:num>
+  <w:num w:numId="9">
+    <w:abstractNumId w:val="18"/>
+  </w:num>
+  <w:num w:numId="10">
+    <w:abstractNumId w:val="1"/>
+  </w:num>
+  <w:num w:numId="11">
+    <w:abstractNumId w:val="8"/>
+  </w:num>
+  <w:num w:numId="12">
+    <w:abstractNumId w:val="14"/>
+  </w:num>
+  <w:num w:numId="13">
+    <w:abstractNumId w:val="3"/>
+  </w:num>
+  <w:num w:numId="14">
+    <w:abstractNumId w:val="12"/>
+  </w:num>
+  <w:num w:numId="15">
+    <w:abstractNumId w:val="27"/>
+  </w:num>
+  <w:num w:numId="16">
+    <w:abstractNumId w:val="23"/>
+  </w:num>
+  <w:num w:numId="17">
+    <w:abstractNumId w:val="25"/>
+  </w:num>
+  <w:num w:numId="18">
     <w:abstractNumId w:val="2"/>
   </w:num>
-  <w:num w:numId="2">
+  <w:num w:numId="19">
+    <w:abstractNumId w:val="16"/>
+  </w:num>
+  <w:num w:numId="20">
+    <w:abstractNumId w:val="0"/>
+  </w:num>
+  <w:num w:numId="21">
+    <w:abstractNumId w:val="24"/>
+  </w:num>
+  <w:num w:numId="22">
+    <w:abstractNumId w:val="29"/>
+  </w:num>
+  <w:num w:numId="23">
+    <w:abstractNumId w:val="21"/>
+  </w:num>
+  <w:num w:numId="24">
+    <w:abstractNumId w:val="15"/>
+  </w:num>
+  <w:num w:numId="25">
     <w:abstractNumId w:val="10"/>
   </w:num>
-  <w:num w:numId="3">
-    <w:abstractNumId w:val="12"/>
+  <w:num w:numId="26">
+    <w:abstractNumId w:val="17"/>
   </w:num>
-  <w:num w:numId="4">
-    <w:abstractNumId w:val="5"/>
+  <w:num w:numId="27">
+    <w:abstractNumId w:val="13"/>
   </w:num>
-  <w:num w:numId="5">
-    <w:abstractNumId w:val="11"/>
-  </w:num>
-  <w:num w:numId="6">
-    <w:abstractNumId w:val="3"/>
-  </w:num>
-  <w:num w:numId="7">
-    <w:abstractNumId w:val="15"/>
-  </w:num>
-  <w:num w:numId="8">
-    <w:abstractNumId w:val="6"/>
-  </w:num>
-  <w:num w:numId="9">
-    <w:abstractNumId w:val="9"/>
-  </w:num>
-  <w:num w:numId="10">
-    <w:abstractNumId w:val="0"/>
-  </w:num>
-  <w:num w:numId="11">
+  <w:num w:numId="28">
     <w:abstractNumId w:val="4"/>
   </w:num>
-  <w:num w:numId="12">
-    <w:abstractNumId w:val="8"/>
+  <w:num w:numId="29">
+    <w:abstractNumId w:val="28"/>
   </w:num>
-  <w:num w:numId="13">
-    <w:abstractNumId w:val="1"/>
-  </w:num>
-  <w:num w:numId="14">
-    <w:abstractNumId w:val="7"/>
-  </w:num>
-  <w:num w:numId="15">
-    <w:abstractNumId w:val="16"/>
-  </w:num>
-  <w:num w:numId="16">
-    <w:abstractNumId w:val="13"/>
-  </w:num>
-  <w:num w:numId="17">
-    <w:abstractNumId w:val="14"/>
+  <w:num w:numId="30">
+    <w:abstractNumId w:val="5"/>
   </w:num>
 </w:numbering>
 </file>
